--- a/docs/HM_Trading_Institute.docx
+++ b/docs/HM_Trading_Institute.docx
@@ -2,303 +2,40 @@
 <file path=word/document.xml><?xml version="1.0" encoding="utf-8"?>
 <w:document xmlns:wpc="http://schemas.microsoft.com/office/word/2010/wordprocessingCanvas" xmlns:mo="http://schemas.microsoft.com/office/mac/office/2008/main" xmlns:mc="http://schemas.openxmlformats.org/markup-compatibility/2006" xmlns:mv="urn:schemas-microsoft-com:mac:vml" xmlns:o="urn:schemas-microsoft-com:office:office" xmlns:r="http://schemas.openxmlformats.org/officeDocument/2006/relationships" xmlns:m="http://schemas.openxmlformats.org/officeDocument/2006/math" xmlns:v="urn:schemas-microsoft-com:vml" xmlns:wp14="http://schemas.microsoft.com/office/word/2010/wordprocessingDrawing" xmlns:wp="http://schemas.openxmlformats.org/drawingml/2006/wordprocessingDrawing" xmlns:w10="urn:schemas-microsoft-com:office:word" xmlns:w="http://schemas.openxmlformats.org/wordprocessingml/2006/main" xmlns:w14="http://schemas.microsoft.com/office/word/2010/wordml" xmlns:wpg="http://schemas.microsoft.com/office/word/2010/wordprocessingGroup" xmlns:wpi="http://schemas.microsoft.com/office/word/2010/wordprocessingInk" xmlns:wne="http://schemas.microsoft.com/office/word/2006/wordml" xmlns:wps="http://schemas.microsoft.com/office/word/2010/wordprocessingShape" mc:Ignorable="w14 wp14">
   <w:body>
-    <w:tbl>
-      <w:tblPr>
-        <w:tblW w:type="auto" w:w="0"/>
-        <w:jc w:val="center"/>
-        <w:tblLayout w:type="fixed"/>
-        <w:tblLook w:firstColumn="1" w:firstRow="1" w:lastColumn="0" w:lastRow="0" w:noHBand="0" w:noVBand="1" w:val="04A0"/>
-        <w:tblBorders>
-          <w:top w:val="nil"/>
-          <w:left w:val="nil"/>
-          <w:bottom w:val="nil"/>
-          <w:right w:val="nil"/>
-          <w:insideH w:val="nil"/>
-          <w:insideV w:val="nil"/>
-        </w:tblBorders>
-      </w:tblPr>
-      <w:tblGrid>
-        <w:gridCol w:w="9411"/>
-      </w:tblGrid>
-      <w:tr>
-        <w:trPr>
-          <w:trHeight w:val="14117" w:hRule="exact"/>
-          <w:cantSplit/>
-        </w:trPr>
-        <w:tc>
-          <w:tcPr>
-            <w:tcW w:type="dxa" w:w="9411"/>
-            <w:shd w:val="clear" w:color="auto" w:fill="0A0815"/>
-            <w:tcMar>
-              <w:top w:w="280" w:type="dxa"/>
-              <w:bottom w:w="280" w:type="dxa"/>
-              <w:start w:w="560" w:type="dxa"/>
-              <w:end w:w="560" w:type="dxa"/>
-            </w:tcMar>
-            <w:vAlign w:val="center"/>
-            <w:shd w:val="clear" w:color="auto" w:fill="F5F3FF"/>
-          </w:tcPr>
-          <w:p>
-            <w:r/>
-          </w:p>
-          <w:p>
-            <w:pPr>
-              <w:spacing w:before="0" w:after="360"/>
-              <w:jc w:val="center"/>
-            </w:pPr>
-            <w:r>
-              <w:rPr>
-                <w:rFonts w:ascii="Calibri" w:hAnsi="Calibri"/>
-                <w:b w:val="0"/>
-                <w:i w:val="0"/>
-                <w:color w:val="7C3AED"/>
-                <w:sz w:val="20"/>
-              </w:rPr>
-              <w:t>████</w:t>
-            </w:r>
-            <w:r>
-              <w:rPr>
-                <w:rFonts w:ascii="Calibri" w:hAnsi="Calibri"/>
-                <w:b w:val="0"/>
-                <w:i w:val="0"/>
-                <w:color w:val="D946EF"/>
-                <w:sz w:val="20"/>
-              </w:rPr>
-              <w:t>████</w:t>
-            </w:r>
-            <w:r>
-              <w:rPr>
-                <w:rFonts w:ascii="Calibri" w:hAnsi="Calibri"/>
-                <w:b w:val="0"/>
-                <w:i w:val="0"/>
-                <w:color w:val="F43F5E"/>
-                <w:sz w:val="20"/>
-              </w:rPr>
-              <w:t>████</w:t>
-            </w:r>
-            <w:r>
-              <w:rPr>
-                <w:rFonts w:ascii="Calibri" w:hAnsi="Calibri"/>
-                <w:b w:val="0"/>
-                <w:i w:val="0"/>
-                <w:color w:val="FB923C"/>
-                <w:sz w:val="20"/>
-              </w:rPr>
-              <w:t>████</w:t>
-            </w:r>
-          </w:p>
-          <w:p>
-            <w:pPr>
-              <w:spacing w:before="0" w:after="200"/>
-              <w:jc w:val="center"/>
-            </w:pPr>
-            <w:r>
-              <w:rPr>
-                <w:rFonts w:ascii="Calibri" w:hAnsi="Calibri"/>
-                <w:b/>
-                <w:i w:val="0"/>
-                <w:color w:val="FB923C"/>
-                <w:sz w:val="23"/>
-                <w:spacing w:val="40"/>
-              </w:rPr>
-              <w:t>CONFIDENTIAL INVESTOR &amp; TECHNICAL BRIEF</w:t>
-            </w:r>
-          </w:p>
-          <w:p>
-            <w:pPr>
-              <w:spacing w:before="0" w:after="40"/>
-              <w:jc w:val="center"/>
-            </w:pPr>
-            <w:r>
-              <w:rPr>
-                <w:rFonts w:ascii="Calibri" w:hAnsi="Calibri"/>
-                <w:b/>
-                <w:i w:val="0"/>
-                <w:color w:val="FFFFFF"/>
-                <w:sz w:val="80"/>
-              </w:rPr>
-              <w:t>H~M Trading Institute</w:t>
-            </w:r>
-          </w:p>
-          <w:p>
-            <w:pPr>
-              <w:spacing w:before="0" w:after="440"/>
-              <w:jc w:val="center"/>
-            </w:pPr>
-            <w:r>
-              <w:rPr>
-                <w:rFonts w:ascii="Calibri" w:hAnsi="Calibri"/>
-                <w:b/>
-                <w:i w:val="0"/>
-                <w:color w:val="D946EF"/>
-                <w:sz w:val="44"/>
-              </w:rPr>
-              <w:t>Investor &amp; Technical Brief</w:t>
-            </w:r>
-          </w:p>
-          <w:p>
-            <w:pPr>
-              <w:spacing w:before="0" w:after="560"/>
-              <w:jc w:val="center"/>
-            </w:pPr>
-            <w:r>
-              <w:rPr>
-                <w:rFonts w:ascii="Calibri" w:hAnsi="Calibri"/>
-                <w:b w:val="0"/>
-                <w:i/>
-                <w:color w:val="D9CCEF"/>
-                <w:sz w:val="26"/>
-              </w:rPr>
-              <w:t>AI-assisted trading research, built for African retail investors — subscription SaaS, Nigerian entity, live engineering.</w:t>
-            </w:r>
-          </w:p>
-          <w:p>
-            <w:pPr>
-              <w:spacing w:before="0" w:after="520"/>
-              <w:jc w:val="center"/>
-            </w:pPr>
-            <w:r>
-              <w:rPr>
-                <w:rFonts w:ascii="Calibri" w:hAnsi="Calibri"/>
-                <w:b w:val="0"/>
-                <w:i w:val="0"/>
-                <w:color w:val="7C3AED"/>
-                <w:sz w:val="12"/>
-              </w:rPr>
-              <w:t>▬▬▬▬▬▬▬▬▬▬</w:t>
-            </w:r>
-            <w:r>
-              <w:rPr>
-                <w:rFonts w:ascii="Calibri" w:hAnsi="Calibri"/>
-                <w:b w:val="0"/>
-                <w:i w:val="0"/>
-                <w:color w:val="D946EF"/>
-                <w:sz w:val="12"/>
-              </w:rPr>
-              <w:t>▬▬▬▬▬▬▬▬▬▬</w:t>
-            </w:r>
-            <w:r>
-              <w:rPr>
-                <w:rFonts w:ascii="Calibri" w:hAnsi="Calibri"/>
-                <w:b w:val="0"/>
-                <w:i w:val="0"/>
-                <w:color w:val="F43F5E"/>
-                <w:sz w:val="12"/>
-              </w:rPr>
-              <w:t>▬▬▬▬▬▬▬▬▬▬</w:t>
-            </w:r>
-            <w:r>
-              <w:rPr>
-                <w:rFonts w:ascii="Calibri" w:hAnsi="Calibri"/>
-                <w:b w:val="0"/>
-                <w:i w:val="0"/>
-                <w:color w:val="FB923C"/>
-                <w:sz w:val="12"/>
-              </w:rPr>
-              <w:t>▬▬▬▬▬▬▬▬▬▬</w:t>
-            </w:r>
-          </w:p>
-          <w:p>
-            <w:pPr>
-              <w:spacing w:before="0" w:after="80"/>
-              <w:jc w:val="center"/>
-            </w:pPr>
-            <w:r>
-              <w:rPr>
-                <w:rFonts w:ascii="Calibri" w:hAnsi="Calibri"/>
-                <w:b/>
-                <w:i w:val="0"/>
-                <w:color w:val="FFFFFF"/>
-                <w:sz w:val="22"/>
-              </w:rPr>
-              <w:t xml:space="preserve">Prepared: </w:t>
-            </w:r>
-            <w:r>
-              <w:rPr>
-                <w:rFonts w:ascii="Calibri" w:hAnsi="Calibri"/>
-                <w:b w:val="0"/>
-                <w:i w:val="0"/>
-                <w:color w:val="D9CCEF"/>
-                <w:sz w:val="22"/>
-              </w:rPr>
-              <w:t>August 2026</w:t>
-            </w:r>
-          </w:p>
-          <w:p>
-            <w:pPr>
-              <w:spacing w:before="0" w:after="80"/>
-              <w:jc w:val="center"/>
-            </w:pPr>
-            <w:r>
-              <w:rPr>
-                <w:rFonts w:ascii="Calibri" w:hAnsi="Calibri"/>
-                <w:b/>
-                <w:i w:val="0"/>
-                <w:color w:val="FFFFFF"/>
-                <w:sz w:val="22"/>
-              </w:rPr>
-              <w:t xml:space="preserve">Status: </w:t>
-            </w:r>
-            <w:r>
-              <w:rPr>
-                <w:rFonts w:ascii="Calibri" w:hAnsi="Calibri"/>
-                <w:b w:val="0"/>
-                <w:i w:val="0"/>
-                <w:color w:val="D9CCEF"/>
-                <w:sz w:val="22"/>
-              </w:rPr>
-              <w:t>Pre-launch — engineering complete through core platform, admin, billing and monitoring phases</w:t>
-            </w:r>
-          </w:p>
-          <w:p>
-            <w:pPr>
-              <w:spacing w:before="0" w:after="960"/>
-              <w:jc w:val="center"/>
-            </w:pPr>
-            <w:r>
-              <w:rPr>
-                <w:rFonts w:ascii="Calibri" w:hAnsi="Calibri"/>
-                <w:b/>
-                <w:i w:val="0"/>
-                <w:color w:val="FFFFFF"/>
-                <w:sz w:val="22"/>
-              </w:rPr>
-              <w:t xml:space="preserve">Contact: </w:t>
-            </w:r>
-            <w:r>
-              <w:rPr>
-                <w:rFonts w:ascii="Calibri" w:hAnsi="Calibri"/>
-                <w:b w:val="0"/>
-                <w:i w:val="0"/>
-                <w:color w:val="D9CCEF"/>
-                <w:sz w:val="22"/>
-              </w:rPr>
-              <w:t>[founder email / phone] — hmtrade-business.com</w:t>
-            </w:r>
-          </w:p>
-          <w:p>
-            <w:pPr>
-              <w:spacing w:before="0" w:after="0"/>
-              <w:jc w:val="center"/>
-            </w:pPr>
-            <w:r>
-              <w:rPr>
-                <w:rFonts w:ascii="Calibri" w:hAnsi="Calibri"/>
-                <w:b/>
-                <w:i w:val="0"/>
-                <w:color w:val="FB923C"/>
-                <w:sz w:val="18"/>
-                <w:spacing w:val="30"/>
-              </w:rPr>
-              <w:t>CONFIDENTIAL — PREPARED FOR INVESTOR REVIEW ONLY</w:t>
-            </w:r>
-          </w:p>
-        </w:tc>
-      </w:tr>
-    </w:tbl>
+    <w:p>
+      <w:pPr>
+        <w:pStyle w:val="Heading1"/>
+      </w:pPr>
+      <w:r>
+        <w:t>H~M Trading Institute</w:t>
+      </w:r>
+    </w:p>
+    <w:p>
+      <w:pPr>
+        <w:pStyle w:val="Heading2"/>
+      </w:pPr>
+      <w:r>
+        <w:t>QuantLab — The Quant Research OS</w:t>
+      </w:r>
+    </w:p>
     <w:p>
       <w:r>
-        <w:br w:type="page"/>
+        <w:t>CONFIDENTIAL INVESTOR &amp; TECHNICAL BRIEF — revised 2026-08-22</w:t>
+      </w:r>
+    </w:p>
+    <w:p>
+      <w:r>
+        <w:t>AI-assisted quantitative research for African retail investors — subscription SaaS, Nigerian entity, production-grade engineering.</w:t>
+      </w:r>
+    </w:p>
+    <w:p>
+      <w:r>
+        <w:t>Prepared: August 2026 · Status: Phase 0 complete, MVP production-live · Contact: mustaphahabib270@gmail.com · hmtrade.business</w:t>
+      </w:r>
+    </w:p>
+    <w:p>
+      <w:r>
+        <w:t>Confidential — prepared for investor &amp; technical-partner review. Figures marked ≈ are indicative planning estimates; the full financial model is reproduced in Section 15 with all assumptions stated.</w:t>
       </w:r>
     </w:p>
     <w:p>
@@ -306,84 +43,712 @@
         <w:pStyle w:val="Heading1"/>
       </w:pPr>
       <w:r>
-        <w:t>Table of Contents</w:t>
+        <w:t>Executive Summary — Why This Matters Now</w:t>
       </w:r>
     </w:p>
     <w:p>
       <w:r>
-        <w:fldChar w:fldCharType="begin"/>
-      </w:r>
-      <w:r>
-        <w:instrText xml:space="preserve"> TOC \o "1-3" \h \z \u </w:instrText>
-      </w:r>
-      <w:r>
-        <w:fldChar w:fldCharType="separate"/>
-      </w:r>
-      <w:r>
-        <w:t>Table of contents - open in Word/LibreOffice and update fields to populate.</w:t>
-      </w:r>
-      <w:r>
-        <w:fldChar w:fldCharType="end"/>
+        <w:t>Africa's retail investors are the last major market with access to execution but no access to research. Brokerages let them buy; nothing helps them think. Every institutional-grade research tool is priced in USD, built for Western rails, and closed to them — while the AI that made research cheap to operate is available per-token to anyone with an API key. H~M Trading Institute closes that gap with QuantLab: a production-grade, multi-user research platform that is engineered, deployed, and running today.</w:t>
       </w:r>
     </w:p>
     <w:p>
       <w:r>
-        <w:br w:type="page"/>
+        <w:t>What is live right now (verified 2026-08-22):</w:t>
       </w:r>
     </w:p>
     <w:p>
       <w:pPr>
-        <w:pStyle w:val="Heading1"/>
+        <w:pStyle w:val="ListBullet"/>
       </w:pPr>
       <w:r>
-        <w:t>Executive Summary</w:t>
+        <w:t>MVP run loop verified end-to-end — prompt → queued → claim → engine → artifacts → completed, with live progress streaming (React SPA on Vercel, Python worker on Railway, Supabase backend).</w:t>
+      </w:r>
+    </w:p>
+    <w:p>
+      <w:pPr>
+        <w:pStyle w:val="ListBullet"/>
+      </w:pPr>
+      <w:r>
+        <w:t>Shadow Account LIVE — the full trade-journal → behavior profile → shadow backtest → HTML report path, Premium tier. Migration applied 2026-08-22; two worker integration bugs found and fixed en route (BUG-ENG-4, BUG-ENG-5), 83 hermetic tests green.</w:t>
+      </w:r>
+    </w:p>
+    <w:p>
+      <w:pPr>
+        <w:pStyle w:val="ListBullet"/>
+      </w:pPr>
+      <w:r>
+        <w:t>Billing test-ready — Paystack NGN checkout, subscription webhooks, HMAC-SHA512 verification; E2E harness 8/9 PASS, 0 FAIL (test mode).</w:t>
+      </w:r>
+    </w:p>
+    <w:p>
+      <w:pPr>
+        <w:pStyle w:val="ListBullet"/>
+      </w:pPr>
+      <w:r>
+        <w:t>Admin dashboard shipped — suspension gates, user management, audit trails, database-level enforcement (10 RPCs).</w:t>
+      </w:r>
+    </w:p>
+    <w:p>
+      <w:pPr>
+        <w:pStyle w:val="ListBullet"/>
+      </w:pPr>
+      <w:r>
+        <w:t>BYOK (Bring-Your-Own-Key) model — zero LLM cost-of-goods-sold; customers run unlimited research on their own DeepSeek key; platform never proxies or marks up model calls.</w:t>
+      </w:r>
+    </w:p>
+    <w:p>
+      <w:pPr>
+        <w:pStyle w:val="ListBullet"/>
+      </w:pPr>
+      <w:r>
+        <w:t>Monitoring live — Sentry frontend + worker, structured JSON logs, /health endpoint.</w:t>
       </w:r>
     </w:p>
     <w:p>
       <w:r>
-        <w:t>H~M Trading Institute is a multi-user subscription platform that gives retail investors in Nigeria and across Africa institutional-grade AI trading research — the same class of agentic analysis, backtesting and market scanning used by professional desks — at a price an individual can afford. Users bring their own DeepSeek API key (a BYOK model); the platform provides everything around it: signup, secure key storage, run queueing, a 462-alpha research engine, swarm orchestration, results rendering, and NGN billing via Paystack.</w:t>
+        <w:t>The structural unlock: a ~$15/month infrastructure footprint, &gt;98% gross margin, and a community-led GTM pattern that built African fintech — creator channels, trading communities, referral loops. This document is written so an investor or technical partner can understand the system end-to-end: market problem, current MVP state, architecture, roadmap, and the exact financial model (Section 15) for a $50,000 pre-seed that funds 12 months of runway.</w:t>
+      </w:r>
+    </w:p>
+    <w:p>
+      <w:pPr>
+        <w:pStyle w:val="Heading2"/>
+      </w:pPr>
+      <w:r>
+        <w:t>1. The Problem — The Research Gap</w:t>
       </w:r>
     </w:p>
     <w:p>
       <w:r>
-        <w:t>The BYOK design is the core of the unit economics: the customer pays the LLM provider directly, so the platform's revenue is subscription with structurally near-zero variable cost per user. Every subscription tier is unlimited-run; gross margin is therefore high by construction, and the pricing (₦20,000 / ₦35,000 / ₦75,000 per month ≈ US$12–47) sits far below the cost of Western equivalents while using local payment rails.</w:t>
+        <w:t>Retail investors in Nigeria and across emerging markets face a research gap. Professional-grade trading research — quantitative alpha screening, multi-asset backtesting, news-and-data synthesis — is either locked inside institutions, priced in USD for Western salaries, or buried inside fragmented tools built for US/EU infrastructure (USD pricing, foreign card rails, no local context).</w:t>
       </w:r>
     </w:p>
     <w:p>
       <w:r>
-        <w:t>We are pre-launch and seeking investment to do three things: (1) take the finished platform to market with a real acquisition budget, (2) complete the compliance and entity layer a Nigerian financial-research business must have, and (3) expand the product surface (public API, mobile, international billing) that turns a local launch into a pan-African company. The engineering is done — the capital is for the company, not the code.</w:t>
+        <w:t>Meanwhile, tools that do exist for African retail (fractional brokerage, investment apps) are execution platforms. They let users buy but do not help them think. The result: self-directed traders make decisions on sentiment, with no accessible research layer — exactly when AI made such a layer cheap to operate.</w:t>
       </w:r>
     </w:p>
     <w:p>
       <w:r>
-        <w:rPr>
-          <w:i/>
-        </w:rPr>
-        <w:t xml:space="preserve">This document is written so a technical partner can explain the system end-to-end: </w:t>
+        <w:t>Two structural facts make this solvable today: (1) frontier LLMs are available per-token to anyone with an API key, and (2) a BYOK model lets a platform operator offer unlimited AI research without bearing model cost. The customer pays for intelligence; the platform sells the product around it.</w:t>
       </w:r>
+    </w:p>
+    <w:p>
+      <w:pPr>
+        <w:pStyle w:val="Heading2"/>
+      </w:pPr>
       <w:r>
-        <w:rPr>
-          <w:i/>
-        </w:rPr>
-        <w:t>market problem, infrastructure rationale, architecture, user/admin design flows, functional and non-functional requirements, data and security model, and the phased delivery record (Sections 2–13).</w:t>
+        <w:t>2. The Solution — QuantLab (MVP, live)</w:t>
       </w:r>
     </w:p>
     <w:p>
       <w:r>
-        <w:br w:type="page"/>
+        <w:t>A web application where a user signs up, connects their own DeepSeek API key, and launches AI trading-research agents: natural-language prompts become runs that scan markets, backtest strategies, analyze uploaded data, and return rendered artifacts (charts, tables, reports) with live progress streaming. Three subscription tiers gate capability depth, not usage — all tiers are unlimited runs.</w:t>
+      </w:r>
+    </w:p>
+    <w:tbl>
+      <w:tblPr>
+        <w:tblStyle w:val="LightGrid-Accent1"/>
+        <w:tblW w:type="auto" w:w="0"/>
+        <w:tblLook w:firstColumn="1" w:firstRow="1" w:lastColumn="0" w:lastRow="0" w:noHBand="0" w:noVBand="1" w:val="04A0"/>
+      </w:tblPr>
+      <w:tblGrid>
+        <w:gridCol w:w="2409"/>
+        <w:gridCol w:w="2409"/>
+        <w:gridCol w:w="2409"/>
+        <w:gridCol w:w="2409"/>
+      </w:tblGrid>
+      <w:tr>
+        <w:tc>
+          <w:tcPr>
+            <w:tcW w:type="dxa" w:w="2409"/>
+          </w:tcPr>
+          <w:p>
+            <w:r>
+              <w:rPr>
+                <w:b/>
+              </w:rPr>
+              <w:t>Tier</w:t>
+            </w:r>
+          </w:p>
+        </w:tc>
+        <w:tc>
+          <w:tcPr>
+            <w:tcW w:type="dxa" w:w="2409"/>
+          </w:tcPr>
+          <w:p>
+            <w:r>
+              <w:rPr>
+                <w:b/>
+              </w:rPr>
+              <w:t>Price (NGN/mo)</w:t>
+            </w:r>
+          </w:p>
+        </w:tc>
+        <w:tc>
+          <w:tcPr>
+            <w:tcW w:type="dxa" w:w="2409"/>
+          </w:tcPr>
+          <w:p>
+            <w:r>
+              <w:rPr>
+                <w:b/>
+              </w:rPr>
+              <w:t>≈USD/mo</w:t>
+            </w:r>
+          </w:p>
+        </w:tc>
+        <w:tc>
+          <w:tcPr>
+            <w:tcW w:type="dxa" w:w="2409"/>
+          </w:tcPr>
+          <w:p>
+            <w:r>
+              <w:rPr>
+                <w:b/>
+              </w:rPr>
+              <w:t>Capabilities</w:t>
+            </w:r>
+          </w:p>
+        </w:tc>
+      </w:tr>
+      <w:tr>
+        <w:tc>
+          <w:tcPr>
+            <w:tcW w:type="dxa" w:w="2409"/>
+          </w:tcPr>
+          <w:p>
+            <w:r>
+              <w:t>Starter</w:t>
+            </w:r>
+          </w:p>
+        </w:tc>
+        <w:tc>
+          <w:tcPr>
+            <w:tcW w:type="dxa" w:w="2409"/>
+          </w:tcPr>
+          <w:p>
+            <w:r>
+              <w:t>₦20,000</w:t>
+            </w:r>
+          </w:p>
+        </w:tc>
+        <w:tc>
+          <w:tcPr>
+            <w:tcW w:type="dxa" w:w="2409"/>
+          </w:tcPr>
+          <w:p>
+            <w:r>
+              <w:t>$20,000</w:t>
+            </w:r>
+          </w:p>
+        </w:tc>
+        <w:tc>
+          <w:tcPr>
+            <w:tcW w:type="dxa" w:w="2409"/>
+          </w:tcPr>
+          <w:p>
+            <w:r>
+              <w:t>Single-agent research runs, unlimited</w:t>
+            </w:r>
+          </w:p>
+        </w:tc>
+      </w:tr>
+      <w:tr>
+        <w:tc>
+          <w:tcPr>
+            <w:tcW w:type="dxa" w:w="2409"/>
+          </w:tcPr>
+          <w:p>
+            <w:r>
+              <w:t>Pro</w:t>
+            </w:r>
+          </w:p>
+        </w:tc>
+        <w:tc>
+          <w:tcPr>
+            <w:tcW w:type="dxa" w:w="2409"/>
+          </w:tcPr>
+          <w:p>
+            <w:r>
+              <w:t>₦35,000</w:t>
+            </w:r>
+          </w:p>
+        </w:tc>
+        <w:tc>
+          <w:tcPr>
+            <w:tcW w:type="dxa" w:w="2409"/>
+          </w:tcPr>
+          <w:p>
+            <w:r>
+              <w:t>$35,000</w:t>
+            </w:r>
+          </w:p>
+        </w:tc>
+        <w:tc>
+          <w:tcPr>
+            <w:tcW w:type="dxa" w:w="2409"/>
+          </w:tcPr>
+          <w:p>
+            <w:r>
+              <w:t>Starter + Swarm orchestration (30 presets)</w:t>
+            </w:r>
+          </w:p>
+        </w:tc>
+      </w:tr>
+      <w:tr>
+        <w:tc>
+          <w:tcPr>
+            <w:tcW w:type="dxa" w:w="2409"/>
+          </w:tcPr>
+          <w:p>
+            <w:r>
+              <w:t>Premium</w:t>
+            </w:r>
+          </w:p>
+        </w:tc>
+        <w:tc>
+          <w:tcPr>
+            <w:tcW w:type="dxa" w:w="2409"/>
+          </w:tcPr>
+          <w:p>
+            <w:r>
+              <w:t>₦75,000</w:t>
+            </w:r>
+          </w:p>
+        </w:tc>
+        <w:tc>
+          <w:tcPr>
+            <w:tcW w:type="dxa" w:w="2409"/>
+          </w:tcPr>
+          <w:p>
+            <w:r>
+              <w:t>$75,000</w:t>
+            </w:r>
+          </w:p>
+        </w:tc>
+        <w:tc>
+          <w:tcPr>
+            <w:tcW w:type="dxa" w:w="2409"/>
+          </w:tcPr>
+          <w:p>
+            <w:r>
+              <w:t>Pro + attachments + Shadow Account (journal analysis)</w:t>
+            </w:r>
+          </w:p>
+        </w:tc>
+      </w:tr>
+    </w:tbl>
+    <w:p>
+      <w:r>
+        <w:t>Users pay DeepSeek directly for tokens (typically a small monthly LLM bill). The platform charges a flat prepaid subscription for the research product around it. A soft safety net of 30 runs/hour/user prevents abuse without creating a business quota.</w:t>
       </w:r>
     </w:p>
     <w:p>
       <w:pPr>
-        <w:pStyle w:val="Heading1"/>
+        <w:pStyle w:val="Heading3"/>
       </w:pPr>
       <w:r>
-        <w:t>1 · Why We Need Investors</w:t>
+        <w:t>2.1 Why BYOK (Bring-Your-Own-Key)</w:t>
+      </w:r>
+    </w:p>
+    <w:p>
+      <w:pPr>
+        <w:pStyle w:val="ListBullet"/>
+      </w:pPr>
+      <w:r>
+        <w:t>Zero LLM margin risk — the platform never proxies or marks up model calls.</w:t>
+      </w:r>
+    </w:p>
+    <w:p>
+      <w:pPr>
+        <w:pStyle w:val="ListBullet"/>
+      </w:pPr>
+      <w:r>
+        <w:t>Trust — user keys are encrypted in Supabase Vault; the platform never sees or spends them.</w:t>
+      </w:r>
+    </w:p>
+    <w:p>
+      <w:pPr>
+        <w:pStyle w:val="ListBullet"/>
+      </w:pPr>
+      <w:r>
+        <w:t>Unlimited is true — since tokens are the customer's, 'unlimited runs' is a genuine statement.</w:t>
+      </w:r>
+    </w:p>
+    <w:p>
+      <w:pPr>
+        <w:pStyle w:val="ListBullet"/>
+      </w:pPr>
+      <w:r>
+        <w:t>Simplified compliance — no handling of customer LLM content through our payment flow.</w:t>
+      </w:r>
+    </w:p>
+    <w:p>
+      <w:pPr>
+        <w:pStyle w:val="Heading3"/>
+      </w:pPr>
+      <w:r>
+        <w:t>2.2 Shadow Account (live 2026-08-22)</w:t>
       </w:r>
     </w:p>
     <w:p>
       <w:r>
-        <w:t>The platform is engineered and shipped through seven delivery phases; what it has never had is capital. Three concrete gaps require it:</w:t>
+        <w:t>A first-class Premium run kind: the user uploads a broker trade journal (CSV/XLSX/JSON), and the engine profiles their behavior, extracts an explicit 'shadow strategy', backtests it against their actual trades, and renders an HTML report. Migration applied to production 2026-08-22; the worker path was proven end-to-end via a live smoke run, during which two latent integration bugs were found and fixed (Sections 6.3, 11).</w:t>
+      </w:r>
+    </w:p>
+    <w:p>
+      <w:pPr>
+        <w:pStyle w:val="Heading2"/>
+      </w:pPr>
+      <w:r>
+        <w:t>3. Why This Infrastructure — Capital-Efficient Design</w:t>
+      </w:r>
+    </w:p>
+    <w:p>
+      <w:r>
+        <w:t>No traditional backend server at MVP: Supabase (PostgreSQL 17 + Auth + Storage + Vault + Realtime + Edge Functions) is the entire backend. RLS and SECURITY DEFINER RPCs enforce access in the database — the most audit-friendly security model available.</w:t>
+      </w:r>
+    </w:p>
+    <w:p>
+      <w:pPr>
+        <w:pStyle w:val="ListBullet"/>
+      </w:pPr>
+      <w:r>
+        <w:t>Paystack only, NGN — Nigerian entity; Stripe cannot onboard Nigerian businesses. Hosted checkout, recurring plans, signed webhooks (HMAC-SHA512) handle billing end-to-end. Stripe is designed for (provider-agnostic model) but deferred until the entity/Atlas path is real (R1-Q6).</w:t>
+      </w:r>
+    </w:p>
+    <w:p>
+      <w:pPr>
+        <w:pStyle w:val="ListBullet"/>
+      </w:pPr>
+      <w:r>
+        <w:t>Python polling worker — runs are claimed with FOR UPDATE SKIP LOCKED: atomic, no Redis, safe with N workers. Each run executes in its own subprocess (engine uses process-global singletons).</w:t>
+      </w:r>
+    </w:p>
+    <w:p>
+      <w:pPr>
+        <w:pStyle w:val="ListBullet"/>
+      </w:pPr>
+      <w:r>
+        <w:t>Cloudflare at the edge — zone, DNS, WAF, SSL (Full strict) live on hmtrade.business; R2 + Queues + Workers API gateway are the Phase 1+ target. Cloudflare Workers cannot run the engine (V8 isolates), so compute stays on Railway (D15).</w:t>
+      </w:r>
+    </w:p>
+    <w:p>
+      <w:pPr>
+        <w:pStyle w:val="ListBullet"/>
+      </w:pPr>
+      <w:r>
+        <w:t>BYOK decouples model economics — see §2.1.</w:t>
+      </w:r>
+    </w:p>
+    <w:p>
+      <w:pPr>
+        <w:pStyle w:val="ListBullet"/>
+      </w:pPr>
+      <w:r>
+        <w:t>Observability from day one — Sentry on frontend + worker, structured JSON logs with run IDs, /health endpoint.</w:t>
+      </w:r>
+    </w:p>
+    <w:p>
+      <w:r>
+        <w:t>Result: a production-grade, multi-tenant research platform whose monthly infrastructure cost is ~$12 before scale — the margin structure an investor can underwrite.</w:t>
+      </w:r>
+    </w:p>
+    <w:p>
+      <w:pPr>
+        <w:pStyle w:val="Heading2"/>
+      </w:pPr>
+      <w:r>
+        <w:t>4. System Architecture — End-to-End View</w:t>
+      </w:r>
+    </w:p>
+    <w:tbl>
+      <w:tblPr>
+        <w:tblStyle w:val="LightGrid-Accent1"/>
+        <w:tblW w:type="auto" w:w="0"/>
+        <w:tblLook w:firstColumn="1" w:firstRow="1" w:lastColumn="0" w:lastRow="0" w:noHBand="0" w:noVBand="1" w:val="04A0"/>
+      </w:tblPr>
+      <w:tblGrid>
+        <w:gridCol w:w="4819"/>
+        <w:gridCol w:w="4819"/>
+      </w:tblGrid>
+      <w:tr>
+        <w:tc>
+          <w:tcPr>
+            <w:tcW w:type="dxa" w:w="4819"/>
+          </w:tcPr>
+          <w:p>
+            <w:r>
+              <w:rPr>
+                <w:b/>
+              </w:rPr>
+              <w:t>Layer</w:t>
+            </w:r>
+          </w:p>
+        </w:tc>
+        <w:tc>
+          <w:tcPr>
+            <w:tcW w:type="dxa" w:w="4819"/>
+          </w:tcPr>
+          <w:p>
+            <w:r>
+              <w:rPr>
+                <w:b/>
+              </w:rPr>
+              <w:t>What it is</w:t>
+            </w:r>
+          </w:p>
+        </w:tc>
+      </w:tr>
+      <w:tr>
+        <w:tc>
+          <w:tcPr>
+            <w:tcW w:type="dxa" w:w="4819"/>
+          </w:tcPr>
+          <w:p>
+            <w:r>
+              <w:t>Frontend</w:t>
+            </w:r>
+          </w:p>
+        </w:tc>
+        <w:tc>
+          <w:tcPr>
+            <w:tcW w:type="dxa" w:w="4819"/>
+          </w:tcPr>
+          <w:p>
+            <w:r>
+              <w:t>React 19 + Vite SPA (25+ pages: public, user, admin surfaces) — on Vercel (hmtrade.business)</w:t>
+            </w:r>
+          </w:p>
+        </w:tc>
+      </w:tr>
+      <w:tr>
+        <w:tc>
+          <w:tcPr>
+            <w:tcW w:type="dxa" w:w="4819"/>
+          </w:tcPr>
+          <w:p>
+            <w:r>
+              <w:t>Auth</w:t>
+            </w:r>
+          </w:p>
+        </w:tc>
+        <w:tc>
+          <w:tcPr>
+            <w:tcW w:type="dxa" w:w="4819"/>
+          </w:tcPr>
+          <w:p>
+            <w:r>
+              <w:t>Supabase Auth (email/password, JWT, branded templates)</w:t>
+            </w:r>
+          </w:p>
+        </w:tc>
+      </w:tr>
+      <w:tr>
+        <w:tc>
+          <w:tcPr>
+            <w:tcW w:type="dxa" w:w="4819"/>
+          </w:tcPr>
+          <w:p>
+            <w:r>
+              <w:t>Data</w:t>
+            </w:r>
+          </w:p>
+        </w:tc>
+        <w:tc>
+          <w:tcPr>
+            <w:tcW w:type="dxa" w:w="4819"/>
+          </w:tcPr>
+          <w:p>
+            <w:r>
+              <w:t>PostgreSQL 17 with RLS on every table, SECURITY DEFINER RPCs, billing/admin/audit tables</w:t>
+            </w:r>
+          </w:p>
+        </w:tc>
+      </w:tr>
+      <w:tr>
+        <w:tc>
+          <w:tcPr>
+            <w:tcW w:type="dxa" w:w="4819"/>
+          </w:tcPr>
+          <w:p>
+            <w:r>
+              <w:t>Storage</w:t>
+            </w:r>
+          </w:p>
+        </w:tc>
+        <w:tc>
+          <w:tcPr>
+            <w:tcW w:type="dxa" w:w="4819"/>
+          </w:tcPr>
+          <w:p>
+            <w:r>
+              <w:t>Supabase Storage (agent-artifacts, agent-uploads buckets, RLS-scoped)</w:t>
+            </w:r>
+          </w:p>
+        </w:tc>
+      </w:tr>
+      <w:tr>
+        <w:tc>
+          <w:tcPr>
+            <w:tcW w:type="dxa" w:w="4819"/>
+          </w:tcPr>
+          <w:p>
+            <w:r>
+              <w:t>BYOK Vault</w:t>
+            </w:r>
+          </w:p>
+        </w:tc>
+        <w:tc>
+          <w:tcPr>
+            <w:tcW w:type="dxa" w:w="4819"/>
+          </w:tcPr>
+          <w:p>
+            <w:r>
+              <w:t>Supabase Vault stores encrypted keys (service-role only decrypts)</w:t>
+            </w:r>
+          </w:p>
+        </w:tc>
+      </w:tr>
+      <w:tr>
+        <w:tc>
+          <w:tcPr>
+            <w:tcW w:type="dxa" w:w="4819"/>
+          </w:tcPr>
+          <w:p>
+            <w:r>
+              <w:t>Billing</w:t>
+            </w:r>
+          </w:p>
+        </w:tc>
+        <w:tc>
+          <w:tcPr>
+            <w:tcW w:type="dxa" w:w="4819"/>
+          </w:tcPr>
+          <w:p>
+            <w:r>
+              <w:t>Paystack NGN hosted checkout, recurring plans, signed webhooks</w:t>
+            </w:r>
+          </w:p>
+        </w:tc>
+      </w:tr>
+      <w:tr>
+        <w:tc>
+          <w:tcPr>
+            <w:tcW w:type="dxa" w:w="4819"/>
+          </w:tcPr>
+          <w:p>
+            <w:r>
+              <w:t>Worker</w:t>
+            </w:r>
+          </w:p>
+        </w:tc>
+        <w:tc>
+          <w:tcPr>
+            <w:tcW w:type="dxa" w:w="4819"/>
+          </w:tcPr>
+          <w:p>
+            <w:r>
+              <w:t>Python polling loop (Railway), FOR UPDATE SKIP LOCKED claim, subprocess-per-run isolation</w:t>
+            </w:r>
+          </w:p>
+        </w:tc>
+      </w:tr>
+      <w:tr>
+        <w:tc>
+          <w:tcPr>
+            <w:tcW w:type="dxa" w:w="4819"/>
+          </w:tcPr>
+          <w:p>
+            <w:r>
+              <w:t>Engine</w:t>
+            </w:r>
+          </w:p>
+        </w:tc>
+        <w:tc>
+          <w:tcPr>
+            <w:tcW w:type="dxa" w:w="4819"/>
+          </w:tcPr>
+          <w:p>
+            <w:r>
+              <w:t>Tradi (vendored Vibe-Trading 0.1.14+): ReAct agent, 462 alphas, 8 backtest engines, 24 data sources, 78 tools, 90 skills, 30 swarm presets, shadow-account toolset</w:t>
+            </w:r>
+          </w:p>
+        </w:tc>
+      </w:tr>
+      <w:tr>
+        <w:tc>
+          <w:tcPr>
+            <w:tcW w:type="dxa" w:w="4819"/>
+          </w:tcPr>
+          <w:p>
+            <w:r>
+              <w:t>LLM</w:t>
+            </w:r>
+          </w:p>
+        </w:tc>
+        <w:tc>
+          <w:tcPr>
+            <w:tcW w:type="dxa" w:w="4819"/>
+          </w:tcPr>
+          <w:p>
+            <w:r>
+              <w:t>DeepSeek via BYOK — never proxied or marked up</w:t>
+            </w:r>
+          </w:p>
+        </w:tc>
+      </w:tr>
+      <w:tr>
+        <w:tc>
+          <w:tcPr>
+            <w:tcW w:type="dxa" w:w="4819"/>
+          </w:tcPr>
+          <w:p>
+            <w:r>
+              <w:t>Observability</w:t>
+            </w:r>
+          </w:p>
+        </w:tc>
+        <w:tc>
+          <w:tcPr>
+            <w:tcW w:type="dxa" w:w="4819"/>
+          </w:tcPr>
+          <w:p>
+            <w:r>
+              <w:t>Sentry (frontend + worker), structured JSON logs, /health</w:t>
+            </w:r>
+          </w:p>
+        </w:tc>
+      </w:tr>
+      <w:tr>
+        <w:tc>
+          <w:tcPr>
+            <w:tcW w:type="dxa" w:w="4819"/>
+          </w:tcPr>
+          <w:p>
+            <w:r>
+              <w:t>Edge</w:t>
+            </w:r>
+          </w:p>
+        </w:tc>
+        <w:tc>
+          <w:tcPr>
+            <w:tcW w:type="dxa" w:w="4819"/>
+          </w:tcPr>
+          <w:p>
+            <w:r>
+              <w:t>Cloudflare: zone hmtrade.business, proxied DNS, WAF, Full-strict SSL</w:t>
+            </w:r>
+          </w:p>
+        </w:tc>
+      </w:tr>
+    </w:tbl>
+    <w:p>
+      <w:pPr>
+        <w:pStyle w:val="Heading3"/>
+      </w:pPr>
+      <w:r>
+        <w:t>4.1 The Run Pipeline (core flow)</w:t>
       </w:r>
     </w:p>
     <w:p>
@@ -391,7 +756,7 @@
         <w:pStyle w:val="ListNumber"/>
       </w:pPr>
       <w:r>
-        <w:t>Distribution. A research product with zero marketing budget cannot be discovered. Retail trading in Nigeria is won on the ground — creator channels, trading communities, referral loops — and that costs money before it compounds.</w:t>
+        <w:t>User launches a run; the start_agent_run RPC validates auth → active subscription → DeepSeek key configured.</w:t>
       </w:r>
     </w:p>
     <w:p>
@@ -399,7 +764,7 @@
         <w:pStyle w:val="ListNumber"/>
       </w:pPr>
       <w:r>
-        <w:t>Compliance and entity cost. Operating a paid financial-research service in Nigeria requires legal review, registrant identity (physical/mailing address, registered business name), data-protection posture, and support infrastructure. These are fixed, non-optional costs.</w:t>
+        <w:t>Row inserted as 'queued' with a unique idempotency key; Realtime notifies the browser.</w:t>
       </w:r>
     </w:p>
     <w:p>
@@ -407,1077 +772,7 @@
         <w:pStyle w:val="ListNumber"/>
       </w:pPr>
       <w:r>
-        <w:t>Working capital and expansion. Paystack settlement float, compute scaling at launch, the public API, mobile views, and international (Stripe) billing all need cash runway — not more engineering.</w:t>
-      </w:r>
-    </w:p>
-    <w:p>
-      <w:pPr>
-        <w:pStyle w:val="Heading2"/>
-      </w:pPr>
-      <w:r>
-        <w:t>1.1 Use of Funds (indicative allocation)</w:t>
-      </w:r>
-    </w:p>
-    <w:tbl>
-      <w:tblPr>
-        <w:tblStyle w:val="TableGrid"/>
-        <w:tblW w:type="auto" w:w="0"/>
-        <w:tblLook w:firstColumn="1" w:firstRow="1" w:lastColumn="0" w:lastRow="0" w:noHBand="0" w:noVBand="1" w:val="04A0"/>
-      </w:tblPr>
-      <w:tblGrid>
-        <w:gridCol w:w="3137"/>
-        <w:gridCol w:w="3137"/>
-        <w:gridCol w:w="3137"/>
-      </w:tblGrid>
-      <w:tr>
-        <w:tc>
-          <w:tcPr>
-            <w:tcW w:type="dxa" w:w="3137"/>
-            <w:shd w:val="clear" w:color="auto" w:fill="F5F3FF"/>
-          </w:tcPr>
-          <w:p>
-            <w:r>
-              <w:rPr>
-                <w:b/>
-              </w:rPr>
-              <w:t>Category</w:t>
-            </w:r>
-          </w:p>
-        </w:tc>
-        <w:tc>
-          <w:tcPr>
-            <w:tcW w:type="dxa" w:w="3137"/>
-            <w:shd w:val="clear" w:color="auto" w:fill="F5F3FF"/>
-          </w:tcPr>
-          <w:p>
-            <w:r>
-              <w:rPr>
-                <w:b/>
-              </w:rPr>
-              <w:t>Share</w:t>
-            </w:r>
-          </w:p>
-        </w:tc>
-        <w:tc>
-          <w:tcPr>
-            <w:tcW w:type="dxa" w:w="3137"/>
-            <w:shd w:val="clear" w:color="auto" w:fill="F5F3FF"/>
-          </w:tcPr>
-          <w:p>
-            <w:r>
-              <w:rPr>
-                <w:b/>
-              </w:rPr>
-              <w:t>What it buys</w:t>
-            </w:r>
-          </w:p>
-        </w:tc>
-      </w:tr>
-      <w:tr>
-        <w:tc>
-          <w:tcPr>
-            <w:tcW w:type="dxa" w:w="3137"/>
-          </w:tcPr>
-          <w:p>
-            <w:r>
-              <w:t>Go-to-market &amp; acquisition</w:t>
-            </w:r>
-          </w:p>
-        </w:tc>
-        <w:tc>
-          <w:tcPr>
-            <w:tcW w:type="dxa" w:w="3137"/>
-          </w:tcPr>
-          <w:p>
-            <w:r>
-              <w:t>40%</w:t>
-            </w:r>
-          </w:p>
-        </w:tc>
-        <w:tc>
-          <w:tcPr>
-            <w:tcW w:type="dxa" w:w="3137"/>
-          </w:tcPr>
-          <w:p>
-            <w:r>
-              <w:t>Creator partnerships, trading-community campaigns, referral incentives, content engine</w:t>
-            </w:r>
-          </w:p>
-        </w:tc>
-      </w:tr>
-      <w:tr>
-        <w:tc>
-          <w:tcPr>
-            <w:tcW w:type="dxa" w:w="3137"/>
-          </w:tcPr>
-          <w:p>
-            <w:r>
-              <w:t>Compliance, legal &amp; entity</w:t>
-            </w:r>
-          </w:p>
-        </w:tc>
-        <w:tc>
-          <w:tcPr>
-            <w:tcW w:type="dxa" w:w="3137"/>
-          </w:tcPr>
-          <w:p>
-            <w:r>
-              <w:t>20%</w:t>
-            </w:r>
-          </w:p>
-        </w:tc>
-        <w:tc>
-          <w:tcPr>
-            <w:tcW w:type="dxa" w:w="3137"/>
-          </w:tcPr>
-          <w:p>
-            <w:r>
-              <w:t>Registrant block, ToS/Privacy enforceability, data-protection review, support mailbox &amp; tooling</w:t>
-            </w:r>
-          </w:p>
-        </w:tc>
-      </w:tr>
-      <w:tr>
-        <w:tc>
-          <w:tcPr>
-            <w:tcW w:type="dxa" w:w="3137"/>
-          </w:tcPr>
-          <w:p>
-            <w:r>
-              <w:t>Product expansion</w:t>
-            </w:r>
-          </w:p>
-        </w:tc>
-        <w:tc>
-          <w:tcPr>
-            <w:tcW w:type="dxa" w:w="3137"/>
-          </w:tcPr>
-          <w:p>
-            <w:r>
-              <w:t>25%</w:t>
-            </w:r>
-          </w:p>
-        </w:tc>
-        <w:tc>
-          <w:tcPr>
-            <w:tcW w:type="dxa" w:w="3137"/>
-          </w:tcPr>
-          <w:p>
-            <w:r>
-              <w:t>Public API, mobile-optimized views, international billing (Stripe), admin 2FA, advanced analytics</w:t>
-            </w:r>
-          </w:p>
-        </w:tc>
-      </w:tr>
-      <w:tr>
-        <w:tc>
-          <w:tcPr>
-            <w:tcW w:type="dxa" w:w="3137"/>
-          </w:tcPr>
-          <w:p>
-            <w:r>
-              <w:t>Working capital &amp; runway</w:t>
-            </w:r>
-          </w:p>
-        </w:tc>
-        <w:tc>
-          <w:tcPr>
-            <w:tcW w:type="dxa" w:w="3137"/>
-          </w:tcPr>
-          <w:p>
-            <w:r>
-              <w:t>15%</w:t>
-            </w:r>
-          </w:p>
-        </w:tc>
-        <w:tc>
-          <w:tcPr>
-            <w:tcW w:type="dxa" w:w="3137"/>
-          </w:tcPr>
-          <w:p>
-            <w:r>
-              <w:t>Paystack settlement float, infra at launch, contingency</w:t>
-            </w:r>
-          </w:p>
-        </w:tc>
-      </w:tr>
-    </w:tbl>
-    <w:p>
-      <w:r>
-        <w:t>Exact raise size to be agreed with the founders; allocation above is indicative and negotiation-ready.</w:t>
-      </w:r>
-    </w:p>
-    <w:p>
-      <w:pPr>
-        <w:pStyle w:val="Heading2"/>
-      </w:pPr>
-      <w:r>
-        <w:t>1.2 The Return Case</w:t>
-      </w:r>
-    </w:p>
-    <w:p>
-      <w:pPr>
-        <w:pStyle w:val="ListBullet"/>
-      </w:pPr>
-      <w:r>
-        <w:t>Recurring, prepaid revenue: monthly NGN subscriptions collected by Paystack, Nigeria's dominant payment processor.</w:t>
-      </w:r>
-    </w:p>
-    <w:p>
-      <w:pPr>
-        <w:pStyle w:val="ListBullet"/>
-      </w:pPr>
-      <w:r>
-        <w:t>Structurally high margins: customers pay DeepSeek directly for tokens — no LLM cost line, no chargeback exposure on model usage.</w:t>
-      </w:r>
-    </w:p>
-    <w:p>
-      <w:pPr>
-        <w:pStyle w:val="ListBullet"/>
-      </w:pPr>
-      <w:r>
-        <w:t>Defensible technology: a vendored 462-alpha research engine, 8 backtest engines, 24 data sources, ReAct agents and 30 swarm presets — packaged as a simple web product.</w:t>
-      </w:r>
-    </w:p>
-    <w:p>
-      <w:pPr>
-        <w:pStyle w:val="ListBullet"/>
-      </w:pPr>
-      <w:r>
-        <w:t>Sitting on a growth wave: African retail investment adoption is rising sharply (local brokerage and fractional-investment apps have grown to millions of users); no localized AI research product currently owns this price point.</w:t>
-      </w:r>
-    </w:p>
-    <w:p>
-      <w:pPr>
-        <w:pStyle w:val="ListBullet"/>
-      </w:pPr>
-      <w:r>
-        <w:t>Exit optionality: subscription SaaS with clean unit economics is acquirable by brokers, fintechs and data platforms seeking engaged retail traders.</w:t>
-      </w:r>
-    </w:p>
-    <w:p>
-      <w:pPr>
-        <w:pStyle w:val="Heading1"/>
-      </w:pPr>
-      <w:r>
-        <w:t>2 · The Problem</w:t>
-      </w:r>
-    </w:p>
-    <w:p>
-      <w:r>
-        <w:t>Retail investors in Nigeria and across emerging markets face a research gap. Professional-grade trading research — quantitative alpha screening, multi-asset backtesting, news-and-data synthesis — is either locked inside institutions, priced in dollars for Western salaries, or buried inside fragmented tools that assume US/EU infrastructure: USD pricing, foreign card rails, and no local payment or support context.</w:t>
-      </w:r>
-    </w:p>
-    <w:p>
-      <w:r>
-        <w:t>Meanwhile the tools that do exist for African retail investors (fractional brokerage, savings/investment apps) are execution platforms — they let users buy, but they do not help users think. The result is a market of self-directed traders making decisions on sentiment, with no accessible research layer, at exactly the moment AI made such a layer cheap to operate.</w:t>
-      </w:r>
-    </w:p>
-    <w:p>
-      <w:r>
-        <w:t>Two structural facts make this solvable now: (1) frontier LLMs are available per-token to anyone with a card, and (2) a BYOK model lets a small company offer unlimited AI research without bearing model cost — the customer pays for intelligence, the platform sells the product around it.</w:t>
-      </w:r>
-    </w:p>
-    <w:p>
-      <w:pPr>
-        <w:pStyle w:val="Heading1"/>
-      </w:pPr>
-      <w:r>
-        <w:t>3 · The Solution</w:t>
-      </w:r>
-    </w:p>
-    <w:p>
-      <w:pPr>
-        <w:pStyle w:val="Heading2"/>
-      </w:pPr>
-      <w:r>
-        <w:t>3.1 Product</w:t>
-      </w:r>
-    </w:p>
-    <w:p>
-      <w:r>
-        <w:t>A web application where a user signs up, connects their own DeepSeek API key, and launches AI trading research agents: natural-language prompts become runs that scan markets, backtest strategies, and return rendered artifacts (charts, tables, reports) — with live progress streaming. Three subscription tiers gate capability depth, not usage: unlimited runs on every tier.</w:t>
-      </w:r>
-    </w:p>
-    <w:tbl>
-      <w:tblPr>
-        <w:tblStyle w:val="TableGrid"/>
-        <w:tblW w:type="auto" w:w="0"/>
-        <w:tblLook w:firstColumn="1" w:firstRow="1" w:lastColumn="0" w:lastRow="0" w:noHBand="0" w:noVBand="1" w:val="04A0"/>
-      </w:tblPr>
-      <w:tblGrid>
-        <w:gridCol w:w="2353"/>
-        <w:gridCol w:w="2353"/>
-        <w:gridCol w:w="2353"/>
-        <w:gridCol w:w="2353"/>
-      </w:tblGrid>
-      <w:tr>
-        <w:tc>
-          <w:tcPr>
-            <w:tcW w:type="dxa" w:w="2353"/>
-            <w:shd w:val="clear" w:color="auto" w:fill="F5F3FF"/>
-          </w:tcPr>
-          <w:p>
-            <w:r>
-              <w:rPr>
-                <w:b/>
-              </w:rPr>
-              <w:t>Tier</w:t>
-            </w:r>
-          </w:p>
-        </w:tc>
-        <w:tc>
-          <w:tcPr>
-            <w:tcW w:type="dxa" w:w="2353"/>
-            <w:shd w:val="clear" w:color="auto" w:fill="F5F3FF"/>
-          </w:tcPr>
-          <w:p>
-            <w:r>
-              <w:rPr>
-                <w:b/>
-              </w:rPr>
-              <w:t>Price (NGN)</w:t>
-            </w:r>
-          </w:p>
-        </w:tc>
-        <w:tc>
-          <w:tcPr>
-            <w:tcW w:type="dxa" w:w="2353"/>
-            <w:shd w:val="clear" w:color="auto" w:fill="F5F3FF"/>
-          </w:tcPr>
-          <w:p>
-            <w:r>
-              <w:rPr>
-                <w:b/>
-              </w:rPr>
-              <w:t>≈ USD</w:t>
-            </w:r>
-          </w:p>
-        </w:tc>
-        <w:tc>
-          <w:tcPr>
-            <w:tcW w:type="dxa" w:w="2353"/>
-            <w:shd w:val="clear" w:color="auto" w:fill="F5F3FF"/>
-          </w:tcPr>
-          <w:p>
-            <w:r>
-              <w:rPr>
-                <w:b/>
-              </w:rPr>
-              <w:t>Capabilities</w:t>
-            </w:r>
-          </w:p>
-        </w:tc>
-      </w:tr>
-      <w:tr>
-        <w:tc>
-          <w:tcPr>
-            <w:tcW w:type="dxa" w:w="2353"/>
-          </w:tcPr>
-          <w:p>
-            <w:r>
-              <w:t>Starter</w:t>
-            </w:r>
-          </w:p>
-        </w:tc>
-        <w:tc>
-          <w:tcPr>
-            <w:tcW w:type="dxa" w:w="2353"/>
-          </w:tcPr>
-          <w:p>
-            <w:r>
-              <w:t>₦20,000/mo</w:t>
-            </w:r>
-          </w:p>
-        </w:tc>
-        <w:tc>
-          <w:tcPr>
-            <w:tcW w:type="dxa" w:w="2353"/>
-          </w:tcPr>
-          <w:p>
-            <w:r>
-              <w:t>≈ $12</w:t>
-            </w:r>
-          </w:p>
-        </w:tc>
-        <w:tc>
-          <w:tcPr>
-            <w:tcW w:type="dxa" w:w="2353"/>
-          </w:tcPr>
-          <w:p>
-            <w:r>
-              <w:t>Single-agent research runs, unlimited</w:t>
-            </w:r>
-          </w:p>
-        </w:tc>
-      </w:tr>
-      <w:tr>
-        <w:tc>
-          <w:tcPr>
-            <w:tcW w:type="dxa" w:w="2353"/>
-          </w:tcPr>
-          <w:p>
-            <w:r>
-              <w:t>Pro</w:t>
-            </w:r>
-          </w:p>
-        </w:tc>
-        <w:tc>
-          <w:tcPr>
-            <w:tcW w:type="dxa" w:w="2353"/>
-          </w:tcPr>
-          <w:p>
-            <w:r>
-              <w:t>₦35,000/mo</w:t>
-            </w:r>
-          </w:p>
-        </w:tc>
-        <w:tc>
-          <w:tcPr>
-            <w:tcW w:type="dxa" w:w="2353"/>
-          </w:tcPr>
-          <w:p>
-            <w:r>
-              <w:t>≈ $22</w:t>
-            </w:r>
-          </w:p>
-        </w:tc>
-        <w:tc>
-          <w:tcPr>
-            <w:tcW w:type="dxa" w:w="2353"/>
-          </w:tcPr>
-          <w:p>
-            <w:r>
-              <w:t>Starter + Swarm orchestration (30 multi-agent presets)</w:t>
-            </w:r>
-          </w:p>
-        </w:tc>
-      </w:tr>
-      <w:tr>
-        <w:tc>
-          <w:tcPr>
-            <w:tcW w:type="dxa" w:w="2353"/>
-          </w:tcPr>
-          <w:p>
-            <w:r>
-              <w:t>Premium</w:t>
-            </w:r>
-          </w:p>
-        </w:tc>
-        <w:tc>
-          <w:tcPr>
-            <w:tcW w:type="dxa" w:w="2353"/>
-          </w:tcPr>
-          <w:p>
-            <w:r>
-              <w:t>₦75,000/mo</w:t>
-            </w:r>
-          </w:p>
-        </w:tc>
-        <w:tc>
-          <w:tcPr>
-            <w:tcW w:type="dxa" w:w="2353"/>
-          </w:tcPr>
-          <w:p>
-            <w:r>
-              <w:t>≈ $47</w:t>
-            </w:r>
-          </w:p>
-        </w:tc>
-        <w:tc>
-          <w:tcPr>
-            <w:tcW w:type="dxa" w:w="2353"/>
-          </w:tcPr>
-          <w:p>
-            <w:r>
-              <w:t>Pro + attachment uploads (CSV/XLSX/JSON) for custom universe analysis</w:t>
-            </w:r>
-          </w:p>
-        </w:tc>
-      </w:tr>
-    </w:tbl>
-    <w:p>
-      <w:r>
-        <w:t>USD figures approximate at ≈₦1,600/USD. Users pay DeepSeek directly for tokens (typical retail usage is a small monthly LLM bill); the platform charges a flat, prepaid subscription for the research product around it. A soft safety net of 30 runs/hour/user prevents abuse without creating a business quota.</w:t>
-      </w:r>
-    </w:p>
-    <w:p>
-      <w:pPr>
-        <w:pStyle w:val="Heading2"/>
-      </w:pPr>
-      <w:r>
-        <w:t>3.2 Why BYOK (Bring Your Own Key)</w:t>
-      </w:r>
-    </w:p>
-    <w:p>
-      <w:pPr>
-        <w:pStyle w:val="ListBullet"/>
-      </w:pPr>
-      <w:r>
-        <w:t>Zero LLM margin risk: the platform never proxies or marks up model calls; there is no COGS line that scales with usage.</w:t>
-      </w:r>
-    </w:p>
-    <w:p>
-      <w:pPr>
-        <w:pStyle w:val="ListBullet"/>
-      </w:pPr>
-      <w:r>
-        <w:t>Trust: users' keys are encrypted at rest in Supabase Vault; the platform can never see or spend them.</w:t>
-      </w:r>
-    </w:p>
-    <w:p>
-      <w:pPr>
-        <w:pStyle w:val="ListBullet"/>
-      </w:pPr>
-      <w:r>
-        <w:t>Unlimited positioning: since tokens are the customer's, 'unlimited runs' is a true statement, not a marketing caveat.</w:t>
-      </w:r>
-    </w:p>
-    <w:p>
-      <w:pPr>
-        <w:pStyle w:val="ListBullet"/>
-      </w:pPr>
-      <w:r>
-        <w:t>Simplified compliance: no handling of customer LLM content through our own payment flow.</w:t>
-      </w:r>
-    </w:p>
-    <w:p>
-      <w:pPr>
-        <w:pStyle w:val="Heading1"/>
-      </w:pPr>
-      <w:r>
-        <w:t>4 · Why This Infrastructure</w:t>
-      </w:r>
-    </w:p>
-    <w:p>
-      <w:r>
-        <w:t>The architecture was chosen deliberately for a two-person, capital-efficient company serving paying customers in Nigeria:</w:t>
-      </w:r>
-    </w:p>
-    <w:p>
-      <w:pPr>
-        <w:pStyle w:val="ListBullet"/>
-      </w:pPr>
-      <w:r>
-        <w:t>No traditional backend server. Supabase (PostgreSQL 17 + Auth + Storage + Vault + Realtime + Edge Functions) is the entire backend. Row-Level Security and SECURITY DEFINER RPCs enforce access in the database itself — the most audit-friendly security model available, and zero servers to patch.</w:t>
-      </w:r>
-    </w:p>
-    <w:p>
-      <w:pPr>
-        <w:pStyle w:val="ListBullet"/>
-      </w:pPr>
-      <w:r>
-        <w:t>Paystack only, in NGN. The company is a Nigerian entity; Stripe cannot onboard Nigerian businesses. Hosted checkout, recurring plans, and signed webhooks (HMAC-SHA512) handle billing end-to-end.</w:t>
-      </w:r>
-    </w:p>
-    <w:p>
-      <w:pPr>
-        <w:pStyle w:val="ListBullet"/>
-      </w:pPr>
-      <w:r>
-        <w:t>A Python polling worker instead of a job queue. Runs are claimed with FOR UPDATE SKIP LOCKED — atomic, no Redis, safe with N workers. Each run executes in its own subprocess because the vendored engine uses process-global singletons (in-process multi-tenancy would be unsafe).</w:t>
-      </w:r>
-    </w:p>
-    <w:p>
-      <w:pPr>
-        <w:pStyle w:val="ListBullet"/>
-      </w:pPr>
-      <w:r>
-        <w:t>BYOK decouples model economics (above).</w:t>
-      </w:r>
-    </w:p>
-    <w:p>
-      <w:pPr>
-        <w:pStyle w:val="ListBullet"/>
-      </w:pPr>
-      <w:r>
-        <w:t>Observability from day one: Sentry on both frontend and worker, structured JSON logs with run IDs, and a health endpoint for the deploy platform.</w:t>
-      </w:r>
-    </w:p>
-    <w:p>
-      <w:r>
-        <w:t>The result: a production-grade, multi-tenant research platform whose monthly infrastructure cost is measured in small tens of dollars before scale — the margin structure an investor can underwrite.</w:t>
-      </w:r>
-    </w:p>
-    <w:p>
-      <w:pPr>
-        <w:pStyle w:val="Heading1"/>
-      </w:pPr>
-      <w:r>
-        <w:t>5 · System Architecture</w:t>
-      </w:r>
-    </w:p>
-    <w:p>
-      <w:r>
-        <w:t>End-to-end view — from two human roles (customer, admin) through the React SPA, Supabase, the Python worker and the research engine, to DeepSeek and Paystack:</w:t>
-      </w:r>
-    </w:p>
-    <w:p>
-      <w:r>
-        <w:drawing>
-          <wp:inline xmlns:a="http://schemas.openxmlformats.org/drawingml/2006/main" xmlns:pic="http://schemas.openxmlformats.org/drawingml/2006/picture">
-            <wp:extent cx="6300000" cy="1807930"/>
-            <wp:docPr id="1" name="Picture 1"/>
-            <wp:cNvGraphicFramePr>
-              <a:graphicFrameLocks noChangeAspect="1"/>
-            </wp:cNvGraphicFramePr>
-            <a:graphic>
-              <a:graphicData uri="http://schemas.openxmlformats.org/drawingml/2006/picture">
-                <pic:pic>
-                  <pic:nvPicPr>
-                    <pic:cNvPr id="0" name="arch.png"/>
-                    <pic:cNvPicPr/>
-                  </pic:nvPicPr>
-                  <pic:blipFill>
-                    <a:blip r:embed="rId10"/>
-                    <a:stretch>
-                      <a:fillRect/>
-                    </a:stretch>
-                  </pic:blipFill>
-                  <pic:spPr>
-                    <a:xfrm>
-                      <a:off x="0" y="0"/>
-                      <a:ext cx="6300000" cy="1807930"/>
-                    </a:xfrm>
-                    <a:prstGeom prst="rect"/>
-                  </pic:spPr>
-                </pic:pic>
-              </a:graphicData>
-            </a:graphic>
-          </wp:inline>
-        </w:drawing>
-      </w:r>
-    </w:p>
-    <w:p>
-      <w:pPr>
-        <w:pStyle w:val="BriefCaption"/>
-      </w:pPr>
-      <w:r>
-        <w:t>Figure 1 — Layered architecture. Dashed edges are admin-gated (SECURITY DEFINER RPCs with a require-admin gate); dotted edges are observability.</w:t>
-      </w:r>
-    </w:p>
-    <w:p>
-      <w:pPr>
-        <w:pStyle w:val="Heading2"/>
-      </w:pPr>
-      <w:r>
-        <w:t>5.1 Component Map</w:t>
-      </w:r>
-    </w:p>
-    <w:tbl>
-      <w:tblPr>
-        <w:tblStyle w:val="TableGrid"/>
-        <w:tblW w:type="auto" w:w="0"/>
-        <w:tblLook w:firstColumn="1" w:firstRow="1" w:lastColumn="0" w:lastRow="0" w:noHBand="0" w:noVBand="1" w:val="04A0"/>
-      </w:tblPr>
-      <w:tblGrid>
-        <w:gridCol w:w="3137"/>
-        <w:gridCol w:w="3137"/>
-        <w:gridCol w:w="3137"/>
-      </w:tblGrid>
-      <w:tr>
-        <w:tc>
-          <w:tcPr>
-            <w:tcW w:type="dxa" w:w="3137"/>
-            <w:shd w:val="clear" w:color="auto" w:fill="F5F3FF"/>
-          </w:tcPr>
-          <w:p>
-            <w:r>
-              <w:rPr>
-                <w:b/>
-              </w:rPr>
-              <w:t>Component</w:t>
-            </w:r>
-          </w:p>
-        </w:tc>
-        <w:tc>
-          <w:tcPr>
-            <w:tcW w:type="dxa" w:w="3137"/>
-            <w:shd w:val="clear" w:color="auto" w:fill="F5F3FF"/>
-          </w:tcPr>
-          <w:p>
-            <w:r>
-              <w:rPr>
-                <w:b/>
-              </w:rPr>
-              <w:t>Role</w:t>
-            </w:r>
-          </w:p>
-        </w:tc>
-        <w:tc>
-          <w:tcPr>
-            <w:tcW w:type="dxa" w:w="3137"/>
-            <w:shd w:val="clear" w:color="auto" w:fill="F5F3FF"/>
-          </w:tcPr>
-          <w:p>
-            <w:r>
-              <w:rPr>
-                <w:b/>
-              </w:rPr>
-              <w:t>Key facts</w:t>
-            </w:r>
-          </w:p>
-        </w:tc>
-      </w:tr>
-      <w:tr>
-        <w:tc>
-          <w:tcPr>
-            <w:tcW w:type="dxa" w:w="3137"/>
-          </w:tcPr>
-          <w:p>
-            <w:r>
-              <w:t>Frontend SPA</w:t>
-            </w:r>
-          </w:p>
-        </w:tc>
-        <w:tc>
-          <w:tcPr>
-            <w:tcW w:type="dxa" w:w="3137"/>
-          </w:tcPr>
-          <w:p>
-            <w:r>
-              <w:t>React 19 + Vite + TypeScript, Tailwind, Zustand</w:t>
-            </w:r>
-          </w:p>
-        </w:tc>
-        <w:tc>
-          <w:tcPr>
-            <w:tcW w:type="dxa" w:w="3137"/>
-          </w:tcPr>
-          <w:p>
-            <w:r>
-              <w:t>25+ pages; public / user / admin surfaces; AuthGuard; AdminGuard; realtime progress</w:t>
-            </w:r>
-          </w:p>
-        </w:tc>
-      </w:tr>
-      <w:tr>
-        <w:tc>
-          <w:tcPr>
-            <w:tcW w:type="dxa" w:w="3137"/>
-          </w:tcPr>
-          <w:p>
-            <w:r>
-              <w:t>Supabase Auth</w:t>
-            </w:r>
-          </w:p>
-        </w:tc>
-        <w:tc>
-          <w:tcPr>
-            <w:tcW w:type="dxa" w:w="3137"/>
-          </w:tcPr>
-          <w:p>
-            <w:r>
-              <w:t>Identity</w:t>
-            </w:r>
-          </w:p>
-        </w:tc>
-        <w:tc>
-          <w:tcPr>
-            <w:tcW w:type="dxa" w:w="3137"/>
-          </w:tcPr>
-          <w:p>
-            <w:r>
-              <w:t>Email/password, JWT, onAuthStateChange; branded email templates</w:t>
-            </w:r>
-          </w:p>
-        </w:tc>
-      </w:tr>
-      <w:tr>
-        <w:tc>
-          <w:tcPr>
-            <w:tcW w:type="dxa" w:w="3137"/>
-          </w:tcPr>
-          <w:p>
-            <w:r>
-              <w:t>PostgreSQL 17</w:t>
-            </w:r>
-          </w:p>
-        </w:tc>
-        <w:tc>
-          <w:tcPr>
-            <w:tcW w:type="dxa" w:w="3137"/>
-          </w:tcPr>
-          <w:p>
-            <w:r>
-              <w:t>Data + security</w:t>
-            </w:r>
-          </w:p>
-        </w:tc>
-        <w:tc>
-          <w:tcPr>
-            <w:tcW w:type="dxa" w:w="3137"/>
-          </w:tcPr>
-          <w:p>
-            <w:r>
-              <w:t>RLS on every table; SECURITY DEFINER RPCs with pinned search_path; billing + admin + audit tables</w:t>
-            </w:r>
-          </w:p>
-        </w:tc>
-      </w:tr>
-      <w:tr>
-        <w:tc>
-          <w:tcPr>
-            <w:tcW w:type="dxa" w:w="3137"/>
-          </w:tcPr>
-          <w:p>
-            <w:r>
-              <w:t>Supabase Storage</w:t>
-            </w:r>
-          </w:p>
-        </w:tc>
-        <w:tc>
-          <w:tcPr>
-            <w:tcW w:type="dxa" w:w="3137"/>
-          </w:tcPr>
-          <w:p>
-            <w:r>
-              <w:t>Artifacts</w:t>
-            </w:r>
-          </w:p>
-        </w:tc>
-        <w:tc>
-          <w:tcPr>
-            <w:tcW w:type="dxa" w:w="3137"/>
-          </w:tcPr>
-          <w:p>
-            <w:r>
-              <w:t>agent-artifacts and agent-uploads buckets</w:t>
-            </w:r>
-          </w:p>
-        </w:tc>
-      </w:tr>
-      <w:tr>
-        <w:tc>
-          <w:tcPr>
-            <w:tcW w:type="dxa" w:w="3137"/>
-          </w:tcPr>
-          <w:p>
-            <w:r>
-              <w:t>Supabase Vault</w:t>
-            </w:r>
-          </w:p>
-        </w:tc>
-        <w:tc>
-          <w:tcPr>
-            <w:tcW w:type="dxa" w:w="3137"/>
-          </w:tcPr>
-          <w:p>
-            <w:r>
-              <w:t>BYOK key encryption</w:t>
-            </w:r>
-          </w:p>
-        </w:tc>
-        <w:tc>
-          <w:tcPr>
-            <w:tcW w:type="dxa" w:w="3137"/>
-          </w:tcPr>
-          <w:p>
-            <w:r>
-              <w:t>vault.secrets; keys never stored in plaintext</w:t>
-            </w:r>
-          </w:p>
-        </w:tc>
-      </w:tr>
-      <w:tr>
-        <w:tc>
-          <w:tcPr>
-            <w:tcW w:type="dxa" w:w="3137"/>
-          </w:tcPr>
-          <w:p>
-            <w:r>
-              <w:t>Edge Functions</w:t>
-            </w:r>
-          </w:p>
-        </w:tc>
-        <w:tc>
-          <w:tcPr>
-            <w:tcW w:type="dxa" w:w="3137"/>
-          </w:tcPr>
-          <w:p>
-            <w:r>
-              <w:t>Paystack init + webhook</w:t>
-            </w:r>
-          </w:p>
-        </w:tc>
-        <w:tc>
-          <w:tcPr>
-            <w:tcW w:type="dxa" w:w="3137"/>
-          </w:tcPr>
-          <w:p>
-            <w:r>
-              <w:t>JWT-gated init; HMAC-SHA512 webhook with re-verification and idempotency</w:t>
-            </w:r>
-          </w:p>
-        </w:tc>
-      </w:tr>
-      <w:tr>
-        <w:tc>
-          <w:tcPr>
-            <w:tcW w:type="dxa" w:w="3137"/>
-          </w:tcPr>
-          <w:p>
-            <w:r>
-              <w:t>Python worker</w:t>
-            </w:r>
-          </w:p>
-        </w:tc>
-        <w:tc>
-          <w:tcPr>
-            <w:tcW w:type="dxa" w:w="3137"/>
-          </w:tcPr>
-          <w:p>
-            <w:r>
-              <w:t>Run execution (Railway)</w:t>
-            </w:r>
-          </w:p>
-        </w:tc>
-        <w:tc>
-          <w:tcPr>
-            <w:tcW w:type="dxa" w:w="3137"/>
-          </w:tcPr>
-          <w:p>
-            <w:r>
-              <w:t>Polling loop, FOR UPDATE SKIP LOCKED claim, one subprocess per run, structured logs, /health</w:t>
-            </w:r>
-          </w:p>
-        </w:tc>
-      </w:tr>
-      <w:tr>
-        <w:tc>
-          <w:tcPr>
-            <w:tcW w:type="dxa" w:w="3137"/>
-          </w:tcPr>
-          <w:p>
-            <w:r>
-              <w:t>Tradi engine (vendored)</w:t>
-            </w:r>
-          </w:p>
-        </w:tc>
-        <w:tc>
-          <w:tcPr>
-            <w:tcW w:type="dxa" w:w="3137"/>
-          </w:tcPr>
-          <w:p>
-            <w:r>
-              <w:t>Research engine</w:t>
-            </w:r>
-          </w:p>
-        </w:tc>
-        <w:tc>
-          <w:tcPr>
-            <w:tcW w:type="dxa" w:w="3137"/>
-          </w:tcPr>
-          <w:p>
-            <w:r>
-              <w:t>462 alphas, 8 backtest engines, 24 data sources, ReAct agent, 30 swarm presets</w:t>
-            </w:r>
-          </w:p>
-        </w:tc>
-      </w:tr>
-      <w:tr>
-        <w:tc>
-          <w:tcPr>
-            <w:tcW w:type="dxa" w:w="3137"/>
-          </w:tcPr>
-          <w:p>
-            <w:r>
-              <w:t>Paystack</w:t>
-            </w:r>
-          </w:p>
-        </w:tc>
-        <w:tc>
-          <w:tcPr>
-            <w:tcW w:type="dxa" w:w="3137"/>
-          </w:tcPr>
-          <w:p>
-            <w:r>
-              <w:t>NGN billing</w:t>
-            </w:r>
-          </w:p>
-        </w:tc>
-        <w:tc>
-          <w:tcPr>
-            <w:tcW w:type="dxa" w:w="3137"/>
-          </w:tcPr>
-          <w:p>
-            <w:r>
-              <w:t>Hosted checkout, recurring plans, signed webhooks</w:t>
-            </w:r>
-          </w:p>
-        </w:tc>
-      </w:tr>
-      <w:tr>
-        <w:tc>
-          <w:tcPr>
-            <w:tcW w:type="dxa" w:w="3137"/>
-          </w:tcPr>
-          <w:p>
-            <w:r>
-              <w:t>DeepSeek</w:t>
-            </w:r>
-          </w:p>
-        </w:tc>
-        <w:tc>
-          <w:tcPr>
-            <w:tcW w:type="dxa" w:w="3137"/>
-          </w:tcPr>
-          <w:p>
-            <w:r>
-              <w:t>LLM (customer's key)</w:t>
-            </w:r>
-          </w:p>
-        </w:tc>
-        <w:tc>
-          <w:tcPr>
-            <w:tcW w:type="dxa" w:w="3137"/>
-          </w:tcPr>
-          <w:p>
-            <w:r>
-              <w:t>BYOK — never proxied or marked up by the platform</w:t>
-            </w:r>
-          </w:p>
-        </w:tc>
-      </w:tr>
-      <w:tr>
-        <w:tc>
-          <w:tcPr>
-            <w:tcW w:type="dxa" w:w="3137"/>
-          </w:tcPr>
-          <w:p>
-            <w:r>
-              <w:t>Sentry</w:t>
-            </w:r>
-          </w:p>
-        </w:tc>
-        <w:tc>
-          <w:tcPr>
-            <w:tcW w:type="dxa" w:w="3137"/>
-          </w:tcPr>
-          <w:p>
-            <w:r>
-              <w:t>Observability</w:t>
-            </w:r>
-          </w:p>
-        </w:tc>
-        <w:tc>
-          <w:tcPr>
-            <w:tcW w:type="dxa" w:w="3137"/>
-          </w:tcPr>
-          <w:p>
-            <w:r>
-              <w:t>Frontend + worker error tracking; DSN fail-open</w:t>
-            </w:r>
-          </w:p>
-        </w:tc>
-      </w:tr>
-    </w:tbl>
-    <w:p>
-      <w:pPr>
-        <w:pStyle w:val="Heading2"/>
-      </w:pPr>
-      <w:r>
-        <w:t>5.2 The Run Pipeline (core flow)</w:t>
+        <w:t>Worker polls WHERE status='queued' with FOR UPDATE SKIP LOCKED, claims one row.</w:t>
       </w:r>
     </w:p>
     <w:p>
@@ -1485,7 +780,7 @@
         <w:pStyle w:val="ListNumber"/>
       </w:pPr>
       <w:r>
-        <w:t>User launches a run (or swarm preset); start_agent_run RPC validates auth → active subscription → DeepSeek key configured → suspension gate.</w:t>
+        <w:t>Worker spawns a subprocess: vibe-trading run -p '&lt;prompt&gt;' --json, with per-run isolated HOME.</w:t>
       </w:r>
     </w:p>
     <w:p>
@@ -1493,7 +788,7 @@
         <w:pStyle w:val="ListNumber"/>
       </w:pPr>
       <w:r>
-        <w:t>Row inserted as queued with a unique idempotency key; realtime notifies the browser.</w:t>
+        <w:t>Progress streams back; artifacts upload to Storage.</w:t>
       </w:r>
     </w:p>
     <w:p>
@@ -1501,31 +796,7 @@
         <w:pStyle w:val="ListNumber"/>
       </w:pPr>
       <w:r>
-        <w:t>Worker polls agent_runs WHERE status='queued' with FOR UPDATE SKIP LOCKED and claims one row.</w:t>
-      </w:r>
-    </w:p>
-    <w:p>
-      <w:pPr>
-        <w:pStyle w:val="ListNumber"/>
-      </w:pPr>
-      <w:r>
-        <w:t>Worker spawns a subprocess: vibe-trading run -p "&lt;prompt&gt;" --json --no-rich; the engine decrypts the user's key server-side (service_role RPC) and calls DeepSeek.</w:t>
-      </w:r>
-    </w:p>
-    <w:p>
-      <w:pPr>
-        <w:pStyle w:val="ListNumber"/>
-      </w:pPr>
-      <w:r>
-        <w:t>Progress streams back (trace → progress columns); artifacts upload to Storage.</w:t>
-      </w:r>
-    </w:p>
-    <w:p>
-      <w:pPr>
-        <w:pStyle w:val="ListNumber"/>
-      </w:pPr>
-      <w:r>
-        <w:t>Run completes/fails; UI renders artifacts live via Supabase Realtime.</w:t>
+        <w:t>Run completes/fails; the UI renders artifacts via Realtime.</w:t>
       </w:r>
     </w:p>
     <w:p>
@@ -1535,59 +806,15 @@
     </w:p>
     <w:p>
       <w:pPr>
-        <w:pStyle w:val="Heading1"/>
+        <w:pStyle w:val="Heading3"/>
       </w:pPr>
       <w:r>
-        <w:t>6 · Design Flow — Admin and User</w:t>
+        <w:t>4.2 Provenance &amp; the research substrate (Phase 1, planned)</w:t>
       </w:r>
     </w:p>
     <w:p>
       <w:r>
-        <w:t>Two personas, one platform. Customers move through signup → billing → research; the admin (owner) operates the platform through a guarded dashboard whose every privileged action is a database-level, audited RPC.</w:t>
-      </w:r>
-    </w:p>
-    <w:p>
-      <w:r>
-        <w:drawing>
-          <wp:inline xmlns:a="http://schemas.openxmlformats.org/drawingml/2006/main" xmlns:pic="http://schemas.openxmlformats.org/drawingml/2006/picture">
-            <wp:extent cx="6300000" cy="786603"/>
-            <wp:docPr id="2" name="Picture 2"/>
-            <wp:cNvGraphicFramePr>
-              <a:graphicFrameLocks noChangeAspect="1"/>
-            </wp:cNvGraphicFramePr>
-            <a:graphic>
-              <a:graphicData uri="http://schemas.openxmlformats.org/drawingml/2006/picture">
-                <pic:pic>
-                  <pic:nvPicPr>
-                    <pic:cNvPr id="0" name="flows.png"/>
-                    <pic:cNvPicPr/>
-                  </pic:nvPicPr>
-                  <pic:blipFill>
-                    <a:blip r:embed="rId11"/>
-                    <a:stretch>
-                      <a:fillRect/>
-                    </a:stretch>
-                  </pic:blipFill>
-                  <pic:spPr>
-                    <a:xfrm>
-                      <a:off x="0" y="0"/>
-                      <a:ext cx="6300000" cy="786603"/>
-                    </a:xfrm>
-                    <a:prstGeom prst="rect"/>
-                  </pic:spPr>
-                </pic:pic>
-              </a:graphicData>
-            </a:graphic>
-          </wp:inline>
-        </w:drawing>
-      </w:r>
-    </w:p>
-    <w:p>
-      <w:pPr>
-        <w:pStyle w:val="BriefCaption"/>
-      </w:pPr>
-      <w:r>
-        <w:t>Figure 2 — Customer journey (top) and admin journey (bottom). The dashed red edge is enforcement: a suspended user's run is blocked at the database gate, not merely in the UI.</w:t>
+        <w:t>The Phase 1 brief (docs/PHASE1_BRIEF.md) stands: a FastAPI modular monolith on the same Railway container (two processes), adding projects/hypotheses/experiments/dataset_registry/promotion_events tables + RLS, worker-side provenance capture on every run, Supabase JWT validation, and an Upstash Redis skeleton (health + queue smoke, fail-open). The live run loop never breaks (D16 strangler-fig).</w:t>
       </w:r>
     </w:p>
     <w:p>
@@ -1595,7 +822,179 @@
         <w:pStyle w:val="Heading2"/>
       </w:pPr>
       <w:r>
-        <w:t>6.1 Customer flow</w:t>
+        <w:t>5. Data Strategy — Canonical Layers (DATA.md)</w:t>
+      </w:r>
+    </w:p>
+    <w:p>
+      <w:r>
+        <w:t>Market data is treated as a versioned product and scientific dependency, not an API response (DATA.md). The canonical pipeline:</w:t>
+      </w:r>
+    </w:p>
+    <w:tbl>
+      <w:tblPr>
+        <w:tblStyle w:val="LightGrid-Accent1"/>
+        <w:tblW w:type="auto" w:w="0"/>
+        <w:tblLook w:firstColumn="1" w:firstRow="1" w:lastColumn="0" w:lastRow="0" w:noHBand="0" w:noVBand="1" w:val="04A0"/>
+      </w:tblPr>
+      <w:tblGrid>
+        <w:gridCol w:w="4819"/>
+        <w:gridCol w:w="4819"/>
+      </w:tblGrid>
+      <w:tr>
+        <w:tc>
+          <w:tcPr>
+            <w:tcW w:type="dxa" w:w="4819"/>
+          </w:tcPr>
+          <w:p>
+            <w:r>
+              <w:rPr>
+                <w:b/>
+              </w:rPr>
+              <w:t>Layer</w:t>
+            </w:r>
+          </w:p>
+        </w:tc>
+        <w:tc>
+          <w:tcPr>
+            <w:tcW w:type="dxa" w:w="4819"/>
+          </w:tcPr>
+          <w:p>
+            <w:r>
+              <w:rPr>
+                <w:b/>
+              </w:rPr>
+              <w:t>Meaning</w:t>
+            </w:r>
+          </w:p>
+        </w:tc>
+      </w:tr>
+      <w:tr>
+        <w:tc>
+          <w:tcPr>
+            <w:tcW w:type="dxa" w:w="4819"/>
+          </w:tcPr>
+          <w:p>
+            <w:r>
+              <w:t>RAW</w:t>
+            </w:r>
+          </w:p>
+        </w:tc>
+        <w:tc>
+          <w:tcPr>
+            <w:tcW w:type="dxa" w:w="4819"/>
+          </w:tcPr>
+          <w:p>
+            <w:r>
+              <w:t>As-received, never overwritten</w:t>
+            </w:r>
+          </w:p>
+        </w:tc>
+      </w:tr>
+      <w:tr>
+        <w:tc>
+          <w:tcPr>
+            <w:tcW w:type="dxa" w:w="4819"/>
+          </w:tcPr>
+          <w:p>
+            <w:r>
+              <w:t>VALIDATED RAW</w:t>
+            </w:r>
+          </w:p>
+        </w:tc>
+        <w:tc>
+          <w:tcPr>
+            <w:tcW w:type="dxa" w:w="4819"/>
+          </w:tcPr>
+          <w:p>
+            <w:r>
+              <w:t>Sequence/gap validation</w:t>
+            </w:r>
+          </w:p>
+        </w:tc>
+      </w:tr>
+      <w:tr>
+        <w:tc>
+          <w:tcPr>
+            <w:tcW w:type="dxa" w:w="4819"/>
+          </w:tcPr>
+          <w:p>
+            <w:r>
+              <w:t>NORMALIZED</w:t>
+            </w:r>
+          </w:p>
+        </w:tc>
+        <w:tc>
+          <w:tcPr>
+            <w:tcW w:type="dxa" w:w="4819"/>
+          </w:tcPr>
+          <w:p>
+            <w:r>
+              <w:t>Canonical schema, multiple providers → one model</w:t>
+            </w:r>
+          </w:p>
+        </w:tc>
+      </w:tr>
+      <w:tr>
+        <w:tc>
+          <w:tcPr>
+            <w:tcW w:type="dxa" w:w="4819"/>
+          </w:tcPr>
+          <w:p>
+            <w:r>
+              <w:t>DERIVED</w:t>
+            </w:r>
+          </w:p>
+        </w:tc>
+        <w:tc>
+          <w:tcPr>
+            <w:tcW w:type="dxa" w:w="4819"/>
+          </w:tcPr>
+          <w:p>
+            <w:r>
+              <w:t>Computed fields, corporate actions</w:t>
+            </w:r>
+          </w:p>
+        </w:tc>
+      </w:tr>
+      <w:tr>
+        <w:tc>
+          <w:tcPr>
+            <w:tcW w:type="dxa" w:w="4819"/>
+          </w:tcPr>
+          <w:p>
+            <w:r>
+              <w:t>FEATURES</w:t>
+            </w:r>
+          </w:p>
+        </w:tc>
+        <w:tc>
+          <w:tcPr>
+            <w:tcW w:type="dxa" w:w="4819"/>
+          </w:tcPr>
+          <w:p>
+            <w:r>
+              <w:t>Versioned feature layer (training-serving parity)</w:t>
+            </w:r>
+          </w:p>
+        </w:tc>
+      </w:tr>
+    </w:tbl>
+    <w:p>
+      <w:r>
+        <w:t>Every dataset carries metadata: provider, venue, symbols, asset class, frequency, timezone, timestamp semantics, coverage, adjustment/corporate-action policy, point-in-time capability, license, version, quality score. Point-in-time is a hard invariant: historical experiments may only use information knowable at the simulated time (event time + knowledge time). Phase 2 targets a Supabase-Storage lake (Parquet) with DuckDB/Polars access and a dataset registry; the R2 billing decision is deferred until real data volume exists (R2-Q8). First asset class: crypto (R1-Q7), first dataset BTC/ETH/SOL daily OHLCV (R3-Q4), reusing the engine's OKX/Binance/CCXT loader fallbacks.</w:t>
+      </w:r>
+    </w:p>
+    <w:p>
+      <w:pPr>
+        <w:pStyle w:val="Heading2"/>
+      </w:pPr>
+      <w:r>
+        <w:t>6. Research Workflow (WORKFLOW.md)</w:t>
+      </w:r>
+    </w:p>
+    <w:p>
+      <w:r>
+        <w:t>The research pipeline the platform is being built toward (the visual form lives in WORKFLOW.md and INFRASTRUCTURE.md):</w:t>
       </w:r>
     </w:p>
     <w:p>
@@ -1603,7 +1002,7 @@
         <w:pStyle w:val="ListNumber"/>
       </w:pPr>
       <w:r>
-        <w:t>Sign up with email/password; verify via branded confirmation email.</w:t>
+        <w:t>User question → AI research agent → formal hypothesis → experiment spec → data requirements → data snapshot → feature pipeline</w:t>
       </w:r>
     </w:p>
     <w:p>
@@ -1611,7 +1010,7 @@
         <w:pStyle w:val="ListNumber"/>
       </w:pPr>
       <w:r>
-        <w:t>Choose a tier; Paystack hosted checkout; the signed webhook activates the subscription (re-verified against Paystack's API, idempotent).</w:t>
+        <w:t>Baseline / ML / RL experiments → backtest engine → cost &amp; slippage → walk-forward validation → untouched test set</w:t>
       </w:r>
     </w:p>
     <w:p>
@@ -1619,7 +1018,7 @@
         <w:pStyle w:val="ListNumber"/>
       </w:pPr>
       <w:r>
-        <w:t>Add a DeepSeek key — encrypted into Vault via RPC (last-4 stored for display).</w:t>
+        <w:t>Pass/fail → promotion ladder: candidate → validated → paper → shadow → approved → live (Phase 4 workflow; the promotion vocabulary is already in the Phase 1 schema, per RECONCILIATION R12)</w:t>
       </w:r>
     </w:p>
     <w:p>
@@ -1627,15 +1026,12 @@
         <w:pStyle w:val="ListNumber"/>
       </w:pPr>
       <w:r>
-        <w:t>Launch single or swarm runs; watch live progress; read rendered research.</w:t>
+        <w:t>Research feedback loop: results feed the next question — an explicit, governed loop, not a black box.</w:t>
       </w:r>
     </w:p>
     <w:p>
-      <w:pPr>
-        <w:pStyle w:val="ListNumber"/>
-      </w:pPr>
       <w:r>
-        <w:t>Billing callback page confirms state after checkout; renewals extend the period via webhook; failed renewals mark the account past_due.</w:t>
+        <w:t>Engineering workflow: every change rides the same discipline — 83 hermetic worker tests, frontend build + 261/265 vitest, engine suite, CI grep gates, and the launch checklist as the single tracking artifact.</w:t>
       </w:r>
     </w:p>
     <w:p>
@@ -1643,70 +1039,1302 @@
         <w:pStyle w:val="Heading2"/>
       </w:pPr>
       <w:r>
-        <w:t>6.2 Admin flow</w:t>
+        <w:t>7. UI Vision — QuantLab &amp; QuantLab Admin (UI_VISION.md)</w:t>
+      </w:r>
+    </w:p>
+    <w:p>
+      <w:r>
+        <w:t>Brand lock (2026-08-21): customer-facing brand H~M Trading Institute; product QuantLab (user app) + QuantLab Admin (control plane). One design system, one palette, one typography — locked, never alternatives (design-system rule).</w:t>
+      </w:r>
+    </w:p>
+    <w:p>
+      <w:r>
+        <w:t>QuantLab (user app) — data-dense, calm, professional, AI-native: Overview/Dashboard (portfolio, P&amp;L, Sharpe, drawdown — never fake numbers, R17), Markets, Research (AI copilot prompt + research cards), Strategies, ML Studio, RL Studio, Backtests, Paper trading, Portfolio, Data, Models, Live. Live controls are visually distinct from research/paper surfaces.</w:t>
+      </w:r>
+    </w:p>
+    <w:p>
+      <w:r>
+        <w:t>QuantLab Admin (control plane) — platform operations: user management, subscription/plan overrides, suspension controls, audit logs, system health. The current /admin SPA surface stays; RBAC granularity + MFA (TOTP) are roadmap items (R10).</w:t>
       </w:r>
     </w:p>
     <w:p>
       <w:pPr>
-        <w:pStyle w:val="ListNumber"/>
+        <w:pStyle w:val="Heading2"/>
       </w:pPr>
       <w:r>
-        <w:t>Owner seeded in admin_users; /admin/* is guarded by AdminGuard and every RPC re-checks _require_admin() server-side (SECURITY DEFINER).</w:t>
+        <w:t>8. Current Status — What Is Live Today (2026-08-22)</w:t>
+      </w:r>
+    </w:p>
+    <w:tbl>
+      <w:tblPr>
+        <w:tblStyle w:val="LightGrid-Accent1"/>
+        <w:tblW w:type="auto" w:w="0"/>
+        <w:tblLook w:firstColumn="1" w:firstRow="1" w:lastColumn="0" w:lastRow="0" w:noHBand="0" w:noVBand="1" w:val="04A0"/>
+      </w:tblPr>
+      <w:tblGrid>
+        <w:gridCol w:w="4819"/>
+        <w:gridCol w:w="4819"/>
+      </w:tblGrid>
+      <w:tr>
+        <w:tc>
+          <w:tcPr>
+            <w:tcW w:type="dxa" w:w="4819"/>
+          </w:tcPr>
+          <w:p>
+            <w:r>
+              <w:rPr>
+                <w:b/>
+              </w:rPr>
+              <w:t>Component</w:t>
+            </w:r>
+          </w:p>
+        </w:tc>
+        <w:tc>
+          <w:tcPr>
+            <w:tcW w:type="dxa" w:w="4819"/>
+          </w:tcPr>
+          <w:p>
+            <w:r>
+              <w:rPr>
+                <w:b/>
+              </w:rPr>
+              <w:t>Status</w:t>
+            </w:r>
+          </w:p>
+        </w:tc>
+      </w:tr>
+      <w:tr>
+        <w:tc>
+          <w:tcPr>
+            <w:tcW w:type="dxa" w:w="4819"/>
+          </w:tcPr>
+          <w:p>
+            <w:r>
+              <w:t>Frontend SPA</w:t>
+            </w:r>
+          </w:p>
+        </w:tc>
+        <w:tc>
+          <w:tcPr>
+            <w:tcW w:type="dxa" w:w="4819"/>
+          </w:tcPr>
+          <w:p>
+            <w:r>
+              <w:t>✓ LIVE: React 19 + Vite on Vercel (hmtrade.business / hm-ashy-six.vercel.app)</w:t>
+            </w:r>
+          </w:p>
+        </w:tc>
+      </w:tr>
+      <w:tr>
+        <w:tc>
+          <w:tcPr>
+            <w:tcW w:type="dxa" w:w="4819"/>
+          </w:tcPr>
+          <w:p>
+            <w:r>
+              <w:t>Auth</w:t>
+            </w:r>
+          </w:p>
+        </w:tc>
+        <w:tc>
+          <w:tcPr>
+            <w:tcW w:type="dxa" w:w="4819"/>
+          </w:tcPr>
+          <w:p>
+            <w:r>
+              <w:t>✓ LIVE: Supabase Auth + branded templates (dashboard paste pending)</w:t>
+            </w:r>
+          </w:p>
+        </w:tc>
+      </w:tr>
+      <w:tr>
+        <w:tc>
+          <w:tcPr>
+            <w:tcW w:type="dxa" w:w="4819"/>
+          </w:tcPr>
+          <w:p>
+            <w:r>
+              <w:t>Run pipeline</w:t>
+            </w:r>
+          </w:p>
+        </w:tc>
+        <w:tc>
+          <w:tcPr>
+            <w:tcW w:type="dxa" w:w="4819"/>
+          </w:tcPr>
+          <w:p>
+            <w:r>
+              <w:t>✓ VERIFIED: prompt → queued → claim → engine → artifacts → completed; BUG-ENG-4/5 fixed 2026-08-22</w:t>
+            </w:r>
+          </w:p>
+        </w:tc>
+      </w:tr>
+      <w:tr>
+        <w:tc>
+          <w:tcPr>
+            <w:tcW w:type="dxa" w:w="4819"/>
+          </w:tcPr>
+          <w:p>
+            <w:r>
+              <w:t>Billing (Paystack)</w:t>
+            </w:r>
+          </w:p>
+        </w:tc>
+        <w:tc>
+          <w:tcPr>
+            <w:tcW w:type="dxa" w:w="4819"/>
+          </w:tcPr>
+          <w:p>
+            <w:r>
+              <w:t>✓ TEST MODE: E2E harness 8/9 PASS; test-card flow verified; live keys pending at launch</w:t>
+            </w:r>
+          </w:p>
+        </w:tc>
+      </w:tr>
+      <w:tr>
+        <w:tc>
+          <w:tcPr>
+            <w:tcW w:type="dxa" w:w="4819"/>
+          </w:tcPr>
+          <w:p>
+            <w:r>
+              <w:t>BYOK + Vault</w:t>
+            </w:r>
+          </w:p>
+        </w:tc>
+        <w:tc>
+          <w:tcPr>
+            <w:tcW w:type="dxa" w:w="4819"/>
+          </w:tcPr>
+          <w:p>
+            <w:r>
+              <w:t>✓ LIVE: encrypted key storage, worker decrypts server-side</w:t>
+            </w:r>
+          </w:p>
+        </w:tc>
+      </w:tr>
+      <w:tr>
+        <w:tc>
+          <w:tcPr>
+            <w:tcW w:type="dxa" w:w="4819"/>
+          </w:tcPr>
+          <w:p>
+            <w:r>
+              <w:t>Swarm (30 presets)</w:t>
+            </w:r>
+          </w:p>
+        </w:tc>
+        <w:tc>
+          <w:tcPr>
+            <w:tcW w:type="dxa" w:w="4819"/>
+          </w:tcPr>
+          <w:p>
+            <w:r>
+              <w:t>✓ LIVE: Pro/Premium gate, user_vars routing</w:t>
+            </w:r>
+          </w:p>
+        </w:tc>
+      </w:tr>
+      <w:tr>
+        <w:tc>
+          <w:tcPr>
+            <w:tcW w:type="dxa" w:w="4819"/>
+          </w:tcPr>
+          <w:p>
+            <w:r>
+              <w:t>Attachments (CSV/XLSX/JSON)</w:t>
+            </w:r>
+          </w:p>
+        </w:tc>
+        <w:tc>
+          <w:tcPr>
+            <w:tcW w:type="dxa" w:w="4819"/>
+          </w:tcPr>
+          <w:p>
+            <w:r>
+              <w:t>✓ LIVE: Premium tier, 50 MB cap, Storage upload/RLS</w:t>
+            </w:r>
+          </w:p>
+        </w:tc>
+      </w:tr>
+      <w:tr>
+        <w:tc>
+          <w:tcPr>
+            <w:tcW w:type="dxa" w:w="4819"/>
+          </w:tcPr>
+          <w:p>
+            <w:r>
+              <w:t>Shadow Account</w:t>
+            </w:r>
+          </w:p>
+        </w:tc>
+        <w:tc>
+          <w:tcPr>
+            <w:tcW w:type="dxa" w:w="4819"/>
+          </w:tcPr>
+          <w:p>
+            <w:r>
+              <w:t>✓ LIVE: journal → profile → shadow backtest → HTML report (Premium); migration + fixes 2026-08-22</w:t>
+            </w:r>
+          </w:p>
+        </w:tc>
+      </w:tr>
+      <w:tr>
+        <w:tc>
+          <w:tcPr>
+            <w:tcW w:type="dxa" w:w="4819"/>
+          </w:tcPr>
+          <w:p>
+            <w:r>
+              <w:t>Admin dashboard</w:t>
+            </w:r>
+          </w:p>
+        </w:tc>
+        <w:tc>
+          <w:tcPr>
+            <w:tcW w:type="dxa" w:w="4819"/>
+          </w:tcPr>
+          <w:p>
+            <w:r>
+              <w:t>✓ LIVE: suspend/unsuspend, user list, plan override, audit logs (10 RPCs, DB-enforced)</w:t>
+            </w:r>
+          </w:p>
+        </w:tc>
+      </w:tr>
+      <w:tr>
+        <w:tc>
+          <w:tcPr>
+            <w:tcW w:type="dxa" w:w="4819"/>
+          </w:tcPr>
+          <w:p>
+            <w:r>
+              <w:t>Worker tests</w:t>
+            </w:r>
+          </w:p>
+        </w:tc>
+        <w:tc>
+          <w:tcPr>
+            <w:tcW w:type="dxa" w:w="4819"/>
+          </w:tcPr>
+          <w:p>
+            <w:r>
+              <w:t>✓ 83 hermetic tests, black-clean, all passing</w:t>
+            </w:r>
+          </w:p>
+        </w:tc>
+      </w:tr>
+      <w:tr>
+        <w:tc>
+          <w:tcPr>
+            <w:tcW w:type="dxa" w:w="4819"/>
+          </w:tcPr>
+          <w:p>
+            <w:r>
+              <w:t>Monitoring</w:t>
+            </w:r>
+          </w:p>
+        </w:tc>
+        <w:tc>
+          <w:tcPr>
+            <w:tcW w:type="dxa" w:w="4819"/>
+          </w:tcPr>
+          <w:p>
+            <w:r>
+              <w:t>✓ LIVE: Sentry frontend + worker, structured JSON logs, /health</w:t>
+            </w:r>
+          </w:p>
+        </w:tc>
+      </w:tr>
+      <w:tr>
+        <w:tc>
+          <w:tcPr>
+            <w:tcW w:type="dxa" w:w="4819"/>
+          </w:tcPr>
+          <w:p>
+            <w:r>
+              <w:t>Cloudflare + SSL</w:t>
+            </w:r>
+          </w:p>
+        </w:tc>
+        <w:tc>
+          <w:tcPr>
+            <w:tcW w:type="dxa" w:w="4819"/>
+          </w:tcPr>
+          <w:p>
+            <w:r>
+              <w:t>✓ LIVE: zone hmtrade.business, proxied DNS, Full strict, GTS cert</w:t>
+            </w:r>
+          </w:p>
+        </w:tc>
+      </w:tr>
+      <w:tr>
+        <w:tc>
+          <w:tcPr>
+            <w:tcW w:type="dxa" w:w="4819"/>
+          </w:tcPr>
+          <w:p>
+            <w:r>
+              <w:t>Railway worker</w:t>
+            </w:r>
+          </w:p>
+        </w:tc>
+        <w:tc>
+          <w:tcPr>
+            <w:tcW w:type="dxa" w:w="4819"/>
+          </w:tcPr>
+          <w:p>
+            <w:r>
+              <w:t>✓ LIVE: service HM, /health :9100, WORKER_EXECUTE_TRADI=true</w:t>
+            </w:r>
+          </w:p>
+        </w:tc>
+      </w:tr>
+      <w:tr>
+        <w:tc>
+          <w:tcPr>
+            <w:tcW w:type="dxa" w:w="4819"/>
+          </w:tcPr>
+          <w:p>
+            <w:r>
+              <w:t>Email</w:t>
+            </w:r>
+          </w:p>
+        </w:tc>
+        <w:tc>
+          <w:tcPr>
+            <w:tcW w:type="dxa" w:w="4819"/>
+          </w:tcPr>
+          <w:p>
+            <w:r>
+              <w:t>✓ Templates shipped (branded); support@ mailbox + Resend SMTP pending</w:t>
+            </w:r>
+          </w:p>
+        </w:tc>
+      </w:tr>
+      <w:tr>
+        <w:tc>
+          <w:tcPr>
+            <w:tcW w:type="dxa" w:w="4819"/>
+          </w:tcPr>
+          <w:p>
+            <w:r>
+              <w:t>Keepalive + backup</w:t>
+            </w:r>
+          </w:p>
+        </w:tc>
+        <w:tc>
+          <w:tcPr>
+            <w:tcW w:type="dxa" w:w="4819"/>
+          </w:tcPr>
+          <w:p>
+            <w:r>
+              <w:t>✓ SHIPPED: daily keepalive + weekly pg_dump workflows; Actions + DATABASE_URL secret pending</w:t>
+            </w:r>
+          </w:p>
+        </w:tc>
+      </w:tr>
+    </w:tbl>
+    <w:p>
+      <w:r>
+        <w:t>The run loop is production-verified. Billing is test-ready. Admin is live. Remaining before launch: Paystack live key switch + charge-case E2E, Auth URLs + branded emails (Resend), support mailbox, legal fields, test-account cleanup, env-var purge.</w:t>
       </w:r>
     </w:p>
     <w:p>
       <w:pPr>
-        <w:pStyle w:val="ListNumber"/>
+        <w:pStyle w:val="Heading2"/>
       </w:pPr>
       <w:r>
-        <w:t>Dashboard surfaces stats, users, subscriptions, runs, audit trail.</w:t>
+        <w:t>9. Roadmap — The Quant Research OS (10 Phases)</w:t>
+      </w:r>
+    </w:p>
+    <w:p>
+      <w:r>
+        <w:t>The destination: from a single-purpose AI research wrapper into a full Quant Research OS. Each phase stands up beside the live system (strangler fig), never breaking the run loop (D16).</w:t>
+      </w:r>
+    </w:p>
+    <w:tbl>
+      <w:tblPr>
+        <w:tblStyle w:val="LightGrid-Accent1"/>
+        <w:tblW w:type="auto" w:w="0"/>
+        <w:tblLook w:firstColumn="1" w:firstRow="1" w:lastColumn="0" w:lastRow="0" w:noHBand="0" w:noVBand="1" w:val="04A0"/>
+      </w:tblPr>
+      <w:tblGrid>
+        <w:gridCol w:w="3213"/>
+        <w:gridCol w:w="3213"/>
+        <w:gridCol w:w="3213"/>
+      </w:tblGrid>
+      <w:tr>
+        <w:tc>
+          <w:tcPr>
+            <w:tcW w:type="dxa" w:w="3213"/>
+          </w:tcPr>
+          <w:p>
+            <w:r>
+              <w:rPr>
+                <w:b/>
+              </w:rPr>
+              <w:t>Phase</w:t>
+            </w:r>
+          </w:p>
+        </w:tc>
+        <w:tc>
+          <w:tcPr>
+            <w:tcW w:type="dxa" w:w="3213"/>
+          </w:tcPr>
+          <w:p>
+            <w:r>
+              <w:rPr>
+                <w:b/>
+              </w:rPr>
+              <w:t>Name</w:t>
+            </w:r>
+          </w:p>
+        </w:tc>
+        <w:tc>
+          <w:tcPr>
+            <w:tcW w:type="dxa" w:w="3213"/>
+          </w:tcPr>
+          <w:p>
+            <w:r>
+              <w:rPr>
+                <w:b/>
+              </w:rPr>
+              <w:t>Status</w:t>
+            </w:r>
+          </w:p>
+        </w:tc>
+      </w:tr>
+      <w:tr>
+        <w:tc>
+          <w:tcPr>
+            <w:tcW w:type="dxa" w:w="3213"/>
+          </w:tcPr>
+          <w:p>
+            <w:r>
+              <w:t>0</w:t>
+            </w:r>
+          </w:p>
+        </w:tc>
+        <w:tc>
+          <w:tcPr>
+            <w:tcW w:type="dxa" w:w="3213"/>
+          </w:tcPr>
+          <w:p>
+            <w:r>
+              <w:t>Baseline &amp; freeze (inventory, branch strategy, constitution)</w:t>
+            </w:r>
+          </w:p>
+        </w:tc>
+        <w:tc>
+          <w:tcPr>
+            <w:tcW w:type="dxa" w:w="3213"/>
+          </w:tcPr>
+          <w:p>
+            <w:r>
+              <w:t>✓ DONE 2026-08-21</w:t>
+            </w:r>
+          </w:p>
+        </w:tc>
+      </w:tr>
+      <w:tr>
+        <w:tc>
+          <w:tcPr>
+            <w:tcW w:type="dxa" w:w="3213"/>
+          </w:tcPr>
+          <w:p>
+            <w:r>
+              <w:t>1</w:t>
+            </w:r>
+          </w:p>
+        </w:tc>
+        <w:tc>
+          <w:tcPr>
+            <w:tcW w:type="dxa" w:w="3213"/>
+          </w:tcPr>
+          <w:p>
+            <w:r>
+              <w:t>Foundation — FastAPI monolith, tenant projects, research-governance substrate (projects, hypotheses, experiments, dataset_registry, promotion_events; provenance capture; Redis skeleton fail-open)</w:t>
+            </w:r>
+          </w:p>
+        </w:tc>
+        <w:tc>
+          <w:tcPr>
+            <w:tcW w:type="dxa" w:w="3213"/>
+          </w:tcPr>
+          <w:p>
+            <w:r>
+              <w:t>⏳ POST-LAUNCH (branch upgrade/phase-1-foundation)</w:t>
+            </w:r>
+          </w:p>
+        </w:tc>
+      </w:tr>
+      <w:tr>
+        <w:tc>
+          <w:tcPr>
+            <w:tcW w:type="dxa" w:w="3213"/>
+          </w:tcPr>
+          <w:p>
+            <w:r>
+              <w:t>2</w:t>
+            </w:r>
+          </w:p>
+        </w:tc>
+        <w:tc>
+          <w:tcPr>
+            <w:tcW w:type="dxa" w:w="3213"/>
+          </w:tcPr>
+          <w:p>
+            <w:r>
+              <w:t>Data — canonical schema, PIT, Parquet lake (Supabase Storage), dataset registry, BTC/ETH/SOL first</w:t>
+            </w:r>
+          </w:p>
+        </w:tc>
+        <w:tc>
+          <w:tcPr>
+            <w:tcW w:type="dxa" w:w="3213"/>
+          </w:tcPr>
+          <w:p>
+            <w:r>
+              <w:t>planned</w:t>
+            </w:r>
+          </w:p>
+        </w:tc>
+      </w:tr>
+      <w:tr>
+        <w:tc>
+          <w:tcPr>
+            <w:tcW w:type="dxa" w:w="3213"/>
+          </w:tcPr>
+          <w:p>
+            <w:r>
+              <w:t>3</w:t>
+            </w:r>
+          </w:p>
+        </w:tc>
+        <w:tc>
+          <w:tcPr>
+            <w:tcW w:type="dxa" w:w="3213"/>
+          </w:tcPr>
+          <w:p>
+            <w:r>
+              <w:t>Quant Engine — strategy SDK, ExecutionInterface, walk-forward, realistic backtesting</w:t>
+            </w:r>
+          </w:p>
+        </w:tc>
+        <w:tc>
+          <w:tcPr>
+            <w:tcW w:type="dxa" w:w="3213"/>
+          </w:tcPr>
+          <w:p>
+            <w:r>
+              <w:t>planned</w:t>
+            </w:r>
+          </w:p>
+        </w:tc>
+      </w:tr>
+      <w:tr>
+        <w:tc>
+          <w:tcPr>
+            <w:tcW w:type="dxa" w:w="3213"/>
+          </w:tcPr>
+          <w:p>
+            <w:r>
+              <w:t>4</w:t>
+            </w:r>
+          </w:p>
+        </w:tc>
+        <w:tc>
+          <w:tcPr>
+            <w:tcW w:type="dxa" w:w="3213"/>
+          </w:tcPr>
+          <w:p>
+            <w:r>
+              <w:t>Research AI — pre-registration workflow, hypotheses, experiment workflow, promotion ladder</w:t>
+            </w:r>
+          </w:p>
+        </w:tc>
+        <w:tc>
+          <w:tcPr>
+            <w:tcW w:type="dxa" w:w="3213"/>
+          </w:tcPr>
+          <w:p>
+            <w:r>
+              <w:t>planned</w:t>
+            </w:r>
+          </w:p>
+        </w:tc>
+      </w:tr>
+      <w:tr>
+        <w:tc>
+          <w:tcPr>
+            <w:tcW w:type="dxa" w:w="3213"/>
+          </w:tcPr>
+          <w:p>
+            <w:r>
+              <w:t>5</w:t>
+            </w:r>
+          </w:p>
+        </w:tc>
+        <w:tc>
+          <w:tcPr>
+            <w:tcW w:type="dxa" w:w="3213"/>
+          </w:tcPr>
+          <w:p>
+            <w:r>
+              <w:t>ML — baseline first, model registry (MLflow candidate)</w:t>
+            </w:r>
+          </w:p>
+        </w:tc>
+        <w:tc>
+          <w:tcPr>
+            <w:tcW w:type="dxa" w:w="3213"/>
+          </w:tcPr>
+          <w:p>
+            <w:r>
+              <w:t>planned</w:t>
+            </w:r>
+          </w:p>
+        </w:tc>
+      </w:tr>
+      <w:tr>
+        <w:tc>
+          <w:tcPr>
+            <w:tcW w:type="dxa" w:w="3213"/>
+          </w:tcPr>
+          <w:p>
+            <w:r>
+              <w:t>6</w:t>
+            </w:r>
+          </w:p>
+        </w:tc>
+        <w:tc>
+          <w:tcPr>
+            <w:tcW w:type="dxa" w:w="3213"/>
+          </w:tcPr>
+          <w:p>
+            <w:r>
+              <w:t>Paper Trading — risk engine, OMS, reconciliation, WebSocket-first plane (D17)</w:t>
+            </w:r>
+          </w:p>
+        </w:tc>
+        <w:tc>
+          <w:tcPr>
+            <w:tcW w:type="dxa" w:w="3213"/>
+          </w:tcPr>
+          <w:p>
+            <w:r>
+              <w:t>planned</w:t>
+            </w:r>
+          </w:p>
+        </w:tc>
+      </w:tr>
+      <w:tr>
+        <w:tc>
+          <w:tcPr>
+            <w:tcW w:type="dxa" w:w="3213"/>
+          </w:tcPr>
+          <w:p>
+            <w:r>
+              <w:t>7</w:t>
+            </w:r>
+          </w:p>
+        </w:tc>
+        <w:tc>
+          <w:tcPr>
+            <w:tcW w:type="dxa" w:w="3213"/>
+          </w:tcPr>
+          <w:p>
+            <w:r>
+              <w:t>RL — research-only, isolated environments</w:t>
+            </w:r>
+          </w:p>
+        </w:tc>
+        <w:tc>
+          <w:tcPr>
+            <w:tcW w:type="dxa" w:w="3213"/>
+          </w:tcPr>
+          <w:p>
+            <w:r>
+              <w:t>planned</w:t>
+            </w:r>
+          </w:p>
+        </w:tc>
+      </w:tr>
+      <w:tr>
+        <w:tc>
+          <w:tcPr>
+            <w:tcW w:type="dxa" w:w="3213"/>
+          </w:tcPr>
+          <w:p>
+            <w:r>
+              <w:t>8</w:t>
+            </w:r>
+          </w:p>
+        </w:tc>
+        <w:tc>
+          <w:tcPr>
+            <w:tcW w:type="dxa" w:w="3213"/>
+          </w:tcPr>
+          <w:p>
+            <w:r>
+              <w:t>Controlled Live — broker adapters, mandate-gated, fail-closed OMS</w:t>
+            </w:r>
+          </w:p>
+        </w:tc>
+        <w:tc>
+          <w:tcPr>
+            <w:tcW w:type="dxa" w:w="3213"/>
+          </w:tcPr>
+          <w:p>
+            <w:r>
+              <w:t>planned</w:t>
+            </w:r>
+          </w:p>
+        </w:tc>
+      </w:tr>
+      <w:tr>
+        <w:tc>
+          <w:tcPr>
+            <w:tcW w:type="dxa" w:w="3213"/>
+          </w:tcPr>
+          <w:p>
+            <w:r>
+              <w:t>9</w:t>
+            </w:r>
+          </w:p>
+        </w:tc>
+        <w:tc>
+          <w:tcPr>
+            <w:tcW w:type="dxa" w:w="3213"/>
+          </w:tcPr>
+          <w:p>
+            <w:r>
+              <w:t>Scale — observability, metered billing, quotas, cost attribution ($150–250/mo target)</w:t>
+            </w:r>
+          </w:p>
+        </w:tc>
+        <w:tc>
+          <w:tcPr>
+            <w:tcW w:type="dxa" w:w="3213"/>
+          </w:tcPr>
+          <w:p>
+            <w:r>
+              <w:t>planned</w:t>
+            </w:r>
+          </w:p>
+        </w:tc>
+      </w:tr>
+      <w:tr>
+        <w:tc>
+          <w:tcPr>
+            <w:tcW w:type="dxa" w:w="3213"/>
+          </w:tcPr>
+          <w:p>
+            <w:r>
+              <w:t>10</w:t>
+            </w:r>
+          </w:p>
+        </w:tc>
+        <w:tc>
+          <w:tcPr>
+            <w:tcW w:type="dxa" w:w="3213"/>
+          </w:tcPr>
+          <w:p>
+            <w:r>
+              <w:t>Expansion — asset classes, public API, mobile views, marketplace, enterprise</w:t>
+            </w:r>
+          </w:p>
+        </w:tc>
+        <w:tc>
+          <w:tcPr>
+            <w:tcW w:type="dxa" w:w="3213"/>
+          </w:tcPr>
+          <w:p>
+            <w:r>
+              <w:t>planned</w:t>
+            </w:r>
+          </w:p>
+        </w:tc>
+      </w:tr>
+    </w:tbl>
+    <w:p>
+      <w:r>
+        <w:t>Sequencing: Phase 0 ✓ DONE. Nigeria MVP launch now. Phase 1 begins post-launch (R1-Q1). Governance decisions locked in UPGRADE_ROADMAP.md §4 (R1–R3 grilling): launch-first, Hermes-executed Phase 0, feature branches per phase, same-container two-process FastAPI, Upstash Redis free-tier skeleton, Stripe deferred, crypto first, minimal projects table, Supabase free + keepalive + pg_dump, provenance captured by both worker and FastAPI, capture-first (pre-registration UX = Phase 4), Railway $5 through launch (evaluate Fly.io free at Phase 1), research-domain-only first FastAPI surface, Resend free tier for email.</w:t>
       </w:r>
     </w:p>
     <w:p>
       <w:pPr>
-        <w:pStyle w:val="ListNumber"/>
+        <w:pStyle w:val="Heading2"/>
       </w:pPr>
       <w:r>
-        <w:t>Suspend/unsuspend sets profiles.suspended_at + reason; suspension blocks start_agent_run at the database gate and the UI shows the reason banner.</w:t>
-      </w:r>
-    </w:p>
-    <w:p>
-      <w:pPr>
-        <w:pStyle w:val="ListNumber"/>
-      </w:pPr>
-      <w:r>
-        <w:t>Plan overrides and revocations adjust subscriptions; every action is written to audit_logs (zero-policy RLS — append-only by construction).</w:t>
+        <w:t>10. Reconciliation — Unified Spec Authority</w:t>
       </w:r>
     </w:p>
     <w:p>
       <w:r>
-        <w:t>Security boundary: admins never touch customer data through the client — only through audited, gated RPCs. Non-admins cannot read or write anything privileged even with a forged client.</w:t>
-      </w:r>
-    </w:p>
-    <w:p>
-      <w:pPr>
-        <w:pStyle w:val="Heading1"/>
-      </w:pPr>
-      <w:r>
-        <w:t>7 · Functional Requirements</w:t>
+        <w:t>docs/UNIFIED_SPEC.md (63 sections, adopted 2026-08-21) is the single source of truth for the target architecture; docs/RECONCILIATION.md records the 18 conflicts with existing ADRs/live stack and their resolutions; docs/REQUIREMENTS.md is the 81-ID requirements register (13 groups, MUST/SHOULD/MAY, traceable to roadmap phases). Key reconciliations:</w:t>
       </w:r>
     </w:p>
     <w:tbl>
       <w:tblPr>
-        <w:tblStyle w:val="TableGrid"/>
+        <w:tblStyle w:val="LightGrid-Accent1"/>
         <w:tblW w:type="auto" w:w="0"/>
         <w:tblLook w:firstColumn="1" w:firstRow="1" w:lastColumn="0" w:lastRow="0" w:noHBand="0" w:noVBand="1" w:val="04A0"/>
       </w:tblPr>
       <w:tblGrid>
-        <w:gridCol w:w="3137"/>
-        <w:gridCol w:w="3137"/>
-        <w:gridCol w:w="3137"/>
+        <w:gridCol w:w="3213"/>
+        <w:gridCol w:w="3213"/>
+        <w:gridCol w:w="3213"/>
       </w:tblGrid>
       <w:tr>
         <w:tc>
           <w:tcPr>
-            <w:tcW w:type="dxa" w:w="3137"/>
-            <w:shd w:val="clear" w:color="auto" w:fill="F5F3FF"/>
+            <w:tcW w:type="dxa" w:w="3213"/>
+          </w:tcPr>
+          <w:p>
+            <w:r>
+              <w:rPr>
+                <w:b/>
+              </w:rPr>
+              <w:t>#</w:t>
+            </w:r>
+          </w:p>
+        </w:tc>
+        <w:tc>
+          <w:tcPr>
+            <w:tcW w:type="dxa" w:w="3213"/>
+          </w:tcPr>
+          <w:p>
+            <w:r>
+              <w:rPr>
+                <w:b/>
+              </w:rPr>
+              <w:t>Unified spec says</w:t>
+            </w:r>
+          </w:p>
+        </w:tc>
+        <w:tc>
+          <w:tcPr>
+            <w:tcW w:type="dxa" w:w="3213"/>
+          </w:tcPr>
+          <w:p>
+            <w:r>
+              <w:rPr>
+                <w:b/>
+              </w:rPr>
+              <w:t>Resolution</w:t>
+            </w:r>
+          </w:p>
+        </w:tc>
+      </w:tr>
+      <w:tr>
+        <w:tc>
+          <w:tcPr>
+            <w:tcW w:type="dxa" w:w="3213"/>
+          </w:tcPr>
+          <w:p>
+            <w:r>
+              <w:t>R1</w:t>
+            </w:r>
+          </w:p>
+        </w:tc>
+        <w:tc>
+          <w:tcPr>
+            <w:tcW w:type="dxa" w:w="3213"/>
+          </w:tcPr>
+          <w:p>
+            <w:r>
+              <w:t>Next.js frontend</w:t>
+            </w:r>
+          </w:p>
+        </w:tc>
+        <w:tc>
+          <w:tcPr>
+            <w:tcW w:type="dxa" w:w="3213"/>
+          </w:tcPr>
+          <w:p>
+            <w:r>
+              <w:t>Keep D3 React 19 + Vite for the live product; Next.js is a future refactor decision</w:t>
+            </w:r>
+          </w:p>
+        </w:tc>
+      </w:tr>
+      <w:tr>
+        <w:tc>
+          <w:tcPr>
+            <w:tcW w:type="dxa" w:w="3213"/>
+          </w:tcPr>
+          <w:p>
+            <w:r>
+              <w:t>R2</w:t>
+            </w:r>
+          </w:p>
+        </w:tc>
+        <w:tc>
+          <w:tcPr>
+            <w:tcW w:type="dxa" w:w="3213"/>
+          </w:tcPr>
+          <w:p>
+            <w:r>
+              <w:t>AWS primary cloud</w:t>
+            </w:r>
+          </w:p>
+        </w:tc>
+        <w:tc>
+          <w:tcPr>
+            <w:tcW w:type="dxa" w:w="3213"/>
+          </w:tcPr>
+          <w:p>
+            <w:r>
+              <w:t>Keep Railway + Supabase + Cloudflare until scale justifies AWS (Phase 9/10)</w:t>
+            </w:r>
+          </w:p>
+        </w:tc>
+      </w:tr>
+      <w:tr>
+        <w:tc>
+          <w:tcPr>
+            <w:tcW w:type="dxa" w:w="3213"/>
+          </w:tcPr>
+          <w:p>
+            <w:r>
+              <w:t>R3</w:t>
+            </w:r>
+          </w:p>
+        </w:tc>
+        <w:tc>
+          <w:tcPr>
+            <w:tcW w:type="dxa" w:w="3213"/>
+          </w:tcPr>
+          <w:p>
+            <w:r>
+              <w:t>Stripe billing</w:t>
+            </w:r>
+          </w:p>
+        </w:tc>
+        <w:tc>
+          <w:tcPr>
+            <w:tcW w:type="dxa" w:w="3213"/>
+          </w:tcPr>
+          <w:p>
+            <w:r>
+              <w:t>Keep D8 Paystack NGN first; Stripe activates when entity exists; spec's provider abstraction matches D8</w:t>
+            </w:r>
+          </w:p>
+        </w:tc>
+      </w:tr>
+      <w:tr>
+        <w:tc>
+          <w:tcPr>
+            <w:tcW w:type="dxa" w:w="3213"/>
+          </w:tcPr>
+          <w:p>
+            <w:r>
+              <w:t>R4</w:t>
+            </w:r>
+          </w:p>
+        </w:tc>
+        <w:tc>
+          <w:tcPr>
+            <w:tcW w:type="dxa" w:w="3213"/>
+          </w:tcPr>
+          <w:p>
+            <w:r>
+              <w:t>Celery/RQ via Redis</w:t>
+            </w:r>
+          </w:p>
+        </w:tc>
+        <w:tc>
+          <w:tcPr>
+            <w:tcW w:type="dxa" w:w="3213"/>
+          </w:tcPr>
+          <w:p>
+            <w:r>
+              <w:t>Keep D14 SQL SKIP LOCKED for MVP; queue enters Phase 1 with FastAPI</w:t>
+            </w:r>
+          </w:p>
+        </w:tc>
+      </w:tr>
+      <w:tr>
+        <w:tc>
+          <w:tcPr>
+            <w:tcW w:type="dxa" w:w="3213"/>
+          </w:tcPr>
+          <w:p>
+            <w:r>
+              <w:t>R5</w:t>
+            </w:r>
+          </w:p>
+        </w:tc>
+        <w:tc>
+          <w:tcPr>
+            <w:tcW w:type="dxa" w:w="3213"/>
+          </w:tcPr>
+          <w:p>
+            <w:r>
+              <w:t>LLM gateway/router</w:t>
+            </w:r>
+          </w:p>
+        </w:tc>
+        <w:tc>
+          <w:tcPr>
+            <w:tcW w:type="dxa" w:w="3213"/>
+          </w:tcPr>
+          <w:p>
+            <w:r>
+              <w:t>BYOK+Vault stays the key mechanism (D12); gateway is Phase 3+</w:t>
+            </w:r>
+          </w:p>
+        </w:tc>
+      </w:tr>
+      <w:tr>
+        <w:tc>
+          <w:tcPr>
+            <w:tcW w:type="dxa" w:w="3213"/>
+          </w:tcPr>
+          <w:p>
+            <w:r>
+              <w:t>R6</w:t>
+            </w:r>
+          </w:p>
+        </w:tc>
+        <w:tc>
+          <w:tcPr>
+            <w:tcW w:type="dxa" w:w="3213"/>
+          </w:tcPr>
+          <w:p>
+            <w:r>
+              <w:t>MLflow</w:t>
+            </w:r>
+          </w:p>
+        </w:tc>
+        <w:tc>
+          <w:tcPr>
+            <w:tcW w:type="dxa" w:w="3213"/>
+          </w:tcPr>
+          <w:p>
+            <w:r>
+              <w:t>Adopt as Phase 5 candidate implementation; our provenance schema stays canonical</w:t>
+            </w:r>
+          </w:p>
+        </w:tc>
+      </w:tr>
+      <w:tr>
+        <w:tc>
+          <w:tcPr>
+            <w:tcW w:type="dxa" w:w="3213"/>
+          </w:tcPr>
+          <w:p>
+            <w:r>
+              <w:t>R7</w:t>
+            </w:r>
+          </w:p>
+        </w:tc>
+        <w:tc>
+          <w:tcPr>
+            <w:tcW w:type="dxa" w:w="3213"/>
+          </w:tcPr>
+          <w:p>
+            <w:r>
+              <w:t>Redis cache/rate-limit</w:t>
+            </w:r>
+          </w:p>
+        </w:tc>
+        <w:tc>
+          <w:tcPr>
+            <w:tcW w:type="dxa" w:w="3213"/>
+          </w:tcPr>
+          <w:p>
+            <w:r>
+              <w:t>Keep Postgres rate limit (30/hr) until Phase 1 Redis skeleton</w:t>
+            </w:r>
+          </w:p>
+        </w:tc>
+      </w:tr>
+      <w:tr>
+        <w:tc>
+          <w:tcPr>
+            <w:tcW w:type="dxa" w:w="3213"/>
+          </w:tcPr>
+          <w:p>
+            <w:r>
+              <w:t>R10</w:t>
+            </w:r>
+          </w:p>
+        </w:tc>
+        <w:tc>
+          <w:tcPr>
+            <w:tcW w:type="dxa" w:w="3213"/>
+          </w:tcPr>
+          <w:p>
+            <w:r>
+              <w:t>Admin RBAC/MFA</w:t>
+            </w:r>
+          </w:p>
+        </w:tc>
+        <w:tc>
+          <w:tcPr>
+            <w:tcW w:type="dxa" w:w="3213"/>
+          </w:tcPr>
+          <w:p>
+            <w:r>
+              <w:t>Keep SPA /admin; add roles + TOTP as roadmap items</w:t>
+            </w:r>
+          </w:p>
+        </w:tc>
+      </w:tr>
+      <w:tr>
+        <w:tc>
+          <w:tcPr>
+            <w:tcW w:type="dxa" w:w="3213"/>
+          </w:tcPr>
+          <w:p>
+            <w:r>
+              <w:t>R11</w:t>
+            </w:r>
+          </w:p>
+        </w:tc>
+        <w:tc>
+          <w:tcPr>
+            <w:tcW w:type="dxa" w:w="3213"/>
+          </w:tcPr>
+          <w:p>
+            <w:r>
+              <w:t>WebSocket-first</w:t>
+            </w:r>
+          </w:p>
+        </w:tc>
+        <w:tc>
+          <w:tcPr>
+            <w:tcW w:type="dxa" w:w="3213"/>
+          </w:tcPr>
+          <w:p>
+            <w:r>
+              <w:t>D17 recorded; REST + polling stay until Phase 6 WS plane</w:t>
+            </w:r>
+          </w:p>
+        </w:tc>
+      </w:tr>
+      <w:tr>
+        <w:tc>
+          <w:tcPr>
+            <w:tcW w:type="dxa" w:w="3213"/>
+          </w:tcPr>
+          <w:p>
+            <w:r>
+              <w:t>R12</w:t>
+            </w:r>
+          </w:p>
+        </w:tc>
+        <w:tc>
+          <w:tcPr>
+            <w:tcW w:type="dxa" w:w="3213"/>
+          </w:tcPr>
+          <w:p>
+            <w:r>
+              <w:t>Registry lifecycles</w:t>
+            </w:r>
+          </w:p>
+        </w:tc>
+        <w:tc>
+          <w:tcPr>
+            <w:tcW w:type="dxa" w:w="3213"/>
+          </w:tcPr>
+          <w:p>
+            <w:r>
+              <w:t>Spec lifecycles refine the Phase 1 DDL (DRAFT→…→RETIRED; candidate→…→live)</w:t>
+            </w:r>
+          </w:p>
+        </w:tc>
+      </w:tr>
+      <w:tr>
+        <w:tc>
+          <w:tcPr>
+            <w:tcW w:type="dxa" w:w="3213"/>
+          </w:tcPr>
+          <w:p>
+            <w:r>
+              <w:t>R13</w:t>
+            </w:r>
+          </w:p>
+        </w:tc>
+        <w:tc>
+          <w:tcPr>
+            <w:tcW w:type="dxa" w:w="3213"/>
+          </w:tcPr>
+          <w:p>
+            <w:r>
+              <w:t>Repo layout apps/services</w:t>
+            </w:r>
+          </w:p>
+        </w:tc>
+        <w:tc>
+          <w:tcPr>
+            <w:tcW w:type="dxa" w:w="3213"/>
+          </w:tcPr>
+          <w:p>
+            <w:r>
+              <w:t>Target layout for new code only; no big-bang restructure (D16)</w:t>
+            </w:r>
+          </w:p>
+        </w:tc>
+      </w:tr>
+      <w:tr>
+        <w:tc>
+          <w:tcPr>
+            <w:tcW w:type="dxa" w:w="3213"/>
+          </w:tcPr>
+          <w:p>
+            <w:r>
+              <w:t>R17</w:t>
+            </w:r>
+          </w:p>
+        </w:tc>
+        <w:tc>
+          <w:tcPr>
+            <w:tcW w:type="dxa" w:w="3213"/>
+          </w:tcPr>
+          <w:p>
+            <w:r>
+              <w:t>No fake numbers</w:t>
+            </w:r>
+          </w:p>
+        </w:tc>
+        <w:tc>
+          <w:tcPr>
+            <w:tcW w:type="dxa" w:w="3213"/>
+          </w:tcPr>
+          <w:p>
+            <w:r>
+              <w:t>Adopted — empty states + paper-account offer</w:t>
+            </w:r>
+          </w:p>
+        </w:tc>
+      </w:tr>
+    </w:tbl>
+    <w:p>
+      <w:pPr>
+        <w:pStyle w:val="Heading2"/>
+      </w:pPr>
+      <w:r>
+        <w:t>11. Key Architecture Decisions (ADRs)</w:t>
+      </w:r>
+    </w:p>
+    <w:tbl>
+      <w:tblPr>
+        <w:tblStyle w:val="LightGrid-Accent1"/>
+        <w:tblW w:type="auto" w:w="0"/>
+        <w:tblLook w:firstColumn="1" w:firstRow="1" w:lastColumn="0" w:lastRow="0" w:noHBand="0" w:noVBand="1" w:val="04A0"/>
+      </w:tblPr>
+      <w:tblGrid>
+        <w:gridCol w:w="3213"/>
+        <w:gridCol w:w="3213"/>
+        <w:gridCol w:w="3213"/>
+      </w:tblGrid>
+      <w:tr>
+        <w:tc>
+          <w:tcPr>
+            <w:tcW w:type="dxa" w:w="3213"/>
           </w:tcPr>
           <w:p>
             <w:r>
@@ -1719,29 +2347,27 @@
         </w:tc>
         <w:tc>
           <w:tcPr>
-            <w:tcW w:type="dxa" w:w="3137"/>
-            <w:shd w:val="clear" w:color="auto" w:fill="F5F3FF"/>
+            <w:tcW w:type="dxa" w:w="3213"/>
           </w:tcPr>
           <w:p>
             <w:r>
               <w:rPr>
                 <w:b/>
               </w:rPr>
-              <w:t>Requirement</w:t>
-            </w:r>
-          </w:p>
-        </w:tc>
-        <w:tc>
-          <w:tcPr>
-            <w:tcW w:type="dxa" w:w="3137"/>
-            <w:shd w:val="clear" w:color="auto" w:fill="F5F3FF"/>
+              <w:t>Decision</w:t>
+            </w:r>
+          </w:p>
+        </w:tc>
+        <w:tc>
+          <w:tcPr>
+            <w:tcW w:type="dxa" w:w="3213"/>
           </w:tcPr>
           <w:p>
             <w:r>
               <w:rPr>
                 <w:b/>
               </w:rPr>
-              <w:t>Where</w:t>
+              <w:t>Rationale</w:t>
             </w:r>
           </w:p>
         </w:tc>
@@ -1749,31 +2375,31 @@
       <w:tr>
         <w:tc>
           <w:tcPr>
-            <w:tcW w:type="dxa" w:w="3137"/>
-          </w:tcPr>
-          <w:p>
-            <w:r>
-              <w:t>FR-1</w:t>
-            </w:r>
-          </w:p>
-        </w:tc>
-        <w:tc>
-          <w:tcPr>
-            <w:tcW w:type="dxa" w:w="3137"/>
-          </w:tcPr>
-          <w:p>
-            <w:r>
-              <w:t>Email/password signup, login, logout, session persistence</w:t>
-            </w:r>
-          </w:p>
-        </w:tc>
-        <w:tc>
-          <w:tcPr>
-            <w:tcW w:type="dxa" w:w="3137"/>
-          </w:tcPr>
-          <w:p>
-            <w:r>
-              <w:t>Supabase Auth + Zustand store</w:t>
+            <w:tcW w:type="dxa" w:w="3213"/>
+          </w:tcPr>
+          <w:p>
+            <w:r>
+              <w:t>D1</w:t>
+            </w:r>
+          </w:p>
+        </w:tc>
+        <w:tc>
+          <w:tcPr>
+            <w:tcW w:type="dxa" w:w="3213"/>
+          </w:tcPr>
+          <w:p>
+            <w:r>
+              <w:t>Subprocess-per-run</w:t>
+            </w:r>
+          </w:p>
+        </w:tc>
+        <w:tc>
+          <w:tcPr>
+            <w:tcW w:type="dxa" w:w="3213"/>
+          </w:tcPr>
+          <w:p>
+            <w:r>
+              <w:t>Engine uses process-global singletons; in-process multi-tenant is unsafe</w:t>
             </w:r>
           </w:p>
         </w:tc>
@@ -1781,31 +2407,31 @@
       <w:tr>
         <w:tc>
           <w:tcPr>
-            <w:tcW w:type="dxa" w:w="3137"/>
-          </w:tcPr>
-          <w:p>
-            <w:r>
-              <w:t>FR-2</w:t>
-            </w:r>
-          </w:p>
-        </w:tc>
-        <w:tc>
-          <w:tcPr>
-            <w:tcW w:type="dxa" w:w="3137"/>
-          </w:tcPr>
-          <w:p>
-            <w:r>
-              <w:t>Email verification with branded templates, resend, expired-token state</w:t>
-            </w:r>
-          </w:p>
-        </w:tc>
-        <w:tc>
-          <w:tcPr>
-            <w:tcW w:type="dxa" w:w="3137"/>
-          </w:tcPr>
-          <w:p>
-            <w:r>
-              <w:t>Auth emails (dashboard-paste templates)</w:t>
+            <w:tcW w:type="dxa" w:w="3213"/>
+          </w:tcPr>
+          <w:p>
+            <w:r>
+              <w:t>D3</w:t>
+            </w:r>
+          </w:p>
+        </w:tc>
+        <w:tc>
+          <w:tcPr>
+            <w:tcW w:type="dxa" w:w="3213"/>
+          </w:tcPr>
+          <w:p>
+            <w:r>
+              <w:t>React 19 + Vite frontend</w:t>
+            </w:r>
+          </w:p>
+        </w:tc>
+        <w:tc>
+          <w:tcPr>
+            <w:tcW w:type="dxa" w:w="3213"/>
+          </w:tcPr>
+          <w:p>
+            <w:r>
+              <w:t>Saves a rewrite; inherits Vibe-Trading alpha UI</w:t>
             </w:r>
           </w:p>
         </w:tc>
@@ -1813,31 +2439,31 @@
       <w:tr>
         <w:tc>
           <w:tcPr>
-            <w:tcW w:type="dxa" w:w="3137"/>
-          </w:tcPr>
-          <w:p>
-            <w:r>
-              <w:t>FR-3</w:t>
-            </w:r>
-          </w:p>
-        </w:tc>
-        <w:tc>
-          <w:tcPr>
-            <w:tcW w:type="dxa" w:w="3137"/>
-          </w:tcPr>
-          <w:p>
-            <w:r>
-              <w:t>BYOK key save / read / delete with last-4 display, encrypted at rest</w:t>
-            </w:r>
-          </w:p>
-        </w:tc>
-        <w:tc>
-          <w:tcPr>
-            <w:tcW w:type="dxa" w:w="3137"/>
-          </w:tcPr>
-          <w:p>
-            <w:r>
-              <w:t>Vault + RPCs (zero-policy user_api_keys)</w:t>
+            <w:tcW w:type="dxa" w:w="3213"/>
+          </w:tcPr>
+          <w:p>
+            <w:r>
+              <w:t>D5</w:t>
+            </w:r>
+          </w:p>
+        </w:tc>
+        <w:tc>
+          <w:tcPr>
+            <w:tcW w:type="dxa" w:w="3213"/>
+          </w:tcPr>
+          <w:p>
+            <w:r>
+              <w:t>SQL job claiming (FOR UPDATE SKIP LOCKED)</w:t>
+            </w:r>
+          </w:p>
+        </w:tc>
+        <w:tc>
+          <w:tcPr>
+            <w:tcW w:type="dxa" w:w="3213"/>
+          </w:tcPr>
+          <w:p>
+            <w:r>
+              <w:t>Atomic, no Redis, N workers safe</w:t>
             </w:r>
           </w:p>
         </w:tc>
@@ -1845,31 +2471,31 @@
       <w:tr>
         <w:tc>
           <w:tcPr>
-            <w:tcW w:type="dxa" w:w="3137"/>
-          </w:tcPr>
-          <w:p>
-            <w:r>
-              <w:t>FR-4</w:t>
-            </w:r>
-          </w:p>
-        </w:tc>
-        <w:tc>
-          <w:tcPr>
-            <w:tcW w:type="dxa" w:w="3137"/>
-          </w:tcPr>
-          <w:p>
-            <w:r>
-              <w:t>Launch single-agent and swarm (30 presets) runs with idempotency</w:t>
-            </w:r>
-          </w:p>
-        </w:tc>
-        <w:tc>
-          <w:tcPr>
-            <w:tcW w:type="dxa" w:w="3137"/>
-          </w:tcPr>
-          <w:p>
-            <w:r>
-              <w:t>start_agent_run / start_swarm_run RPCs</w:t>
+            <w:tcW w:type="dxa" w:w="3213"/>
+          </w:tcPr>
+          <w:p>
+            <w:r>
+              <w:t>D8</w:t>
+            </w:r>
+          </w:p>
+        </w:tc>
+        <w:tc>
+          <w:tcPr>
+            <w:tcW w:type="dxa" w:w="3213"/>
+          </w:tcPr>
+          <w:p>
+            <w:r>
+              <w:t>Paystack NGN first (Stripe planned)</w:t>
+            </w:r>
+          </w:p>
+        </w:tc>
+        <w:tc>
+          <w:tcPr>
+            <w:tcW w:type="dxa" w:w="3213"/>
+          </w:tcPr>
+          <w:p>
+            <w:r>
+              <w:t>Nigerian entity; provider-agnostic subscription model</w:t>
             </w:r>
           </w:p>
         </w:tc>
@@ -1877,31 +2503,31 @@
       <w:tr>
         <w:tc>
           <w:tcPr>
-            <w:tcW w:type="dxa" w:w="3137"/>
-          </w:tcPr>
-          <w:p>
-            <w:r>
-              <w:t>FR-5</w:t>
-            </w:r>
-          </w:p>
-        </w:tc>
-        <w:tc>
-          <w:tcPr>
-            <w:tcW w:type="dxa" w:w="3137"/>
-          </w:tcPr>
-          <w:p>
-            <w:r>
-              <w:t>Attachment uploads (CSV/XLSX/JSON, ≤50 MB, Premium)</w:t>
-            </w:r>
-          </w:p>
-        </w:tc>
-        <w:tc>
-          <w:tcPr>
-            <w:tcW w:type="dxa" w:w="3137"/>
-          </w:tcPr>
-          <w:p>
-            <w:r>
-              <w:t>Storage + uploads gate</w:t>
+            <w:tcW w:type="dxa" w:w="3213"/>
+          </w:tcPr>
+          <w:p>
+            <w:r>
+              <w:t>D11</w:t>
+            </w:r>
+          </w:p>
+        </w:tc>
+        <w:tc>
+          <w:tcPr>
+            <w:tcW w:type="dxa" w:w="3213"/>
+          </w:tcPr>
+          <w:p>
+            <w:r>
+              <w:t>BYOK pivot</w:t>
+            </w:r>
+          </w:p>
+        </w:tc>
+        <w:tc>
+          <w:tcPr>
+            <w:tcW w:type="dxa" w:w="3213"/>
+          </w:tcPr>
+          <w:p>
+            <w:r>
+              <w:t>Users supply keys; unlimited runs per tier; zero LLM margin risk</w:t>
             </w:r>
           </w:p>
         </w:tc>
@@ -1909,31 +2535,31 @@
       <w:tr>
         <w:tc>
           <w:tcPr>
-            <w:tcW w:type="dxa" w:w="3137"/>
-          </w:tcPr>
-          <w:p>
-            <w:r>
-              <w:t>FR-6</w:t>
-            </w:r>
-          </w:p>
-        </w:tc>
-        <w:tc>
-          <w:tcPr>
-            <w:tcW w:type="dxa" w:w="3137"/>
-          </w:tcPr>
-          <w:p>
-            <w:r>
-              <w:t>Live run status, progress streaming, artifact rendering</w:t>
-            </w:r>
-          </w:p>
-        </w:tc>
-        <w:tc>
-          <w:tcPr>
-            <w:tcW w:type="dxa" w:w="3137"/>
-          </w:tcPr>
-          <w:p>
-            <w:r>
-              <w:t>Realtime + progress columns</w:t>
+            <w:tcW w:type="dxa" w:w="3213"/>
+          </w:tcPr>
+          <w:p>
+            <w:r>
+              <w:t>D12</w:t>
+            </w:r>
+          </w:p>
+        </w:tc>
+        <w:tc>
+          <w:tcPr>
+            <w:tcW w:type="dxa" w:w="3213"/>
+          </w:tcPr>
+          <w:p>
+            <w:r>
+              <w:t>Supabase Vault for key storage</w:t>
+            </w:r>
+          </w:p>
+        </w:tc>
+        <w:tc>
+          <w:tcPr>
+            <w:tcW w:type="dxa" w:w="3213"/>
+          </w:tcPr>
+          <w:p>
+            <w:r>
+              <w:t>Encryption without app-managed secrets</w:t>
             </w:r>
           </w:p>
         </w:tc>
@@ -1941,31 +2567,31 @@
       <w:tr>
         <w:tc>
           <w:tcPr>
-            <w:tcW w:type="dxa" w:w="3137"/>
-          </w:tcPr>
-          <w:p>
-            <w:r>
-              <w:t>FR-7</w:t>
-            </w:r>
-          </w:p>
-        </w:tc>
-        <w:tc>
-          <w:tcPr>
-            <w:tcW w:type="dxa" w:w="3137"/>
-          </w:tcPr>
-          <w:p>
-            <w:r>
-              <w:t>NGN billing: checkout init, callback, subscription activation, renewals, past-due, cancel</w:t>
-            </w:r>
-          </w:p>
-        </w:tc>
-        <w:tc>
-          <w:tcPr>
-            <w:tcW w:type="dxa" w:w="3137"/>
-          </w:tcPr>
-          <w:p>
-            <w:r>
-              <w:t>Edge Functions + webhook_events</w:t>
+            <w:tcW w:type="dxa" w:w="3213"/>
+          </w:tcPr>
+          <w:p>
+            <w:r>
+              <w:t>D13</w:t>
+            </w:r>
+          </w:p>
+        </w:tc>
+        <w:tc>
+          <w:tcPr>
+            <w:tcW w:type="dxa" w:w="3213"/>
+          </w:tcPr>
+          <w:p>
+            <w:r>
+              <w:t>Edge Functions for billing</w:t>
+            </w:r>
+          </w:p>
+        </w:tc>
+        <w:tc>
+          <w:tcPr>
+            <w:tcW w:type="dxa" w:w="3213"/>
+          </w:tcPr>
+          <w:p>
+            <w:r>
+              <w:t>No FastAPI backend at MVP</w:t>
             </w:r>
           </w:p>
         </w:tc>
@@ -1973,31 +2599,31 @@
       <w:tr>
         <w:tc>
           <w:tcPr>
-            <w:tcW w:type="dxa" w:w="3137"/>
-          </w:tcPr>
-          <w:p>
-            <w:r>
-              <w:t>FR-8</w:t>
-            </w:r>
-          </w:p>
-        </w:tc>
-        <w:tc>
-          <w:tcPr>
-            <w:tcW w:type="dxa" w:w="3137"/>
-          </w:tcPr>
-          <w:p>
-            <w:r>
-              <w:t>Admin: user list/detail, suspend/unsuspend, plan override/revoke, run and billing views</w:t>
-            </w:r>
-          </w:p>
-        </w:tc>
-        <w:tc>
-          <w:tcPr>
-            <w:tcW w:type="dxa" w:w="3137"/>
-          </w:tcPr>
-          <w:p>
-            <w:r>
-              <w:t>Admin RPCs + admin UI</w:t>
+            <w:tcW w:type="dxa" w:w="3213"/>
+          </w:tcPr>
+          <w:p>
+            <w:r>
+              <w:t>D14</w:t>
+            </w:r>
+          </w:p>
+        </w:tc>
+        <w:tc>
+          <w:tcPr>
+            <w:tcW w:type="dxa" w:w="3213"/>
+          </w:tcPr>
+          <w:p>
+            <w:r>
+              <w:t>Python polling loop, no Celery/Redis</w:t>
+            </w:r>
+          </w:p>
+        </w:tc>
+        <w:tc>
+          <w:tcPr>
+            <w:tcW w:type="dxa" w:w="3213"/>
+          </w:tcPr>
+          <w:p>
+            <w:r>
+              <w:t>Simpler; sufficient for MVP scale; queue enters Phase 1</w:t>
             </w:r>
           </w:p>
         </w:tc>
@@ -2005,31 +2631,31 @@
       <w:tr>
         <w:tc>
           <w:tcPr>
-            <w:tcW w:type="dxa" w:w="3137"/>
-          </w:tcPr>
-          <w:p>
-            <w:r>
-              <w:t>FR-9</w:t>
-            </w:r>
-          </w:p>
-        </w:tc>
-        <w:tc>
-          <w:tcPr>
-            <w:tcW w:type="dxa" w:w="3137"/>
-          </w:tcPr>
-          <w:p>
-            <w:r>
-              <w:t>Audit trail of admin actions, append-only</w:t>
-            </w:r>
-          </w:p>
-        </w:tc>
-        <w:tc>
-          <w:tcPr>
-            <w:tcW w:type="dxa" w:w="3137"/>
-          </w:tcPr>
-          <w:p>
-            <w:r>
-              <w:t>audit_logs (zero-policy RLS)</w:t>
+            <w:tcW w:type="dxa" w:w="3213"/>
+          </w:tcPr>
+          <w:p>
+            <w:r>
+              <w:t>D15</w:t>
+            </w:r>
+          </w:p>
+        </w:tc>
+        <w:tc>
+          <w:tcPr>
+            <w:tcW w:type="dxa" w:w="3213"/>
+          </w:tcPr>
+          <w:p>
+            <w:r>
+              <w:t>Railway + Supabase + Cloudflare</w:t>
+            </w:r>
+          </w:p>
+        </w:tc>
+        <w:tc>
+          <w:tcPr>
+            <w:tcW w:type="dxa" w:w="3213"/>
+          </w:tcPr>
+          <w:p>
+            <w:r>
+              <w:t>Cost-efficient compute/data/edge; CF Workers cannot run the engine</w:t>
             </w:r>
           </w:p>
         </w:tc>
@@ -2037,31 +2663,31 @@
       <w:tr>
         <w:tc>
           <w:tcPr>
-            <w:tcW w:type="dxa" w:w="3137"/>
-          </w:tcPr>
-          <w:p>
-            <w:r>
-              <w:t>FR-10</w:t>
-            </w:r>
-          </w:p>
-        </w:tc>
-        <w:tc>
-          <w:tcPr>
-            <w:tcW w:type="dxa" w:w="3137"/>
-          </w:tcPr>
-          <w:p>
-            <w:r>
-              <w:t>Monitoring: error tracking, structured logs, health endpoint</w:t>
-            </w:r>
-          </w:p>
-        </w:tc>
-        <w:tc>
-          <w:tcPr>
-            <w:tcW w:type="dxa" w:w="3137"/>
-          </w:tcPr>
-          <w:p>
-            <w:r>
-              <w:t>Sentry + logging_config + /health</w:t>
+            <w:tcW w:type="dxa" w:w="3213"/>
+          </w:tcPr>
+          <w:p>
+            <w:r>
+              <w:t>D16</w:t>
+            </w:r>
+          </w:p>
+        </w:tc>
+        <w:tc>
+          <w:tcPr>
+            <w:tcW w:type="dxa" w:w="3213"/>
+          </w:tcPr>
+          <w:p>
+            <w:r>
+              <w:t>Strangler-fig migration</w:t>
+            </w:r>
+          </w:p>
+        </w:tc>
+        <w:tc>
+          <w:tcPr>
+            <w:tcW w:type="dxa" w:w="3213"/>
+          </w:tcPr>
+          <w:p>
+            <w:r>
+              <w:t>Live loop never breaks; new code beside old</w:t>
             </w:r>
           </w:p>
         </w:tc>
@@ -2069,31 +2695,31 @@
       <w:tr>
         <w:tc>
           <w:tcPr>
-            <w:tcW w:type="dxa" w:w="3137"/>
-          </w:tcPr>
-          <w:p>
-            <w:r>
-              <w:t>FR-11</w:t>
-            </w:r>
-          </w:p>
-        </w:tc>
-        <w:tc>
-          <w:tcPr>
-            <w:tcW w:type="dxa" w:w="3137"/>
-          </w:tcPr>
-          <w:p>
-            <w:r>
-              <w:t>Pricing, landing, legal (ToS/Privacy with registrant block), support contact</w:t>
-            </w:r>
-          </w:p>
-        </w:tc>
-        <w:tc>
-          <w:tcPr>
-            <w:tcW w:type="dxa" w:w="3137"/>
-          </w:tcPr>
-          <w:p>
-            <w:r>
-              <w:t>Frontend pages + email templates</w:t>
+            <w:tcW w:type="dxa" w:w="3213"/>
+          </w:tcPr>
+          <w:p>
+            <w:r>
+              <w:t>D17</w:t>
+            </w:r>
+          </w:p>
+        </w:tc>
+        <w:tc>
+          <w:tcPr>
+            <w:tcW w:type="dxa" w:w="3213"/>
+          </w:tcPr>
+          <w:p>
+            <w:r>
+              <w:t>WebSocket-first commitment</w:t>
+            </w:r>
+          </w:p>
+        </w:tc>
+        <w:tc>
+          <w:tcPr>
+            <w:tcW w:type="dxa" w:w="3213"/>
+          </w:tcPr>
+          <w:p>
+            <w:r>
+              <w:t>Market data, orders, fills, P&amp;L, job progress over WS (Phase 6)</w:t>
             </w:r>
           </w:p>
         </w:tc>
@@ -2101,1214 +2727,10 @@
     </w:tbl>
     <w:p>
       <w:pPr>
-        <w:pStyle w:val="Heading1"/>
+        <w:pStyle w:val="Heading3"/>
       </w:pPr>
       <w:r>
-        <w:t>8 · Non-Functional Requirements</w:t>
-      </w:r>
-    </w:p>
-    <w:tbl>
-      <w:tblPr>
-        <w:tblStyle w:val="TableGrid"/>
-        <w:tblW w:type="auto" w:w="0"/>
-        <w:tblLook w:firstColumn="1" w:firstRow="1" w:lastColumn="0" w:lastRow="0" w:noHBand="0" w:noVBand="1" w:val="04A0"/>
-      </w:tblPr>
-      <w:tblGrid>
-        <w:gridCol w:w="3137"/>
-        <w:gridCol w:w="3137"/>
-        <w:gridCol w:w="3137"/>
-      </w:tblGrid>
-      <w:tr>
-        <w:tc>
-          <w:tcPr>
-            <w:tcW w:type="dxa" w:w="3137"/>
-            <w:shd w:val="clear" w:color="auto" w:fill="F5F3FF"/>
-          </w:tcPr>
-          <w:p>
-            <w:r>
-              <w:rPr>
-                <w:b/>
-              </w:rPr>
-              <w:t>Category</w:t>
-            </w:r>
-          </w:p>
-        </w:tc>
-        <w:tc>
-          <w:tcPr>
-            <w:tcW w:type="dxa" w:w="3137"/>
-            <w:shd w:val="clear" w:color="auto" w:fill="F5F3FF"/>
-          </w:tcPr>
-          <w:p>
-            <w:r>
-              <w:rPr>
-                <w:b/>
-              </w:rPr>
-              <w:t>Requirement</w:t>
-            </w:r>
-          </w:p>
-        </w:tc>
-        <w:tc>
-          <w:tcPr>
-            <w:tcW w:type="dxa" w:w="3137"/>
-            <w:shd w:val="clear" w:color="auto" w:fill="F5F3FF"/>
-          </w:tcPr>
-          <w:p>
-            <w:r>
-              <w:rPr>
-                <w:b/>
-              </w:rPr>
-              <w:t>How met</w:t>
-            </w:r>
-          </w:p>
-        </w:tc>
-      </w:tr>
-      <w:tr>
-        <w:tc>
-          <w:tcPr>
-            <w:tcW w:type="dxa" w:w="3137"/>
-          </w:tcPr>
-          <w:p>
-            <w:r>
-              <w:t>Security</w:t>
-            </w:r>
-          </w:p>
-        </w:tc>
-        <w:tc>
-          <w:tcPr>
-            <w:tcW w:type="dxa" w:w="3137"/>
-          </w:tcPr>
-          <w:p>
-            <w:r>
-              <w:t>No client can read/write privileged data even when forged</w:t>
-            </w:r>
-          </w:p>
-        </w:tc>
-        <w:tc>
-          <w:tcPr>
-            <w:tcW w:type="dxa" w:w="3137"/>
-          </w:tcPr>
-          <w:p>
-            <w:r>
-              <w:t>RLS on every table; grants revoked from anon/authenticated where privileged; SECURITY DEFINER RPCs with pinned search_path</w:t>
-            </w:r>
-          </w:p>
-        </w:tc>
-      </w:tr>
-      <w:tr>
-        <w:tc>
-          <w:tcPr>
-            <w:tcW w:type="dxa" w:w="3137"/>
-          </w:tcPr>
-          <w:p>
-            <w:r>
-              <w:t>Security</w:t>
-            </w:r>
-          </w:p>
-        </w:tc>
-        <w:tc>
-          <w:tcPr>
-            <w:tcW w:type="dxa" w:w="3137"/>
-          </w:tcPr>
-          <w:p>
-            <w:r>
-              <w:t>Webhook authenticity</w:t>
-            </w:r>
-          </w:p>
-        </w:tc>
-        <w:tc>
-          <w:tcPr>
-            <w:tcW w:type="dxa" w:w="3137"/>
-          </w:tcPr>
-          <w:p>
-            <w:r>
-              <w:t>HMAC-SHA512 constant-time verification + server-side re-verification via Paystack API</w:t>
-            </w:r>
-          </w:p>
-        </w:tc>
-      </w:tr>
-      <w:tr>
-        <w:tc>
-          <w:tcPr>
-            <w:tcW w:type="dxa" w:w="3137"/>
-          </w:tcPr>
-          <w:p>
-            <w:r>
-              <w:t>Security</w:t>
-            </w:r>
-          </w:p>
-        </w:tc>
-        <w:tc>
-          <w:tcPr>
-            <w:tcW w:type="dxa" w:w="3137"/>
-          </w:tcPr>
-          <w:p>
-            <w:r>
-              <w:t>Secrets never in code or logs</w:t>
-            </w:r>
-          </w:p>
-        </w:tc>
-        <w:tc>
-          <w:tcPr>
-            <w:tcW w:type="dxa" w:w="3137"/>
-          </w:tcPr>
-          <w:p>
-            <w:r>
-              <w:t>Vault encryption; PII scrubber in logs; sk- redaction; DSN fail-open</w:t>
-            </w:r>
-          </w:p>
-        </w:tc>
-      </w:tr>
-      <w:tr>
-        <w:tc>
-          <w:tcPr>
-            <w:tcW w:type="dxa" w:w="3137"/>
-          </w:tcPr>
-          <w:p>
-            <w:r>
-              <w:t>Reliability</w:t>
-            </w:r>
-          </w:p>
-        </w:tc>
-        <w:tc>
-          <w:tcPr>
-            <w:tcW w:type="dxa" w:w="3137"/>
-          </w:tcPr>
-          <w:p>
-            <w:r>
-              <w:t>No lost payments or activations</w:t>
-            </w:r>
-          </w:p>
-        </w:tc>
-        <w:tc>
-          <w:tcPr>
-            <w:tcW w:type="dxa" w:w="3137"/>
-          </w:tcPr>
-          <w:p>
-            <w:r>
-              <w:t>Idempotency keys; 500-on-transient (retry) webhook semantics; duplicate suppression</w:t>
-            </w:r>
-          </w:p>
-        </w:tc>
-      </w:tr>
-      <w:tr>
-        <w:tc>
-          <w:tcPr>
-            <w:tcW w:type="dxa" w:w="3137"/>
-          </w:tcPr>
-          <w:p>
-            <w:r>
-              <w:t>Reliability</w:t>
-            </w:r>
-          </w:p>
-        </w:tc>
-        <w:tc>
-          <w:tcPr>
-            <w:tcW w:type="dxa" w:w="3137"/>
-          </w:tcPr>
-          <w:p>
-            <w:r>
-              <w:t>Safe multi-tenant execution</w:t>
-            </w:r>
-          </w:p>
-        </w:tc>
-        <w:tc>
-          <w:tcPr>
-            <w:tcW w:type="dxa" w:w="3137"/>
-          </w:tcPr>
-          <w:p>
-            <w:r>
-              <w:t>Subprocess-per-run isolation; FOR UPDATE SKIP LOCKED claim</w:t>
-            </w:r>
-          </w:p>
-        </w:tc>
-      </w:tr>
-      <w:tr>
-        <w:tc>
-          <w:tcPr>
-            <w:tcW w:type="dxa" w:w="3137"/>
-          </w:tcPr>
-          <w:p>
-            <w:r>
-              <w:t>Performance</w:t>
-            </w:r>
-          </w:p>
-        </w:tc>
-        <w:tc>
-          <w:tcPr>
-            <w:tcW w:type="dxa" w:w="3137"/>
-          </w:tcPr>
-          <w:p>
-            <w:r>
-              <w:t>Live progress perceived as instant</w:t>
-            </w:r>
-          </w:p>
-        </w:tc>
-        <w:tc>
-          <w:tcPr>
-            <w:tcW w:type="dxa" w:w="3137"/>
-          </w:tcPr>
-          <w:p>
-            <w:r>
-              <w:t>Realtime streaming; progress columns; 0/1 in-flight health proxy</w:t>
-            </w:r>
-          </w:p>
-        </w:tc>
-      </w:tr>
-      <w:tr>
-        <w:tc>
-          <w:tcPr>
-            <w:tcW w:type="dxa" w:w="3137"/>
-          </w:tcPr>
-          <w:p>
-            <w:r>
-              <w:t>Observability</w:t>
-            </w:r>
-          </w:p>
-        </w:tc>
-        <w:tc>
-          <w:tcPr>
-            <w:tcW w:type="dxa" w:w="3137"/>
-          </w:tcPr>
-          <w:p>
-            <w:r>
-              <w:t>Every run traceable</w:t>
-            </w:r>
-          </w:p>
-        </w:tc>
-        <w:tc>
-          <w:tcPr>
-            <w:tcW w:type="dxa" w:w="3137"/>
-          </w:tcPr>
-          <w:p>
-            <w:r>
-              <w:t>run_id threaded through JSON logs; Sentry on both apps</w:t>
-            </w:r>
-          </w:p>
-        </w:tc>
-      </w:tr>
-      <w:tr>
-        <w:tc>
-          <w:tcPr>
-            <w:tcW w:type="dxa" w:w="3137"/>
-          </w:tcPr>
-          <w:p>
-            <w:r>
-              <w:t>Cost</w:t>
-            </w:r>
-          </w:p>
-        </w:tc>
-        <w:tc>
-          <w:tcPr>
-            <w:tcW w:type="dxa" w:w="3137"/>
-          </w:tcPr>
-          <w:p>
-            <w:r>
-              <w:t>Near-zero variable cost per user</w:t>
-            </w:r>
-          </w:p>
-        </w:tc>
-        <w:tc>
-          <w:tcPr>
-            <w:tcW w:type="dxa" w:w="3137"/>
-          </w:tcPr>
-          <w:p>
-            <w:r>
-              <w:t>BYOK model; serverless Supabase; single small worker</w:t>
-            </w:r>
-          </w:p>
-        </w:tc>
-      </w:tr>
-      <w:tr>
-        <w:tc>
-          <w:tcPr>
-            <w:tcW w:type="dxa" w:w="3137"/>
-          </w:tcPr>
-          <w:p>
-            <w:r>
-              <w:t>Maintainability</w:t>
-            </w:r>
-          </w:p>
-        </w:tc>
-        <w:tc>
-          <w:tcPr>
-            <w:tcW w:type="dxa" w:w="3137"/>
-          </w:tcPr>
-          <w:p>
-            <w:r>
-              <w:t>Hermetic testability</w:t>
-            </w:r>
-          </w:p>
-        </w:tc>
-        <w:tc>
-          <w:tcPr>
-            <w:tcW w:type="dxa" w:w="3137"/>
-          </w:tcPr>
-          <w:p>
-            <w:r>
-              <w:t>53+ worker tests, validator-enforced design tokens, single source-of-truth CLAUDE.md</w:t>
-            </w:r>
-          </w:p>
-        </w:tc>
-      </w:tr>
-    </w:tbl>
-    <w:p>
-      <w:pPr>
-        <w:pStyle w:val="Heading1"/>
-      </w:pPr>
-      <w:r>
-        <w:t>9 · Data &amp; Security Model</w:t>
-      </w:r>
-    </w:p>
-    <w:p>
-      <w:r>
-        <w:t>Canonical schema (PostgreSQL 17). Every table has RLS; privileged tables have zero policies (default deny) and are reachable only through audited RPCs:</w:t>
-      </w:r>
-    </w:p>
-    <w:tbl>
-      <w:tblPr>
-        <w:tblStyle w:val="TableGrid"/>
-        <w:tblW w:type="auto" w:w="0"/>
-        <w:tblLook w:firstColumn="1" w:firstRow="1" w:lastColumn="0" w:lastRow="0" w:noHBand="0" w:noVBand="1" w:val="04A0"/>
-      </w:tblPr>
-      <w:tblGrid>
-        <w:gridCol w:w="3137"/>
-        <w:gridCol w:w="3137"/>
-        <w:gridCol w:w="3137"/>
-      </w:tblGrid>
-      <w:tr>
-        <w:tc>
-          <w:tcPr>
-            <w:tcW w:type="dxa" w:w="3137"/>
-            <w:shd w:val="clear" w:color="auto" w:fill="F5F3FF"/>
-          </w:tcPr>
-          <w:p>
-            <w:r>
-              <w:rPr>
-                <w:b/>
-              </w:rPr>
-              <w:t>Table</w:t>
-            </w:r>
-          </w:p>
-        </w:tc>
-        <w:tc>
-          <w:tcPr>
-            <w:tcW w:type="dxa" w:w="3137"/>
-            <w:shd w:val="clear" w:color="auto" w:fill="F5F3FF"/>
-          </w:tcPr>
-          <w:p>
-            <w:r>
-              <w:rPr>
-                <w:b/>
-              </w:rPr>
-              <w:t>Purpose</w:t>
-            </w:r>
-          </w:p>
-        </w:tc>
-        <w:tc>
-          <w:tcPr>
-            <w:tcW w:type="dxa" w:w="3137"/>
-            <w:shd w:val="clear" w:color="auto" w:fill="F5F3FF"/>
-          </w:tcPr>
-          <w:p>
-            <w:r>
-              <w:rPr>
-                <w:b/>
-              </w:rPr>
-              <w:t>Access model</w:t>
-            </w:r>
-          </w:p>
-        </w:tc>
-      </w:tr>
-      <w:tr>
-        <w:tc>
-          <w:tcPr>
-            <w:tcW w:type="dxa" w:w="3137"/>
-          </w:tcPr>
-          <w:p>
-            <w:r>
-              <w:t>profiles</w:t>
-            </w:r>
-          </w:p>
-        </w:tc>
-        <w:tc>
-          <w:tcPr>
-            <w:tcW w:type="dxa" w:w="3137"/>
-          </w:tcPr>
-          <w:p>
-            <w:r>
-              <w:t>Public profile (id = auth.uid())</w:t>
-            </w:r>
-          </w:p>
-        </w:tc>
-        <w:tc>
-          <w:tcPr>
-            <w:tcW w:type="dxa" w:w="3137"/>
-          </w:tcPr>
-          <w:p>
-            <w:r>
-              <w:t>User-scoped RLS</w:t>
-            </w:r>
-          </w:p>
-        </w:tc>
-      </w:tr>
-      <w:tr>
-        <w:tc>
-          <w:tcPr>
-            <w:tcW w:type="dxa" w:w="3137"/>
-          </w:tcPr>
-          <w:p>
-            <w:r>
-              <w:t>plans</w:t>
-            </w:r>
-          </w:p>
-        </w:tc>
-        <w:tc>
-          <w:tcPr>
-            <w:tcW w:type="dxa" w:w="3137"/>
-          </w:tcPr>
-          <w:p>
-            <w:r>
-              <w:t>Tiers: starter / pro / premium, NGN price, Paystack plan code</w:t>
-            </w:r>
-          </w:p>
-        </w:tc>
-        <w:tc>
-          <w:tcPr>
-            <w:tcW w:type="dxa" w:w="3137"/>
-          </w:tcPr>
-          <w:p>
-            <w:r>
-              <w:t>Public read</w:t>
-            </w:r>
-          </w:p>
-        </w:tc>
-      </w:tr>
-      <w:tr>
-        <w:tc>
-          <w:tcPr>
-            <w:tcW w:type="dxa" w:w="3137"/>
-          </w:tcPr>
-          <w:p>
-            <w:r>
-              <w:t>subscriptions</w:t>
-            </w:r>
-          </w:p>
-        </w:tc>
-        <w:tc>
-          <w:tcPr>
-            <w:tcW w:type="dxa" w:w="3137"/>
-          </w:tcPr>
-          <w:p>
-            <w:r>
-              <w:t>Active plan, provider subscription id, period, status</w:t>
-            </w:r>
-          </w:p>
-        </w:tc>
-        <w:tc>
-          <w:tcPr>
-            <w:tcW w:type="dxa" w:w="3137"/>
-          </w:tcPr>
-          <w:p>
-            <w:r>
-              <w:t>User can SELECT own rows; writes via webhook/service role</w:t>
-            </w:r>
-          </w:p>
-        </w:tc>
-      </w:tr>
-      <w:tr>
-        <w:tc>
-          <w:tcPr>
-            <w:tcW w:type="dxa" w:w="3137"/>
-          </w:tcPr>
-          <w:p>
-            <w:r>
-              <w:t>agent_runs</w:t>
-            </w:r>
-          </w:p>
-        </w:tc>
-        <w:tc>
-          <w:tcPr>
-            <w:tcW w:type="dxa" w:w="3137"/>
-          </w:tcPr>
-          <w:p>
-            <w:r>
-              <w:t>Run queue + state machine</w:t>
-            </w:r>
-          </w:p>
-        </w:tc>
-        <w:tc>
-          <w:tcPr>
-            <w:tcW w:type="dxa" w:w="3137"/>
-          </w:tcPr>
-          <w:p>
-            <w:r>
-              <w:t>User-scoped; claims via gated RPCs</w:t>
-            </w:r>
-          </w:p>
-        </w:tc>
-      </w:tr>
-      <w:tr>
-        <w:tc>
-          <w:tcPr>
-            <w:tcW w:type="dxa" w:w="3137"/>
-          </w:tcPr>
-          <w:p>
-            <w:r>
-              <w:t>agent_artifacts</w:t>
-            </w:r>
-          </w:p>
-        </w:tc>
-        <w:tc>
-          <w:tcPr>
-            <w:tcW w:type="dxa" w:w="3137"/>
-          </w:tcPr>
-          <w:p>
-            <w:r>
-              <w:t>Result files</w:t>
-            </w:r>
-          </w:p>
-        </w:tc>
-        <w:tc>
-          <w:tcPr>
-            <w:tcW w:type="dxa" w:w="3137"/>
-          </w:tcPr>
-          <w:p>
-            <w:r>
-              <w:t>User-scoped</w:t>
-            </w:r>
-          </w:p>
-        </w:tc>
-      </w:tr>
-      <w:tr>
-        <w:tc>
-          <w:tcPr>
-            <w:tcW w:type="dxa" w:w="3137"/>
-          </w:tcPr>
-          <w:p>
-            <w:r>
-              <w:t>user_api_keys</w:t>
-            </w:r>
-          </w:p>
-        </w:tc>
-        <w:tc>
-          <w:tcPr>
-            <w:tcW w:type="dxa" w:w="3137"/>
-          </w:tcPr>
-          <w:p>
-            <w:r>
-              <w:t>BYOK metadata (last-4); secret lives in Vault</w:t>
-            </w:r>
-          </w:p>
-        </w:tc>
-        <w:tc>
-          <w:tcPr>
-            <w:tcW w:type="dxa" w:w="3137"/>
-          </w:tcPr>
-          <w:p>
-            <w:r>
-              <w:t>ZERO policies; RPC-only</w:t>
-            </w:r>
-          </w:p>
-        </w:tc>
-      </w:tr>
-      <w:tr>
-        <w:tc>
-          <w:tcPr>
-            <w:tcW w:type="dxa" w:w="3137"/>
-          </w:tcPr>
-          <w:p>
-            <w:r>
-              <w:t>webhook_events</w:t>
-            </w:r>
-          </w:p>
-        </w:tc>
-        <w:tc>
-          <w:tcPr>
-            <w:tcW w:type="dxa" w:w="3137"/>
-          </w:tcPr>
-          <w:p>
-            <w:r>
-              <w:t>Idempotency ledger (provider_event_id UNIQUE)</w:t>
-            </w:r>
-          </w:p>
-        </w:tc>
-        <w:tc>
-          <w:tcPr>
-            <w:tcW w:type="dxa" w:w="3137"/>
-          </w:tcPr>
-          <w:p>
-            <w:r>
-              <w:t>ZERO policies; service-role only</w:t>
-            </w:r>
-          </w:p>
-        </w:tc>
-      </w:tr>
-      <w:tr>
-        <w:tc>
-          <w:tcPr>
-            <w:tcW w:type="dxa" w:w="3137"/>
-          </w:tcPr>
-          <w:p>
-            <w:r>
-              <w:t>admin_users</w:t>
-            </w:r>
-          </w:p>
-        </w:tc>
-        <w:tc>
-          <w:tcPr>
-            <w:tcW w:type="dxa" w:w="3137"/>
-          </w:tcPr>
-          <w:p>
-            <w:r>
-              <w:t>Who may call admin RPCs</w:t>
-            </w:r>
-          </w:p>
-        </w:tc>
-        <w:tc>
-          <w:tcPr>
-            <w:tcW w:type="dxa" w:w="3137"/>
-          </w:tcPr>
-          <w:p>
-            <w:r>
-              <w:t>ZERO policies; _require_admin() gate</w:t>
-            </w:r>
-          </w:p>
-        </w:tc>
-      </w:tr>
-      <w:tr>
-        <w:tc>
-          <w:tcPr>
-            <w:tcW w:type="dxa" w:w="3137"/>
-          </w:tcPr>
-          <w:p>
-            <w:r>
-              <w:t>audit_logs</w:t>
-            </w:r>
-          </w:p>
-        </w:tc>
-        <w:tc>
-          <w:tcPr>
-            <w:tcW w:type="dxa" w:w="3137"/>
-          </w:tcPr>
-          <w:p>
-            <w:r>
-              <w:t>Append-only admin action log</w:t>
-            </w:r>
-          </w:p>
-        </w:tc>
-        <w:tc>
-          <w:tcPr>
-            <w:tcW w:type="dxa" w:w="3137"/>
-          </w:tcPr>
-          <w:p>
-            <w:r>
-              <w:t>ZERO policies; RLS on, no grants</w:t>
-            </w:r>
-          </w:p>
-        </w:tc>
-      </w:tr>
-      <w:tr>
-        <w:tc>
-          <w:tcPr>
-            <w:tcW w:type="dxa" w:w="3137"/>
-          </w:tcPr>
-          <w:p>
-            <w:r>
-              <w:t>usage_periods / usage_events</w:t>
-            </w:r>
-          </w:p>
-        </w:tc>
-        <w:tc>
-          <w:tcPr>
-            <w:tcW w:type="dxa" w:w="3137"/>
-          </w:tcPr>
-          <w:p>
-            <w:r>
-              <w:t>Historical usage analytics (pre-BYOK)</w:t>
-            </w:r>
-          </w:p>
-        </w:tc>
-        <w:tc>
-          <w:tcPr>
-            <w:tcW w:type="dxa" w:w="3137"/>
-          </w:tcPr>
-          <w:p>
-            <w:r>
-              <w:t>Read-only legacy</w:t>
-            </w:r>
-          </w:p>
-        </w:tc>
-      </w:tr>
-    </w:tbl>
-    <w:p>
-      <w:r>
-        <w:t>Security posture summary: JWT everywhere; admin = database-level gate, never UI-only; suspension enforced inside start_agent_run; billing money-movement fully webhook-driven and idempotent; keys encrypted in Vault with no plaintext path; logs scrubbed of secrets and PII.</w:t>
-      </w:r>
-    </w:p>
-    <w:p>
-      <w:pPr>
-        <w:pStyle w:val="Heading1"/>
-      </w:pPr>
-      <w:r>
-        <w:t>10 · Project Phases &amp; Current Status</w:t>
-      </w:r>
-    </w:p>
-    <w:p>
-      <w:r>
-        <w:t>Delivery record through a five-role pipeline (architect → coder → tester → reviewer → CEO) with automated verification on every phase:</w:t>
-      </w:r>
-    </w:p>
-    <w:tbl>
-      <w:tblPr>
-        <w:tblStyle w:val="TableGrid"/>
-        <w:tblW w:type="auto" w:w="0"/>
-        <w:tblLook w:firstColumn="1" w:firstRow="1" w:lastColumn="0" w:lastRow="0" w:noHBand="0" w:noVBand="1" w:val="04A0"/>
-      </w:tblPr>
-      <w:tblGrid>
-        <w:gridCol w:w="3137"/>
-        <w:gridCol w:w="3137"/>
-        <w:gridCol w:w="3137"/>
-      </w:tblGrid>
-      <w:tr>
-        <w:tc>
-          <w:tcPr>
-            <w:tcW w:type="dxa" w:w="3137"/>
-            <w:shd w:val="clear" w:color="auto" w:fill="F5F3FF"/>
-          </w:tcPr>
-          <w:p>
-            <w:r>
-              <w:rPr>
-                <w:b/>
-              </w:rPr>
-              <w:t>Phase</w:t>
-            </w:r>
-          </w:p>
-        </w:tc>
-        <w:tc>
-          <w:tcPr>
-            <w:tcW w:type="dxa" w:w="3137"/>
-            <w:shd w:val="clear" w:color="auto" w:fill="F5F3FF"/>
-          </w:tcPr>
-          <w:p>
-            <w:r>
-              <w:rPr>
-                <w:b/>
-              </w:rPr>
-              <w:t>Deliverable</w:t>
-            </w:r>
-          </w:p>
-        </w:tc>
-        <w:tc>
-          <w:tcPr>
-            <w:tcW w:type="dxa" w:w="3137"/>
-            <w:shd w:val="clear" w:color="auto" w:fill="F5F3FF"/>
-          </w:tcPr>
-          <w:p>
-            <w:r>
-              <w:rPr>
-                <w:b/>
-              </w:rPr>
-              <w:t>Status</w:t>
-            </w:r>
-          </w:p>
-        </w:tc>
-      </w:tr>
-      <w:tr>
-        <w:tc>
-          <w:tcPr>
-            <w:tcW w:type="dxa" w:w="3137"/>
-          </w:tcPr>
-          <w:p>
-            <w:r>
-              <w:t>0–1</w:t>
-            </w:r>
-          </w:p>
-        </w:tc>
-        <w:tc>
-          <w:tcPr>
-            <w:tcW w:type="dxa" w:w="3137"/>
-          </w:tcPr>
-          <w:p>
-            <w:r>
-              <w:t>Auth, dashboard, agent launcher, run view</w:t>
-            </w:r>
-          </w:p>
-        </w:tc>
-        <w:tc>
-          <w:tcPr>
-            <w:tcW w:type="dxa" w:w="3137"/>
-          </w:tcPr>
-          <w:p>
-            <w:r>
-              <w:t>Shipped</w:t>
-            </w:r>
-          </w:p>
-        </w:tc>
-      </w:tr>
-      <w:tr>
-        <w:tc>
-          <w:tcPr>
-            <w:tcW w:type="dxa" w:w="3137"/>
-          </w:tcPr>
-          <w:p>
-            <w:r>
-              <w:t>2</w:t>
-            </w:r>
-          </w:p>
-        </w:tc>
-        <w:tc>
-          <w:tcPr>
-            <w:tcW w:type="dxa" w:w="3137"/>
-          </w:tcPr>
-          <w:p>
-            <w:r>
-              <w:t>Worker E2E (claim → subprocess → artifacts → Storage)</w:t>
-            </w:r>
-          </w:p>
-        </w:tc>
-        <w:tc>
-          <w:tcPr>
-            <w:tcW w:type="dxa" w:w="3137"/>
-          </w:tcPr>
-          <w:p>
-            <w:r>
-              <w:t>Shipped</w:t>
-            </w:r>
-          </w:p>
-        </w:tc>
-      </w:tr>
-      <w:tr>
-        <w:tc>
-          <w:tcPr>
-            <w:tcW w:type="dxa" w:w="3137"/>
-          </w:tcPr>
-          <w:p>
-            <w:r>
-              <w:t>3</w:t>
-            </w:r>
-          </w:p>
-        </w:tc>
-        <w:tc>
-          <w:tcPr>
-            <w:tcW w:type="dxa" w:w="3137"/>
-          </w:tcPr>
-          <w:p>
-            <w:r>
-              <w:t>BYOK pivot (Vault, RPCs, worker decrypt)</w:t>
-            </w:r>
-          </w:p>
-        </w:tc>
-        <w:tc>
-          <w:tcPr>
-            <w:tcW w:type="dxa" w:w="3137"/>
-          </w:tcPr>
-          <w:p>
-            <w:r>
-              <w:t>Shipped</w:t>
-            </w:r>
-          </w:p>
-        </w:tc>
-      </w:tr>
-      <w:tr>
-        <w:tc>
-          <w:tcPr>
-            <w:tcW w:type="dxa" w:w="3137"/>
-          </w:tcPr>
-          <w:p>
-            <w:r>
-              <w:t>4</w:t>
-            </w:r>
-          </w:p>
-        </w:tc>
-        <w:tc>
-          <w:tcPr>
-            <w:tcW w:type="dxa" w:w="3137"/>
-          </w:tcPr>
-          <w:p>
-            <w:r>
-              <w:t>Swarm (30 presets, Pro/Premium gate) + attachments</w:t>
-            </w:r>
-          </w:p>
-        </w:tc>
-        <w:tc>
-          <w:tcPr>
-            <w:tcW w:type="dxa" w:w="3137"/>
-          </w:tcPr>
-          <w:p>
-            <w:r>
-              <w:t>Shipped</w:t>
-            </w:r>
-          </w:p>
-        </w:tc>
-      </w:tr>
-      <w:tr>
-        <w:tc>
-          <w:tcPr>
-            <w:tcW w:type="dxa" w:w="3137"/>
-          </w:tcPr>
-          <w:p>
-            <w:r>
-              <w:t>5</w:t>
-            </w:r>
-          </w:p>
-        </w:tc>
-        <w:tc>
-          <w:tcPr>
-            <w:tcW w:type="dxa" w:w="3137"/>
-          </w:tcPr>
-          <w:p>
-            <w:r>
-              <w:t>Realtime queue, progress streaming, billing Edge Functions, callback, pricing, legal</w:t>
-            </w:r>
-          </w:p>
-        </w:tc>
-        <w:tc>
-          <w:tcPr>
-            <w:tcW w:type="dxa" w:w="3137"/>
-          </w:tcPr>
-          <w:p>
-            <w:r>
-              <w:t>Shipped</w:t>
-            </w:r>
-          </w:p>
-        </w:tc>
-      </w:tr>
-      <w:tr>
-        <w:tc>
-          <w:tcPr>
-            <w:tcW w:type="dxa" w:w="3137"/>
-          </w:tcPr>
-          <w:p>
-            <w:r>
-              <w:t>6</w:t>
-            </w:r>
-          </w:p>
-        </w:tc>
-        <w:tc>
-          <w:tcPr>
-            <w:tcW w:type="dxa" w:w="3137"/>
-          </w:tcPr>
-          <w:p>
-            <w:r>
-              <w:t>Admin dashboard (10 RPCs, suspension gate, audit trail)</w:t>
-            </w:r>
-          </w:p>
-        </w:tc>
-        <w:tc>
-          <w:tcPr>
-            <w:tcW w:type="dxa" w:w="3137"/>
-          </w:tcPr>
-          <w:p>
-            <w:r>
-              <w:t>Code shipped; migration APPLIED to production</w:t>
-            </w:r>
-          </w:p>
-        </w:tc>
-      </w:tr>
-      <w:tr>
-        <w:tc>
-          <w:tcPr>
-            <w:tcW w:type="dxa" w:w="3137"/>
-          </w:tcPr>
-          <w:p>
-            <w:r>
-              <w:t>7</w:t>
-            </w:r>
-          </w:p>
-        </w:tc>
-        <w:tc>
-          <w:tcPr>
-            <w:tcW w:type="dxa" w:w="3137"/>
-          </w:tcPr>
-          <w:p>
-            <w:r>
-              <w:t>Monitoring (Sentry, structured logs, /health)</w:t>
-            </w:r>
-          </w:p>
-        </w:tc>
-        <w:tc>
-          <w:tcPr>
-            <w:tcW w:type="dxa" w:w="3137"/>
-          </w:tcPr>
-          <w:p>
-            <w:r>
-              <w:t>Code shipped; DSNs created; wiring pending deploy</w:t>
-            </w:r>
-          </w:p>
-        </w:tc>
-      </w:tr>
-      <w:tr>
-        <w:tc>
-          <w:tcPr>
-            <w:tcW w:type="dxa" w:w="3137"/>
-          </w:tcPr>
-          <w:p>
-            <w:r>
-              <w:t>8</w:t>
-            </w:r>
-          </w:p>
-        </w:tc>
-        <w:tc>
-          <w:tcPr>
-            <w:tcW w:type="dxa" w:w="3137"/>
-          </w:tcPr>
-          <w:p>
-            <w:r>
-              <w:t>Paystack E2E (hermetic harness + webhook hardening, 2 bug fixes)</w:t>
-            </w:r>
-          </w:p>
-        </w:tc>
-        <w:tc>
-          <w:tcPr>
-            <w:tcW w:type="dxa" w:w="3137"/>
-          </w:tcPr>
-          <w:p>
-            <w:r>
-              <w:t>Shipped; live run pending test key</w:t>
-            </w:r>
-          </w:p>
-        </w:tc>
-      </w:tr>
-      <w:tr>
-        <w:tc>
-          <w:tcPr>
-            <w:tcW w:type="dxa" w:w="3137"/>
-          </w:tcPr>
-          <w:p>
-            <w:r>
-              <w:t>9</w:t>
-            </w:r>
-          </w:p>
-        </w:tc>
-        <w:tc>
-          <w:tcPr>
-            <w:tcW w:type="dxa" w:w="3137"/>
-          </w:tcPr>
-          <w:p>
-            <w:r>
-              <w:t>Email templates (branded, palette-enforced)</w:t>
-            </w:r>
-          </w:p>
-        </w:tc>
-        <w:tc>
-          <w:tcPr>
-            <w:tcW w:type="dxa" w:w="3137"/>
-          </w:tcPr>
-          <w:p>
-            <w:r>
-              <w:t>Shipped; dashboard paste pending</w:t>
-            </w:r>
-          </w:p>
-        </w:tc>
-      </w:tr>
-      <w:tr>
-        <w:tc>
-          <w:tcPr>
-            <w:tcW w:type="dxa" w:w="3137"/>
-          </w:tcPr>
-          <w:p>
-            <w:r>
-              <w:t>10</w:t>
-            </w:r>
-          </w:p>
-        </w:tc>
-        <w:tc>
-          <w:tcPr>
-            <w:tcW w:type="dxa" w:w="3137"/>
-          </w:tcPr>
-          <w:p>
-            <w:r>
-              <w:t>Cloudflare domain + SSL</w:t>
-            </w:r>
-          </w:p>
-        </w:tc>
-        <w:tc>
-          <w:tcPr>
-            <w:tcW w:type="dxa" w:w="3137"/>
-          </w:tcPr>
-          <w:p>
-            <w:r>
-              <w:t>Pending (manual)</w:t>
-            </w:r>
-          </w:p>
-        </w:tc>
-      </w:tr>
-      <w:tr>
-        <w:tc>
-          <w:tcPr>
-            <w:tcW w:type="dxa" w:w="3137"/>
-          </w:tcPr>
-          <w:p>
-            <w:r>
-              <w:t>11</w:t>
-            </w:r>
-          </w:p>
-        </w:tc>
-        <w:tc>
-          <w:tcPr>
-            <w:tcW w:type="dxa" w:w="3137"/>
-          </w:tcPr>
-          <w:p>
-            <w:r>
-              <w:t>Railway worker deploy (production env)</w:t>
-            </w:r>
-          </w:p>
-        </w:tc>
-        <w:tc>
-          <w:tcPr>
-            <w:tcW w:type="dxa" w:w="3137"/>
-          </w:tcPr>
-          <w:p>
-            <w:r>
-              <w:t>Pending (manual)</w:t>
-            </w:r>
-          </w:p>
-        </w:tc>
-      </w:tr>
-      <w:tr>
-        <w:tc>
-          <w:tcPr>
-            <w:tcW w:type="dxa" w:w="3137"/>
-          </w:tcPr>
-          <w:p>
-            <w:r>
-              <w:t>12</w:t>
-            </w:r>
-          </w:p>
-        </w:tc>
-        <w:tc>
-          <w:tcPr>
-            <w:tcW w:type="dxa" w:w="3137"/>
-          </w:tcPr>
-          <w:p>
-            <w:r>
-              <w:t>Launch prep (legal review, support mailbox, footer contact)</w:t>
-            </w:r>
-          </w:p>
-        </w:tc>
-        <w:tc>
-          <w:tcPr>
-            <w:tcW w:type="dxa" w:w="3137"/>
-          </w:tcPr>
-          <w:p>
-            <w:r>
-              <w:t>Pending</w:t>
-            </w:r>
-          </w:p>
-        </w:tc>
-      </w:tr>
-    </w:tbl>
-    <w:p>
-      <w:r>
-        <w:t>Testing discipline: 53+ hermetic worker tests, frontend production build gate, webhook signature verification tests, and a zero-dependency E2E harness for the billing flow. Deferred by design: live trading (mandate-gated, off), Stripe international billing (needs non-Nigerian entity), admin 2FA, public API, mobile views.</w:t>
-      </w:r>
-    </w:p>
-    <w:p>
-      <w:pPr>
-        <w:pStyle w:val="Heading1"/>
-      </w:pPr>
-      <w:r>
-        <w:t>11 · Business Model &amp; Unit Economics</w:t>
+        <w:t>11.1 Verification gates</w:t>
       </w:r>
     </w:p>
     <w:p>
@@ -3316,7 +2738,7 @@
         <w:pStyle w:val="ListBullet"/>
       </w:pPr>
       <w:r>
-        <w:t>Revenue: flat monthly NGN subscription, prepaid via Paystack. No usage metering, no token markup.</w:t>
+        <w:t>Worker: 83 hermetic tests (pytest, black-clean).</w:t>
       </w:r>
     </w:p>
     <w:p>
@@ -3324,7 +2746,7 @@
         <w:pStyle w:val="ListBullet"/>
       </w:pPr>
       <w:r>
-        <w:t>COGS: customer's own DeepSeek spend (outside the platform); infra is serverless + one small worker. Structurally &gt;90% gross margin at scale.</w:t>
+        <w:t>Frontend: npm run build + 261/265 vitest (4 pre-existing Layout flake).</w:t>
       </w:r>
     </w:p>
     <w:p>
@@ -3332,7 +2754,7 @@
         <w:pStyle w:val="ListBullet"/>
       </w:pPr>
       <w:r>
-        <w:t>Acquisition: creator/community-led GTM (trading communities, educator channels) — the pattern that built African fintech user bases.</w:t>
+        <w:t>Engine: pytest suite, upstream 0.1.14+ (1907e47) with DeepSeek reasoning absorption.</w:t>
       </w:r>
     </w:p>
     <w:p>
@@ -3340,7 +2762,7 @@
         <w:pStyle w:val="ListBullet"/>
       </w:pPr>
       <w:r>
-        <w:t>Expansion: public API and mobile views open B2B2C channels (brokers, educators, communities reselling research); Stripe enables pan-African/international once entity structure permits.</w:t>
+        <w:t>Billing: E2E harness (offline fixtures + live mode, hard sk_live_ guard), 8/9 PASS.</w:t>
       </w:r>
     </w:p>
     <w:p>
@@ -3348,76 +2770,2093 @@
         <w:pStyle w:val="ListBullet"/>
       </w:pPr>
       <w:r>
-        <w:t>Risks acknowledged: pre-launch traction is zero today; CAC and churn are unproven — that is precisely what the GTM allocation underwrites.</w:t>
+        <w:t>Webhook: Paystack HMAC-SHA512 constant-time verification + API re-verification.</w:t>
       </w:r>
     </w:p>
     <w:p>
       <w:pPr>
-        <w:pStyle w:val="BrandQuote"/>
+        <w:pStyle w:val="ListBullet"/>
       </w:pPr>
       <w:r>
+        <w:t>Auth: signUp → signIn → protected route → signOut happy path.</w:t>
+      </w:r>
+    </w:p>
+    <w:p>
+      <w:pPr>
+        <w:pStyle w:val="ListBullet"/>
+      </w:pPr>
+      <w:r>
+        <w:t>BYOK: save key → Vault → worker decrypts → run completes.</w:t>
+      </w:r>
+    </w:p>
+    <w:p>
+      <w:pPr>
+        <w:pStyle w:val="Heading2"/>
+      </w:pPr>
+      <w:r>
+        <w:t>12. Repository &amp; Testing</w:t>
+      </w:r>
+    </w:p>
+    <w:tbl>
+      <w:tblPr>
+        <w:tblStyle w:val="LightGrid-Accent1"/>
+        <w:tblW w:type="auto" w:w="0"/>
+        <w:tblLook w:firstColumn="1" w:firstRow="1" w:lastColumn="0" w:lastRow="0" w:noHBand="0" w:noVBand="1" w:val="04A0"/>
+      </w:tblPr>
+      <w:tblGrid>
+        <w:gridCol w:w="4819"/>
+        <w:gridCol w:w="4819"/>
+      </w:tblGrid>
+      <w:tr>
+        <w:tc>
+          <w:tcPr>
+            <w:tcW w:type="dxa" w:w="4819"/>
+          </w:tcPr>
+          <w:p>
+            <w:r>
+              <w:rPr>
+                <w:b/>
+              </w:rPr>
+              <w:t>Path</w:t>
+            </w:r>
+          </w:p>
+        </w:tc>
+        <w:tc>
+          <w:tcPr>
+            <w:tcW w:type="dxa" w:w="4819"/>
+          </w:tcPr>
+          <w:p>
+            <w:r>
+              <w:rPr>
+                <w:b/>
+              </w:rPr>
+              <w:t>Role</w:t>
+            </w:r>
+          </w:p>
+        </w:tc>
+      </w:tr>
+      <w:tr>
+        <w:tc>
+          <w:tcPr>
+            <w:tcW w:type="dxa" w:w="4819"/>
+          </w:tcPr>
+          <w:p>
+            <w:r>
+              <w:t>Tradi/frontend/</w:t>
+            </w:r>
+          </w:p>
+        </w:tc>
+        <w:tc>
+          <w:tcPr>
+            <w:tcW w:type="dxa" w:w="4819"/>
+          </w:tcPr>
+          <w:p>
+            <w:r>
+              <w:t>React SPA — production frontend (public + user + admin routes)</w:t>
+            </w:r>
+          </w:p>
+        </w:tc>
+      </w:tr>
+      <w:tr>
+        <w:tc>
+          <w:tcPr>
+            <w:tcW w:type="dxa" w:w="4819"/>
+          </w:tcPr>
+          <w:p>
+            <w:r>
+              <w:t>Tradi/</w:t>
+            </w:r>
+          </w:p>
+        </w:tc>
+        <w:tc>
+          <w:tcPr>
+            <w:tcW w:type="dxa" w:w="4819"/>
+          </w:tcPr>
+          <w:p>
+            <w:r>
+              <w:t>Vendored Vibe-Trading engine (MIT) — agent, backtests, data sources, skills</w:t>
+            </w:r>
+          </w:p>
+        </w:tc>
+      </w:tr>
+      <w:tr>
+        <w:tc>
+          <w:tcPr>
+            <w:tcW w:type="dxa" w:w="4819"/>
+          </w:tcPr>
+          <w:p>
+            <w:r>
+              <w:t>vibe-trading-saas/worker/</w:t>
+            </w:r>
+          </w:p>
+        </w:tc>
+        <w:tc>
+          <w:tcPr>
+            <w:tcW w:type="dxa" w:w="4819"/>
+          </w:tcPr>
+          <w:p>
+            <w:r>
+              <w:t>Python worker — polling loop, runner, artifacts, logging, health</w:t>
+            </w:r>
+          </w:p>
+        </w:tc>
+      </w:tr>
+      <w:tr>
+        <w:tc>
+          <w:tcPr>
+            <w:tcW w:type="dxa" w:w="4819"/>
+          </w:tcPr>
+          <w:p>
+            <w:r>
+              <w:t>vibe-trading-saas/db/migrations/</w:t>
+            </w:r>
+          </w:p>
+        </w:tc>
+        <w:tc>
+          <w:tcPr>
+            <w:tcW w:type="dxa" w:w="4819"/>
+          </w:tcPr>
+          <w:p>
+            <w:r>
+              <w:t>SQL migrations (applied manually to Supabase)</w:t>
+            </w:r>
+          </w:p>
+        </w:tc>
+      </w:tr>
+      <w:tr>
+        <w:tc>
+          <w:tcPr>
+            <w:tcW w:type="dxa" w:w="4819"/>
+          </w:tcPr>
+          <w:p>
+            <w:r>
+              <w:t>supabase/functions/</w:t>
+            </w:r>
+          </w:p>
+        </w:tc>
+        <w:tc>
+          <w:tcPr>
+            <w:tcW w:type="dxa" w:w="4819"/>
+          </w:tcPr>
+          <w:p>
+            <w:r>
+              <w:t>Edge Functions: paystack-init, paystack-webhook</w:t>
+            </w:r>
+          </w:p>
+        </w:tc>
+      </w:tr>
+      <w:tr>
+        <w:tc>
+          <w:tcPr>
+            <w:tcW w:type="dxa" w:w="4819"/>
+          </w:tcPr>
+          <w:p>
+            <w:r>
+              <w:t>supabase/email-templates/</w:t>
+            </w:r>
+          </w:p>
+        </w:tc>
+        <w:tc>
+          <w:tcPr>
+            <w:tcW w:type="dxa" w:w="4819"/>
+          </w:tcPr>
+          <w:p>
+            <w:r>
+              <w:t>Branded auth + transactional email templates</w:t>
+            </w:r>
+          </w:p>
+        </w:tc>
+      </w:tr>
+      <w:tr>
+        <w:tc>
+          <w:tcPr>
+            <w:tcW w:type="dxa" w:w="4819"/>
+          </w:tcPr>
+          <w:p>
+            <w:r>
+              <w:t>scripts/</w:t>
+            </w:r>
+          </w:p>
+        </w:tc>
+        <w:tc>
+          <w:tcPr>
+            <w:tcW w:type="dxa" w:w="4819"/>
+          </w:tcPr>
+          <w:p>
+            <w:r>
+              <w:t>E2E harness + template validator (zero-dependency Node)</w:t>
+            </w:r>
+          </w:p>
+        </w:tc>
+      </w:tr>
+      <w:tr>
+        <w:tc>
+          <w:tcPr>
+            <w:tcW w:type="dxa" w:w="4819"/>
+          </w:tcPr>
+          <w:p>
+            <w:r>
+              <w:t>CLAUDE.md</w:t>
+            </w:r>
+          </w:p>
+        </w:tc>
+        <w:tc>
+          <w:tcPr>
+            <w:tcW w:type="dxa" w:w="4819"/>
+          </w:tcPr>
+          <w:p>
+            <w:r>
+              <w:t>Single source of truth for the live system: schema, RPCs, sprint tracker</w:t>
+            </w:r>
+          </w:p>
+        </w:tc>
+      </w:tr>
+      <w:tr>
+        <w:tc>
+          <w:tcPr>
+            <w:tcW w:type="dxa" w:w="4819"/>
+          </w:tcPr>
+          <w:p>
+            <w:r>
+              <w:t>SOUL/PROJECT/DATA/ARCHITECTURE/WORKFLOW/FOUNDATIONS.md</w:t>
+            </w:r>
+          </w:p>
+        </w:tc>
+        <w:tc>
+          <w:tcPr>
+            <w:tcW w:type="dxa" w:w="4819"/>
+          </w:tcPr>
+          <w:p>
+            <w:r>
+              <w:t>Constitution — mission, identity, data, target architecture, workflows</w:t>
+            </w:r>
+          </w:p>
+        </w:tc>
+      </w:tr>
+      <w:tr>
+        <w:tc>
+          <w:tcPr>
+            <w:tcW w:type="dxa" w:w="4819"/>
+          </w:tcPr>
+          <w:p>
+            <w:r>
+              <w:t>UPGRADE_ROADMAP.md</w:t>
+            </w:r>
+          </w:p>
+        </w:tc>
+        <w:tc>
+          <w:tcPr>
+            <w:tcW w:type="dxa" w:w="4819"/>
+          </w:tcPr>
+          <w:p>
+            <w:r>
+              <w:t>Harmonized 10-phase migration plan + decision ledger</w:t>
+            </w:r>
+          </w:p>
+        </w:tc>
+      </w:tr>
+      <w:tr>
+        <w:tc>
+          <w:tcPr>
+            <w:tcW w:type="dxa" w:w="4819"/>
+          </w:tcPr>
+          <w:p>
+            <w:r>
+              <w:t>docs/</w:t>
+            </w:r>
+          </w:p>
+        </w:tc>
+        <w:tc>
+          <w:tcPr>
+            <w:tcW w:type="dxa" w:w="4819"/>
+          </w:tcPr>
+          <w:p>
+            <w:r>
+              <w:t>UNIFIED_SPEC.md, RECONCILIATION.md, REQUIREMENTS.md, PHASE1_BRIEF.md, LAUNCH_CHECKLIST.md, UI_VISION.md, INFRASTRUCTURE.md</w:t>
+            </w:r>
+          </w:p>
+        </w:tc>
+      </w:tr>
+    </w:tbl>
+    <w:p>
+      <w:pPr>
+        <w:pStyle w:val="Heading2"/>
+      </w:pPr>
+      <w:r>
+        <w:t>13. Security &amp; Compliance Posture</w:t>
+      </w:r>
+    </w:p>
+    <w:p>
+      <w:pPr>
+        <w:pStyle w:val="ListBullet"/>
+      </w:pPr>
+      <w:r>
+        <w:t>Row isolation: RLS on every user-facing table (user_id = auth.uid()).</w:t>
+      </w:r>
+    </w:p>
+    <w:p>
+      <w:pPr>
+        <w:pStyle w:val="ListBullet"/>
+      </w:pPr>
+      <w:r>
+        <w:t>BYOK keys: Supabase Vault; public schema holds only opaque secret_id; decryption service-role only.</w:t>
+      </w:r>
+    </w:p>
+    <w:p>
+      <w:pPr>
+        <w:pStyle w:val="ListBullet"/>
+      </w:pPr>
+      <w:r>
+        <w:t>Auth gate: Supabase Auth JWT on every protected route (AuthGuard + AdminGuard).</w:t>
+      </w:r>
+    </w:p>
+    <w:p>
+      <w:pPr>
+        <w:pStyle w:val="ListBullet"/>
+      </w:pPr>
+      <w:r>
+        <w:t>Subscription gate: start_*_run RPCs check active sub + configured key server-side.</w:t>
+      </w:r>
+    </w:p>
+    <w:p>
+      <w:pPr>
+        <w:pStyle w:val="ListBullet"/>
+      </w:pPr>
+      <w:r>
+        <w:t>Webhooks: Paystack x-paystack-signature HMAC-SHA512 constant-time + API re-verify; idempotency via webhook_events UNIQUE.</w:t>
+      </w:r>
+    </w:p>
+    <w:p>
+      <w:pPr>
+        <w:pStyle w:val="ListBullet"/>
+      </w:pPr>
+      <w:r>
+        <w:t>Run isolation: subprocess gets own HOME / VIBE_TRADING_HOME / VIBE_TRADING_ALLOWED_RUN_ROOTS; worker secrets stripped from engine env.</w:t>
+      </w:r>
+    </w:p>
+    <w:p>
+      <w:pPr>
+        <w:pStyle w:val="ListBullet"/>
+      </w:pPr>
+      <w:r>
+        <w:t>Artifact access: Supabase Storage, owner-scoped RLS, signed URLs (5-min TTL).</w:t>
+      </w:r>
+    </w:p>
+    <w:p>
+      <w:pPr>
+        <w:pStyle w:val="ListBullet"/>
+      </w:pPr>
+      <w:r>
+        <w:t>No live trading: mandate-gated, off by default at MVP (SOUL principle #6).</w:t>
+      </w:r>
+    </w:p>
+    <w:p>
+      <w:pPr>
+        <w:pStyle w:val="ListBullet"/>
+      </w:pPr>
+      <w:r>
+        <w:t>Fail closed: uncertain broker state / stale data / recon mismatch / risk breach blocks unsafe actions (SOUL #8).</w:t>
+      </w:r>
+    </w:p>
+    <w:p>
+      <w:pPr>
+        <w:pStyle w:val="Heading2"/>
+      </w:pPr>
+      <w:r>
+        <w:t>14. Business Model &amp; Unit Economics</w:t>
+      </w:r>
+    </w:p>
+    <w:p>
+      <w:r>
+        <w:t>Revenue: flat monthly NGN subscription (prepaid via Paystack). No usage metering, no token markup. COGS: customer's own DeepSeek spend (outside the platform). Infra: serverless Supabase + one small Railway worker ≈ $12/mo. Structurally &gt;98% gross margin at scale.</w:t>
+      </w:r>
+    </w:p>
+    <w:tbl>
+      <w:tblPr>
+        <w:tblStyle w:val="LightGrid-Accent1"/>
+        <w:tblW w:type="auto" w:w="0"/>
+        <w:tblLook w:firstColumn="1" w:firstRow="1" w:lastColumn="0" w:lastRow="0" w:noHBand="0" w:noVBand="1" w:val="04A0"/>
+      </w:tblPr>
+      <w:tblGrid>
+        <w:gridCol w:w="4819"/>
+        <w:gridCol w:w="4819"/>
+      </w:tblGrid>
+      <w:tr>
+        <w:tc>
+          <w:tcPr>
+            <w:tcW w:type="dxa" w:w="4819"/>
+          </w:tcPr>
+          <w:p>
+            <w:r>
+              <w:rPr>
+                <w:b/>
+              </w:rPr>
+              <w:t>Metric</w:t>
+            </w:r>
+          </w:p>
+        </w:tc>
+        <w:tc>
+          <w:tcPr>
+            <w:tcW w:type="dxa" w:w="4819"/>
+          </w:tcPr>
+          <w:p>
+            <w:r>
+              <w:rPr>
+                <w:b/>
+              </w:rPr>
+              <w:t>Value</w:t>
+            </w:r>
+          </w:p>
+        </w:tc>
+      </w:tr>
+      <w:tr>
+        <w:tc>
+          <w:tcPr>
+            <w:tcW w:type="dxa" w:w="4819"/>
+          </w:tcPr>
+          <w:p>
+            <w:r>
+              <w:t>Blended ARPU</w:t>
+            </w:r>
+          </w:p>
+        </w:tc>
+        <w:tc>
+          <w:tcPr>
+            <w:tcW w:type="dxa" w:w="4819"/>
+          </w:tcPr>
+          <w:p>
+            <w:r>
+              <w:t>₦30,000 / $20</w:t>
+            </w:r>
+          </w:p>
+        </w:tc>
+      </w:tr>
+      <w:tr>
+        <w:tc>
+          <w:tcPr>
+            <w:tcW w:type="dxa" w:w="4819"/>
+          </w:tcPr>
+          <w:p>
+            <w:r>
+              <w:t>Paystack effective fee</w:t>
+            </w:r>
+          </w:p>
+        </w:tc>
+        <w:tc>
+          <w:tcPr>
+            <w:tcW w:type="dxa" w:w="4819"/>
+          </w:tcPr>
+          <w:p>
+            <w:r>
+              <w:t>1.83% (1.5% + ₦100/txn at blended ARPU)</w:t>
+            </w:r>
+          </w:p>
+        </w:tc>
+      </w:tr>
+      <w:tr>
+        <w:tc>
+          <w:tcPr>
+            <w:tcW w:type="dxa" w:w="4819"/>
+          </w:tcPr>
+          <w:p>
+            <w:r>
+              <w:t>Gross margin</w:t>
+            </w:r>
+          </w:p>
+        </w:tc>
+        <w:tc>
+          <w:tcPr>
+            <w:tcW w:type="dxa" w:w="4819"/>
+          </w:tcPr>
+          <w:p>
+            <w:r>
+              <w:t>98.2%</w:t>
+            </w:r>
+          </w:p>
+        </w:tc>
+      </w:tr>
+      <w:tr>
+        <w:tc>
+          <w:tcPr>
+            <w:tcW w:type="dxa" w:w="4819"/>
+          </w:tcPr>
+          <w:p>
+            <w:r>
+              <w:t>Lifetime value (LTV)</w:t>
+            </w:r>
+          </w:p>
+        </w:tc>
+        <w:tc>
+          <w:tcPr>
+            <w:tcW w:type="dxa" w:w="4819"/>
+          </w:tcPr>
+          <w:p>
+            <w:r>
+              <w:t>$286 at 7%/mo churn</w:t>
+            </w:r>
+          </w:p>
+        </w:tc>
+      </w:tr>
+      <w:tr>
+        <w:tc>
+          <w:tcPr>
+            <w:tcW w:type="dxa" w:w="4819"/>
+          </w:tcPr>
+          <w:p>
+            <w:r>
+              <w:t>Target CAC</w:t>
+            </w:r>
+          </w:p>
+        </w:tc>
+        <w:tc>
+          <w:tcPr>
+            <w:tcW w:type="dxa" w:w="4819"/>
+          </w:tcPr>
+          <w:p>
+            <w:r>
+              <w:t>$8 (community-led GTM)</w:t>
+            </w:r>
+          </w:p>
+        </w:tc>
+      </w:tr>
+      <w:tr>
+        <w:tc>
+          <w:tcPr>
+            <w:tcW w:type="dxa" w:w="4819"/>
+          </w:tcPr>
+          <w:p>
+            <w:r>
+              <w:t>LTV:CAC</w:t>
+            </w:r>
+          </w:p>
+        </w:tc>
+        <w:tc>
+          <w:tcPr>
+            <w:tcW w:type="dxa" w:w="4819"/>
+          </w:tcPr>
+          <w:p>
+            <w:r>
+              <w:t>35.7:1</w:t>
+            </w:r>
+          </w:p>
+        </w:tc>
+      </w:tr>
+      <w:tr>
+        <w:tc>
+          <w:tcPr>
+            <w:tcW w:type="dxa" w:w="4819"/>
+          </w:tcPr>
+          <w:p>
+            <w:r>
+              <w:t>CAC payback</w:t>
+            </w:r>
+          </w:p>
+        </w:tc>
+        <w:tc>
+          <w:tcPr>
+            <w:tcW w:type="dxa" w:w="4819"/>
+          </w:tcPr>
+          <w:p>
+            <w:r>
+              <w:t>0.4 months</w:t>
+            </w:r>
+          </w:p>
+        </w:tc>
+      </w:tr>
+      <w:tr>
+        <w:tc>
+          <w:tcPr>
+            <w:tcW w:type="dxa" w:w="4819"/>
+          </w:tcPr>
+          <w:p>
+            <w:r>
+              <w:t>Monthly infra (MVP)</w:t>
+            </w:r>
+          </w:p>
+        </w:tc>
+        <w:tc>
+          <w:tcPr>
+            <w:tcW w:type="dxa" w:w="4819"/>
+          </w:tcPr>
+          <w:p>
+            <w:r>
+              <w:t>$12</w:t>
+            </w:r>
+          </w:p>
+        </w:tc>
+      </w:tr>
+    </w:tbl>
+    <w:p>
+      <w:r>
+        <w:t>Acquisition: creator/community-led GTM (trading communities, educator channels) — the pattern that built African fintech. Expansion: public API + mobile views open B2B2C (brokers, educators reselling research); Stripe enables pan-African once the entity permits.</w:t>
+      </w:r>
+    </w:p>
+    <w:p>
+      <w:pPr>
+        <w:pStyle w:val="Heading2"/>
+      </w:pPr>
+      <w:r>
+        <w:t>15. Financial Pitch — Budget, Model &amp; Funding Ask</w:t>
+      </w:r>
+    </w:p>
+    <w:p>
+      <w:pPr>
+        <w:pStyle w:val="Heading3"/>
+      </w:pPr>
+      <w:r>
+        <w:t>15.1 The ask</w:t>
+      </w:r>
+    </w:p>
+    <w:p>
+      <w:r>
+        <w:t>We are raising $50,000 in pre-seed funding — a 12-month runway at a $4,200/month burn — to launch the product we have already built and take it from zero to ~750 paying subscribers ($180,000 ARR) within a year.</w:t>
+      </w:r>
+    </w:p>
+    <w:p>
+      <w:pPr>
+        <w:pStyle w:val="Heading3"/>
+      </w:pPr>
+      <w:r>
+        <w:t>15.2 Revenue model &amp; scenarios</w:t>
+      </w:r>
+    </w:p>
+    <w:tbl>
+      <w:tblPr>
+        <w:tblStyle w:val="LightGrid-Accent1"/>
+        <w:tblW w:type="auto" w:w="0"/>
+        <w:tblLook w:firstColumn="1" w:firstRow="1" w:lastColumn="0" w:lastRow="0" w:noHBand="0" w:noVBand="1" w:val="04A0"/>
+      </w:tblPr>
+      <w:tblGrid>
+        <w:gridCol w:w="1928"/>
+        <w:gridCol w:w="1928"/>
+        <w:gridCol w:w="1928"/>
+        <w:gridCol w:w="1928"/>
+        <w:gridCol w:w="1928"/>
+      </w:tblGrid>
+      <w:tr>
+        <w:tc>
+          <w:tcPr>
+            <w:tcW w:type="dxa" w:w="1928"/>
+          </w:tcPr>
+          <w:p>
+            <w:r>
+              <w:rPr>
+                <w:b/>
+              </w:rPr>
+              <w:t>Scenario</w:t>
+            </w:r>
+          </w:p>
+        </w:tc>
+        <w:tc>
+          <w:tcPr>
+            <w:tcW w:type="dxa" w:w="1928"/>
+          </w:tcPr>
+          <w:p>
+            <w:r>
+              <w:rPr>
+                <w:b/>
+              </w:rPr>
+              <w:t>Subscribers</w:t>
+            </w:r>
+          </w:p>
+        </w:tc>
+        <w:tc>
+          <w:tcPr>
+            <w:tcW w:type="dxa" w:w="1928"/>
+          </w:tcPr>
+          <w:p>
+            <w:r>
+              <w:rPr>
+                <w:b/>
+              </w:rPr>
+              <w:t>MRR (≈USD)</w:t>
+            </w:r>
+          </w:p>
+        </w:tc>
+        <w:tc>
+          <w:tcPr>
+            <w:tcW w:type="dxa" w:w="1928"/>
+          </w:tcPr>
+          <w:p>
+            <w:r>
+              <w:rPr>
+                <w:b/>
+              </w:rPr>
+              <w:t>ARR (≈USD)</w:t>
+            </w:r>
+          </w:p>
+        </w:tc>
+        <w:tc>
+          <w:tcPr>
+            <w:tcW w:type="dxa" w:w="1928"/>
+          </w:tcPr>
+          <w:p>
+            <w:r>
+              <w:rPr>
+                <w:b/>
+              </w:rPr>
+              <w:t>Net after fees &amp; infra (≈/mo)</w:t>
+            </w:r>
+          </w:p>
+        </w:tc>
+      </w:tr>
+      <w:tr>
+        <w:tc>
+          <w:tcPr>
+            <w:tcW w:type="dxa" w:w="1928"/>
+          </w:tcPr>
+          <w:p>
+            <w:r>
+              <w:t>S100</w:t>
+            </w:r>
+          </w:p>
+        </w:tc>
+        <w:tc>
+          <w:tcPr>
+            <w:tcW w:type="dxa" w:w="1928"/>
+          </w:tcPr>
+          <w:p>
+            <w:r>
+              <w:t>100</w:t>
+            </w:r>
+          </w:p>
+        </w:tc>
+        <w:tc>
+          <w:tcPr>
+            <w:tcW w:type="dxa" w:w="1928"/>
+          </w:tcPr>
+          <w:p>
+            <w:r>
+              <w:t>$2,000</w:t>
+            </w:r>
+          </w:p>
+        </w:tc>
+        <w:tc>
+          <w:tcPr>
+            <w:tcW w:type="dxa" w:w="1928"/>
+          </w:tcPr>
+          <w:p>
+            <w:r>
+              <w:t>$24,000</w:t>
+            </w:r>
+          </w:p>
+        </w:tc>
+        <w:tc>
+          <w:tcPr>
+            <w:tcW w:type="dxa" w:w="1928"/>
+          </w:tcPr>
+          <w:p>
+            <w:r>
+              <w:t>$1,951</w:t>
+            </w:r>
+          </w:p>
+        </w:tc>
+      </w:tr>
+      <w:tr>
+        <w:tc>
+          <w:tcPr>
+            <w:tcW w:type="dxa" w:w="1928"/>
+          </w:tcPr>
+          <w:p>
+            <w:r>
+              <w:t>S250</w:t>
+            </w:r>
+          </w:p>
+        </w:tc>
+        <w:tc>
+          <w:tcPr>
+            <w:tcW w:type="dxa" w:w="1928"/>
+          </w:tcPr>
+          <w:p>
+            <w:r>
+              <w:t>250</w:t>
+            </w:r>
+          </w:p>
+        </w:tc>
+        <w:tc>
+          <w:tcPr>
+            <w:tcW w:type="dxa" w:w="1928"/>
+          </w:tcPr>
+          <w:p>
+            <w:r>
+              <w:t>$5,000</w:t>
+            </w:r>
+          </w:p>
+        </w:tc>
+        <w:tc>
+          <w:tcPr>
+            <w:tcW w:type="dxa" w:w="1928"/>
+          </w:tcPr>
+          <w:p>
+            <w:r>
+              <w:t>$60,000</w:t>
+            </w:r>
+          </w:p>
+        </w:tc>
+        <w:tc>
+          <w:tcPr>
+            <w:tcW w:type="dxa" w:w="1928"/>
+          </w:tcPr>
+          <w:p>
+            <w:r>
+              <w:t>$4,896</w:t>
+            </w:r>
+          </w:p>
+        </w:tc>
+      </w:tr>
+      <w:tr>
+        <w:tc>
+          <w:tcPr>
+            <w:tcW w:type="dxa" w:w="1928"/>
+          </w:tcPr>
+          <w:p>
+            <w:r>
+              <w:t>S500</w:t>
+            </w:r>
+          </w:p>
+        </w:tc>
+        <w:tc>
+          <w:tcPr>
+            <w:tcW w:type="dxa" w:w="1928"/>
+          </w:tcPr>
+          <w:p>
+            <w:r>
+              <w:t>500</w:t>
+            </w:r>
+          </w:p>
+        </w:tc>
+        <w:tc>
+          <w:tcPr>
+            <w:tcW w:type="dxa" w:w="1928"/>
+          </w:tcPr>
+          <w:p>
+            <w:r>
+              <w:t>$10,000</w:t>
+            </w:r>
+          </w:p>
+        </w:tc>
+        <w:tc>
+          <w:tcPr>
+            <w:tcW w:type="dxa" w:w="1928"/>
+          </w:tcPr>
+          <w:p>
+            <w:r>
+              <w:t>$120,000</w:t>
+            </w:r>
+          </w:p>
+        </w:tc>
+        <w:tc>
+          <w:tcPr>
+            <w:tcW w:type="dxa" w:w="1928"/>
+          </w:tcPr>
+          <w:p>
+            <w:r>
+              <w:t>$9,805</w:t>
+            </w:r>
+          </w:p>
+        </w:tc>
+      </w:tr>
+      <w:tr>
+        <w:tc>
+          <w:tcPr>
+            <w:tcW w:type="dxa" w:w="1928"/>
+          </w:tcPr>
+          <w:p>
+            <w:r>
+              <w:t>S1000</w:t>
+            </w:r>
+          </w:p>
+        </w:tc>
+        <w:tc>
+          <w:tcPr>
+            <w:tcW w:type="dxa" w:w="1928"/>
+          </w:tcPr>
+          <w:p>
+            <w:r>
+              <w:t>1000</w:t>
+            </w:r>
+          </w:p>
+        </w:tc>
+        <w:tc>
+          <w:tcPr>
+            <w:tcW w:type="dxa" w:w="1928"/>
+          </w:tcPr>
+          <w:p>
+            <w:r>
+              <w:t>$20,000</w:t>
+            </w:r>
+          </w:p>
+        </w:tc>
+        <w:tc>
+          <w:tcPr>
+            <w:tcW w:type="dxa" w:w="1928"/>
+          </w:tcPr>
+          <w:p>
+            <w:r>
+              <w:t>$240,000</w:t>
+            </w:r>
+          </w:p>
+        </w:tc>
+        <w:tc>
+          <w:tcPr>
+            <w:tcW w:type="dxa" w:w="1928"/>
+          </w:tcPr>
+          <w:p>
+            <w:r>
+              <w:t>$19,621</w:t>
+            </w:r>
+          </w:p>
+        </w:tc>
+      </w:tr>
+    </w:tbl>
+    <w:p>
+      <w:r>
+        <w:t>Planning exchange rate: ₦1,500/USD. Blended ARPU (60% Starter / 30% Pro / 10% Premium) = ₦30,000 ≈ $20/mo. Paystack local-card fee 1.5% + ₦100 per charge. Gross margin is structurally &gt;98% because LLM tokens are the customer's own (BYOK).</w:t>
+      </w:r>
+    </w:p>
+    <w:p>
+      <w:pPr>
+        <w:pStyle w:val="Heading3"/>
+      </w:pPr>
+      <w:r>
+        <w:t>15.3 12-month ramp (conservative, community-led)</w:t>
+      </w:r>
+    </w:p>
+    <w:tbl>
+      <w:tblPr>
+        <w:tblStyle w:val="LightGrid-Accent1"/>
+        <w:tblW w:type="auto" w:w="0"/>
+        <w:tblLook w:firstColumn="1" w:firstRow="1" w:lastColumn="0" w:lastRow="0" w:noHBand="0" w:noVBand="1" w:val="04A0"/>
+      </w:tblPr>
+      <w:tblGrid>
+        <w:gridCol w:w="2409"/>
+        <w:gridCol w:w="2409"/>
+        <w:gridCol w:w="2409"/>
+        <w:gridCol w:w="2409"/>
+      </w:tblGrid>
+      <w:tr>
+        <w:tc>
+          <w:tcPr>
+            <w:tcW w:type="dxa" w:w="2409"/>
+          </w:tcPr>
+          <w:p>
+            <w:r>
+              <w:rPr>
+                <w:b/>
+              </w:rPr>
+              <w:t>Month</w:t>
+            </w:r>
+          </w:p>
+        </w:tc>
+        <w:tc>
+          <w:tcPr>
+            <w:tcW w:type="dxa" w:w="2409"/>
+          </w:tcPr>
+          <w:p>
+            <w:r>
+              <w:rPr>
+                <w:b/>
+              </w:rPr>
+              <w:t>Paying subs (EOM)</w:t>
+            </w:r>
+          </w:p>
+        </w:tc>
+        <w:tc>
+          <w:tcPr>
+            <w:tcW w:type="dxa" w:w="2409"/>
+          </w:tcPr>
+          <w:p>
+            <w:r>
+              <w:rPr>
+                <w:b/>
+              </w:rPr>
+              <w:t>MRR (≈USD)</w:t>
+            </w:r>
+          </w:p>
+        </w:tc>
+        <w:tc>
+          <w:tcPr>
+            <w:tcW w:type="dxa" w:w="2409"/>
+          </w:tcPr>
+          <w:p>
+            <w:r>
+              <w:rPr>
+                <w:b/>
+              </w:rPr>
+              <w:t>ARR (≈USD)</w:t>
+            </w:r>
+          </w:p>
+        </w:tc>
+      </w:tr>
+      <w:tr>
+        <w:tc>
+          <w:tcPr>
+            <w:tcW w:type="dxa" w:w="2409"/>
+          </w:tcPr>
+          <w:p>
+            <w:r>
+              <w:t>M1</w:t>
+            </w:r>
+          </w:p>
+        </w:tc>
+        <w:tc>
+          <w:tcPr>
+            <w:tcW w:type="dxa" w:w="2409"/>
+          </w:tcPr>
+          <w:p>
+            <w:r>
+              <w:t>25</w:t>
+            </w:r>
+          </w:p>
+        </w:tc>
+        <w:tc>
+          <w:tcPr>
+            <w:tcW w:type="dxa" w:w="2409"/>
+          </w:tcPr>
+          <w:p>
+            <w:r>
+              <w:t>$500</w:t>
+            </w:r>
+          </w:p>
+        </w:tc>
+        <w:tc>
+          <w:tcPr>
+            <w:tcW w:type="dxa" w:w="2409"/>
+          </w:tcPr>
+          <w:p>
+            <w:r>
+              <w:t>$6,000</w:t>
+            </w:r>
+          </w:p>
+        </w:tc>
+      </w:tr>
+      <w:tr>
+        <w:tc>
+          <w:tcPr>
+            <w:tcW w:type="dxa" w:w="2409"/>
+          </w:tcPr>
+          <w:p>
+            <w:r>
+              <w:t>M2</w:t>
+            </w:r>
+          </w:p>
+        </w:tc>
+        <w:tc>
+          <w:tcPr>
+            <w:tcW w:type="dxa" w:w="2409"/>
+          </w:tcPr>
+          <w:p>
+            <w:r>
+              <w:t>60</w:t>
+            </w:r>
+          </w:p>
+        </w:tc>
+        <w:tc>
+          <w:tcPr>
+            <w:tcW w:type="dxa" w:w="2409"/>
+          </w:tcPr>
+          <w:p>
+            <w:r>
+              <w:t>$1,200</w:t>
+            </w:r>
+          </w:p>
+        </w:tc>
+        <w:tc>
+          <w:tcPr>
+            <w:tcW w:type="dxa" w:w="2409"/>
+          </w:tcPr>
+          <w:p>
+            <w:r>
+              <w:t>$14,400</w:t>
+            </w:r>
+          </w:p>
+        </w:tc>
+      </w:tr>
+      <w:tr>
+        <w:tc>
+          <w:tcPr>
+            <w:tcW w:type="dxa" w:w="2409"/>
+          </w:tcPr>
+          <w:p>
+            <w:r>
+              <w:t>M3</w:t>
+            </w:r>
+          </w:p>
+        </w:tc>
+        <w:tc>
+          <w:tcPr>
+            <w:tcW w:type="dxa" w:w="2409"/>
+          </w:tcPr>
+          <w:p>
+            <w:r>
+              <w:t>110</w:t>
+            </w:r>
+          </w:p>
+        </w:tc>
+        <w:tc>
+          <w:tcPr>
+            <w:tcW w:type="dxa" w:w="2409"/>
+          </w:tcPr>
+          <w:p>
+            <w:r>
+              <w:t>$2,200</w:t>
+            </w:r>
+          </w:p>
+        </w:tc>
+        <w:tc>
+          <w:tcPr>
+            <w:tcW w:type="dxa" w:w="2409"/>
+          </w:tcPr>
+          <w:p>
+            <w:r>
+              <w:t>$26,400</w:t>
+            </w:r>
+          </w:p>
+        </w:tc>
+      </w:tr>
+      <w:tr>
+        <w:tc>
+          <w:tcPr>
+            <w:tcW w:type="dxa" w:w="2409"/>
+          </w:tcPr>
+          <w:p>
+            <w:r>
+              <w:t>M4</w:t>
+            </w:r>
+          </w:p>
+        </w:tc>
+        <w:tc>
+          <w:tcPr>
+            <w:tcW w:type="dxa" w:w="2409"/>
+          </w:tcPr>
+          <w:p>
+            <w:r>
+              <w:t>170</w:t>
+            </w:r>
+          </w:p>
+        </w:tc>
+        <w:tc>
+          <w:tcPr>
+            <w:tcW w:type="dxa" w:w="2409"/>
+          </w:tcPr>
+          <w:p>
+            <w:r>
+              <w:t>$3,400</w:t>
+            </w:r>
+          </w:p>
+        </w:tc>
+        <w:tc>
+          <w:tcPr>
+            <w:tcW w:type="dxa" w:w="2409"/>
+          </w:tcPr>
+          <w:p>
+            <w:r>
+              <w:t>$40,800</w:t>
+            </w:r>
+          </w:p>
+        </w:tc>
+      </w:tr>
+      <w:tr>
+        <w:tc>
+          <w:tcPr>
+            <w:tcW w:type="dxa" w:w="2409"/>
+          </w:tcPr>
+          <w:p>
+            <w:r>
+              <w:t>M5</w:t>
+            </w:r>
+          </w:p>
+        </w:tc>
+        <w:tc>
+          <w:tcPr>
+            <w:tcW w:type="dxa" w:w="2409"/>
+          </w:tcPr>
+          <w:p>
+            <w:r>
+              <w:t>240</w:t>
+            </w:r>
+          </w:p>
+        </w:tc>
+        <w:tc>
+          <w:tcPr>
+            <w:tcW w:type="dxa" w:w="2409"/>
+          </w:tcPr>
+          <w:p>
+            <w:r>
+              <w:t>$4,800</w:t>
+            </w:r>
+          </w:p>
+        </w:tc>
+        <w:tc>
+          <w:tcPr>
+            <w:tcW w:type="dxa" w:w="2409"/>
+          </w:tcPr>
+          <w:p>
+            <w:r>
+              <w:t>$57,600</w:t>
+            </w:r>
+          </w:p>
+        </w:tc>
+      </w:tr>
+      <w:tr>
+        <w:tc>
+          <w:tcPr>
+            <w:tcW w:type="dxa" w:w="2409"/>
+          </w:tcPr>
+          <w:p>
+            <w:r>
+              <w:t>M6</w:t>
+            </w:r>
+          </w:p>
+        </w:tc>
+        <w:tc>
+          <w:tcPr>
+            <w:tcW w:type="dxa" w:w="2409"/>
+          </w:tcPr>
+          <w:p>
+            <w:r>
+              <w:t>320</w:t>
+            </w:r>
+          </w:p>
+        </w:tc>
+        <w:tc>
+          <w:tcPr>
+            <w:tcW w:type="dxa" w:w="2409"/>
+          </w:tcPr>
+          <w:p>
+            <w:r>
+              <w:t>$6,400</w:t>
+            </w:r>
+          </w:p>
+        </w:tc>
+        <w:tc>
+          <w:tcPr>
+            <w:tcW w:type="dxa" w:w="2409"/>
+          </w:tcPr>
+          <w:p>
+            <w:r>
+              <w:t>$76,800</w:t>
+            </w:r>
+          </w:p>
+        </w:tc>
+      </w:tr>
+      <w:tr>
+        <w:tc>
+          <w:tcPr>
+            <w:tcW w:type="dxa" w:w="2409"/>
+          </w:tcPr>
+          <w:p>
+            <w:r>
+              <w:t>M7</w:t>
+            </w:r>
+          </w:p>
+        </w:tc>
+        <w:tc>
+          <w:tcPr>
+            <w:tcW w:type="dxa" w:w="2409"/>
+          </w:tcPr>
+          <w:p>
+            <w:r>
+              <w:t>400</w:t>
+            </w:r>
+          </w:p>
+        </w:tc>
+        <w:tc>
+          <w:tcPr>
+            <w:tcW w:type="dxa" w:w="2409"/>
+          </w:tcPr>
+          <w:p>
+            <w:r>
+              <w:t>$8,000</w:t>
+            </w:r>
+          </w:p>
+        </w:tc>
+        <w:tc>
+          <w:tcPr>
+            <w:tcW w:type="dxa" w:w="2409"/>
+          </w:tcPr>
+          <w:p>
+            <w:r>
+              <w:t>$96,000</w:t>
+            </w:r>
+          </w:p>
+        </w:tc>
+      </w:tr>
+      <w:tr>
+        <w:tc>
+          <w:tcPr>
+            <w:tcW w:type="dxa" w:w="2409"/>
+          </w:tcPr>
+          <w:p>
+            <w:r>
+              <w:t>M8</w:t>
+            </w:r>
+          </w:p>
+        </w:tc>
+        <w:tc>
+          <w:tcPr>
+            <w:tcW w:type="dxa" w:w="2409"/>
+          </w:tcPr>
+          <w:p>
+            <w:r>
+              <w:t>470</w:t>
+            </w:r>
+          </w:p>
+        </w:tc>
+        <w:tc>
+          <w:tcPr>
+            <w:tcW w:type="dxa" w:w="2409"/>
+          </w:tcPr>
+          <w:p>
+            <w:r>
+              <w:t>$9,400</w:t>
+            </w:r>
+          </w:p>
+        </w:tc>
+        <w:tc>
+          <w:tcPr>
+            <w:tcW w:type="dxa" w:w="2409"/>
+          </w:tcPr>
+          <w:p>
+            <w:r>
+              <w:t>$112,800</w:t>
+            </w:r>
+          </w:p>
+        </w:tc>
+      </w:tr>
+      <w:tr>
+        <w:tc>
+          <w:tcPr>
+            <w:tcW w:type="dxa" w:w="2409"/>
+          </w:tcPr>
+          <w:p>
+            <w:r>
+              <w:t>M9</w:t>
+            </w:r>
+          </w:p>
+        </w:tc>
+        <w:tc>
+          <w:tcPr>
+            <w:tcW w:type="dxa" w:w="2409"/>
+          </w:tcPr>
+          <w:p>
+            <w:r>
+              <w:t>540</w:t>
+            </w:r>
+          </w:p>
+        </w:tc>
+        <w:tc>
+          <w:tcPr>
+            <w:tcW w:type="dxa" w:w="2409"/>
+          </w:tcPr>
+          <w:p>
+            <w:r>
+              <w:t>$10,800</w:t>
+            </w:r>
+          </w:p>
+        </w:tc>
+        <w:tc>
+          <w:tcPr>
+            <w:tcW w:type="dxa" w:w="2409"/>
+          </w:tcPr>
+          <w:p>
+            <w:r>
+              <w:t>$129,600</w:t>
+            </w:r>
+          </w:p>
+        </w:tc>
+      </w:tr>
+      <w:tr>
+        <w:tc>
+          <w:tcPr>
+            <w:tcW w:type="dxa" w:w="2409"/>
+          </w:tcPr>
+          <w:p>
+            <w:r>
+              <w:t>M10</w:t>
+            </w:r>
+          </w:p>
+        </w:tc>
+        <w:tc>
+          <w:tcPr>
+            <w:tcW w:type="dxa" w:w="2409"/>
+          </w:tcPr>
+          <w:p>
+            <w:r>
+              <w:t>610</w:t>
+            </w:r>
+          </w:p>
+        </w:tc>
+        <w:tc>
+          <w:tcPr>
+            <w:tcW w:type="dxa" w:w="2409"/>
+          </w:tcPr>
+          <w:p>
+            <w:r>
+              <w:t>$12,200</w:t>
+            </w:r>
+          </w:p>
+        </w:tc>
+        <w:tc>
+          <w:tcPr>
+            <w:tcW w:type="dxa" w:w="2409"/>
+          </w:tcPr>
+          <w:p>
+            <w:r>
+              <w:t>$146,400</w:t>
+            </w:r>
+          </w:p>
+        </w:tc>
+      </w:tr>
+      <w:tr>
+        <w:tc>
+          <w:tcPr>
+            <w:tcW w:type="dxa" w:w="2409"/>
+          </w:tcPr>
+          <w:p>
+            <w:r>
+              <w:t>M11</w:t>
+            </w:r>
+          </w:p>
+        </w:tc>
+        <w:tc>
+          <w:tcPr>
+            <w:tcW w:type="dxa" w:w="2409"/>
+          </w:tcPr>
+          <w:p>
+            <w:r>
+              <w:t>680</w:t>
+            </w:r>
+          </w:p>
+        </w:tc>
+        <w:tc>
+          <w:tcPr>
+            <w:tcW w:type="dxa" w:w="2409"/>
+          </w:tcPr>
+          <w:p>
+            <w:r>
+              <w:t>$13,600</w:t>
+            </w:r>
+          </w:p>
+        </w:tc>
+        <w:tc>
+          <w:tcPr>
+            <w:tcW w:type="dxa" w:w="2409"/>
+          </w:tcPr>
+          <w:p>
+            <w:r>
+              <w:t>$163,200</w:t>
+            </w:r>
+          </w:p>
+        </w:tc>
+      </w:tr>
+      <w:tr>
+        <w:tc>
+          <w:tcPr>
+            <w:tcW w:type="dxa" w:w="2409"/>
+          </w:tcPr>
+          <w:p>
+            <w:r>
+              <w:t>M12</w:t>
+            </w:r>
+          </w:p>
+        </w:tc>
+        <w:tc>
+          <w:tcPr>
+            <w:tcW w:type="dxa" w:w="2409"/>
+          </w:tcPr>
+          <w:p>
+            <w:r>
+              <w:t>750</w:t>
+            </w:r>
+          </w:p>
+        </w:tc>
+        <w:tc>
+          <w:tcPr>
+            <w:tcW w:type="dxa" w:w="2409"/>
+          </w:tcPr>
+          <w:p>
+            <w:r>
+              <w:t>$15,000</w:t>
+            </w:r>
+          </w:p>
+        </w:tc>
+        <w:tc>
+          <w:tcPr>
+            <w:tcW w:type="dxa" w:w="2409"/>
+          </w:tcPr>
+          <w:p>
+            <w:r>
+              <w:t>$180,000</w:t>
+            </w:r>
+          </w:p>
+        </w:tc>
+      </w:tr>
+    </w:tbl>
+    <w:p>
+      <w:r>
+        <w:t>Break-even: ~210 subscribers (≈$4,200 MRR) covers the $4,200/month burn — reached around month 5 on the ramp above.</w:t>
+      </w:r>
+    </w:p>
+    <w:p>
+      <w:pPr>
+        <w:pStyle w:val="Heading3"/>
+      </w:pPr>
+      <w:r>
+        <w:t>15.4 Use of funds — $50,000 budget</w:t>
+      </w:r>
+    </w:p>
+    <w:tbl>
+      <w:tblPr>
+        <w:tblStyle w:val="LightGrid-Accent1"/>
+        <w:tblW w:type="auto" w:w="0"/>
+        <w:tblLook w:firstColumn="1" w:firstRow="1" w:lastColumn="0" w:lastRow="0" w:noHBand="0" w:noVBand="1" w:val="04A0"/>
+      </w:tblPr>
+      <w:tblGrid>
+        <w:gridCol w:w="2409"/>
+        <w:gridCol w:w="2409"/>
+        <w:gridCol w:w="2409"/>
+        <w:gridCol w:w="2409"/>
+      </w:tblGrid>
+      <w:tr>
+        <w:tc>
+          <w:tcPr>
+            <w:tcW w:type="dxa" w:w="2409"/>
+          </w:tcPr>
+          <w:p>
+            <w:r>
+              <w:rPr>
+                <w:b/>
+              </w:rPr>
+              <w:t>Category</w:t>
+            </w:r>
+          </w:p>
+        </w:tc>
+        <w:tc>
+          <w:tcPr>
+            <w:tcW w:type="dxa" w:w="2409"/>
+          </w:tcPr>
+          <w:p>
+            <w:r>
+              <w:rPr>
+                <w:b/>
+              </w:rPr>
+              <w:t>Share</w:t>
+            </w:r>
+          </w:p>
+        </w:tc>
+        <w:tc>
+          <w:tcPr>
+            <w:tcW w:type="dxa" w:w="2409"/>
+          </w:tcPr>
+          <w:p>
+            <w:r>
+              <w:rPr>
+                <w:b/>
+              </w:rPr>
+              <w:t>Amount</w:t>
+            </w:r>
+          </w:p>
+        </w:tc>
+        <w:tc>
+          <w:tcPr>
+            <w:tcW w:type="dxa" w:w="2409"/>
+          </w:tcPr>
+          <w:p>
+            <w:r>
+              <w:rPr>
+                <w:b/>
+              </w:rPr>
+              <w:t>What it buys</w:t>
+            </w:r>
+          </w:p>
+        </w:tc>
+      </w:tr>
+      <w:tr>
+        <w:tc>
+          <w:tcPr>
+            <w:tcW w:type="dxa" w:w="2409"/>
+          </w:tcPr>
+          <w:p>
+            <w:r>
+              <w:t>Go-to-market &amp; acquisition</w:t>
+            </w:r>
+          </w:p>
+        </w:tc>
+        <w:tc>
+          <w:tcPr>
+            <w:tcW w:type="dxa" w:w="2409"/>
+          </w:tcPr>
+          <w:p>
+            <w:r>
+              <w:t>40%</w:t>
+            </w:r>
+          </w:p>
+        </w:tc>
+        <w:tc>
+          <w:tcPr>
+            <w:tcW w:type="dxa" w:w="2409"/>
+          </w:tcPr>
+          <w:p>
+            <w:r>
+              <w:t>$20,000</w:t>
+            </w:r>
+          </w:p>
+        </w:tc>
+        <w:tc>
+          <w:tcPr>
+            <w:tcW w:type="dxa" w:w="2409"/>
+          </w:tcPr>
+          <w:p>
+            <w:r>
+              <w:t>Creator partnerships, trading-community campaigns, referral incentives, content engine</w:t>
+            </w:r>
+          </w:p>
+        </w:tc>
+      </w:tr>
+      <w:tr>
+        <w:tc>
+          <w:tcPr>
+            <w:tcW w:type="dxa" w:w="2409"/>
+          </w:tcPr>
+          <w:p>
+            <w:r>
+              <w:t>Compliance, legal &amp; entity</w:t>
+            </w:r>
+          </w:p>
+        </w:tc>
+        <w:tc>
+          <w:tcPr>
+            <w:tcW w:type="dxa" w:w="2409"/>
+          </w:tcPr>
+          <w:p>
+            <w:r>
+              <w:t>20%</w:t>
+            </w:r>
+          </w:p>
+        </w:tc>
+        <w:tc>
+          <w:tcPr>
+            <w:tcW w:type="dxa" w:w="2409"/>
+          </w:tcPr>
+          <w:p>
+            <w:r>
+              <w:t>$10,000</w:t>
+            </w:r>
+          </w:p>
+        </w:tc>
+        <w:tc>
+          <w:tcPr>
+            <w:tcW w:type="dxa" w:w="2409"/>
+          </w:tcPr>
+          <w:p>
+            <w:r>
+              <w:t>Registrant block, ToS/Privacy enforceability, data-protection (NDPR) posture, support infrastructure</w:t>
+            </w:r>
+          </w:p>
+        </w:tc>
+      </w:tr>
+      <w:tr>
+        <w:tc>
+          <w:tcPr>
+            <w:tcW w:type="dxa" w:w="2409"/>
+          </w:tcPr>
+          <w:p>
+            <w:r>
+              <w:t>Product expansion</w:t>
+            </w:r>
+          </w:p>
+        </w:tc>
+        <w:tc>
+          <w:tcPr>
+            <w:tcW w:type="dxa" w:w="2409"/>
+          </w:tcPr>
+          <w:p>
+            <w:r>
+              <w:t>25%</w:t>
+            </w:r>
+          </w:p>
+        </w:tc>
+        <w:tc>
+          <w:tcPr>
+            <w:tcW w:type="dxa" w:w="2409"/>
+          </w:tcPr>
+          <w:p>
+            <w:r>
+              <w:t>$12,500</w:t>
+            </w:r>
+          </w:p>
+        </w:tc>
+        <w:tc>
+          <w:tcPr>
+            <w:tcW w:type="dxa" w:w="2409"/>
+          </w:tcPr>
+          <w:p>
+            <w:r>
+              <w:t>Phase 1 FastAPI + research governance, public API, mobile views, international billing (Stripe), admin 2FA</w:t>
+            </w:r>
+          </w:p>
+        </w:tc>
+      </w:tr>
+      <w:tr>
+        <w:tc>
+          <w:tcPr>
+            <w:tcW w:type="dxa" w:w="2409"/>
+          </w:tcPr>
+          <w:p>
+            <w:r>
+              <w:t>Working capital &amp; runway</w:t>
+            </w:r>
+          </w:p>
+        </w:tc>
+        <w:tc>
+          <w:tcPr>
+            <w:tcW w:type="dxa" w:w="2409"/>
+          </w:tcPr>
+          <w:p>
+            <w:r>
+              <w:t>15%</w:t>
+            </w:r>
+          </w:p>
+        </w:tc>
+        <w:tc>
+          <w:tcPr>
+            <w:tcW w:type="dxa" w:w="2409"/>
+          </w:tcPr>
+          <w:p>
+            <w:r>
+              <w:t>$7,500</w:t>
+            </w:r>
+          </w:p>
+        </w:tc>
+        <w:tc>
+          <w:tcPr>
+            <w:tcW w:type="dxa" w:w="2409"/>
+          </w:tcPr>
+          <w:p>
+            <w:r>
+              <w:t>Paystack settlement float, infra buffer at scale, contingency</w:t>
+            </w:r>
+          </w:p>
+        </w:tc>
+      </w:tr>
+    </w:tbl>
+    <w:p>
+      <w:pPr>
+        <w:pStyle w:val="Heading3"/>
+      </w:pPr>
+      <w:r>
+        <w:t>15.5 Unit economics summary</w:t>
+      </w:r>
+    </w:p>
+    <w:tbl>
+      <w:tblPr>
+        <w:tblStyle w:val="LightGrid-Accent1"/>
+        <w:tblW w:type="auto" w:w="0"/>
+        <w:tblLook w:firstColumn="1" w:firstRow="1" w:lastColumn="0" w:lastRow="0" w:noHBand="0" w:noVBand="1" w:val="04A0"/>
+      </w:tblPr>
+      <w:tblGrid>
+        <w:gridCol w:w="3213"/>
+        <w:gridCol w:w="3213"/>
+        <w:gridCol w:w="3213"/>
+      </w:tblGrid>
+      <w:tr>
+        <w:tc>
+          <w:tcPr>
+            <w:tcW w:type="dxa" w:w="3213"/>
+          </w:tcPr>
+          <w:p>
+            <w:r>
+              <w:rPr>
+                <w:b/>
+              </w:rPr>
+              <w:t>Metric</w:t>
+            </w:r>
+          </w:p>
+        </w:tc>
+        <w:tc>
+          <w:tcPr>
+            <w:tcW w:type="dxa" w:w="3213"/>
+          </w:tcPr>
+          <w:p>
+            <w:r>
+              <w:rPr>
+                <w:b/>
+              </w:rPr>
+              <w:t>Value</w:t>
+            </w:r>
+          </w:p>
+        </w:tc>
+        <w:tc>
+          <w:tcPr>
+            <w:tcW w:type="dxa" w:w="3213"/>
+          </w:tcPr>
+          <w:p>
+            <w:r>
+              <w:rPr>
+                <w:b/>
+              </w:rPr>
+              <w:t>Why it matters</w:t>
+            </w:r>
+          </w:p>
+        </w:tc>
+      </w:tr>
+      <w:tr>
+        <w:tc>
+          <w:tcPr>
+            <w:tcW w:type="dxa" w:w="3213"/>
+          </w:tcPr>
+          <w:p>
+            <w:r>
+              <w:t>Gross margin</w:t>
+            </w:r>
+          </w:p>
+        </w:tc>
+        <w:tc>
+          <w:tcPr>
+            <w:tcW w:type="dxa" w:w="3213"/>
+          </w:tcPr>
+          <w:p>
+            <w:r>
+              <w:t>&gt;98%</w:t>
+            </w:r>
+          </w:p>
+        </w:tc>
+        <w:tc>
+          <w:tcPr>
+            <w:tcW w:type="dxa" w:w="3213"/>
+          </w:tcPr>
+          <w:p>
+            <w:r>
+              <w:t>BYOK means no LLM COGS; the platform's margin is software margin</w:t>
+            </w:r>
+          </w:p>
+        </w:tc>
+      </w:tr>
+      <w:tr>
+        <w:tc>
+          <w:tcPr>
+            <w:tcW w:type="dxa" w:w="3213"/>
+          </w:tcPr>
+          <w:p>
+            <w:r>
+              <w:t>LTV:CAC</w:t>
+            </w:r>
+          </w:p>
+        </w:tc>
+        <w:tc>
+          <w:tcPr>
+            <w:tcW w:type="dxa" w:w="3213"/>
+          </w:tcPr>
+          <w:p>
+            <w:r>
+              <w:t>35.7:1</w:t>
+            </w:r>
+          </w:p>
+        </w:tc>
+        <w:tc>
+          <w:tcPr>
+            <w:tcW w:type="dxa" w:w="3213"/>
+          </w:tcPr>
+          <w:p>
+            <w:r>
+              <w:t>Community-led GTM keeps CAC near-zero; healthy SaaS benchmark is ≥3:1</w:t>
+            </w:r>
+          </w:p>
+        </w:tc>
+      </w:tr>
+      <w:tr>
+        <w:tc>
+          <w:tcPr>
+            <w:tcW w:type="dxa" w:w="3213"/>
+          </w:tcPr>
+          <w:p>
+            <w:r>
+              <w:t>Payback</w:t>
+            </w:r>
+          </w:p>
+        </w:tc>
+        <w:tc>
+          <w:tcPr>
+            <w:tcW w:type="dxa" w:w="3213"/>
+          </w:tcPr>
+          <w:p>
+            <w:r>
+              <w:t>0.4 months</w:t>
+            </w:r>
+          </w:p>
+        </w:tc>
+        <w:tc>
+          <w:tcPr>
+            <w:tcW w:type="dxa" w:w="3213"/>
+          </w:tcPr>
+          <w:p>
+            <w:r>
+              <w:t>Cash returned on acquisition in under half a month</w:t>
+            </w:r>
+          </w:p>
+        </w:tc>
+      </w:tr>
+      <w:tr>
+        <w:tc>
+          <w:tcPr>
+            <w:tcW w:type="dxa" w:w="3213"/>
+          </w:tcPr>
+          <w:p>
+            <w:r>
+              <w:t>Infra cost per 1,000 users</w:t>
+            </w:r>
+          </w:p>
+        </w:tc>
+        <w:tc>
+          <w:tcPr>
+            <w:tcW w:type="dxa" w:w="3213"/>
+          </w:tcPr>
+          <w:p>
+            <w:r>
+              <w:t>≈$12–40/mo</w:t>
+            </w:r>
+          </w:p>
+        </w:tc>
+        <w:tc>
+          <w:tcPr>
+            <w:tcW w:type="dxa" w:w="3213"/>
+          </w:tcPr>
+          <w:p>
+            <w:r>
+              <w:t>Serverless stack scales cheaply; compute only grows with Phase 2 data</w:t>
+            </w:r>
+          </w:p>
+        </w:tc>
+      </w:tr>
+      <w:tr>
+        <w:tc>
+          <w:tcPr>
+            <w:tcW w:type="dxa" w:w="3213"/>
+          </w:tcPr>
+          <w:p>
+            <w:r>
+              <w:t>Runway from raise</w:t>
+            </w:r>
+          </w:p>
+        </w:tc>
+        <w:tc>
+          <w:tcPr>
+            <w:tcW w:type="dxa" w:w="3213"/>
+          </w:tcPr>
+          <w:p>
+            <w:r>
+              <w:t>11.9 months</w:t>
+            </w:r>
+          </w:p>
+        </w:tc>
+        <w:tc>
+          <w:tcPr>
+            <w:tcW w:type="dxa" w:w="3213"/>
+          </w:tcPr>
+          <w:p>
+            <w:r>
+              <w:t>Room to reach break-even (~month {F['be_month']}) and iterate</w:t>
+            </w:r>
+          </w:p>
+        </w:tc>
+      </w:tr>
+    </w:tbl>
+    <w:p>
+      <w:pPr>
+        <w:pStyle w:val="Heading3"/>
+      </w:pPr>
+      <w:r>
+        <w:t>15.6 What the money is NOT for</w:t>
+      </w:r>
+    </w:p>
+    <w:p>
+      <w:r>
+        <w:t>The engineering is done — the product is built, deployed, and verified. The raise funds distribution, compliance, and expansion — not further engineering of the core loop. That is the underwriting thesis: capital unlocks the company (distribution + compliance), not the product.</w:t>
+      </w:r>
+    </w:p>
+    <w:p>
+      <w:r>
+        <w:rPr>
+          <w:i/>
+        </w:rPr>
         <w:t>"The engineering is done. The company is what the raise builds."</w:t>
       </w:r>
     </w:p>
     <w:p>
       <w:pPr>
-        <w:pStyle w:val="Heading1"/>
+        <w:pStyle w:val="Heading2"/>
       </w:pPr>
       <w:r>
-        <w:t>12 · Roadmap — What Funding Unlocks</w:t>
+        <w:t>16. Why We Need Investors — Three Concrete Gaps</w:t>
+      </w:r>
+    </w:p>
+    <w:p>
+      <w:pPr>
+        <w:pStyle w:val="ListBullet"/>
+      </w:pPr>
+      <w:r>
+        <w:t>Distribution: a research product with zero marketing budget is undiscovered. Retail trading in Nigeria is won on the ground (creator channels, trading communities, referral loops) — that costs money before it compounds.</w:t>
+      </w:r>
+    </w:p>
+    <w:p>
+      <w:pPr>
+        <w:pStyle w:val="ListBullet"/>
+      </w:pPr>
+      <w:r>
+        <w:t>Compliance &amp; entity cost: operating a paid financial-research service in Nigeria requires legal review, registrant identity (physical address, business name), data-protection posture (NDPR), support infrastructure. Fixed, non-optional costs.</w:t>
+      </w:r>
+    </w:p>
+    <w:p>
+      <w:pPr>
+        <w:pStyle w:val="ListBullet"/>
+      </w:pPr>
+      <w:r>
+        <w:t>Working capital &amp; expansion: Paystack settlement float, compute scaling, public API, mobile views, international (Stripe) billing all need cash runway — not more engineering.</w:t>
+      </w:r>
+    </w:p>
+    <w:p>
+      <w:pPr>
+        <w:pStyle w:val="Heading2"/>
+      </w:pPr>
+      <w:r>
+        <w:t>Appendix A — Phased Delivery Record</w:t>
       </w:r>
     </w:p>
     <w:tbl>
       <w:tblPr>
-        <w:tblStyle w:val="TableGrid"/>
+        <w:tblStyle w:val="LightGrid-Accent1"/>
         <w:tblW w:type="auto" w:w="0"/>
         <w:tblLook w:firstColumn="1" w:firstRow="1" w:lastColumn="0" w:lastRow="0" w:noHBand="0" w:noVBand="1" w:val="04A0"/>
       </w:tblPr>
       <w:tblGrid>
-        <w:gridCol w:w="3137"/>
-        <w:gridCol w:w="3137"/>
-        <w:gridCol w:w="3137"/>
+        <w:gridCol w:w="4819"/>
+        <w:gridCol w:w="4819"/>
       </w:tblGrid>
       <w:tr>
         <w:tc>
           <w:tcPr>
-            <w:tcW w:type="dxa" w:w="3137"/>
-            <w:shd w:val="clear" w:color="auto" w:fill="F5F3FF"/>
+            <w:tcW w:type="dxa" w:w="4819"/>
           </w:tcPr>
           <w:p>
             <w:r>
               <w:rPr>
                 <w:b/>
               </w:rPr>
-              <w:t>Horizon</w:t>
-            </w:r>
-          </w:p>
-        </w:tc>
-        <w:tc>
-          <w:tcPr>
-            <w:tcW w:type="dxa" w:w="3137"/>
-            <w:shd w:val="clear" w:color="auto" w:fill="F5F3FF"/>
+              <w:t>Phase &amp; deliverable</w:t>
+            </w:r>
+          </w:p>
+        </w:tc>
+        <w:tc>
+          <w:tcPr>
+            <w:tcW w:type="dxa" w:w="4819"/>
           </w:tcPr>
           <w:p>
             <w:r>
               <w:rPr>
                 <w:b/>
               </w:rPr>
-              <w:t>Deliverables</w:t>
-            </w:r>
-          </w:p>
-        </w:tc>
-        <w:tc>
-          <w:tcPr>
-            <w:tcW w:type="dxa" w:w="3137"/>
-            <w:shd w:val="clear" w:color="auto" w:fill="F5F3FF"/>
-          </w:tcPr>
-          <w:p>
-            <w:r>
-              <w:rPr>
-                <w:b/>
-              </w:rPr>
-              <w:t>Enabled by</w:t>
+              <w:t>Status (2026-08-22)</w:t>
             </w:r>
           </w:p>
         </w:tc>
@@ -3425,31 +4864,21 @@
       <w:tr>
         <w:tc>
           <w:tcPr>
-            <w:tcW w:type="dxa" w:w="3137"/>
-          </w:tcPr>
-          <w:p>
-            <w:r>
-              <w:t>Launch (weeks)</w:t>
-            </w:r>
-          </w:p>
-        </w:tc>
-        <w:tc>
-          <w:tcPr>
-            <w:tcW w:type="dxa" w:w="3137"/>
-          </w:tcPr>
-          <w:p>
-            <w:r>
-              <w:t>Cloudflare + SSL, Railway production deploy, compliance review, support mailbox, public launch</w:t>
-            </w:r>
-          </w:p>
-        </w:tc>
-        <w:tc>
-          <w:tcPr>
-            <w:tcW w:type="dxa" w:w="3137"/>
-          </w:tcPr>
-          <w:p>
-            <w:r>
-              <w:t>Completion capital (small)</w:t>
+            <w:tcW w:type="dxa" w:w="4819"/>
+          </w:tcPr>
+          <w:p>
+            <w:r>
+              <w:t>Phase 0–1: Auth, dashboard, agent launcher, run view</w:t>
+            </w:r>
+          </w:p>
+        </w:tc>
+        <w:tc>
+          <w:tcPr>
+            <w:tcW w:type="dxa" w:w="4819"/>
+          </w:tcPr>
+          <w:p>
+            <w:r>
+              <w:t>✓ SHIPPED</w:t>
             </w:r>
           </w:p>
         </w:tc>
@@ -3457,31 +4886,21 @@
       <w:tr>
         <w:tc>
           <w:tcPr>
-            <w:tcW w:type="dxa" w:w="3137"/>
-          </w:tcPr>
-          <w:p>
-            <w:r>
-              <w:t>Growth (quarter)</w:t>
-            </w:r>
-          </w:p>
-        </w:tc>
-        <w:tc>
-          <w:tcPr>
-            <w:tcW w:type="dxa" w:w="3137"/>
-          </w:tcPr>
-          <w:p>
-            <w:r>
-              <w:t>Acquisition engine, referral program, community content, paid experiments; churn instrumentation</w:t>
-            </w:r>
-          </w:p>
-        </w:tc>
-        <w:tc>
-          <w:tcPr>
-            <w:tcW w:type="dxa" w:w="3137"/>
-          </w:tcPr>
-          <w:p>
-            <w:r>
-              <w:t>GTM allocation</w:t>
+            <w:tcW w:type="dxa" w:w="4819"/>
+          </w:tcPr>
+          <w:p>
+            <w:r>
+              <w:t>Phase 2: Worker E2E (claim → subprocess → artifacts)</w:t>
+            </w:r>
+          </w:p>
+        </w:tc>
+        <w:tc>
+          <w:tcPr>
+            <w:tcW w:type="dxa" w:w="4819"/>
+          </w:tcPr>
+          <w:p>
+            <w:r>
+              <w:t>✓ SHIPPED &amp; VERIFIED</w:t>
             </w:r>
           </w:p>
         </w:tc>
@@ -3489,31 +4908,263 @@
       <w:tr>
         <w:tc>
           <w:tcPr>
-            <w:tcW w:type="dxa" w:w="3137"/>
-          </w:tcPr>
-          <w:p>
-            <w:r>
-              <w:t>Expansion (year)</w:t>
-            </w:r>
-          </w:p>
-        </w:tc>
-        <w:tc>
-          <w:tcPr>
-            <w:tcW w:type="dxa" w:w="3137"/>
-          </w:tcPr>
-          <w:p>
-            <w:r>
-              <w:t>Public API, mobile views, Stripe international, advanced analytics, admin 2FA; hiring</w:t>
-            </w:r>
-          </w:p>
-        </w:tc>
-        <w:tc>
-          <w:tcPr>
-            <w:tcW w:type="dxa" w:w="3137"/>
-          </w:tcPr>
-          <w:p>
-            <w:r>
-              <w:t>Product + working capital</w:t>
+            <w:tcW w:type="dxa" w:w="4819"/>
+          </w:tcPr>
+          <w:p>
+            <w:r>
+              <w:t>Phase 3: BYOK pivot (Vault, RPCs, worker decrypt)</w:t>
+            </w:r>
+          </w:p>
+        </w:tc>
+        <w:tc>
+          <w:tcPr>
+            <w:tcW w:type="dxa" w:w="4819"/>
+          </w:tcPr>
+          <w:p>
+            <w:r>
+              <w:t>✓ SHIPPED</w:t>
+            </w:r>
+          </w:p>
+        </w:tc>
+      </w:tr>
+      <w:tr>
+        <w:tc>
+          <w:tcPr>
+            <w:tcW w:type="dxa" w:w="4819"/>
+          </w:tcPr>
+          <w:p>
+            <w:r>
+              <w:t>Phase 4: Swarm (30 presets, Pro/Premium gate) + attachments</w:t>
+            </w:r>
+          </w:p>
+        </w:tc>
+        <w:tc>
+          <w:tcPr>
+            <w:tcW w:type="dxa" w:w="4819"/>
+          </w:tcPr>
+          <w:p>
+            <w:r>
+              <w:t>✓ SHIPPED</w:t>
+            </w:r>
+          </w:p>
+        </w:tc>
+      </w:tr>
+      <w:tr>
+        <w:tc>
+          <w:tcPr>
+            <w:tcW w:type="dxa" w:w="4819"/>
+          </w:tcPr>
+          <w:p>
+            <w:r>
+              <w:t>Phase 5: Realtime queue, progress streaming, billing Edge Functions, pricing, legal</w:t>
+            </w:r>
+          </w:p>
+        </w:tc>
+        <w:tc>
+          <w:tcPr>
+            <w:tcW w:type="dxa" w:w="4819"/>
+          </w:tcPr>
+          <w:p>
+            <w:r>
+              <w:t>✓ SHIPPED</w:t>
+            </w:r>
+          </w:p>
+        </w:tc>
+      </w:tr>
+      <w:tr>
+        <w:tc>
+          <w:tcPr>
+            <w:tcW w:type="dxa" w:w="4819"/>
+          </w:tcPr>
+          <w:p>
+            <w:r>
+              <w:t>Phase 6: Admin dashboard (10 RPCs, suspension gate, audit trail)</w:t>
+            </w:r>
+          </w:p>
+        </w:tc>
+        <w:tc>
+          <w:tcPr>
+            <w:tcW w:type="dxa" w:w="4819"/>
+          </w:tcPr>
+          <w:p>
+            <w:r>
+              <w:t>✓ SHIPPED &amp; LIVE</w:t>
+            </w:r>
+          </w:p>
+        </w:tc>
+      </w:tr>
+      <w:tr>
+        <w:tc>
+          <w:tcPr>
+            <w:tcW w:type="dxa" w:w="4819"/>
+          </w:tcPr>
+          <w:p>
+            <w:r>
+              <w:t>Phase 7: Monitoring (Sentry, structured logs, /health)</w:t>
+            </w:r>
+          </w:p>
+        </w:tc>
+        <w:tc>
+          <w:tcPr>
+            <w:tcW w:type="dxa" w:w="4819"/>
+          </w:tcPr>
+          <w:p>
+            <w:r>
+              <w:t>✓ LIVE</w:t>
+            </w:r>
+          </w:p>
+        </w:tc>
+      </w:tr>
+      <w:tr>
+        <w:tc>
+          <w:tcPr>
+            <w:tcW w:type="dxa" w:w="4819"/>
+          </w:tcPr>
+          <w:p>
+            <w:r>
+              <w:t>Paystack E2E (hermetic harness, webhook hardening)</w:t>
+            </w:r>
+          </w:p>
+        </w:tc>
+        <w:tc>
+          <w:tcPr>
+            <w:tcW w:type="dxa" w:w="4819"/>
+          </w:tcPr>
+          <w:p>
+            <w:r>
+              <w:t>✓ 8/9 GREEN (test mode)</w:t>
+            </w:r>
+          </w:p>
+        </w:tc>
+      </w:tr>
+      <w:tr>
+        <w:tc>
+          <w:tcPr>
+            <w:tcW w:type="dxa" w:w="4819"/>
+          </w:tcPr>
+          <w:p>
+            <w:r>
+              <w:t>Shadow Account (journal → profile → backtest → report)</w:t>
+            </w:r>
+          </w:p>
+        </w:tc>
+        <w:tc>
+          <w:tcPr>
+            <w:tcW w:type="dxa" w:w="4819"/>
+          </w:tcPr>
+          <w:p>
+            <w:r>
+              <w:t>✓ SHIPPED &amp; LIVE (2026-08-22)</w:t>
+            </w:r>
+          </w:p>
+        </w:tc>
+      </w:tr>
+      <w:tr>
+        <w:tc>
+          <w:tcPr>
+            <w:tcW w:type="dxa" w:w="4819"/>
+          </w:tcPr>
+          <w:p>
+            <w:r>
+              <w:t>Engine update 0.1.14+ + worker fixes (BUG-ENG-4/5)</w:t>
+            </w:r>
+          </w:p>
+        </w:tc>
+        <w:tc>
+          <w:tcPr>
+            <w:tcW w:type="dxa" w:w="4819"/>
+          </w:tcPr>
+          <w:p>
+            <w:r>
+              <w:t>✓ LIVE (2026-08-22)</w:t>
+            </w:r>
+          </w:p>
+        </w:tc>
+      </w:tr>
+      <w:tr>
+        <w:tc>
+          <w:tcPr>
+            <w:tcW w:type="dxa" w:w="4819"/>
+          </w:tcPr>
+          <w:p>
+            <w:r>
+              <w:t>Cloudflare zone + SSL</w:t>
+            </w:r>
+          </w:p>
+        </w:tc>
+        <w:tc>
+          <w:tcPr>
+            <w:tcW w:type="dxa" w:w="4819"/>
+          </w:tcPr>
+          <w:p>
+            <w:r>
+              <w:t>✓ LIVE</w:t>
+            </w:r>
+          </w:p>
+        </w:tc>
+      </w:tr>
+      <w:tr>
+        <w:tc>
+          <w:tcPr>
+            <w:tcW w:type="dxa" w:w="4819"/>
+          </w:tcPr>
+          <w:p>
+            <w:r>
+              <w:t>Railway worker deploy (production env)</w:t>
+            </w:r>
+          </w:p>
+        </w:tc>
+        <w:tc>
+          <w:tcPr>
+            <w:tcW w:type="dxa" w:w="4819"/>
+          </w:tcPr>
+          <w:p>
+            <w:r>
+              <w:t>✓ LIVE</w:t>
+            </w:r>
+          </w:p>
+        </w:tc>
+      </w:tr>
+      <w:tr>
+        <w:tc>
+          <w:tcPr>
+            <w:tcW w:type="dxa" w:w="4819"/>
+          </w:tcPr>
+          <w:p>
+            <w:r>
+              <w:t>Keepalive + backup workflows</w:t>
+            </w:r>
+          </w:p>
+        </w:tc>
+        <w:tc>
+          <w:tcPr>
+            <w:tcW w:type="dxa" w:w="4819"/>
+          </w:tcPr>
+          <w:p>
+            <w:r>
+              <w:t>✓ SHIPPED (Actions + secret pending)</w:t>
+            </w:r>
+          </w:p>
+        </w:tc>
+      </w:tr>
+      <w:tr>
+        <w:tc>
+          <w:tcPr>
+            <w:tcW w:type="dxa" w:w="4819"/>
+          </w:tcPr>
+          <w:p>
+            <w:r>
+              <w:t>Launch prep (Paystack live switch, emails, mailbox, legal, cleanup)</w:t>
+            </w:r>
+          </w:p>
+        </w:tc>
+        <w:tc>
+          <w:tcPr>
+            <w:tcW w:type="dxa" w:w="4819"/>
+          </w:tcPr>
+          <w:p>
+            <w:r>
+              <w:t>⏳ PENDING</w:t>
             </w:r>
           </w:p>
         </w:tc>
@@ -3521,63 +5172,68 @@
     </w:tbl>
     <w:p>
       <w:pPr>
-        <w:pStyle w:val="Heading1"/>
+        <w:pStyle w:val="Heading2"/>
       </w:pPr>
       <w:r>
-        <w:t>13 · Key Architecture Decisions (ADRs)</w:t>
+        <w:t>Appendix B — Cost Structure &amp; Timeline</w:t>
+      </w:r>
+    </w:p>
+    <w:p>
+      <w:pPr>
+        <w:pStyle w:val="Heading3"/>
+      </w:pPr>
+      <w:r>
+        <w:t>B.1 Monthly infrastructure cost</w:t>
       </w:r>
     </w:p>
     <w:tbl>
       <w:tblPr>
-        <w:tblStyle w:val="TableGrid"/>
+        <w:tblStyle w:val="LightGrid-Accent1"/>
         <w:tblW w:type="auto" w:w="0"/>
         <w:tblLook w:firstColumn="1" w:firstRow="1" w:lastColumn="0" w:lastRow="0" w:noHBand="0" w:noVBand="1" w:val="04A0"/>
       </w:tblPr>
       <w:tblGrid>
-        <w:gridCol w:w="3137"/>
-        <w:gridCol w:w="3137"/>
-        <w:gridCol w:w="3137"/>
+        <w:gridCol w:w="3213"/>
+        <w:gridCol w:w="3213"/>
+        <w:gridCol w:w="3213"/>
       </w:tblGrid>
       <w:tr>
         <w:tc>
           <w:tcPr>
-            <w:tcW w:type="dxa" w:w="3137"/>
-            <w:shd w:val="clear" w:color="auto" w:fill="F5F3FF"/>
+            <w:tcW w:type="dxa" w:w="3213"/>
           </w:tcPr>
           <w:p>
             <w:r>
               <w:rPr>
                 <w:b/>
               </w:rPr>
-              <w:t>ID</w:t>
-            </w:r>
-          </w:p>
-        </w:tc>
-        <w:tc>
-          <w:tcPr>
-            <w:tcW w:type="dxa" w:w="3137"/>
-            <w:shd w:val="clear" w:color="auto" w:fill="F5F3FF"/>
+              <w:t>Component</w:t>
+            </w:r>
+          </w:p>
+        </w:tc>
+        <w:tc>
+          <w:tcPr>
+            <w:tcW w:type="dxa" w:w="3213"/>
           </w:tcPr>
           <w:p>
             <w:r>
               <w:rPr>
                 <w:b/>
               </w:rPr>
-              <w:t>Decision</w:t>
-            </w:r>
-          </w:p>
-        </w:tc>
-        <w:tc>
-          <w:tcPr>
-            <w:tcW w:type="dxa" w:w="3137"/>
-            <w:shd w:val="clear" w:color="auto" w:fill="F5F3FF"/>
+              <w:t>Plan</w:t>
+            </w:r>
+          </w:p>
+        </w:tc>
+        <w:tc>
+          <w:tcPr>
+            <w:tcW w:type="dxa" w:w="3213"/>
           </w:tcPr>
           <w:p>
             <w:r>
               <w:rPr>
                 <w:b/>
               </w:rPr>
-              <w:t>Rationale</w:t>
+              <w:t>Cost</w:t>
             </w:r>
           </w:p>
         </w:tc>
@@ -3585,31 +5241,31 @@
       <w:tr>
         <w:tc>
           <w:tcPr>
-            <w:tcW w:type="dxa" w:w="3137"/>
-          </w:tcPr>
-          <w:p>
-            <w:r>
-              <w:t>D1</w:t>
-            </w:r>
-          </w:p>
-        </w:tc>
-        <w:tc>
-          <w:tcPr>
-            <w:tcW w:type="dxa" w:w="3137"/>
-          </w:tcPr>
-          <w:p>
-            <w:r>
-              <w:t>Subprocess-per-run</w:t>
-            </w:r>
-          </w:p>
-        </w:tc>
-        <w:tc>
-          <w:tcPr>
-            <w:tcW w:type="dxa" w:w="3137"/>
-          </w:tcPr>
-          <w:p>
-            <w:r>
-              <w:t>Engine uses process-global singletons; in-process multi-tenant is unsafe</w:t>
+            <w:tcW w:type="dxa" w:w="3213"/>
+          </w:tcPr>
+          <w:p>
+            <w:r>
+              <w:t>Vercel (frontend)</w:t>
+            </w:r>
+          </w:p>
+        </w:tc>
+        <w:tc>
+          <w:tcPr>
+            <w:tcW w:type="dxa" w:w="3213"/>
+          </w:tcPr>
+          <w:p>
+            <w:r>
+              <w:t>Free</w:t>
+            </w:r>
+          </w:p>
+        </w:tc>
+        <w:tc>
+          <w:tcPr>
+            <w:tcW w:type="dxa" w:w="3213"/>
+          </w:tcPr>
+          <w:p>
+            <w:r>
+              <w:t>$0</w:t>
             </w:r>
           </w:p>
         </w:tc>
@@ -3617,31 +5273,31 @@
       <w:tr>
         <w:tc>
           <w:tcPr>
-            <w:tcW w:type="dxa" w:w="3137"/>
-          </w:tcPr>
-          <w:p>
-            <w:r>
-              <w:t>D3</w:t>
-            </w:r>
-          </w:p>
-        </w:tc>
-        <w:tc>
-          <w:tcPr>
-            <w:tcW w:type="dxa" w:w="3137"/>
-          </w:tcPr>
-          <w:p>
-            <w:r>
-              <w:t>Reuse Tradi frontend (React, not Next.js)</w:t>
-            </w:r>
-          </w:p>
-        </w:tc>
-        <w:tc>
-          <w:tcPr>
-            <w:tcW w:type="dxa" w:w="3137"/>
-          </w:tcPr>
-          <w:p>
-            <w:r>
-              <w:t>Saves a rewrite; inherits the alpha UI</w:t>
+            <w:tcW w:type="dxa" w:w="3213"/>
+          </w:tcPr>
+          <w:p>
+            <w:r>
+              <w:t>Supabase (Postgres, Auth, Storage, Vault, Realtime)</w:t>
+            </w:r>
+          </w:p>
+        </w:tc>
+        <w:tc>
+          <w:tcPr>
+            <w:tcW w:type="dxa" w:w="3213"/>
+          </w:tcPr>
+          <w:p>
+            <w:r>
+              <w:t>Free + keepalive</w:t>
+            </w:r>
+          </w:p>
+        </w:tc>
+        <w:tc>
+          <w:tcPr>
+            <w:tcW w:type="dxa" w:w="3213"/>
+          </w:tcPr>
+          <w:p>
+            <w:r>
+              <w:t>~$0 (free tier)</w:t>
             </w:r>
           </w:p>
         </w:tc>
@@ -3649,31 +5305,31 @@
       <w:tr>
         <w:tc>
           <w:tcPr>
-            <w:tcW w:type="dxa" w:w="3137"/>
-          </w:tcPr>
-          <w:p>
-            <w:r>
-              <w:t>D5</w:t>
-            </w:r>
-          </w:p>
-        </w:tc>
-        <w:tc>
-          <w:tcPr>
-            <w:tcW w:type="dxa" w:w="3137"/>
-          </w:tcPr>
-          <w:p>
-            <w:r>
-              <w:t>SQL job claiming (FOR UPDATE SKIP LOCKED)</w:t>
-            </w:r>
-          </w:p>
-        </w:tc>
-        <w:tc>
-          <w:tcPr>
-            <w:tcW w:type="dxa" w:w="3137"/>
-          </w:tcPr>
-          <w:p>
-            <w:r>
-              <w:t>Atomic, no Redis, N workers safe</w:t>
+            <w:tcW w:type="dxa" w:w="3213"/>
+          </w:tcPr>
+          <w:p>
+            <w:r>
+              <w:t>Cloudflare (DNS, WAF, edge)</w:t>
+            </w:r>
+          </w:p>
+        </w:tc>
+        <w:tc>
+          <w:tcPr>
+            <w:tcW w:type="dxa" w:w="3213"/>
+          </w:tcPr>
+          <w:p>
+            <w:r>
+              <w:t>Free</w:t>
+            </w:r>
+          </w:p>
+        </w:tc>
+        <w:tc>
+          <w:tcPr>
+            <w:tcW w:type="dxa" w:w="3213"/>
+          </w:tcPr>
+          <w:p>
+            <w:r>
+              <w:t>$0</w:t>
             </w:r>
           </w:p>
         </w:tc>
@@ -3681,31 +5337,31 @@
       <w:tr>
         <w:tc>
           <w:tcPr>
-            <w:tcW w:type="dxa" w:w="3137"/>
-          </w:tcPr>
-          <w:p>
-            <w:r>
-              <w:t>D8</w:t>
-            </w:r>
-          </w:p>
-        </w:tc>
-        <w:tc>
-          <w:tcPr>
-            <w:tcW w:type="dxa" w:w="3137"/>
-          </w:tcPr>
-          <w:p>
-            <w:r>
-              <w:t>Paystack + NGN only</w:t>
-            </w:r>
-          </w:p>
-        </w:tc>
-        <w:tc>
-          <w:tcPr>
-            <w:tcW w:type="dxa" w:w="3137"/>
-          </w:tcPr>
-          <w:p>
-            <w:r>
-              <w:t>Nigerian entity; Stripe cannot onboard</w:t>
+            <w:tcW w:type="dxa" w:w="3213"/>
+          </w:tcPr>
+          <w:p>
+            <w:r>
+              <w:t>Railway (worker container)</w:t>
+            </w:r>
+          </w:p>
+        </w:tc>
+        <w:tc>
+          <w:tcPr>
+            <w:tcW w:type="dxa" w:w="3213"/>
+          </w:tcPr>
+          <w:p>
+            <w:r>
+              <w:t>Starter</w:t>
+            </w:r>
+          </w:p>
+        </w:tc>
+        <w:tc>
+          <w:tcPr>
+            <w:tcW w:type="dxa" w:w="3213"/>
+          </w:tcPr>
+          <w:p>
+            <w:r>
+              <w:t>$5</w:t>
             </w:r>
           </w:p>
         </w:tc>
@@ -3713,31 +5369,31 @@
       <w:tr>
         <w:tc>
           <w:tcPr>
-            <w:tcW w:type="dxa" w:w="3137"/>
-          </w:tcPr>
-          <w:p>
-            <w:r>
-              <w:t>D11</w:t>
-            </w:r>
-          </w:p>
-        </w:tc>
-        <w:tc>
-          <w:tcPr>
-            <w:tcW w:type="dxa" w:w="3137"/>
-          </w:tcPr>
-          <w:p>
-            <w:r>
-              <w:t>BYOK pivot</w:t>
-            </w:r>
-          </w:p>
-        </w:tc>
-        <w:tc>
-          <w:tcPr>
-            <w:tcW w:type="dxa" w:w="3137"/>
-          </w:tcPr>
-          <w:p>
-            <w:r>
-              <w:t>Users supply keys; unlimited runs per tier; zero LLM margin risk</w:t>
+            <w:tcW w:type="dxa" w:w="3213"/>
+          </w:tcPr>
+          <w:p>
+            <w:r>
+              <w:t>Paystack (billing)</w:t>
+            </w:r>
+          </w:p>
+        </w:tc>
+        <w:tc>
+          <w:tcPr>
+            <w:tcW w:type="dxa" w:w="3213"/>
+          </w:tcPr>
+          <w:p>
+            <w:r>
+              <w:t>Test → Live</w:t>
+            </w:r>
+          </w:p>
+        </w:tc>
+        <w:tc>
+          <w:tcPr>
+            <w:tcW w:type="dxa" w:w="3213"/>
+          </w:tcPr>
+          <w:p>
+            <w:r>
+              <w:t>$0 test + 1.5% + ₦100/txn live</w:t>
             </w:r>
           </w:p>
         </w:tc>
@@ -3745,31 +5401,31 @@
       <w:tr>
         <w:tc>
           <w:tcPr>
-            <w:tcW w:type="dxa" w:w="3137"/>
-          </w:tcPr>
-          <w:p>
-            <w:r>
-              <w:t>D12</w:t>
-            </w:r>
-          </w:p>
-        </w:tc>
-        <w:tc>
-          <w:tcPr>
-            <w:tcW w:type="dxa" w:w="3137"/>
-          </w:tcPr>
-          <w:p>
-            <w:r>
-              <w:t>Supabase Vault for key storage</w:t>
-            </w:r>
-          </w:p>
-        </w:tc>
-        <w:tc>
-          <w:tcPr>
-            <w:tcW w:type="dxa" w:w="3137"/>
-          </w:tcPr>
-          <w:p>
-            <w:r>
-              <w:t>Encryption without app-managed keys</w:t>
+            <w:tcW w:type="dxa" w:w="3213"/>
+          </w:tcPr>
+          <w:p>
+            <w:r>
+              <w:t>Resend (email, Phase 1)</w:t>
+            </w:r>
+          </w:p>
+        </w:tc>
+        <w:tc>
+          <w:tcPr>
+            <w:tcW w:type="dxa" w:w="3213"/>
+          </w:tcPr>
+          <w:p>
+            <w:r>
+              <w:t>Free (3,000/mo)</w:t>
+            </w:r>
+          </w:p>
+        </w:tc>
+        <w:tc>
+          <w:tcPr>
+            <w:tcW w:type="dxa" w:w="3213"/>
+          </w:tcPr>
+          <w:p>
+            <w:r>
+              <w:t>$0 → $20 at scale</w:t>
             </w:r>
           </w:p>
         </w:tc>
@@ -3777,31 +5433,31 @@
       <w:tr>
         <w:tc>
           <w:tcPr>
-            <w:tcW w:type="dxa" w:w="3137"/>
-          </w:tcPr>
-          <w:p>
-            <w:r>
-              <w:t>D13</w:t>
-            </w:r>
-          </w:p>
-        </w:tc>
-        <w:tc>
-          <w:tcPr>
-            <w:tcW w:type="dxa" w:w="3137"/>
-          </w:tcPr>
-          <w:p>
-            <w:r>
-              <w:t>Edge Functions for Paystack</w:t>
-            </w:r>
-          </w:p>
-        </w:tc>
-        <w:tc>
-          <w:tcPr>
-            <w:tcW w:type="dxa" w:w="3137"/>
-          </w:tcPr>
-          <w:p>
-            <w:r>
-              <w:t>No FastAPI backend to operate</w:t>
+            <w:tcW w:type="dxa" w:w="3213"/>
+          </w:tcPr>
+          <w:p>
+            <w:r>
+              <w:t>Sentry (monitoring)</w:t>
+            </w:r>
+          </w:p>
+        </w:tc>
+        <w:tc>
+          <w:tcPr>
+            <w:tcW w:type="dxa" w:w="3213"/>
+          </w:tcPr>
+          <w:p>
+            <w:r>
+              <w:t>Developer</w:t>
+            </w:r>
+          </w:p>
+        </w:tc>
+        <w:tc>
+          <w:tcPr>
+            <w:tcW w:type="dxa" w:w="3213"/>
+          </w:tcPr>
+          <w:p>
+            <w:r>
+              <w:t>$0 (free tier)</w:t>
             </w:r>
           </w:p>
         </w:tc>
@@ -3809,31 +5465,29 @@
       <w:tr>
         <w:tc>
           <w:tcPr>
-            <w:tcW w:type="dxa" w:w="3137"/>
-          </w:tcPr>
-          <w:p>
-            <w:r>
-              <w:t>D14</w:t>
-            </w:r>
-          </w:p>
-        </w:tc>
-        <w:tc>
-          <w:tcPr>
-            <w:tcW w:type="dxa" w:w="3137"/>
-          </w:tcPr>
-          <w:p>
-            <w:r>
-              <w:t>No Celery/Redis — Python polling loop</w:t>
-            </w:r>
-          </w:p>
-        </w:tc>
-        <w:tc>
-          <w:tcPr>
-            <w:tcW w:type="dxa" w:w="3137"/>
-          </w:tcPr>
-          <w:p>
-            <w:r>
-              <w:t>Simpler; sufficient for MVP scale</w:t>
+            <w:tcW w:type="dxa" w:w="3213"/>
+          </w:tcPr>
+          <w:p>
+            <w:r>
+              <w:t>Estimated total MVP</w:t>
+            </w:r>
+          </w:p>
+        </w:tc>
+        <w:tc>
+          <w:tcPr>
+            <w:tcW w:type="dxa" w:w="3213"/>
+          </w:tcPr>
+          <w:p>
+            <w:r/>
+          </w:p>
+        </w:tc>
+        <w:tc>
+          <w:tcPr>
+            <w:tcW w:type="dxa" w:w="3213"/>
+          </w:tcPr>
+          <w:p>
+            <w:r>
+              <w:t>~$12–15/mo before scale</w:t>
             </w:r>
           </w:p>
         </w:tc>
@@ -3841,48 +5495,46 @@
     </w:tbl>
     <w:p>
       <w:pPr>
-        <w:pStyle w:val="Heading1"/>
+        <w:pStyle w:val="Heading3"/>
       </w:pPr>
       <w:r>
-        <w:t>14 · Appendix — Repository Map &amp; Testing</w:t>
+        <w:t>B.2 Timeline</w:t>
       </w:r>
     </w:p>
     <w:tbl>
       <w:tblPr>
-        <w:tblStyle w:val="TableGrid"/>
+        <w:tblStyle w:val="LightGrid-Accent1"/>
         <w:tblW w:type="auto" w:w="0"/>
         <w:tblLook w:firstColumn="1" w:firstRow="1" w:lastColumn="0" w:lastRow="0" w:noHBand="0" w:noVBand="1" w:val="04A0"/>
       </w:tblPr>
       <w:tblGrid>
-        <w:gridCol w:w="4706"/>
-        <w:gridCol w:w="4706"/>
+        <w:gridCol w:w="4819"/>
+        <w:gridCol w:w="4819"/>
       </w:tblGrid>
       <w:tr>
         <w:tc>
           <w:tcPr>
-            <w:tcW w:type="dxa" w:w="4706"/>
-            <w:shd w:val="clear" w:color="auto" w:fill="F5F3FF"/>
+            <w:tcW w:type="dxa" w:w="4819"/>
           </w:tcPr>
           <w:p>
             <w:r>
               <w:rPr>
                 <w:b/>
               </w:rPr>
-              <w:t>Path</w:t>
-            </w:r>
-          </w:p>
-        </w:tc>
-        <w:tc>
-          <w:tcPr>
-            <w:tcW w:type="dxa" w:w="4706"/>
-            <w:shd w:val="clear" w:color="auto" w:fill="F5F3FF"/>
+              <w:t>Window</w:t>
+            </w:r>
+          </w:p>
+        </w:tc>
+        <w:tc>
+          <w:tcPr>
+            <w:tcW w:type="dxa" w:w="4819"/>
           </w:tcPr>
           <w:p>
             <w:r>
               <w:rPr>
                 <w:b/>
               </w:rPr>
-              <w:t>Contents</w:t>
+              <w:t>Milestone</w:t>
             </w:r>
           </w:p>
         </w:tc>
@@ -3890,21 +5542,21 @@
       <w:tr>
         <w:tc>
           <w:tcPr>
-            <w:tcW w:type="dxa" w:w="4706"/>
-          </w:tcPr>
-          <w:p>
-            <w:r>
-              <w:t>Tradi/frontend/</w:t>
-            </w:r>
-          </w:p>
-        </w:tc>
-        <w:tc>
-          <w:tcPr>
-            <w:tcW w:type="dxa" w:w="4706"/>
-          </w:tcPr>
-          <w:p>
-            <w:r>
-              <w:t>React SPA — the production frontend (public + user + admin)</w:t>
+            <w:tcW w:type="dxa" w:w="4819"/>
+          </w:tcPr>
+          <w:p>
+            <w:r>
+              <w:t>Now (2026-08-22)</w:t>
+            </w:r>
+          </w:p>
+        </w:tc>
+        <w:tc>
+          <w:tcPr>
+            <w:tcW w:type="dxa" w:w="4819"/>
+          </w:tcPr>
+          <w:p>
+            <w:r>
+              <w:t>Phase 0 complete; MVP production-live; Shadow Account live; run loop verified after BUG-ENG-4/5</w:t>
             </w:r>
           </w:p>
         </w:tc>
@@ -3912,21 +5564,21 @@
       <w:tr>
         <w:tc>
           <w:tcPr>
-            <w:tcW w:type="dxa" w:w="4706"/>
-          </w:tcPr>
-          <w:p>
-            <w:r>
-              <w:t>Tradi/</w:t>
-            </w:r>
-          </w:p>
-        </w:tc>
-        <w:tc>
-          <w:tcPr>
-            <w:tcW w:type="dxa" w:w="4706"/>
-          </w:tcPr>
-          <w:p>
-            <w:r>
-              <w:t>Vendored Vibe-Trading engine (MIT): agent, backtests, data sources, skills</w:t>
+            <w:tcW w:type="dxa" w:w="4819"/>
+          </w:tcPr>
+          <w:p>
+            <w:r>
+              <w:t>Weeks 1–2</w:t>
+            </w:r>
+          </w:p>
+        </w:tc>
+        <w:tc>
+          <w:tcPr>
+            <w:tcW w:type="dxa" w:w="4819"/>
+          </w:tcPr>
+          <w:p>
+            <w:r>
+              <w:t>Launch: Paystack live switch, charge-case E2E, support@ mailbox, legal review, acquisition cohort</w:t>
             </w:r>
           </w:p>
         </w:tc>
@@ -3934,21 +5586,21 @@
       <w:tr>
         <w:tc>
           <w:tcPr>
-            <w:tcW w:type="dxa" w:w="4706"/>
-          </w:tcPr>
-          <w:p>
-            <w:r>
-              <w:t>vibe-trading-saas/worker/</w:t>
-            </w:r>
-          </w:p>
-        </w:tc>
-        <w:tc>
-          <w:tcPr>
-            <w:tcW w:type="dxa" w:w="4706"/>
-          </w:tcPr>
-          <w:p>
-            <w:r>
-              <w:t>Python worker: polling loop, runner, artifacts, logging, health</w:t>
+            <w:tcW w:type="dxa" w:w="4819"/>
+          </w:tcPr>
+          <w:p>
+            <w:r>
+              <w:t>Weeks 3–8 (R1-Q1)</w:t>
+            </w:r>
+          </w:p>
+        </w:tc>
+        <w:tc>
+          <w:tcPr>
+            <w:tcW w:type="dxa" w:w="4819"/>
+          </w:tcPr>
+          <w:p>
+            <w:r>
+              <w:t>Monitor live: churn, CAC, support load; Phase 1 branch begins (FastAPI + research governance)</w:t>
             </w:r>
           </w:p>
         </w:tc>
@@ -3956,21 +5608,21 @@
       <w:tr>
         <w:tc>
           <w:tcPr>
-            <w:tcW w:type="dxa" w:w="4706"/>
-          </w:tcPr>
-          <w:p>
-            <w:r>
-              <w:t>vibe-trading-saas/db/migrations/</w:t>
-            </w:r>
-          </w:p>
-        </w:tc>
-        <w:tc>
-          <w:tcPr>
-            <w:tcW w:type="dxa" w:w="4706"/>
-          </w:tcPr>
-          <w:p>
-            <w:r>
-              <w:t>SQL migrations (applied manually to Supabase)</w:t>
+            <w:tcW w:type="dxa" w:w="4819"/>
+          </w:tcPr>
+          <w:p>
+            <w:r>
+              <w:t>Weeks 9–16</w:t>
+            </w:r>
+          </w:p>
+        </w:tc>
+        <w:tc>
+          <w:tcPr>
+            <w:tcW w:type="dxa" w:w="4819"/>
+          </w:tcPr>
+          <w:p>
+            <w:r>
+              <w:t>Phase 1 deployment (code + manual SQL); Phase 2 scoping (data lake, PIT, canonical schema)</w:t>
             </w:r>
           </w:p>
         </w:tc>
@@ -3978,117 +5630,75 @@
       <w:tr>
         <w:tc>
           <w:tcPr>
-            <w:tcW w:type="dxa" w:w="4706"/>
-          </w:tcPr>
-          <w:p>
-            <w:r>
-              <w:t>supabase/functions/</w:t>
-            </w:r>
-          </w:p>
-        </w:tc>
-        <w:tc>
-          <w:tcPr>
-            <w:tcW w:type="dxa" w:w="4706"/>
-          </w:tcPr>
-          <w:p>
-            <w:r>
-              <w:t>Edge Functions: paystack-init, paystack-webhook</w:t>
-            </w:r>
-          </w:p>
-        </w:tc>
-      </w:tr>
-      <w:tr>
-        <w:tc>
-          <w:tcPr>
-            <w:tcW w:type="dxa" w:w="4706"/>
-          </w:tcPr>
-          <w:p>
-            <w:r>
-              <w:t>supabase/email-templates/</w:t>
-            </w:r>
-          </w:p>
-        </w:tc>
-        <w:tc>
-          <w:tcPr>
-            <w:tcW w:type="dxa" w:w="4706"/>
-          </w:tcPr>
-          <w:p>
-            <w:r>
-              <w:t>Branded auth + transactional email templates</w:t>
-            </w:r>
-          </w:p>
-        </w:tc>
-      </w:tr>
-      <w:tr>
-        <w:tc>
-          <w:tcPr>
-            <w:tcW w:type="dxa" w:w="4706"/>
-          </w:tcPr>
-          <w:p>
-            <w:r>
-              <w:t>scripts/</w:t>
-            </w:r>
-          </w:p>
-        </w:tc>
-        <w:tc>
-          <w:tcPr>
-            <w:tcW w:type="dxa" w:w="4706"/>
-          </w:tcPr>
-          <w:p>
-            <w:r>
-              <w:t>E2E harness + template validator (zero-dependency Node)</w:t>
-            </w:r>
-          </w:p>
-        </w:tc>
-      </w:tr>
-      <w:tr>
-        <w:tc>
-          <w:tcPr>
-            <w:tcW w:type="dxa" w:w="4706"/>
-          </w:tcPr>
-          <w:p>
-            <w:r>
-              <w:t>CLAUDE.md</w:t>
-            </w:r>
-          </w:p>
-        </w:tc>
-        <w:tc>
-          <w:tcPr>
-            <w:tcW w:type="dxa" w:w="4706"/>
-          </w:tcPr>
-          <w:p>
-            <w:r>
-              <w:t>Single source of truth: schema, RPCs, sprint tracker</w:t>
+            <w:tcW w:type="dxa" w:w="4819"/>
+          </w:tcPr>
+          <w:p>
+            <w:r>
+              <w:t>Q4 2026 onward</w:t>
+            </w:r>
+          </w:p>
+        </w:tc>
+        <w:tc>
+          <w:tcPr>
+            <w:tcW w:type="dxa" w:w="4819"/>
+          </w:tcPr>
+          <w:p>
+            <w:r>
+              <w:t>Phases 3–10: quant engine, research AI, ML/RL, paper, live, scale, expansion</w:t>
             </w:r>
           </w:p>
         </w:tc>
       </w:tr>
     </w:tbl>
     <w:p>
+      <w:pPr>
+        <w:pStyle w:val="Heading2"/>
+      </w:pPr>
       <w:r>
-        <w:t>Verification gates: worker pytest suite (53+ hermetic tests); frontend npm run build (type-check + bundle); webhook HMAC test vectors; billing E2E harness (offline fixtures + live mode with a hard sk_live_ guard); email template validator enforcing the design palette.</w:t>
+        <w:t>Appendix C — Cold Email (short, attention-grabbing)</w:t>
+      </w:r>
+    </w:p>
+    <w:p>
+      <w:r>
+        <w:t>Subject: Africa's retail investors have execution but no research. We built the research layer.</w:t>
       </w:r>
     </w:p>
     <w:p>
       <w:r/>
     </w:p>
     <w:p>
-      <w:pPr>
-        <w:pStyle w:val="BriefCaption"/>
-      </w:pPr>
       <w:r>
-        <w:t>H~M Trading Institute — Investor &amp; Technical Brief · August 2026 · Confidential. Figures marked ≈ are indicative; exchange rate ≈ ₦1,600/USD. Product state current as of the date above.</w:t>
+        <w:t>Hi [Name],</w:t>
+      </w:r>
+    </w:p>
+    <w:p>
+      <w:r>
+        <w:t>Africa's retail investors can buy stocks — but nothing helps them think. Every serious research tool is priced in USD and built for Western rails. We built the missing layer.</w:t>
+      </w:r>
+    </w:p>
+    <w:p>
+      <w:r>
+        <w:t>QuantLab is a production-grade, AI-native research platform for African retail traders — live today, with a verified run loop, Paystack billing, and a BYOK model that gives us &gt;98% gross margin. Users bring their own API key; we sell the research product around it. No LLM COGS, ~$12/month infra, 12-month runway on a $50k pre-seed.</w:t>
+      </w:r>
+    </w:p>
+    <w:p>
+      <w:r>
+        <w:t>Would you have 20 minutes this week to see the product and the model? Happy to share the full brief.</w:t>
+      </w:r>
+    </w:p>
+    <w:p>
+      <w:r>
+        <w:t>Best,</w:t>
+        <w:br/>
+        <w:t>Musty — H~M Trading Institute · hmtrade.business</w:t>
       </w:r>
     </w:p>
     <w:sectPr>
       <w:headerReference w:type="default" r:id="rId9"/>
-      <w:footerReference w:type="default" r:id="rId12"/>
-      <w:headerReference w:type="first" r:id="rId13"/>
-      <w:footerReference w:type="first" r:id="rId14"/>
+      <w:footerReference w:type="default" r:id="rId10"/>
       <w:pgSz w:w="11906" w:h="16838"/>
-      <w:pgMar w:top="1361" w:right="1247" w:bottom="1361" w:left="1247" w:header="720" w:footer="720" w:gutter="0"/>
+      <w:pgMar w:top="1247" w:right="1134" w:bottom="1247" w:left="1134" w:header="720" w:footer="720" w:gutter="0"/>
       <w:cols w:space="720"/>
-      <w:titlePg/>
       <w:docGrid w:linePitch="360"/>
     </w:sectPr>
   </w:body>
@@ -4101,6 +5711,9 @@
     <w:pPr>
       <w:pStyle w:val="Footer"/>
     </w:pPr>
+    <w:r>
+      <w:t>hmtrade.business · mustaphahabib270@gmail.com</w:t>
+    </w:r>
     <w:r>
       <w:t xml:space="preserve">Page </w:t>
     </w:r>
@@ -4141,17 +5754,6 @@
 </w:ftr>
 </file>
 
-<file path=word/footer2.xml><?xml version="1.0" encoding="utf-8"?>
-<w:ftr xmlns:m="http://schemas.openxmlformats.org/officeDocument/2006/math" xmlns:mc="http://schemas.openxmlformats.org/markup-compatibility/2006" xmlns:mo="http://schemas.microsoft.com/office/mac/office/2008/main" xmlns:mv="urn:schemas-microsoft-com:mac:vml" xmlns:o="urn:schemas-microsoft-com:office:office" xmlns:r="http://schemas.openxmlformats.org/officeDocument/2006/relationships" xmlns:v="urn:schemas-microsoft-com:vml" xmlns:w10="urn:schemas-microsoft-com:office:word" xmlns:w14="http://schemas.microsoft.com/office/word/2010/wordml" xmlns:w="http://schemas.openxmlformats.org/wordprocessingml/2006/main" xmlns:wne="http://schemas.microsoft.com/office/word/2006/wordml" xmlns:wp14="http://schemas.microsoft.com/office/word/2010/wordprocessingDrawing" xmlns:wp="http://schemas.openxmlformats.org/drawingml/2006/wordprocessingDrawing" xmlns:wpc="http://schemas.microsoft.com/office/word/2010/wordprocessingCanvas" xmlns:wpg="http://schemas.microsoft.com/office/word/2010/wordprocessingGroup" xmlns:wpi="http://schemas.microsoft.com/office/word/2010/wordprocessingInk" xmlns:wps="http://schemas.microsoft.com/office/word/2010/wordprocessingShape" mc:Ignorable="w14 wp14">
-  <w:p>
-    <w:pPr>
-      <w:pStyle w:val="Footer"/>
-    </w:pPr>
-    <w:r/>
-  </w:p>
-</w:ftr>
-</file>
-
 <file path=word/header1.xml><?xml version="1.0" encoding="utf-8"?>
 <w:hdr xmlns:m="http://schemas.openxmlformats.org/officeDocument/2006/math" xmlns:mc="http://schemas.openxmlformats.org/markup-compatibility/2006" xmlns:mo="http://schemas.microsoft.com/office/mac/office/2008/main" xmlns:mv="urn:schemas-microsoft-com:mac:vml" xmlns:o="urn:schemas-microsoft-com:office:office" xmlns:r="http://schemas.openxmlformats.org/officeDocument/2006/relationships" xmlns:v="urn:schemas-microsoft-com:vml" xmlns:w10="urn:schemas-microsoft-com:office:word" xmlns:w14="http://schemas.microsoft.com/office/word/2010/wordml" xmlns:w="http://schemas.openxmlformats.org/wordprocessingml/2006/main" xmlns:wne="http://schemas.microsoft.com/office/word/2006/wordml" xmlns:wp14="http://schemas.microsoft.com/office/word/2010/wordprocessingDrawing" xmlns:wp="http://schemas.openxmlformats.org/drawingml/2006/wordprocessingDrawing" xmlns:wpc="http://schemas.microsoft.com/office/word/2010/wordprocessingCanvas" xmlns:wpg="http://schemas.microsoft.com/office/word/2010/wordprocessingGroup" xmlns:wpi="http://schemas.microsoft.com/office/word/2010/wordprocessingInk" xmlns:wps="http://schemas.microsoft.com/office/word/2010/wordprocessingShape" mc:Ignorable="w14 wp14">
   <w:p>
@@ -4159,19 +5761,8 @@
       <w:pStyle w:val="Header"/>
     </w:pPr>
     <w:r>
-      <w:t>H~M Trading Institute — Confidential</w:t>
+      <w:t>H~M Trading Institute — QuantLab: The Quant Research OS · Confidential</w:t>
     </w:r>
-  </w:p>
-</w:hdr>
-</file>
-
-<file path=word/header2.xml><?xml version="1.0" encoding="utf-8"?>
-<w:hdr xmlns:m="http://schemas.openxmlformats.org/officeDocument/2006/math" xmlns:mc="http://schemas.openxmlformats.org/markup-compatibility/2006" xmlns:mo="http://schemas.microsoft.com/office/mac/office/2008/main" xmlns:mv="urn:schemas-microsoft-com:mac:vml" xmlns:o="urn:schemas-microsoft-com:office:office" xmlns:r="http://schemas.openxmlformats.org/officeDocument/2006/relationships" xmlns:v="urn:schemas-microsoft-com:vml" xmlns:w10="urn:schemas-microsoft-com:office:word" xmlns:w14="http://schemas.microsoft.com/office/word/2010/wordml" xmlns:w="http://schemas.openxmlformats.org/wordprocessingml/2006/main" xmlns:wne="http://schemas.microsoft.com/office/word/2006/wordml" xmlns:wp14="http://schemas.microsoft.com/office/word/2010/wordprocessingDrawing" xmlns:wp="http://schemas.openxmlformats.org/drawingml/2006/wordprocessingDrawing" xmlns:wpc="http://schemas.microsoft.com/office/word/2010/wordprocessingCanvas" xmlns:wpg="http://schemas.microsoft.com/office/word/2010/wordprocessingGroup" xmlns:wpi="http://schemas.microsoft.com/office/word/2010/wordprocessingInk" xmlns:wps="http://schemas.microsoft.com/office/word/2010/wordprocessingShape" mc:Ignorable="w14 wp14">
-  <w:p>
-    <w:pPr>
-      <w:pStyle w:val="Header"/>
-    </w:pPr>
-    <w:r/>
   </w:p>
 </w:hdr>
 </file>
@@ -4539,10 +6130,6 @@
     <w:name w:val="Normal"/>
     <w:qFormat/>
     <w:rsid w:val="00FC693F"/>
-    <w:rPr>
-      <w:rFonts w:ascii="Calibri" w:hAnsi="Calibri"/>
-      <w:sz w:val="22"/>
-    </w:rPr>
   </w:style>
   <w:style w:type="paragraph" w:styleId="Header">
     <w:name w:val="header"/>
@@ -4603,10 +6190,10 @@
       <w:outlineLvl w:val="0"/>
     </w:pPr>
     <w:rPr>
-      <w:rFonts w:asciiTheme="majorHAnsi" w:eastAsiaTheme="majorEastAsia" w:hAnsiTheme="majorHAnsi" w:cstheme="majorBidi" w:ascii="Calibri" w:hAnsi="Calibri"/>
+      <w:rFonts w:asciiTheme="majorHAnsi" w:eastAsiaTheme="majorEastAsia" w:hAnsiTheme="majorHAnsi" w:cstheme="majorBidi"/>
       <w:b/>
       <w:bCs/>
-      <w:color w:val="7C3AED"/>
+      <w:color w:val="365F91" w:themeColor="accent1" w:themeShade="BF"/>
       <w:sz w:val="28"/>
       <w:szCs w:val="28"/>
     </w:rPr>
@@ -4627,10 +6214,10 @@
       <w:outlineLvl w:val="1"/>
     </w:pPr>
     <w:rPr>
-      <w:rFonts w:asciiTheme="majorHAnsi" w:eastAsiaTheme="majorEastAsia" w:hAnsiTheme="majorHAnsi" w:cstheme="majorBidi" w:ascii="Calibri" w:hAnsi="Calibri"/>
+      <w:rFonts w:asciiTheme="majorHAnsi" w:eastAsiaTheme="majorEastAsia" w:hAnsiTheme="majorHAnsi" w:cstheme="majorBidi"/>
       <w:b/>
       <w:bCs/>
-      <w:color w:val="7C3AED"/>
+      <w:color w:val="4F81BD" w:themeColor="accent1"/>
       <w:sz w:val="26"/>
       <w:szCs w:val="26"/>
     </w:rPr>
@@ -4651,10 +6238,10 @@
       <w:outlineLvl w:val="2"/>
     </w:pPr>
     <w:rPr>
-      <w:rFonts w:asciiTheme="majorHAnsi" w:eastAsiaTheme="majorEastAsia" w:hAnsiTheme="majorHAnsi" w:cstheme="majorBidi" w:ascii="Calibri" w:hAnsi="Calibri"/>
+      <w:rFonts w:asciiTheme="majorHAnsi" w:eastAsiaTheme="majorEastAsia" w:hAnsiTheme="majorHAnsi" w:cstheme="majorBidi"/>
       <w:b/>
       <w:bCs/>
-      <w:color w:val="7C3AED"/>
+      <w:color w:val="4F81BD" w:themeColor="accent1"/>
     </w:rPr>
   </w:style>
   <w:style w:type="paragraph" w:styleId="Heading4">
@@ -4893,7 +6480,7 @@
     </w:pPr>
     <w:rPr>
       <w:rFonts w:asciiTheme="majorHAnsi" w:eastAsiaTheme="majorEastAsia" w:hAnsiTheme="majorHAnsi" w:cstheme="majorBidi"/>
-      <w:color w:val="7C3AED"/>
+      <w:color w:val="17365D" w:themeColor="text2" w:themeShade="BF"/>
       <w:spacing w:val="5"/>
       <w:kern w:val="28"/>
       <w:sz w:val="52"/>
@@ -16225,26 +17812,6 @@
         <w:shd w:val="clear" w:color="auto" w:fill="FBCAA2" w:themeFill="accent6" w:themeFillTint="7F"/>
       </w:tcPr>
     </w:tblStylePr>
-  </w:style>
-  <w:style w:type="paragraph" w:customStyle="1" w:styleId="BrandQuote">
-    <w:name w:val="BrandQuote"/>
-    <w:basedOn w:val="Normal"/>
-    <w:rPr>
-      <w:rFonts w:ascii="Calibri" w:hAnsi="Calibri"/>
-      <w:i/>
-      <w:color w:val="6B4D8A"/>
-      <w:sz w:val="24"/>
-    </w:rPr>
-  </w:style>
-  <w:style w:type="paragraph" w:customStyle="1" w:styleId="BriefCaption">
-    <w:name w:val="BriefCaption"/>
-    <w:basedOn w:val="Normal"/>
-    <w:rPr>
-      <w:rFonts w:ascii="Calibri" w:hAnsi="Calibri"/>
-      <w:i/>
-      <w:color w:val="6B4D8A"/>
-      <w:sz w:val="18"/>
-    </w:rPr>
   </w:style>
 </w:styles>
 </file>

--- a/docs/HM_Trading_Institute.docx
+++ b/docs/HM_Trading_Institute.docx
@@ -4,10 +4,105 @@
   <w:body>
     <w:p>
       <w:pPr>
+        <w:jc w:val="center"/>
+      </w:pPr>
+      <w:r>
+        <w:rPr>
+          <w:b/>
+          <w:color w:val="000000"/>
+          <w:sz w:val="28"/>
+        </w:rPr>
+        <w:t>████████████████</w:t>
+        <w:br/>
+        <w:t>CONFIDENTIAL INVESTOR &amp; TECHNICAL BRIEF</w:t>
+        <w:br/>
+        <w:t>H~M Trading Institute</w:t>
+        <w:br/>
+        <w:t>████████████████</w:t>
+      </w:r>
+    </w:p>
+    <w:p>
+      <w:pPr>
+        <w:jc w:val="center"/>
+      </w:pPr>
+      <w:r>
+        <w:rPr>
+          <w:i/>
+          <w:sz w:val="22"/>
+        </w:rPr>
+        <w:t>Quant Research OS — AI-Assisted Trading Research for African Retail Investors</w:t>
+        <w:br/>
+        <w:t>Subscription SaaS, Nigerian Entity, Production-Ready Platform</w:t>
+      </w:r>
+    </w:p>
+    <w:p>
+      <w:pPr>
+        <w:jc w:val="center"/>
+      </w:pPr>
+      <w:r>
+        <w:rPr>
+          <w:color w:val="404040"/>
+          <w:sz w:val="20"/>
+        </w:rPr>
+        <w:t>Prepared: August 2026 (Updated August 23, 2026)</w:t>
+        <w:br/>
+        <w:t>Status: MVP Live + Quant Research OS Roadmap (Phases 0–10)</w:t>
+        <w:br/>
+        <w:t>Contact: support@hmtrade.business | hmtrade.business</w:t>
+      </w:r>
+    </w:p>
+    <w:p/>
+    <w:p>
+      <w:pPr>
         <w:pStyle w:val="Heading1"/>
       </w:pPr>
       <w:r>
-        <w:t>H~M Trading Institute</w:t>
+        <w:t>EXECUTIVE SUMMARY</w:t>
+      </w:r>
+    </w:p>
+    <w:p>
+      <w:r>
+        <w:t>H~M Trading Institute is a multi-user subscription platform delivering institutional-grade AI trading research to retail investors in Nigeria and across Africa. Users bring their own DeepSeek API key (BYOK model); the platform provides signup, secure key storage (Vault encryption), run queueing, a 462-alpha research engine, swarm orchestration, live progress streaming, artifact rendering, and NGN billing via Paystack.</w:t>
+        <w:br/>
+        <w:br/>
+        <w:t>The MVP is live and verified end-to-end: prompt → queued → worker claim → engine execution → artifacts → completed. The platform is architected as a strangler-fig migration toward a Quant Research OS — a 10-phase upgrade that unifies AI research agents, canonical market data, strategy development, ML/RL experimentation, realistic backtesting, paper trading, risk controls, and controlled live execution.</w:t>
+        <w:br/>
+        <w:br/>
+        <w:t>What makes this unique: BYOK economics mean zero LLM margin risk and true unlimited runs per tier. The infrastructure is capital-efficient (Supabase-only MVP at ~$100/mo). Security is database-level (RLS, SECURITY DEFINER RPCs, Vault encryption). The team is solo but disciplined: 74 hermetic worker tests, production monitoring (Sentry), structured JSON logs, and a constitution-driven roadmap that never breaks the live loop.</w:t>
+      </w:r>
+    </w:p>
+    <w:p/>
+    <w:p>
+      <w:pPr>
+        <w:pStyle w:val="Heading1"/>
+      </w:pPr>
+      <w:r>
+        <w:t>1. THE PROBLEM</w:t>
+      </w:r>
+    </w:p>
+    <w:p>
+      <w:r>
+        <w:t>Retail investors in Nigeria and across emerging markets face a research gap:</w:t>
+        <w:br/>
+        <w:t>• Professional-grade trading research (alpha screening, backtesting, synthesis) is locked inside institutions or priced for Western salaries.</w:t>
+        <w:br/>
+        <w:t>• Local tools (fractional brokerage, savings apps) are execution platforms — they let users buy but not think.</w:t>
+        <w:br/>
+        <w:t>• Fragmented tools assume US/EU infrastructure (USD pricing, foreign card rails).</w:t>
+        <w:br/>
+        <w:t>• At exactly the moment frontier LLMs made research cheap, there is no accessible, localized research layer for African retail traders.</w:t>
+        <w:br/>
+        <w:br/>
+        <w:t>Two structural facts make this solvable now: (1) frontier LLMs (DeepSeek) are available per-token to anyone with a card, (2) BYOK lets a small company offer unlimited AI research without bearing model cost — the customer pays for intelligence, the platform sells the product around it.</w:t>
+      </w:r>
+    </w:p>
+    <w:p/>
+    <w:p>
+      <w:pPr>
+        <w:pStyle w:val="Heading1"/>
+      </w:pPr>
+      <w:r>
+        <w:t>2. THE SOLUTION</w:t>
       </w:r>
     </w:p>
     <w:p>
@@ -15,134 +110,17 @@
         <w:pStyle w:val="Heading2"/>
       </w:pPr>
       <w:r>
-        <w:t>QuantLab — The Quant Research OS</w:t>
+        <w:t>2.1 Product (MVP — Live Now)</w:t>
       </w:r>
     </w:p>
     <w:p>
       <w:r>
-        <w:t>CONFIDENTIAL INVESTOR &amp; TECHNICAL BRIEF — revised 2026-08-22</w:t>
+        <w:t>A web application where users sign up, connect their own DeepSeek key, and launch AI trading research agents. Natural-language prompts become runs that scan markets, backtest strategies, and return rendered artifacts (charts, tables, reports) with live progress streaming.</w:t>
       </w:r>
     </w:p>
     <w:p>
       <w:r>
-        <w:t>AI-assisted quantitative research for African retail investors — subscription SaaS, Nigerian entity, production-grade engineering.</w:t>
-      </w:r>
-    </w:p>
-    <w:p>
-      <w:r>
-        <w:t>Prepared: August 2026 · Status: Phase 0 complete, MVP production-live · Contact: mustaphahabib270@gmail.com · hmtrade.business</w:t>
-      </w:r>
-    </w:p>
-    <w:p>
-      <w:r>
-        <w:t>Confidential — prepared for investor &amp; technical-partner review. Figures marked ≈ are indicative planning estimates; the full financial model is reproduced in Section 15 with all assumptions stated.</w:t>
-      </w:r>
-    </w:p>
-    <w:p>
-      <w:pPr>
-        <w:pStyle w:val="Heading1"/>
-      </w:pPr>
-      <w:r>
-        <w:t>Executive Summary — Why This Matters Now</w:t>
-      </w:r>
-    </w:p>
-    <w:p>
-      <w:r>
-        <w:t>Africa's retail investors are the last major market with access to execution but no access to research. Brokerages let them buy; nothing helps them think. Every institutional-grade research tool is priced in USD, built for Western rails, and closed to them — while the AI that made research cheap to operate is available per-token to anyone with an API key. H~M Trading Institute closes that gap with QuantLab: a production-grade, multi-user research platform that is engineered, deployed, and running today.</w:t>
-      </w:r>
-    </w:p>
-    <w:p>
-      <w:r>
-        <w:t>What is live right now (verified 2026-08-22):</w:t>
-      </w:r>
-    </w:p>
-    <w:p>
-      <w:pPr>
-        <w:pStyle w:val="ListBullet"/>
-      </w:pPr>
-      <w:r>
-        <w:t>MVP run loop verified end-to-end — prompt → queued → claim → engine → artifacts → completed, with live progress streaming (React SPA on Vercel, Python worker on Railway, Supabase backend).</w:t>
-      </w:r>
-    </w:p>
-    <w:p>
-      <w:pPr>
-        <w:pStyle w:val="ListBullet"/>
-      </w:pPr>
-      <w:r>
-        <w:t>Shadow Account LIVE — the full trade-journal → behavior profile → shadow backtest → HTML report path, Premium tier. Migration applied 2026-08-22; two worker integration bugs found and fixed en route (BUG-ENG-4, BUG-ENG-5), 83 hermetic tests green.</w:t>
-      </w:r>
-    </w:p>
-    <w:p>
-      <w:pPr>
-        <w:pStyle w:val="ListBullet"/>
-      </w:pPr>
-      <w:r>
-        <w:t>Billing test-ready — Paystack NGN checkout, subscription webhooks, HMAC-SHA512 verification; E2E harness 8/9 PASS, 0 FAIL (test mode).</w:t>
-      </w:r>
-    </w:p>
-    <w:p>
-      <w:pPr>
-        <w:pStyle w:val="ListBullet"/>
-      </w:pPr>
-      <w:r>
-        <w:t>Admin dashboard shipped — suspension gates, user management, audit trails, database-level enforcement (10 RPCs).</w:t>
-      </w:r>
-    </w:p>
-    <w:p>
-      <w:pPr>
-        <w:pStyle w:val="ListBullet"/>
-      </w:pPr>
-      <w:r>
-        <w:t>BYOK (Bring-Your-Own-Key) model — zero LLM cost-of-goods-sold; customers run unlimited research on their own DeepSeek key; platform never proxies or marks up model calls.</w:t>
-      </w:r>
-    </w:p>
-    <w:p>
-      <w:pPr>
-        <w:pStyle w:val="ListBullet"/>
-      </w:pPr>
-      <w:r>
-        <w:t>Monitoring live — Sentry frontend + worker, structured JSON logs, /health endpoint.</w:t>
-      </w:r>
-    </w:p>
-    <w:p>
-      <w:r>
-        <w:t>The structural unlock: a ~$15/month infrastructure footprint, &gt;98% gross margin, and a community-led GTM pattern that built African fintech — creator channels, trading communities, referral loops. This document is written so an investor or technical partner can understand the system end-to-end: market problem, current MVP state, architecture, roadmap, and the exact financial model (Section 15) for a $50,000 pre-seed that funds 12 months of runway.</w:t>
-      </w:r>
-    </w:p>
-    <w:p>
-      <w:pPr>
-        <w:pStyle w:val="Heading2"/>
-      </w:pPr>
-      <w:r>
-        <w:t>1. The Problem — The Research Gap</w:t>
-      </w:r>
-    </w:p>
-    <w:p>
-      <w:r>
-        <w:t>Retail investors in Nigeria and across emerging markets face a research gap. Professional-grade trading research — quantitative alpha screening, multi-asset backtesting, news-and-data synthesis — is either locked inside institutions, priced in USD for Western salaries, or buried inside fragmented tools built for US/EU infrastructure (USD pricing, foreign card rails, no local context).</w:t>
-      </w:r>
-    </w:p>
-    <w:p>
-      <w:r>
-        <w:t>Meanwhile, tools that do exist for African retail (fractional brokerage, investment apps) are execution platforms. They let users buy but do not help them think. The result: self-directed traders make decisions on sentiment, with no accessible research layer — exactly when AI made such a layer cheap to operate.</w:t>
-      </w:r>
-    </w:p>
-    <w:p>
-      <w:r>
-        <w:t>Two structural facts make this solvable today: (1) frontier LLMs are available per-token to anyone with an API key, and (2) a BYOK model lets a platform operator offer unlimited AI research without bearing model cost. The customer pays for intelligence; the platform sells the product around it.</w:t>
-      </w:r>
-    </w:p>
-    <w:p>
-      <w:pPr>
-        <w:pStyle w:val="Heading2"/>
-      </w:pPr>
-      <w:r>
-        <w:t>2. The Solution — QuantLab (MVP, live)</w:t>
-      </w:r>
-    </w:p>
-    <w:p>
-      <w:r>
-        <w:t>A web application where a user signs up, connects their own DeepSeek API key, and launches AI trading-research agents: natural-language prompts become runs that scan markets, backtest strategies, analyze uploaded data, and return rendered artifacts (charts, tables, reports) with live progress streaming. Three subscription tiers gate capability depth, not usage — all tiers are unlimited runs.</w:t>
+        <w:t>Subscription Tiers (NGN, unlimited runs per tier):</w:t>
       </w:r>
     </w:p>
     <w:tbl>
@@ -152,60 +130,48 @@
         <w:tblLook w:firstColumn="1" w:firstRow="1" w:lastColumn="0" w:lastRow="0" w:noHBand="0" w:noVBand="1" w:val="04A0"/>
       </w:tblPr>
       <w:tblGrid>
-        <w:gridCol w:w="2409"/>
-        <w:gridCol w:w="2409"/>
-        <w:gridCol w:w="2409"/>
-        <w:gridCol w:w="2409"/>
+        <w:gridCol w:w="2160"/>
+        <w:gridCol w:w="2160"/>
+        <w:gridCol w:w="2160"/>
+        <w:gridCol w:w="2160"/>
       </w:tblGrid>
       <w:tr>
         <w:tc>
           <w:tcPr>
-            <w:tcW w:type="dxa" w:w="2409"/>
+            <w:tcW w:type="dxa" w:w="2160"/>
           </w:tcPr>
           <w:p>
             <w:r>
-              <w:rPr>
-                <w:b/>
-              </w:rPr>
               <w:t>Tier</w:t>
             </w:r>
           </w:p>
         </w:tc>
         <w:tc>
           <w:tcPr>
-            <w:tcW w:type="dxa" w:w="2409"/>
+            <w:tcW w:type="dxa" w:w="2160"/>
           </w:tcPr>
           <w:p>
             <w:r>
-              <w:rPr>
-                <w:b/>
-              </w:rPr>
               <w:t>Price (NGN/mo)</w:t>
             </w:r>
           </w:p>
         </w:tc>
         <w:tc>
           <w:tcPr>
-            <w:tcW w:type="dxa" w:w="2409"/>
+            <w:tcW w:type="dxa" w:w="2160"/>
           </w:tcPr>
           <w:p>
             <w:r>
-              <w:rPr>
-                <w:b/>
-              </w:rPr>
-              <w:t>≈USD/mo</w:t>
+              <w:t>≈ USD</w:t>
             </w:r>
           </w:p>
         </w:tc>
         <w:tc>
           <w:tcPr>
-            <w:tcW w:type="dxa" w:w="2409"/>
+            <w:tcW w:type="dxa" w:w="2160"/>
           </w:tcPr>
           <w:p>
             <w:r>
-              <w:rPr>
-                <w:b/>
-              </w:rPr>
               <w:t>Capabilities</w:t>
             </w:r>
           </w:p>
@@ -214,7 +180,7 @@
       <w:tr>
         <w:tc>
           <w:tcPr>
-            <w:tcW w:type="dxa" w:w="2409"/>
+            <w:tcW w:type="dxa" w:w="2160"/>
           </w:tcPr>
           <w:p>
             <w:r>
@@ -224,7 +190,7 @@
         </w:tc>
         <w:tc>
           <w:tcPr>
-            <w:tcW w:type="dxa" w:w="2409"/>
+            <w:tcW w:type="dxa" w:w="2160"/>
           </w:tcPr>
           <w:p>
             <w:r>
@@ -234,21 +200,21 @@
         </w:tc>
         <w:tc>
           <w:tcPr>
-            <w:tcW w:type="dxa" w:w="2409"/>
+            <w:tcW w:type="dxa" w:w="2160"/>
           </w:tcPr>
           <w:p>
             <w:r>
-              <w:t>$20,000</w:t>
+              <w:t>~$12</w:t>
             </w:r>
           </w:p>
         </w:tc>
         <w:tc>
           <w:tcPr>
-            <w:tcW w:type="dxa" w:w="2409"/>
+            <w:tcW w:type="dxa" w:w="2160"/>
           </w:tcPr>
           <w:p>
             <w:r>
-              <w:t>Single-agent research runs, unlimited</w:t>
+              <w:t>Single-agent research runs</w:t>
             </w:r>
           </w:p>
         </w:tc>
@@ -256,7 +222,7 @@
       <w:tr>
         <w:tc>
           <w:tcPr>
-            <w:tcW w:type="dxa" w:w="2409"/>
+            <w:tcW w:type="dxa" w:w="2160"/>
           </w:tcPr>
           <w:p>
             <w:r>
@@ -266,7 +232,7 @@
         </w:tc>
         <w:tc>
           <w:tcPr>
-            <w:tcW w:type="dxa" w:w="2409"/>
+            <w:tcW w:type="dxa" w:w="2160"/>
           </w:tcPr>
           <w:p>
             <w:r>
@@ -276,21 +242,21 @@
         </w:tc>
         <w:tc>
           <w:tcPr>
-            <w:tcW w:type="dxa" w:w="2409"/>
+            <w:tcW w:type="dxa" w:w="2160"/>
           </w:tcPr>
           <w:p>
             <w:r>
-              <w:t>$35,000</w:t>
+              <w:t>~$22</w:t>
             </w:r>
           </w:p>
         </w:tc>
         <w:tc>
           <w:tcPr>
-            <w:tcW w:type="dxa" w:w="2409"/>
+            <w:tcW w:type="dxa" w:w="2160"/>
           </w:tcPr>
           <w:p>
             <w:r>
-              <w:t>Starter + Swarm orchestration (30 presets)</w:t>
+              <w:t>Starter + Swarm (30 presets)</w:t>
             </w:r>
           </w:p>
         </w:tc>
@@ -298,7 +264,7 @@
       <w:tr>
         <w:tc>
           <w:tcPr>
-            <w:tcW w:type="dxa" w:w="2409"/>
+            <w:tcW w:type="dxa" w:w="2160"/>
           </w:tcPr>
           <w:p>
             <w:r>
@@ -308,7 +274,7 @@
         </w:tc>
         <w:tc>
           <w:tcPr>
-            <w:tcW w:type="dxa" w:w="2409"/>
+            <w:tcW w:type="dxa" w:w="2160"/>
           </w:tcPr>
           <w:p>
             <w:r>
@@ -318,1995 +284,21 @@
         </w:tc>
         <w:tc>
           <w:tcPr>
-            <w:tcW w:type="dxa" w:w="2409"/>
+            <w:tcW w:type="dxa" w:w="2160"/>
           </w:tcPr>
           <w:p>
             <w:r>
-              <w:t>$75,000</w:t>
+              <w:t>~$47</w:t>
             </w:r>
           </w:p>
         </w:tc>
         <w:tc>
           <w:tcPr>
-            <w:tcW w:type="dxa" w:w="2409"/>
+            <w:tcW w:type="dxa" w:w="2160"/>
           </w:tcPr>
           <w:p>
             <w:r>
-              <w:t>Pro + attachments + Shadow Account (journal analysis)</w:t>
-            </w:r>
-          </w:p>
-        </w:tc>
-      </w:tr>
-    </w:tbl>
-    <w:p>
-      <w:r>
-        <w:t>Users pay DeepSeek directly for tokens (typically a small monthly LLM bill). The platform charges a flat prepaid subscription for the research product around it. A soft safety net of 30 runs/hour/user prevents abuse without creating a business quota.</w:t>
-      </w:r>
-    </w:p>
-    <w:p>
-      <w:pPr>
-        <w:pStyle w:val="Heading3"/>
-      </w:pPr>
-      <w:r>
-        <w:t>2.1 Why BYOK (Bring-Your-Own-Key)</w:t>
-      </w:r>
-    </w:p>
-    <w:p>
-      <w:pPr>
-        <w:pStyle w:val="ListBullet"/>
-      </w:pPr>
-      <w:r>
-        <w:t>Zero LLM margin risk — the platform never proxies or marks up model calls.</w:t>
-      </w:r>
-    </w:p>
-    <w:p>
-      <w:pPr>
-        <w:pStyle w:val="ListBullet"/>
-      </w:pPr>
-      <w:r>
-        <w:t>Trust — user keys are encrypted in Supabase Vault; the platform never sees or spends them.</w:t>
-      </w:r>
-    </w:p>
-    <w:p>
-      <w:pPr>
-        <w:pStyle w:val="ListBullet"/>
-      </w:pPr>
-      <w:r>
-        <w:t>Unlimited is true — since tokens are the customer's, 'unlimited runs' is a genuine statement.</w:t>
-      </w:r>
-    </w:p>
-    <w:p>
-      <w:pPr>
-        <w:pStyle w:val="ListBullet"/>
-      </w:pPr>
-      <w:r>
-        <w:t>Simplified compliance — no handling of customer LLM content through our payment flow.</w:t>
-      </w:r>
-    </w:p>
-    <w:p>
-      <w:pPr>
-        <w:pStyle w:val="Heading3"/>
-      </w:pPr>
-      <w:r>
-        <w:t>2.2 Shadow Account (live 2026-08-22)</w:t>
-      </w:r>
-    </w:p>
-    <w:p>
-      <w:r>
-        <w:t>A first-class Premium run kind: the user uploads a broker trade journal (CSV/XLSX/JSON), and the engine profiles their behavior, extracts an explicit 'shadow strategy', backtests it against their actual trades, and renders an HTML report. Migration applied to production 2026-08-22; the worker path was proven end-to-end via a live smoke run, during which two latent integration bugs were found and fixed (Sections 6.3, 11).</w:t>
-      </w:r>
-    </w:p>
-    <w:p>
-      <w:pPr>
-        <w:pStyle w:val="Heading2"/>
-      </w:pPr>
-      <w:r>
-        <w:t>3. Why This Infrastructure — Capital-Efficient Design</w:t>
-      </w:r>
-    </w:p>
-    <w:p>
-      <w:r>
-        <w:t>No traditional backend server at MVP: Supabase (PostgreSQL 17 + Auth + Storage + Vault + Realtime + Edge Functions) is the entire backend. RLS and SECURITY DEFINER RPCs enforce access in the database — the most audit-friendly security model available.</w:t>
-      </w:r>
-    </w:p>
-    <w:p>
-      <w:pPr>
-        <w:pStyle w:val="ListBullet"/>
-      </w:pPr>
-      <w:r>
-        <w:t>Paystack only, NGN — Nigerian entity; Stripe cannot onboard Nigerian businesses. Hosted checkout, recurring plans, signed webhooks (HMAC-SHA512) handle billing end-to-end. Stripe is designed for (provider-agnostic model) but deferred until the entity/Atlas path is real (R1-Q6).</w:t>
-      </w:r>
-    </w:p>
-    <w:p>
-      <w:pPr>
-        <w:pStyle w:val="ListBullet"/>
-      </w:pPr>
-      <w:r>
-        <w:t>Python polling worker — runs are claimed with FOR UPDATE SKIP LOCKED: atomic, no Redis, safe with N workers. Each run executes in its own subprocess (engine uses process-global singletons).</w:t>
-      </w:r>
-    </w:p>
-    <w:p>
-      <w:pPr>
-        <w:pStyle w:val="ListBullet"/>
-      </w:pPr>
-      <w:r>
-        <w:t>Cloudflare at the edge — zone, DNS, WAF, SSL (Full strict) live on hmtrade.business; R2 + Queues + Workers API gateway are the Phase 1+ target. Cloudflare Workers cannot run the engine (V8 isolates), so compute stays on Railway (D15).</w:t>
-      </w:r>
-    </w:p>
-    <w:p>
-      <w:pPr>
-        <w:pStyle w:val="ListBullet"/>
-      </w:pPr>
-      <w:r>
-        <w:t>BYOK decouples model economics — see §2.1.</w:t>
-      </w:r>
-    </w:p>
-    <w:p>
-      <w:pPr>
-        <w:pStyle w:val="ListBullet"/>
-      </w:pPr>
-      <w:r>
-        <w:t>Observability from day one — Sentry on frontend + worker, structured JSON logs with run IDs, /health endpoint.</w:t>
-      </w:r>
-    </w:p>
-    <w:p>
-      <w:r>
-        <w:t>Result: a production-grade, multi-tenant research platform whose monthly infrastructure cost is ~$12 before scale — the margin structure an investor can underwrite.</w:t>
-      </w:r>
-    </w:p>
-    <w:p>
-      <w:pPr>
-        <w:pStyle w:val="Heading2"/>
-      </w:pPr>
-      <w:r>
-        <w:t>4. System Architecture — End-to-End View</w:t>
-      </w:r>
-    </w:p>
-    <w:tbl>
-      <w:tblPr>
-        <w:tblStyle w:val="LightGrid-Accent1"/>
-        <w:tblW w:type="auto" w:w="0"/>
-        <w:tblLook w:firstColumn="1" w:firstRow="1" w:lastColumn="0" w:lastRow="0" w:noHBand="0" w:noVBand="1" w:val="04A0"/>
-      </w:tblPr>
-      <w:tblGrid>
-        <w:gridCol w:w="4819"/>
-        <w:gridCol w:w="4819"/>
-      </w:tblGrid>
-      <w:tr>
-        <w:tc>
-          <w:tcPr>
-            <w:tcW w:type="dxa" w:w="4819"/>
-          </w:tcPr>
-          <w:p>
-            <w:r>
-              <w:rPr>
-                <w:b/>
-              </w:rPr>
-              <w:t>Layer</w:t>
-            </w:r>
-          </w:p>
-        </w:tc>
-        <w:tc>
-          <w:tcPr>
-            <w:tcW w:type="dxa" w:w="4819"/>
-          </w:tcPr>
-          <w:p>
-            <w:r>
-              <w:rPr>
-                <w:b/>
-              </w:rPr>
-              <w:t>What it is</w:t>
-            </w:r>
-          </w:p>
-        </w:tc>
-      </w:tr>
-      <w:tr>
-        <w:tc>
-          <w:tcPr>
-            <w:tcW w:type="dxa" w:w="4819"/>
-          </w:tcPr>
-          <w:p>
-            <w:r>
-              <w:t>Frontend</w:t>
-            </w:r>
-          </w:p>
-        </w:tc>
-        <w:tc>
-          <w:tcPr>
-            <w:tcW w:type="dxa" w:w="4819"/>
-          </w:tcPr>
-          <w:p>
-            <w:r>
-              <w:t>React 19 + Vite SPA (25+ pages: public, user, admin surfaces) — on Vercel (hmtrade.business)</w:t>
-            </w:r>
-          </w:p>
-        </w:tc>
-      </w:tr>
-      <w:tr>
-        <w:tc>
-          <w:tcPr>
-            <w:tcW w:type="dxa" w:w="4819"/>
-          </w:tcPr>
-          <w:p>
-            <w:r>
-              <w:t>Auth</w:t>
-            </w:r>
-          </w:p>
-        </w:tc>
-        <w:tc>
-          <w:tcPr>
-            <w:tcW w:type="dxa" w:w="4819"/>
-          </w:tcPr>
-          <w:p>
-            <w:r>
-              <w:t>Supabase Auth (email/password, JWT, branded templates)</w:t>
-            </w:r>
-          </w:p>
-        </w:tc>
-      </w:tr>
-      <w:tr>
-        <w:tc>
-          <w:tcPr>
-            <w:tcW w:type="dxa" w:w="4819"/>
-          </w:tcPr>
-          <w:p>
-            <w:r>
-              <w:t>Data</w:t>
-            </w:r>
-          </w:p>
-        </w:tc>
-        <w:tc>
-          <w:tcPr>
-            <w:tcW w:type="dxa" w:w="4819"/>
-          </w:tcPr>
-          <w:p>
-            <w:r>
-              <w:t>PostgreSQL 17 with RLS on every table, SECURITY DEFINER RPCs, billing/admin/audit tables</w:t>
-            </w:r>
-          </w:p>
-        </w:tc>
-      </w:tr>
-      <w:tr>
-        <w:tc>
-          <w:tcPr>
-            <w:tcW w:type="dxa" w:w="4819"/>
-          </w:tcPr>
-          <w:p>
-            <w:r>
-              <w:t>Storage</w:t>
-            </w:r>
-          </w:p>
-        </w:tc>
-        <w:tc>
-          <w:tcPr>
-            <w:tcW w:type="dxa" w:w="4819"/>
-          </w:tcPr>
-          <w:p>
-            <w:r>
-              <w:t>Supabase Storage (agent-artifacts, agent-uploads buckets, RLS-scoped)</w:t>
-            </w:r>
-          </w:p>
-        </w:tc>
-      </w:tr>
-      <w:tr>
-        <w:tc>
-          <w:tcPr>
-            <w:tcW w:type="dxa" w:w="4819"/>
-          </w:tcPr>
-          <w:p>
-            <w:r>
-              <w:t>BYOK Vault</w:t>
-            </w:r>
-          </w:p>
-        </w:tc>
-        <w:tc>
-          <w:tcPr>
-            <w:tcW w:type="dxa" w:w="4819"/>
-          </w:tcPr>
-          <w:p>
-            <w:r>
-              <w:t>Supabase Vault stores encrypted keys (service-role only decrypts)</w:t>
-            </w:r>
-          </w:p>
-        </w:tc>
-      </w:tr>
-      <w:tr>
-        <w:tc>
-          <w:tcPr>
-            <w:tcW w:type="dxa" w:w="4819"/>
-          </w:tcPr>
-          <w:p>
-            <w:r>
-              <w:t>Billing</w:t>
-            </w:r>
-          </w:p>
-        </w:tc>
-        <w:tc>
-          <w:tcPr>
-            <w:tcW w:type="dxa" w:w="4819"/>
-          </w:tcPr>
-          <w:p>
-            <w:r>
-              <w:t>Paystack NGN hosted checkout, recurring plans, signed webhooks</w:t>
-            </w:r>
-          </w:p>
-        </w:tc>
-      </w:tr>
-      <w:tr>
-        <w:tc>
-          <w:tcPr>
-            <w:tcW w:type="dxa" w:w="4819"/>
-          </w:tcPr>
-          <w:p>
-            <w:r>
-              <w:t>Worker</w:t>
-            </w:r>
-          </w:p>
-        </w:tc>
-        <w:tc>
-          <w:tcPr>
-            <w:tcW w:type="dxa" w:w="4819"/>
-          </w:tcPr>
-          <w:p>
-            <w:r>
-              <w:t>Python polling loop (Railway), FOR UPDATE SKIP LOCKED claim, subprocess-per-run isolation</w:t>
-            </w:r>
-          </w:p>
-        </w:tc>
-      </w:tr>
-      <w:tr>
-        <w:tc>
-          <w:tcPr>
-            <w:tcW w:type="dxa" w:w="4819"/>
-          </w:tcPr>
-          <w:p>
-            <w:r>
-              <w:t>Engine</w:t>
-            </w:r>
-          </w:p>
-        </w:tc>
-        <w:tc>
-          <w:tcPr>
-            <w:tcW w:type="dxa" w:w="4819"/>
-          </w:tcPr>
-          <w:p>
-            <w:r>
-              <w:t>Tradi (vendored Vibe-Trading 0.1.14+): ReAct agent, 462 alphas, 8 backtest engines, 24 data sources, 78 tools, 90 skills, 30 swarm presets, shadow-account toolset</w:t>
-            </w:r>
-          </w:p>
-        </w:tc>
-      </w:tr>
-      <w:tr>
-        <w:tc>
-          <w:tcPr>
-            <w:tcW w:type="dxa" w:w="4819"/>
-          </w:tcPr>
-          <w:p>
-            <w:r>
-              <w:t>LLM</w:t>
-            </w:r>
-          </w:p>
-        </w:tc>
-        <w:tc>
-          <w:tcPr>
-            <w:tcW w:type="dxa" w:w="4819"/>
-          </w:tcPr>
-          <w:p>
-            <w:r>
-              <w:t>DeepSeek via BYOK — never proxied or marked up</w:t>
-            </w:r>
-          </w:p>
-        </w:tc>
-      </w:tr>
-      <w:tr>
-        <w:tc>
-          <w:tcPr>
-            <w:tcW w:type="dxa" w:w="4819"/>
-          </w:tcPr>
-          <w:p>
-            <w:r>
-              <w:t>Observability</w:t>
-            </w:r>
-          </w:p>
-        </w:tc>
-        <w:tc>
-          <w:tcPr>
-            <w:tcW w:type="dxa" w:w="4819"/>
-          </w:tcPr>
-          <w:p>
-            <w:r>
-              <w:t>Sentry (frontend + worker), structured JSON logs, /health</w:t>
-            </w:r>
-          </w:p>
-        </w:tc>
-      </w:tr>
-      <w:tr>
-        <w:tc>
-          <w:tcPr>
-            <w:tcW w:type="dxa" w:w="4819"/>
-          </w:tcPr>
-          <w:p>
-            <w:r>
-              <w:t>Edge</w:t>
-            </w:r>
-          </w:p>
-        </w:tc>
-        <w:tc>
-          <w:tcPr>
-            <w:tcW w:type="dxa" w:w="4819"/>
-          </w:tcPr>
-          <w:p>
-            <w:r>
-              <w:t>Cloudflare: zone hmtrade.business, proxied DNS, WAF, Full-strict SSL</w:t>
-            </w:r>
-          </w:p>
-        </w:tc>
-      </w:tr>
-    </w:tbl>
-    <w:p>
-      <w:pPr>
-        <w:pStyle w:val="Heading3"/>
-      </w:pPr>
-      <w:r>
-        <w:t>4.1 The Run Pipeline (core flow)</w:t>
-      </w:r>
-    </w:p>
-    <w:p>
-      <w:pPr>
-        <w:pStyle w:val="ListNumber"/>
-      </w:pPr>
-      <w:r>
-        <w:t>User launches a run; the start_agent_run RPC validates auth → active subscription → DeepSeek key configured.</w:t>
-      </w:r>
-    </w:p>
-    <w:p>
-      <w:pPr>
-        <w:pStyle w:val="ListNumber"/>
-      </w:pPr>
-      <w:r>
-        <w:t>Row inserted as 'queued' with a unique idempotency key; Realtime notifies the browser.</w:t>
-      </w:r>
-    </w:p>
-    <w:p>
-      <w:pPr>
-        <w:pStyle w:val="ListNumber"/>
-      </w:pPr>
-      <w:r>
-        <w:t>Worker polls WHERE status='queued' with FOR UPDATE SKIP LOCKED, claims one row.</w:t>
-      </w:r>
-    </w:p>
-    <w:p>
-      <w:pPr>
-        <w:pStyle w:val="ListNumber"/>
-      </w:pPr>
-      <w:r>
-        <w:t>Worker spawns a subprocess: vibe-trading run -p '&lt;prompt&gt;' --json, with per-run isolated HOME.</w:t>
-      </w:r>
-    </w:p>
-    <w:p>
-      <w:pPr>
-        <w:pStyle w:val="ListNumber"/>
-      </w:pPr>
-      <w:r>
-        <w:t>Progress streams back; artifacts upload to Storage.</w:t>
-      </w:r>
-    </w:p>
-    <w:p>
-      <w:pPr>
-        <w:pStyle w:val="ListNumber"/>
-      </w:pPr>
-      <w:r>
-        <w:t>Run completes/fails; the UI renders artifacts via Realtime.</w:t>
-      </w:r>
-    </w:p>
-    <w:p>
-      <w:r>
-        <w:t>A run is a row, a claim, a subprocess and a stream — nothing more. That simplicity is the design's resilience.</w:t>
-      </w:r>
-    </w:p>
-    <w:p>
-      <w:pPr>
-        <w:pStyle w:val="Heading3"/>
-      </w:pPr>
-      <w:r>
-        <w:t>4.2 Provenance &amp; the research substrate (Phase 1, planned)</w:t>
-      </w:r>
-    </w:p>
-    <w:p>
-      <w:r>
-        <w:t>The Phase 1 brief (docs/PHASE1_BRIEF.md) stands: a FastAPI modular monolith on the same Railway container (two processes), adding projects/hypotheses/experiments/dataset_registry/promotion_events tables + RLS, worker-side provenance capture on every run, Supabase JWT validation, and an Upstash Redis skeleton (health + queue smoke, fail-open). The live run loop never breaks (D16 strangler-fig).</w:t>
-      </w:r>
-    </w:p>
-    <w:p>
-      <w:pPr>
-        <w:pStyle w:val="Heading2"/>
-      </w:pPr>
-      <w:r>
-        <w:t>5. Data Strategy — Canonical Layers (DATA.md)</w:t>
-      </w:r>
-    </w:p>
-    <w:p>
-      <w:r>
-        <w:t>Market data is treated as a versioned product and scientific dependency, not an API response (DATA.md). The canonical pipeline:</w:t>
-      </w:r>
-    </w:p>
-    <w:tbl>
-      <w:tblPr>
-        <w:tblStyle w:val="LightGrid-Accent1"/>
-        <w:tblW w:type="auto" w:w="0"/>
-        <w:tblLook w:firstColumn="1" w:firstRow="1" w:lastColumn="0" w:lastRow="0" w:noHBand="0" w:noVBand="1" w:val="04A0"/>
-      </w:tblPr>
-      <w:tblGrid>
-        <w:gridCol w:w="4819"/>
-        <w:gridCol w:w="4819"/>
-      </w:tblGrid>
-      <w:tr>
-        <w:tc>
-          <w:tcPr>
-            <w:tcW w:type="dxa" w:w="4819"/>
-          </w:tcPr>
-          <w:p>
-            <w:r>
-              <w:rPr>
-                <w:b/>
-              </w:rPr>
-              <w:t>Layer</w:t>
-            </w:r>
-          </w:p>
-        </w:tc>
-        <w:tc>
-          <w:tcPr>
-            <w:tcW w:type="dxa" w:w="4819"/>
-          </w:tcPr>
-          <w:p>
-            <w:r>
-              <w:rPr>
-                <w:b/>
-              </w:rPr>
-              <w:t>Meaning</w:t>
-            </w:r>
-          </w:p>
-        </w:tc>
-      </w:tr>
-      <w:tr>
-        <w:tc>
-          <w:tcPr>
-            <w:tcW w:type="dxa" w:w="4819"/>
-          </w:tcPr>
-          <w:p>
-            <w:r>
-              <w:t>RAW</w:t>
-            </w:r>
-          </w:p>
-        </w:tc>
-        <w:tc>
-          <w:tcPr>
-            <w:tcW w:type="dxa" w:w="4819"/>
-          </w:tcPr>
-          <w:p>
-            <w:r>
-              <w:t>As-received, never overwritten</w:t>
-            </w:r>
-          </w:p>
-        </w:tc>
-      </w:tr>
-      <w:tr>
-        <w:tc>
-          <w:tcPr>
-            <w:tcW w:type="dxa" w:w="4819"/>
-          </w:tcPr>
-          <w:p>
-            <w:r>
-              <w:t>VALIDATED RAW</w:t>
-            </w:r>
-          </w:p>
-        </w:tc>
-        <w:tc>
-          <w:tcPr>
-            <w:tcW w:type="dxa" w:w="4819"/>
-          </w:tcPr>
-          <w:p>
-            <w:r>
-              <w:t>Sequence/gap validation</w:t>
-            </w:r>
-          </w:p>
-        </w:tc>
-      </w:tr>
-      <w:tr>
-        <w:tc>
-          <w:tcPr>
-            <w:tcW w:type="dxa" w:w="4819"/>
-          </w:tcPr>
-          <w:p>
-            <w:r>
-              <w:t>NORMALIZED</w:t>
-            </w:r>
-          </w:p>
-        </w:tc>
-        <w:tc>
-          <w:tcPr>
-            <w:tcW w:type="dxa" w:w="4819"/>
-          </w:tcPr>
-          <w:p>
-            <w:r>
-              <w:t>Canonical schema, multiple providers → one model</w:t>
-            </w:r>
-          </w:p>
-        </w:tc>
-      </w:tr>
-      <w:tr>
-        <w:tc>
-          <w:tcPr>
-            <w:tcW w:type="dxa" w:w="4819"/>
-          </w:tcPr>
-          <w:p>
-            <w:r>
-              <w:t>DERIVED</w:t>
-            </w:r>
-          </w:p>
-        </w:tc>
-        <w:tc>
-          <w:tcPr>
-            <w:tcW w:type="dxa" w:w="4819"/>
-          </w:tcPr>
-          <w:p>
-            <w:r>
-              <w:t>Computed fields, corporate actions</w:t>
-            </w:r>
-          </w:p>
-        </w:tc>
-      </w:tr>
-      <w:tr>
-        <w:tc>
-          <w:tcPr>
-            <w:tcW w:type="dxa" w:w="4819"/>
-          </w:tcPr>
-          <w:p>
-            <w:r>
-              <w:t>FEATURES</w:t>
-            </w:r>
-          </w:p>
-        </w:tc>
-        <w:tc>
-          <w:tcPr>
-            <w:tcW w:type="dxa" w:w="4819"/>
-          </w:tcPr>
-          <w:p>
-            <w:r>
-              <w:t>Versioned feature layer (training-serving parity)</w:t>
-            </w:r>
-          </w:p>
-        </w:tc>
-      </w:tr>
-    </w:tbl>
-    <w:p>
-      <w:r>
-        <w:t>Every dataset carries metadata: provider, venue, symbols, asset class, frequency, timezone, timestamp semantics, coverage, adjustment/corporate-action policy, point-in-time capability, license, version, quality score. Point-in-time is a hard invariant: historical experiments may only use information knowable at the simulated time (event time + knowledge time). Phase 2 targets a Supabase-Storage lake (Parquet) with DuckDB/Polars access and a dataset registry; the R2 billing decision is deferred until real data volume exists (R2-Q8). First asset class: crypto (R1-Q7), first dataset BTC/ETH/SOL daily OHLCV (R3-Q4), reusing the engine's OKX/Binance/CCXT loader fallbacks.</w:t>
-      </w:r>
-    </w:p>
-    <w:p>
-      <w:pPr>
-        <w:pStyle w:val="Heading2"/>
-      </w:pPr>
-      <w:r>
-        <w:t>6. Research Workflow (WORKFLOW.md)</w:t>
-      </w:r>
-    </w:p>
-    <w:p>
-      <w:r>
-        <w:t>The research pipeline the platform is being built toward (the visual form lives in WORKFLOW.md and INFRASTRUCTURE.md):</w:t>
-      </w:r>
-    </w:p>
-    <w:p>
-      <w:pPr>
-        <w:pStyle w:val="ListNumber"/>
-      </w:pPr>
-      <w:r>
-        <w:t>User question → AI research agent → formal hypothesis → experiment spec → data requirements → data snapshot → feature pipeline</w:t>
-      </w:r>
-    </w:p>
-    <w:p>
-      <w:pPr>
-        <w:pStyle w:val="ListNumber"/>
-      </w:pPr>
-      <w:r>
-        <w:t>Baseline / ML / RL experiments → backtest engine → cost &amp; slippage → walk-forward validation → untouched test set</w:t>
-      </w:r>
-    </w:p>
-    <w:p>
-      <w:pPr>
-        <w:pStyle w:val="ListNumber"/>
-      </w:pPr>
-      <w:r>
-        <w:t>Pass/fail → promotion ladder: candidate → validated → paper → shadow → approved → live (Phase 4 workflow; the promotion vocabulary is already in the Phase 1 schema, per RECONCILIATION R12)</w:t>
-      </w:r>
-    </w:p>
-    <w:p>
-      <w:pPr>
-        <w:pStyle w:val="ListNumber"/>
-      </w:pPr>
-      <w:r>
-        <w:t>Research feedback loop: results feed the next question — an explicit, governed loop, not a black box.</w:t>
-      </w:r>
-    </w:p>
-    <w:p>
-      <w:r>
-        <w:t>Engineering workflow: every change rides the same discipline — 83 hermetic worker tests, frontend build + 261/265 vitest, engine suite, CI grep gates, and the launch checklist as the single tracking artifact.</w:t>
-      </w:r>
-    </w:p>
-    <w:p>
-      <w:pPr>
-        <w:pStyle w:val="Heading2"/>
-      </w:pPr>
-      <w:r>
-        <w:t>7. UI Vision — QuantLab &amp; QuantLab Admin (UI_VISION.md)</w:t>
-      </w:r>
-    </w:p>
-    <w:p>
-      <w:r>
-        <w:t>Brand lock (2026-08-21): customer-facing brand H~M Trading Institute; product QuantLab (user app) + QuantLab Admin (control plane). One design system, one palette, one typography — locked, never alternatives (design-system rule).</w:t>
-      </w:r>
-    </w:p>
-    <w:p>
-      <w:r>
-        <w:t>QuantLab (user app) — data-dense, calm, professional, AI-native: Overview/Dashboard (portfolio, P&amp;L, Sharpe, drawdown — never fake numbers, R17), Markets, Research (AI copilot prompt + research cards), Strategies, ML Studio, RL Studio, Backtests, Paper trading, Portfolio, Data, Models, Live. Live controls are visually distinct from research/paper surfaces.</w:t>
-      </w:r>
-    </w:p>
-    <w:p>
-      <w:r>
-        <w:t>QuantLab Admin (control plane) — platform operations: user management, subscription/plan overrides, suspension controls, audit logs, system health. The current /admin SPA surface stays; RBAC granularity + MFA (TOTP) are roadmap items (R10).</w:t>
-      </w:r>
-    </w:p>
-    <w:p>
-      <w:pPr>
-        <w:pStyle w:val="Heading2"/>
-      </w:pPr>
-      <w:r>
-        <w:t>8. Current Status — What Is Live Today (2026-08-22)</w:t>
-      </w:r>
-    </w:p>
-    <w:tbl>
-      <w:tblPr>
-        <w:tblStyle w:val="LightGrid-Accent1"/>
-        <w:tblW w:type="auto" w:w="0"/>
-        <w:tblLook w:firstColumn="1" w:firstRow="1" w:lastColumn="0" w:lastRow="0" w:noHBand="0" w:noVBand="1" w:val="04A0"/>
-      </w:tblPr>
-      <w:tblGrid>
-        <w:gridCol w:w="4819"/>
-        <w:gridCol w:w="4819"/>
-      </w:tblGrid>
-      <w:tr>
-        <w:tc>
-          <w:tcPr>
-            <w:tcW w:type="dxa" w:w="4819"/>
-          </w:tcPr>
-          <w:p>
-            <w:r>
-              <w:rPr>
-                <w:b/>
-              </w:rPr>
-              <w:t>Component</w:t>
-            </w:r>
-          </w:p>
-        </w:tc>
-        <w:tc>
-          <w:tcPr>
-            <w:tcW w:type="dxa" w:w="4819"/>
-          </w:tcPr>
-          <w:p>
-            <w:r>
-              <w:rPr>
-                <w:b/>
-              </w:rPr>
-              <w:t>Status</w:t>
-            </w:r>
-          </w:p>
-        </w:tc>
-      </w:tr>
-      <w:tr>
-        <w:tc>
-          <w:tcPr>
-            <w:tcW w:type="dxa" w:w="4819"/>
-          </w:tcPr>
-          <w:p>
-            <w:r>
-              <w:t>Frontend SPA</w:t>
-            </w:r>
-          </w:p>
-        </w:tc>
-        <w:tc>
-          <w:tcPr>
-            <w:tcW w:type="dxa" w:w="4819"/>
-          </w:tcPr>
-          <w:p>
-            <w:r>
-              <w:t>✓ LIVE: React 19 + Vite on Vercel (hmtrade.business / hm-ashy-six.vercel.app)</w:t>
-            </w:r>
-          </w:p>
-        </w:tc>
-      </w:tr>
-      <w:tr>
-        <w:tc>
-          <w:tcPr>
-            <w:tcW w:type="dxa" w:w="4819"/>
-          </w:tcPr>
-          <w:p>
-            <w:r>
-              <w:t>Auth</w:t>
-            </w:r>
-          </w:p>
-        </w:tc>
-        <w:tc>
-          <w:tcPr>
-            <w:tcW w:type="dxa" w:w="4819"/>
-          </w:tcPr>
-          <w:p>
-            <w:r>
-              <w:t>✓ LIVE: Supabase Auth + branded templates (dashboard paste pending)</w:t>
-            </w:r>
-          </w:p>
-        </w:tc>
-      </w:tr>
-      <w:tr>
-        <w:tc>
-          <w:tcPr>
-            <w:tcW w:type="dxa" w:w="4819"/>
-          </w:tcPr>
-          <w:p>
-            <w:r>
-              <w:t>Run pipeline</w:t>
-            </w:r>
-          </w:p>
-        </w:tc>
-        <w:tc>
-          <w:tcPr>
-            <w:tcW w:type="dxa" w:w="4819"/>
-          </w:tcPr>
-          <w:p>
-            <w:r>
-              <w:t>✓ VERIFIED: prompt → queued → claim → engine → artifacts → completed; BUG-ENG-4/5 fixed 2026-08-22</w:t>
-            </w:r>
-          </w:p>
-        </w:tc>
-      </w:tr>
-      <w:tr>
-        <w:tc>
-          <w:tcPr>
-            <w:tcW w:type="dxa" w:w="4819"/>
-          </w:tcPr>
-          <w:p>
-            <w:r>
-              <w:t>Billing (Paystack)</w:t>
-            </w:r>
-          </w:p>
-        </w:tc>
-        <w:tc>
-          <w:tcPr>
-            <w:tcW w:type="dxa" w:w="4819"/>
-          </w:tcPr>
-          <w:p>
-            <w:r>
-              <w:t>✓ TEST MODE: E2E harness 8/9 PASS; test-card flow verified; live keys pending at launch</w:t>
-            </w:r>
-          </w:p>
-        </w:tc>
-      </w:tr>
-      <w:tr>
-        <w:tc>
-          <w:tcPr>
-            <w:tcW w:type="dxa" w:w="4819"/>
-          </w:tcPr>
-          <w:p>
-            <w:r>
-              <w:t>BYOK + Vault</w:t>
-            </w:r>
-          </w:p>
-        </w:tc>
-        <w:tc>
-          <w:tcPr>
-            <w:tcW w:type="dxa" w:w="4819"/>
-          </w:tcPr>
-          <w:p>
-            <w:r>
-              <w:t>✓ LIVE: encrypted key storage, worker decrypts server-side</w:t>
-            </w:r>
-          </w:p>
-        </w:tc>
-      </w:tr>
-      <w:tr>
-        <w:tc>
-          <w:tcPr>
-            <w:tcW w:type="dxa" w:w="4819"/>
-          </w:tcPr>
-          <w:p>
-            <w:r>
-              <w:t>Swarm (30 presets)</w:t>
-            </w:r>
-          </w:p>
-        </w:tc>
-        <w:tc>
-          <w:tcPr>
-            <w:tcW w:type="dxa" w:w="4819"/>
-          </w:tcPr>
-          <w:p>
-            <w:r>
-              <w:t>✓ LIVE: Pro/Premium gate, user_vars routing</w:t>
-            </w:r>
-          </w:p>
-        </w:tc>
-      </w:tr>
-      <w:tr>
-        <w:tc>
-          <w:tcPr>
-            <w:tcW w:type="dxa" w:w="4819"/>
-          </w:tcPr>
-          <w:p>
-            <w:r>
-              <w:t>Attachments (CSV/XLSX/JSON)</w:t>
-            </w:r>
-          </w:p>
-        </w:tc>
-        <w:tc>
-          <w:tcPr>
-            <w:tcW w:type="dxa" w:w="4819"/>
-          </w:tcPr>
-          <w:p>
-            <w:r>
-              <w:t>✓ LIVE: Premium tier, 50 MB cap, Storage upload/RLS</w:t>
-            </w:r>
-          </w:p>
-        </w:tc>
-      </w:tr>
-      <w:tr>
-        <w:tc>
-          <w:tcPr>
-            <w:tcW w:type="dxa" w:w="4819"/>
-          </w:tcPr>
-          <w:p>
-            <w:r>
-              <w:t>Shadow Account</w:t>
-            </w:r>
-          </w:p>
-        </w:tc>
-        <w:tc>
-          <w:tcPr>
-            <w:tcW w:type="dxa" w:w="4819"/>
-          </w:tcPr>
-          <w:p>
-            <w:r>
-              <w:t>✓ LIVE: journal → profile → shadow backtest → HTML report (Premium); migration + fixes 2026-08-22</w:t>
-            </w:r>
-          </w:p>
-        </w:tc>
-      </w:tr>
-      <w:tr>
-        <w:tc>
-          <w:tcPr>
-            <w:tcW w:type="dxa" w:w="4819"/>
-          </w:tcPr>
-          <w:p>
-            <w:r>
-              <w:t>Admin dashboard</w:t>
-            </w:r>
-          </w:p>
-        </w:tc>
-        <w:tc>
-          <w:tcPr>
-            <w:tcW w:type="dxa" w:w="4819"/>
-          </w:tcPr>
-          <w:p>
-            <w:r>
-              <w:t>✓ LIVE: suspend/unsuspend, user list, plan override, audit logs (10 RPCs, DB-enforced)</w:t>
-            </w:r>
-          </w:p>
-        </w:tc>
-      </w:tr>
-      <w:tr>
-        <w:tc>
-          <w:tcPr>
-            <w:tcW w:type="dxa" w:w="4819"/>
-          </w:tcPr>
-          <w:p>
-            <w:r>
-              <w:t>Worker tests</w:t>
-            </w:r>
-          </w:p>
-        </w:tc>
-        <w:tc>
-          <w:tcPr>
-            <w:tcW w:type="dxa" w:w="4819"/>
-          </w:tcPr>
-          <w:p>
-            <w:r>
-              <w:t>✓ 83 hermetic tests, black-clean, all passing</w:t>
-            </w:r>
-          </w:p>
-        </w:tc>
-      </w:tr>
-      <w:tr>
-        <w:tc>
-          <w:tcPr>
-            <w:tcW w:type="dxa" w:w="4819"/>
-          </w:tcPr>
-          <w:p>
-            <w:r>
-              <w:t>Monitoring</w:t>
-            </w:r>
-          </w:p>
-        </w:tc>
-        <w:tc>
-          <w:tcPr>
-            <w:tcW w:type="dxa" w:w="4819"/>
-          </w:tcPr>
-          <w:p>
-            <w:r>
-              <w:t>✓ LIVE: Sentry frontend + worker, structured JSON logs, /health</w:t>
-            </w:r>
-          </w:p>
-        </w:tc>
-      </w:tr>
-      <w:tr>
-        <w:tc>
-          <w:tcPr>
-            <w:tcW w:type="dxa" w:w="4819"/>
-          </w:tcPr>
-          <w:p>
-            <w:r>
-              <w:t>Cloudflare + SSL</w:t>
-            </w:r>
-          </w:p>
-        </w:tc>
-        <w:tc>
-          <w:tcPr>
-            <w:tcW w:type="dxa" w:w="4819"/>
-          </w:tcPr>
-          <w:p>
-            <w:r>
-              <w:t>✓ LIVE: zone hmtrade.business, proxied DNS, Full strict, GTS cert</w:t>
-            </w:r>
-          </w:p>
-        </w:tc>
-      </w:tr>
-      <w:tr>
-        <w:tc>
-          <w:tcPr>
-            <w:tcW w:type="dxa" w:w="4819"/>
-          </w:tcPr>
-          <w:p>
-            <w:r>
-              <w:t>Railway worker</w:t>
-            </w:r>
-          </w:p>
-        </w:tc>
-        <w:tc>
-          <w:tcPr>
-            <w:tcW w:type="dxa" w:w="4819"/>
-          </w:tcPr>
-          <w:p>
-            <w:r>
-              <w:t>✓ LIVE: service HM, /health :9100, WORKER_EXECUTE_TRADI=true</w:t>
-            </w:r>
-          </w:p>
-        </w:tc>
-      </w:tr>
-      <w:tr>
-        <w:tc>
-          <w:tcPr>
-            <w:tcW w:type="dxa" w:w="4819"/>
-          </w:tcPr>
-          <w:p>
-            <w:r>
-              <w:t>Email</w:t>
-            </w:r>
-          </w:p>
-        </w:tc>
-        <w:tc>
-          <w:tcPr>
-            <w:tcW w:type="dxa" w:w="4819"/>
-          </w:tcPr>
-          <w:p>
-            <w:r>
-              <w:t>✓ Templates shipped (branded); support@ mailbox + Resend SMTP pending</w:t>
-            </w:r>
-          </w:p>
-        </w:tc>
-      </w:tr>
-      <w:tr>
-        <w:tc>
-          <w:tcPr>
-            <w:tcW w:type="dxa" w:w="4819"/>
-          </w:tcPr>
-          <w:p>
-            <w:r>
-              <w:t>Keepalive + backup</w:t>
-            </w:r>
-          </w:p>
-        </w:tc>
-        <w:tc>
-          <w:tcPr>
-            <w:tcW w:type="dxa" w:w="4819"/>
-          </w:tcPr>
-          <w:p>
-            <w:r>
-              <w:t>✓ SHIPPED: daily keepalive + weekly pg_dump workflows; Actions + DATABASE_URL secret pending</w:t>
-            </w:r>
-          </w:p>
-        </w:tc>
-      </w:tr>
-    </w:tbl>
-    <w:p>
-      <w:r>
-        <w:t>The run loop is production-verified. Billing is test-ready. Admin is live. Remaining before launch: Paystack live key switch + charge-case E2E, Auth URLs + branded emails (Resend), support mailbox, legal fields, test-account cleanup, env-var purge.</w:t>
-      </w:r>
-    </w:p>
-    <w:p>
-      <w:pPr>
-        <w:pStyle w:val="Heading2"/>
-      </w:pPr>
-      <w:r>
-        <w:t>9. Roadmap — The Quant Research OS (10 Phases)</w:t>
-      </w:r>
-    </w:p>
-    <w:p>
-      <w:r>
-        <w:t>The destination: from a single-purpose AI research wrapper into a full Quant Research OS. Each phase stands up beside the live system (strangler fig), never breaking the run loop (D16).</w:t>
-      </w:r>
-    </w:p>
-    <w:tbl>
-      <w:tblPr>
-        <w:tblStyle w:val="LightGrid-Accent1"/>
-        <w:tblW w:type="auto" w:w="0"/>
-        <w:tblLook w:firstColumn="1" w:firstRow="1" w:lastColumn="0" w:lastRow="0" w:noHBand="0" w:noVBand="1" w:val="04A0"/>
-      </w:tblPr>
-      <w:tblGrid>
-        <w:gridCol w:w="3213"/>
-        <w:gridCol w:w="3213"/>
-        <w:gridCol w:w="3213"/>
-      </w:tblGrid>
-      <w:tr>
-        <w:tc>
-          <w:tcPr>
-            <w:tcW w:type="dxa" w:w="3213"/>
-          </w:tcPr>
-          <w:p>
-            <w:r>
-              <w:rPr>
-                <w:b/>
-              </w:rPr>
-              <w:t>Phase</w:t>
-            </w:r>
-          </w:p>
-        </w:tc>
-        <w:tc>
-          <w:tcPr>
-            <w:tcW w:type="dxa" w:w="3213"/>
-          </w:tcPr>
-          <w:p>
-            <w:r>
-              <w:rPr>
-                <w:b/>
-              </w:rPr>
-              <w:t>Name</w:t>
-            </w:r>
-          </w:p>
-        </w:tc>
-        <w:tc>
-          <w:tcPr>
-            <w:tcW w:type="dxa" w:w="3213"/>
-          </w:tcPr>
-          <w:p>
-            <w:r>
-              <w:rPr>
-                <w:b/>
-              </w:rPr>
-              <w:t>Status</w:t>
-            </w:r>
-          </w:p>
-        </w:tc>
-      </w:tr>
-      <w:tr>
-        <w:tc>
-          <w:tcPr>
-            <w:tcW w:type="dxa" w:w="3213"/>
-          </w:tcPr>
-          <w:p>
-            <w:r>
-              <w:t>0</w:t>
-            </w:r>
-          </w:p>
-        </w:tc>
-        <w:tc>
-          <w:tcPr>
-            <w:tcW w:type="dxa" w:w="3213"/>
-          </w:tcPr>
-          <w:p>
-            <w:r>
-              <w:t>Baseline &amp; freeze (inventory, branch strategy, constitution)</w:t>
-            </w:r>
-          </w:p>
-        </w:tc>
-        <w:tc>
-          <w:tcPr>
-            <w:tcW w:type="dxa" w:w="3213"/>
-          </w:tcPr>
-          <w:p>
-            <w:r>
-              <w:t>✓ DONE 2026-08-21</w:t>
-            </w:r>
-          </w:p>
-        </w:tc>
-      </w:tr>
-      <w:tr>
-        <w:tc>
-          <w:tcPr>
-            <w:tcW w:type="dxa" w:w="3213"/>
-          </w:tcPr>
-          <w:p>
-            <w:r>
-              <w:t>1</w:t>
-            </w:r>
-          </w:p>
-        </w:tc>
-        <w:tc>
-          <w:tcPr>
-            <w:tcW w:type="dxa" w:w="3213"/>
-          </w:tcPr>
-          <w:p>
-            <w:r>
-              <w:t>Foundation — FastAPI monolith, tenant projects, research-governance substrate (projects, hypotheses, experiments, dataset_registry, promotion_events; provenance capture; Redis skeleton fail-open)</w:t>
-            </w:r>
-          </w:p>
-        </w:tc>
-        <w:tc>
-          <w:tcPr>
-            <w:tcW w:type="dxa" w:w="3213"/>
-          </w:tcPr>
-          <w:p>
-            <w:r>
-              <w:t>⏳ POST-LAUNCH (branch upgrade/phase-1-foundation)</w:t>
-            </w:r>
-          </w:p>
-        </w:tc>
-      </w:tr>
-      <w:tr>
-        <w:tc>
-          <w:tcPr>
-            <w:tcW w:type="dxa" w:w="3213"/>
-          </w:tcPr>
-          <w:p>
-            <w:r>
-              <w:t>2</w:t>
-            </w:r>
-          </w:p>
-        </w:tc>
-        <w:tc>
-          <w:tcPr>
-            <w:tcW w:type="dxa" w:w="3213"/>
-          </w:tcPr>
-          <w:p>
-            <w:r>
-              <w:t>Data — canonical schema, PIT, Parquet lake (Supabase Storage), dataset registry, BTC/ETH/SOL first</w:t>
-            </w:r>
-          </w:p>
-        </w:tc>
-        <w:tc>
-          <w:tcPr>
-            <w:tcW w:type="dxa" w:w="3213"/>
-          </w:tcPr>
-          <w:p>
-            <w:r>
-              <w:t>planned</w:t>
-            </w:r>
-          </w:p>
-        </w:tc>
-      </w:tr>
-      <w:tr>
-        <w:tc>
-          <w:tcPr>
-            <w:tcW w:type="dxa" w:w="3213"/>
-          </w:tcPr>
-          <w:p>
-            <w:r>
-              <w:t>3</w:t>
-            </w:r>
-          </w:p>
-        </w:tc>
-        <w:tc>
-          <w:tcPr>
-            <w:tcW w:type="dxa" w:w="3213"/>
-          </w:tcPr>
-          <w:p>
-            <w:r>
-              <w:t>Quant Engine — strategy SDK, ExecutionInterface, walk-forward, realistic backtesting</w:t>
-            </w:r>
-          </w:p>
-        </w:tc>
-        <w:tc>
-          <w:tcPr>
-            <w:tcW w:type="dxa" w:w="3213"/>
-          </w:tcPr>
-          <w:p>
-            <w:r>
-              <w:t>planned</w:t>
-            </w:r>
-          </w:p>
-        </w:tc>
-      </w:tr>
-      <w:tr>
-        <w:tc>
-          <w:tcPr>
-            <w:tcW w:type="dxa" w:w="3213"/>
-          </w:tcPr>
-          <w:p>
-            <w:r>
-              <w:t>4</w:t>
-            </w:r>
-          </w:p>
-        </w:tc>
-        <w:tc>
-          <w:tcPr>
-            <w:tcW w:type="dxa" w:w="3213"/>
-          </w:tcPr>
-          <w:p>
-            <w:r>
-              <w:t>Research AI — pre-registration workflow, hypotheses, experiment workflow, promotion ladder</w:t>
-            </w:r>
-          </w:p>
-        </w:tc>
-        <w:tc>
-          <w:tcPr>
-            <w:tcW w:type="dxa" w:w="3213"/>
-          </w:tcPr>
-          <w:p>
-            <w:r>
-              <w:t>planned</w:t>
-            </w:r>
-          </w:p>
-        </w:tc>
-      </w:tr>
-      <w:tr>
-        <w:tc>
-          <w:tcPr>
-            <w:tcW w:type="dxa" w:w="3213"/>
-          </w:tcPr>
-          <w:p>
-            <w:r>
-              <w:t>5</w:t>
-            </w:r>
-          </w:p>
-        </w:tc>
-        <w:tc>
-          <w:tcPr>
-            <w:tcW w:type="dxa" w:w="3213"/>
-          </w:tcPr>
-          <w:p>
-            <w:r>
-              <w:t>ML — baseline first, model registry (MLflow candidate)</w:t>
-            </w:r>
-          </w:p>
-        </w:tc>
-        <w:tc>
-          <w:tcPr>
-            <w:tcW w:type="dxa" w:w="3213"/>
-          </w:tcPr>
-          <w:p>
-            <w:r>
-              <w:t>planned</w:t>
-            </w:r>
-          </w:p>
-        </w:tc>
-      </w:tr>
-      <w:tr>
-        <w:tc>
-          <w:tcPr>
-            <w:tcW w:type="dxa" w:w="3213"/>
-          </w:tcPr>
-          <w:p>
-            <w:r>
-              <w:t>6</w:t>
-            </w:r>
-          </w:p>
-        </w:tc>
-        <w:tc>
-          <w:tcPr>
-            <w:tcW w:type="dxa" w:w="3213"/>
-          </w:tcPr>
-          <w:p>
-            <w:r>
-              <w:t>Paper Trading — risk engine, OMS, reconciliation, WebSocket-first plane (D17)</w:t>
-            </w:r>
-          </w:p>
-        </w:tc>
-        <w:tc>
-          <w:tcPr>
-            <w:tcW w:type="dxa" w:w="3213"/>
-          </w:tcPr>
-          <w:p>
-            <w:r>
-              <w:t>planned</w:t>
-            </w:r>
-          </w:p>
-        </w:tc>
-      </w:tr>
-      <w:tr>
-        <w:tc>
-          <w:tcPr>
-            <w:tcW w:type="dxa" w:w="3213"/>
-          </w:tcPr>
-          <w:p>
-            <w:r>
-              <w:t>7</w:t>
-            </w:r>
-          </w:p>
-        </w:tc>
-        <w:tc>
-          <w:tcPr>
-            <w:tcW w:type="dxa" w:w="3213"/>
-          </w:tcPr>
-          <w:p>
-            <w:r>
-              <w:t>RL — research-only, isolated environments</w:t>
-            </w:r>
-          </w:p>
-        </w:tc>
-        <w:tc>
-          <w:tcPr>
-            <w:tcW w:type="dxa" w:w="3213"/>
-          </w:tcPr>
-          <w:p>
-            <w:r>
-              <w:t>planned</w:t>
-            </w:r>
-          </w:p>
-        </w:tc>
-      </w:tr>
-      <w:tr>
-        <w:tc>
-          <w:tcPr>
-            <w:tcW w:type="dxa" w:w="3213"/>
-          </w:tcPr>
-          <w:p>
-            <w:r>
-              <w:t>8</w:t>
-            </w:r>
-          </w:p>
-        </w:tc>
-        <w:tc>
-          <w:tcPr>
-            <w:tcW w:type="dxa" w:w="3213"/>
-          </w:tcPr>
-          <w:p>
-            <w:r>
-              <w:t>Controlled Live — broker adapters, mandate-gated, fail-closed OMS</w:t>
-            </w:r>
-          </w:p>
-        </w:tc>
-        <w:tc>
-          <w:tcPr>
-            <w:tcW w:type="dxa" w:w="3213"/>
-          </w:tcPr>
-          <w:p>
-            <w:r>
-              <w:t>planned</w:t>
-            </w:r>
-          </w:p>
-        </w:tc>
-      </w:tr>
-      <w:tr>
-        <w:tc>
-          <w:tcPr>
-            <w:tcW w:type="dxa" w:w="3213"/>
-          </w:tcPr>
-          <w:p>
-            <w:r>
-              <w:t>9</w:t>
-            </w:r>
-          </w:p>
-        </w:tc>
-        <w:tc>
-          <w:tcPr>
-            <w:tcW w:type="dxa" w:w="3213"/>
-          </w:tcPr>
-          <w:p>
-            <w:r>
-              <w:t>Scale — observability, metered billing, quotas, cost attribution ($150–250/mo target)</w:t>
-            </w:r>
-          </w:p>
-        </w:tc>
-        <w:tc>
-          <w:tcPr>
-            <w:tcW w:type="dxa" w:w="3213"/>
-          </w:tcPr>
-          <w:p>
-            <w:r>
-              <w:t>planned</w:t>
-            </w:r>
-          </w:p>
-        </w:tc>
-      </w:tr>
-      <w:tr>
-        <w:tc>
-          <w:tcPr>
-            <w:tcW w:type="dxa" w:w="3213"/>
-          </w:tcPr>
-          <w:p>
-            <w:r>
-              <w:t>10</w:t>
-            </w:r>
-          </w:p>
-        </w:tc>
-        <w:tc>
-          <w:tcPr>
-            <w:tcW w:type="dxa" w:w="3213"/>
-          </w:tcPr>
-          <w:p>
-            <w:r>
-              <w:t>Expansion — asset classes, public API, mobile views, marketplace, enterprise</w:t>
-            </w:r>
-          </w:p>
-        </w:tc>
-        <w:tc>
-          <w:tcPr>
-            <w:tcW w:type="dxa" w:w="3213"/>
-          </w:tcPr>
-          <w:p>
-            <w:r>
-              <w:t>planned</w:t>
-            </w:r>
-          </w:p>
-        </w:tc>
-      </w:tr>
-    </w:tbl>
-    <w:p>
-      <w:r>
-        <w:t>Sequencing: Phase 0 ✓ DONE. Nigeria MVP launch now. Phase 1 begins post-launch (R1-Q1). Governance decisions locked in UPGRADE_ROADMAP.md §4 (R1–R3 grilling): launch-first, Hermes-executed Phase 0, feature branches per phase, same-container two-process FastAPI, Upstash Redis free-tier skeleton, Stripe deferred, crypto first, minimal projects table, Supabase free + keepalive + pg_dump, provenance captured by both worker and FastAPI, capture-first (pre-registration UX = Phase 4), Railway $5 through launch (evaluate Fly.io free at Phase 1), research-domain-only first FastAPI surface, Resend free tier for email.</w:t>
-      </w:r>
-    </w:p>
-    <w:p>
-      <w:pPr>
-        <w:pStyle w:val="Heading2"/>
-      </w:pPr>
-      <w:r>
-        <w:t>10. Reconciliation — Unified Spec Authority</w:t>
-      </w:r>
-    </w:p>
-    <w:p>
-      <w:r>
-        <w:t>docs/UNIFIED_SPEC.md (63 sections, adopted 2026-08-21) is the single source of truth for the target architecture; docs/RECONCILIATION.md records the 18 conflicts with existing ADRs/live stack and their resolutions; docs/REQUIREMENTS.md is the 81-ID requirements register (13 groups, MUST/SHOULD/MAY, traceable to roadmap phases). Key reconciliations:</w:t>
-      </w:r>
-    </w:p>
-    <w:tbl>
-      <w:tblPr>
-        <w:tblStyle w:val="LightGrid-Accent1"/>
-        <w:tblW w:type="auto" w:w="0"/>
-        <w:tblLook w:firstColumn="1" w:firstRow="1" w:lastColumn="0" w:lastRow="0" w:noHBand="0" w:noVBand="1" w:val="04A0"/>
-      </w:tblPr>
-      <w:tblGrid>
-        <w:gridCol w:w="3213"/>
-        <w:gridCol w:w="3213"/>
-        <w:gridCol w:w="3213"/>
-      </w:tblGrid>
-      <w:tr>
-        <w:tc>
-          <w:tcPr>
-            <w:tcW w:type="dxa" w:w="3213"/>
-          </w:tcPr>
-          <w:p>
-            <w:r>
-              <w:rPr>
-                <w:b/>
-              </w:rPr>
-              <w:t>#</w:t>
-            </w:r>
-          </w:p>
-        </w:tc>
-        <w:tc>
-          <w:tcPr>
-            <w:tcW w:type="dxa" w:w="3213"/>
-          </w:tcPr>
-          <w:p>
-            <w:r>
-              <w:rPr>
-                <w:b/>
-              </w:rPr>
-              <w:t>Unified spec says</w:t>
-            </w:r>
-          </w:p>
-        </w:tc>
-        <w:tc>
-          <w:tcPr>
-            <w:tcW w:type="dxa" w:w="3213"/>
-          </w:tcPr>
-          <w:p>
-            <w:r>
-              <w:rPr>
-                <w:b/>
-              </w:rPr>
-              <w:t>Resolution</w:t>
-            </w:r>
-          </w:p>
-        </w:tc>
-      </w:tr>
-      <w:tr>
-        <w:tc>
-          <w:tcPr>
-            <w:tcW w:type="dxa" w:w="3213"/>
-          </w:tcPr>
-          <w:p>
-            <w:r>
-              <w:t>R1</w:t>
-            </w:r>
-          </w:p>
-        </w:tc>
-        <w:tc>
-          <w:tcPr>
-            <w:tcW w:type="dxa" w:w="3213"/>
-          </w:tcPr>
-          <w:p>
-            <w:r>
-              <w:t>Next.js frontend</w:t>
-            </w:r>
-          </w:p>
-        </w:tc>
-        <w:tc>
-          <w:tcPr>
-            <w:tcW w:type="dxa" w:w="3213"/>
-          </w:tcPr>
-          <w:p>
-            <w:r>
-              <w:t>Keep D3 React 19 + Vite for the live product; Next.js is a future refactor decision</w:t>
-            </w:r>
-          </w:p>
-        </w:tc>
-      </w:tr>
-      <w:tr>
-        <w:tc>
-          <w:tcPr>
-            <w:tcW w:type="dxa" w:w="3213"/>
-          </w:tcPr>
-          <w:p>
-            <w:r>
-              <w:t>R2</w:t>
-            </w:r>
-          </w:p>
-        </w:tc>
-        <w:tc>
-          <w:tcPr>
-            <w:tcW w:type="dxa" w:w="3213"/>
-          </w:tcPr>
-          <w:p>
-            <w:r>
-              <w:t>AWS primary cloud</w:t>
-            </w:r>
-          </w:p>
-        </w:tc>
-        <w:tc>
-          <w:tcPr>
-            <w:tcW w:type="dxa" w:w="3213"/>
-          </w:tcPr>
-          <w:p>
-            <w:r>
-              <w:t>Keep Railway + Supabase + Cloudflare until scale justifies AWS (Phase 9/10)</w:t>
-            </w:r>
-          </w:p>
-        </w:tc>
-      </w:tr>
-      <w:tr>
-        <w:tc>
-          <w:tcPr>
-            <w:tcW w:type="dxa" w:w="3213"/>
-          </w:tcPr>
-          <w:p>
-            <w:r>
-              <w:t>R3</w:t>
-            </w:r>
-          </w:p>
-        </w:tc>
-        <w:tc>
-          <w:tcPr>
-            <w:tcW w:type="dxa" w:w="3213"/>
-          </w:tcPr>
-          <w:p>
-            <w:r>
-              <w:t>Stripe billing</w:t>
-            </w:r>
-          </w:p>
-        </w:tc>
-        <w:tc>
-          <w:tcPr>
-            <w:tcW w:type="dxa" w:w="3213"/>
-          </w:tcPr>
-          <w:p>
-            <w:r>
-              <w:t>Keep D8 Paystack NGN first; Stripe activates when entity exists; spec's provider abstraction matches D8</w:t>
-            </w:r>
-          </w:p>
-        </w:tc>
-      </w:tr>
-      <w:tr>
-        <w:tc>
-          <w:tcPr>
-            <w:tcW w:type="dxa" w:w="3213"/>
-          </w:tcPr>
-          <w:p>
-            <w:r>
-              <w:t>R4</w:t>
-            </w:r>
-          </w:p>
-        </w:tc>
-        <w:tc>
-          <w:tcPr>
-            <w:tcW w:type="dxa" w:w="3213"/>
-          </w:tcPr>
-          <w:p>
-            <w:r>
-              <w:t>Celery/RQ via Redis</w:t>
-            </w:r>
-          </w:p>
-        </w:tc>
-        <w:tc>
-          <w:tcPr>
-            <w:tcW w:type="dxa" w:w="3213"/>
-          </w:tcPr>
-          <w:p>
-            <w:r>
-              <w:t>Keep D14 SQL SKIP LOCKED for MVP; queue enters Phase 1 with FastAPI</w:t>
-            </w:r>
-          </w:p>
-        </w:tc>
-      </w:tr>
-      <w:tr>
-        <w:tc>
-          <w:tcPr>
-            <w:tcW w:type="dxa" w:w="3213"/>
-          </w:tcPr>
-          <w:p>
-            <w:r>
-              <w:t>R5</w:t>
-            </w:r>
-          </w:p>
-        </w:tc>
-        <w:tc>
-          <w:tcPr>
-            <w:tcW w:type="dxa" w:w="3213"/>
-          </w:tcPr>
-          <w:p>
-            <w:r>
-              <w:t>LLM gateway/router</w:t>
-            </w:r>
-          </w:p>
-        </w:tc>
-        <w:tc>
-          <w:tcPr>
-            <w:tcW w:type="dxa" w:w="3213"/>
-          </w:tcPr>
-          <w:p>
-            <w:r>
-              <w:t>BYOK+Vault stays the key mechanism (D12); gateway is Phase 3+</w:t>
-            </w:r>
-          </w:p>
-        </w:tc>
-      </w:tr>
-      <w:tr>
-        <w:tc>
-          <w:tcPr>
-            <w:tcW w:type="dxa" w:w="3213"/>
-          </w:tcPr>
-          <w:p>
-            <w:r>
-              <w:t>R6</w:t>
-            </w:r>
-          </w:p>
-        </w:tc>
-        <w:tc>
-          <w:tcPr>
-            <w:tcW w:type="dxa" w:w="3213"/>
-          </w:tcPr>
-          <w:p>
-            <w:r>
-              <w:t>MLflow</w:t>
-            </w:r>
-          </w:p>
-        </w:tc>
-        <w:tc>
-          <w:tcPr>
-            <w:tcW w:type="dxa" w:w="3213"/>
-          </w:tcPr>
-          <w:p>
-            <w:r>
-              <w:t>Adopt as Phase 5 candidate implementation; our provenance schema stays canonical</w:t>
-            </w:r>
-          </w:p>
-        </w:tc>
-      </w:tr>
-      <w:tr>
-        <w:tc>
-          <w:tcPr>
-            <w:tcW w:type="dxa" w:w="3213"/>
-          </w:tcPr>
-          <w:p>
-            <w:r>
-              <w:t>R7</w:t>
-            </w:r>
-          </w:p>
-        </w:tc>
-        <w:tc>
-          <w:tcPr>
-            <w:tcW w:type="dxa" w:w="3213"/>
-          </w:tcPr>
-          <w:p>
-            <w:r>
-              <w:t>Redis cache/rate-limit</w:t>
-            </w:r>
-          </w:p>
-        </w:tc>
-        <w:tc>
-          <w:tcPr>
-            <w:tcW w:type="dxa" w:w="3213"/>
-          </w:tcPr>
-          <w:p>
-            <w:r>
-              <w:t>Keep Postgres rate limit (30/hr) until Phase 1 Redis skeleton</w:t>
-            </w:r>
-          </w:p>
-        </w:tc>
-      </w:tr>
-      <w:tr>
-        <w:tc>
-          <w:tcPr>
-            <w:tcW w:type="dxa" w:w="3213"/>
-          </w:tcPr>
-          <w:p>
-            <w:r>
-              <w:t>R10</w:t>
-            </w:r>
-          </w:p>
-        </w:tc>
-        <w:tc>
-          <w:tcPr>
-            <w:tcW w:type="dxa" w:w="3213"/>
-          </w:tcPr>
-          <w:p>
-            <w:r>
-              <w:t>Admin RBAC/MFA</w:t>
-            </w:r>
-          </w:p>
-        </w:tc>
-        <w:tc>
-          <w:tcPr>
-            <w:tcW w:type="dxa" w:w="3213"/>
-          </w:tcPr>
-          <w:p>
-            <w:r>
-              <w:t>Keep SPA /admin; add roles + TOTP as roadmap items</w:t>
-            </w:r>
-          </w:p>
-        </w:tc>
-      </w:tr>
-      <w:tr>
-        <w:tc>
-          <w:tcPr>
-            <w:tcW w:type="dxa" w:w="3213"/>
-          </w:tcPr>
-          <w:p>
-            <w:r>
-              <w:t>R11</w:t>
-            </w:r>
-          </w:p>
-        </w:tc>
-        <w:tc>
-          <w:tcPr>
-            <w:tcW w:type="dxa" w:w="3213"/>
-          </w:tcPr>
-          <w:p>
-            <w:r>
-              <w:t>WebSocket-first</w:t>
-            </w:r>
-          </w:p>
-        </w:tc>
-        <w:tc>
-          <w:tcPr>
-            <w:tcW w:type="dxa" w:w="3213"/>
-          </w:tcPr>
-          <w:p>
-            <w:r>
-              <w:t>D17 recorded; REST + polling stay until Phase 6 WS plane</w:t>
-            </w:r>
-          </w:p>
-        </w:tc>
-      </w:tr>
-      <w:tr>
-        <w:tc>
-          <w:tcPr>
-            <w:tcW w:type="dxa" w:w="3213"/>
-          </w:tcPr>
-          <w:p>
-            <w:r>
-              <w:t>R12</w:t>
-            </w:r>
-          </w:p>
-        </w:tc>
-        <w:tc>
-          <w:tcPr>
-            <w:tcW w:type="dxa" w:w="3213"/>
-          </w:tcPr>
-          <w:p>
-            <w:r>
-              <w:t>Registry lifecycles</w:t>
-            </w:r>
-          </w:p>
-        </w:tc>
-        <w:tc>
-          <w:tcPr>
-            <w:tcW w:type="dxa" w:w="3213"/>
-          </w:tcPr>
-          <w:p>
-            <w:r>
-              <w:t>Spec lifecycles refine the Phase 1 DDL (DRAFT→…→RETIRED; candidate→…→live)</w:t>
-            </w:r>
-          </w:p>
-        </w:tc>
-      </w:tr>
-      <w:tr>
-        <w:tc>
-          <w:tcPr>
-            <w:tcW w:type="dxa" w:w="3213"/>
-          </w:tcPr>
-          <w:p>
-            <w:r>
-              <w:t>R13</w:t>
-            </w:r>
-          </w:p>
-        </w:tc>
-        <w:tc>
-          <w:tcPr>
-            <w:tcW w:type="dxa" w:w="3213"/>
-          </w:tcPr>
-          <w:p>
-            <w:r>
-              <w:t>Repo layout apps/services</w:t>
-            </w:r>
-          </w:p>
-        </w:tc>
-        <w:tc>
-          <w:tcPr>
-            <w:tcW w:type="dxa" w:w="3213"/>
-          </w:tcPr>
-          <w:p>
-            <w:r>
-              <w:t>Target layout for new code only; no big-bang restructure (D16)</w:t>
-            </w:r>
-          </w:p>
-        </w:tc>
-      </w:tr>
-      <w:tr>
-        <w:tc>
-          <w:tcPr>
-            <w:tcW w:type="dxa" w:w="3213"/>
-          </w:tcPr>
-          <w:p>
-            <w:r>
-              <w:t>R17</w:t>
-            </w:r>
-          </w:p>
-        </w:tc>
-        <w:tc>
-          <w:tcPr>
-            <w:tcW w:type="dxa" w:w="3213"/>
-          </w:tcPr>
-          <w:p>
-            <w:r>
-              <w:t>No fake numbers</w:t>
-            </w:r>
-          </w:p>
-        </w:tc>
-        <w:tc>
-          <w:tcPr>
-            <w:tcW w:type="dxa" w:w="3213"/>
-          </w:tcPr>
-          <w:p>
-            <w:r>
-              <w:t>Adopted — empty states + paper-account offer</w:t>
+              <w:t>Pro + Attachments (CSV/XLSX/JSON)</w:t>
             </w:r>
           </w:p>
         </w:tc>
@@ -2317,7 +309,201 @@
         <w:pStyle w:val="Heading2"/>
       </w:pPr>
       <w:r>
-        <w:t>11. Key Architecture Decisions (ADRs)</w:t>
+        <w:t>2.2 Why BYOK (Bring Your Own Key)</w:t>
+      </w:r>
+    </w:p>
+    <w:p>
+      <w:r>
+        <w:t>• Zero LLM margin risk: platform never proxies or marks up model calls.</w:t>
+        <w:br/>
+        <w:t>• Trust: users' keys encrypted at rest in Supabase Vault; platform never sees or spends them.</w:t>
+        <w:br/>
+        <w:t>• Unlimited positioning: since tokens are customer's, 'unlimited runs' is a true statement.</w:t>
+        <w:br/>
+        <w:t>• Simplified compliance: no handling of customer LLM content through our payment flow.</w:t>
+        <w:br/>
+        <w:t>• Defensible unit economics: 90%+ gross margin by construction (customer pays LLM provider directly).</w:t>
+        <w:br/>
+        <w:t>• Multi-provider: DeepSeek (cloud, sk-... API key) OR Ollama (self-hosted base URL). Worker resolves provider per-user at run time (DeepSeek-first, Ollama fallback).</w:t>
+      </w:r>
+    </w:p>
+    <w:p/>
+    <w:p>
+      <w:pPr>
+        <w:pStyle w:val="Heading1"/>
+      </w:pPr>
+      <w:r>
+        <w:t>3. ARCHITECTURE &amp; INFRASTRUCTURE</w:t>
+      </w:r>
+    </w:p>
+    <w:p>
+      <w:pPr>
+        <w:pStyle w:val="Heading2"/>
+      </w:pPr>
+      <w:r>
+        <w:t>3.1 Live Stack (MVP — Today)</w:t>
+      </w:r>
+    </w:p>
+    <w:p>
+      <w:r>
+        <w:t>Frontend: React 19 + Vite + TypeScript (Tradi/frontend/), deployed on Vercel (hmtrade.business).</w:t>
+        <w:br/>
+        <w:t>Backend: Supabase-only — PostgreSQL 17, Auth (JWT), Storage (artifacts), Vault (BYOK encryption), Realtime, Edge Functions.</w:t>
+        <w:br/>
+        <w:t>Worker: Python polling loop (vibe-trading-saas/worker/), Railway container, subprocess-per-run isolation.</w:t>
+        <w:br/>
+        <w:t>Engine: Vibe-Trading vendored (MIT, HKUDS/upstream), 462 alphas, 8 backtest engines, ReAct agent, 30 swarm presets.</w:t>
+        <w:br/>
+        <w:t>Billing: Paystack NGN (test mode live, can switch to live with one click).</w:t>
+        <w:br/>
+        <w:t>Security: RLS on all user-facing tables, SECURITY DEFINER RPCs for privileged operations, Vault encryption for keys, FOR UPDATE SKIP LOCKED claim for safe multi-worker execution.</w:t>
+        <w:br/>
+        <w:t>Observability: Sentry (frontend + worker), structured JSON logs with run IDs, /health endpoint (Railway health checks).</w:t>
+      </w:r>
+    </w:p>
+    <w:p>
+      <w:pPr>
+        <w:pStyle w:val="Heading2"/>
+      </w:pPr>
+      <w:r>
+        <w:t>3.2 Target Infrastructure (Quant Research OS — Phases 1–10)</w:t>
+      </w:r>
+    </w:p>
+    <w:p>
+      <w:r>
+        <w:t>Cloudflare (edge, control plane): DNS/WAF, Workers gateway, R2 (data lake), Queues.</w:t>
+        <w:br/>
+        <w:t>Vercel: SPA (User App + Admin App routes).</w:t>
+        <w:br/>
+        <w:t>Railway container (same, two processes):</w:t>
+        <w:br/>
+        <w:t xml:space="preserve">  • FastAPI modular monolith (platform/, port 8000) — research-governance API, experiments, hypotheses, datasets, promotion.</w:t>
+        <w:br/>
+        <w:t xml:space="preserve">  • hm-worker (existing, port 9100) — run polling, engine execution, provenance capture.</w:t>
+        <w:br/>
+        <w:t>Supabase (transactional source of truth): PostgreSQL 17, Auth, Vault, Storage, RLS, Realtime.</w:t>
+        <w:br/>
+        <w:t>Upstash Redis (free tier): health probes, queue skeleton (fail-open, never blocks the loop).</w:t>
+        <w:br/>
+        <w:t>This topology never breaks the live run loop (strangler-fig: new stands beside old; D16 invariant).</w:t>
+      </w:r>
+    </w:p>
+    <w:p/>
+    <w:p>
+      <w:pPr>
+        <w:pStyle w:val="Heading1"/>
+      </w:pPr>
+      <w:r>
+        <w:t>4. DATA &amp; SECURITY MODEL</w:t>
+      </w:r>
+    </w:p>
+    <w:p>
+      <w:pPr>
+        <w:pStyle w:val="Heading2"/>
+      </w:pPr>
+      <w:r>
+        <w:t>4.1 Schema (Canonical, PostgreSQL 17)</w:t>
+      </w:r>
+    </w:p>
+    <w:p>
+      <w:r>
+        <w:t>Live tables (MVP):</w:t>
+        <w:br/>
+        <w:t>• profiles — public profile (id = auth.uid()).</w:t>
+        <w:br/>
+        <w:t>• plans — tiers (starter/pro/premium), NGN price, Paystack plan code.</w:t>
+        <w:br/>
+        <w:t>• subscriptions — active plan, provider subscription ID, period, status.</w:t>
+        <w:br/>
+        <w:t>• agent_runs — run queue + state machine (queued/running/completed/failed/timeout/cancelled).</w:t>
+        <w:br/>
+        <w:t>• agent_artifacts — result files (storage_path, kind).</w:t>
+        <w:br/>
+        <w:t>• user_api_keys — BYOK metadata (last-4, configured_at); secret in Vault (zero-policy RLS).</w:t>
+        <w:br/>
+        <w:t>• webhook_events — idempotency ledger (provider_event_id UNIQUE, Paystack re-verified).</w:t>
+        <w:br/>
+        <w:t>• admin_users, audit_logs — admin gate + audit trail (append-only, zero-policy RLS).</w:t>
+        <w:br/>
+        <w:br/>
+        <w:t>Phase 1 additions:</w:t>
+        <w:br/>
+        <w:t>• projects — tenant-scoped, auto-default per user (trigger + backfill).</w:t>
+        <w:br/>
+        <w:t>• hypotheses — falsifiable-criterion statements, status enum.</w:t>
+        <w:br/>
+        <w:t>• experiments — provenance record (dataset/feature/strategy/model version, param set, windows, seed, commit, data hash, status lifecycle, result JSONB).</w:t>
+        <w:br/>
+        <w:t>• dataset_registry — read-mostly, Phase 2 populates (LSE OHLCV as first source).</w:t>
+        <w:br/>
+        <w:t>• promotion_events — audited status transitions (service-role only, via record_experiment_status RPC).</w:t>
+      </w:r>
+    </w:p>
+    <w:p>
+      <w:pPr>
+        <w:pStyle w:val="Heading2"/>
+      </w:pPr>
+      <w:r>
+        <w:t>4.2 Security Posture</w:t>
+      </w:r>
+    </w:p>
+    <w:p>
+      <w:r>
+        <w:t>Row isolation: RLS on every user-facing table (user_id = auth.uid()).</w:t>
+        <w:br/>
+        <w:t>Privileged data: zero policies (default deny), reachable only through gated RPCs (SECURITY DEFINER, service-role only).</w:t>
+        <w:br/>
+        <w:t>BYOK keys: Supabase Vault (encrypted at rest, no plaintext path); worker decrypts server-side via worker_get_user_api_key RPC.</w:t>
+        <w:br/>
+        <w:t>JWT boundary: Supabase JWTs (JWKS-verified, exp-checked); FastAPI validates on every request; tenant ID = jwt.sub.</w:t>
+        <w:br/>
+        <w:t>Webhooks: Paystack HMAC-SHA512 constant-time verification + API re-verify; webhook_events UNIQUE idempotency.</w:t>
+        <w:br/>
+        <w:t>Suspension enforcement: inside start_agent_run RPC gate, not UI-only; suspended users cannot queue runs.</w:t>
+        <w:br/>
+        <w:t>No live trading at MVP (mandate-gated, off by default).</w:t>
+        <w:br/>
+        <w:t>Fail closed: uncertain broker state, stale data, recon mismatch, risk breach → block, never guess (constitution #8).</w:t>
+      </w:r>
+    </w:p>
+    <w:p/>
+    <w:p>
+      <w:pPr>
+        <w:pStyle w:val="Heading1"/>
+      </w:pPr>
+      <w:r>
+        <w:t>5. THE RUN PIPELINE (Core Flow — Verified E2E)</w:t>
+      </w:r>
+    </w:p>
+    <w:p>
+      <w:r>
+        <w:t>1. User launches run (or swarm preset); start_agent_run RPC validates: authenticated → active subscription → BYOK key configured → rate limit (30/hr).</w:t>
+        <w:br/>
+        <w:t>2. Row inserted as queued with idempotency_key; Realtime notifies browser.</w:t>
+        <w:br/>
+        <w:t>3. Worker polls agent_runs WHERE status='queued' with FOR UPDATE SKIP LOCKED, claims one row.</w:t>
+        <w:br/>
+        <w:t>4. Worker spawns subprocess: vibe-trading run -p "&lt;prompt&gt;" --json --no-rich; decrypts BYOK key server-side (service_role), calls DeepSeek.</w:t>
+        <w:br/>
+        <w:t>5. Progress streams back (progress_message, progress_iter, progress_at columns).</w:t>
+        <w:br/>
+        <w:t>6. Artifacts upload to Supabase Storage (agent-artifacts bucket, owner-scoped RLS, signed 5-min URLs).</w:t>
+        <w:br/>
+        <w:t>7. Run completes/fails/timeout; status updated; Realtime notifies UI; artifacts rendered live.</w:t>
+        <w:br/>
+        <w:br/>
+        <w:t>Result: a run is a row, a claim, a subprocess, and a stream. That simplicity is the design's resilience.</w:t>
+        <w:br/>
+        <w:t>Verification: this loop is live today. Smoke run 2026-08-22 confirmed (prompt → queued → claim → engine → completed, 24 artifacts).</w:t>
+      </w:r>
+    </w:p>
+    <w:p/>
+    <w:p>
+      <w:pPr>
+        <w:pStyle w:val="Heading1"/>
+      </w:pPr>
+      <w:r>
+        <w:t>6. ROADMAP — QUANT RESEARCH OS (10 Phases)</w:t>
       </w:r>
     </w:p>
     <w:tbl>
@@ -2327,47 +513,38 @@
         <w:tblLook w:firstColumn="1" w:firstRow="1" w:lastColumn="0" w:lastRow="0" w:noHBand="0" w:noVBand="1" w:val="04A0"/>
       </w:tblPr>
       <w:tblGrid>
-        <w:gridCol w:w="3213"/>
-        <w:gridCol w:w="3213"/>
-        <w:gridCol w:w="3213"/>
+        <w:gridCol w:w="2880"/>
+        <w:gridCol w:w="2880"/>
+        <w:gridCol w:w="2880"/>
       </w:tblGrid>
       <w:tr>
         <w:tc>
           <w:tcPr>
-            <w:tcW w:type="dxa" w:w="3213"/>
+            <w:tcW w:type="dxa" w:w="2880"/>
           </w:tcPr>
           <w:p>
             <w:r>
-              <w:rPr>
-                <w:b/>
-              </w:rPr>
-              <w:t>ID</w:t>
+              <w:t>Phase</w:t>
             </w:r>
           </w:p>
         </w:tc>
         <w:tc>
           <w:tcPr>
-            <w:tcW w:type="dxa" w:w="3213"/>
+            <w:tcW w:type="dxa" w:w="2880"/>
           </w:tcPr>
           <w:p>
             <w:r>
-              <w:rPr>
-                <w:b/>
-              </w:rPr>
-              <w:t>Decision</w:t>
+              <w:t>Deliverable</w:t>
             </w:r>
           </w:p>
         </w:tc>
         <w:tc>
           <w:tcPr>
-            <w:tcW w:type="dxa" w:w="3213"/>
+            <w:tcW w:type="dxa" w:w="2880"/>
           </w:tcPr>
           <w:p>
             <w:r>
-              <w:rPr>
-                <w:b/>
-              </w:rPr>
-              <w:t>Rationale</w:t>
+              <w:t>What it builds</w:t>
             </w:r>
           </w:p>
         </w:tc>
@@ -2375,31 +552,31 @@
       <w:tr>
         <w:tc>
           <w:tcPr>
-            <w:tcW w:type="dxa" w:w="3213"/>
+            <w:tcW w:type="dxa" w:w="2880"/>
           </w:tcPr>
           <w:p>
             <w:r>
-              <w:t>D1</w:t>
+              <w:t>0</w:t>
             </w:r>
           </w:p>
         </w:tc>
         <w:tc>
           <w:tcPr>
-            <w:tcW w:type="dxa" w:w="3213"/>
+            <w:tcW w:type="dxa" w:w="2880"/>
           </w:tcPr>
           <w:p>
             <w:r>
-              <w:t>Subprocess-per-run</w:t>
+              <w:t>Baseline &amp; Freeze</w:t>
             </w:r>
           </w:p>
         </w:tc>
         <w:tc>
           <w:tcPr>
-            <w:tcW w:type="dxa" w:w="3213"/>
+            <w:tcW w:type="dxa" w:w="2880"/>
           </w:tcPr>
           <w:p>
             <w:r>
-              <w:t>Engine uses process-global singletons; in-process multi-tenant is unsafe</w:t>
+              <w:t>Inventory, branch strategy, constitution</w:t>
             </w:r>
           </w:p>
         </w:tc>
@@ -2407,31 +584,31 @@
       <w:tr>
         <w:tc>
           <w:tcPr>
-            <w:tcW w:type="dxa" w:w="3213"/>
+            <w:tcW w:type="dxa" w:w="2880"/>
           </w:tcPr>
           <w:p>
             <w:r>
-              <w:t>D3</w:t>
+              <w:t>1</w:t>
             </w:r>
           </w:p>
         </w:tc>
         <w:tc>
           <w:tcPr>
-            <w:tcW w:type="dxa" w:w="3213"/>
+            <w:tcW w:type="dxa" w:w="2880"/>
           </w:tcPr>
           <w:p>
             <w:r>
-              <w:t>React 19 + Vite frontend</w:t>
+              <w:t>Foundation</w:t>
             </w:r>
           </w:p>
         </w:tc>
         <w:tc>
           <w:tcPr>
-            <w:tcW w:type="dxa" w:w="3213"/>
+            <w:tcW w:type="dxa" w:w="2880"/>
           </w:tcPr>
           <w:p>
             <w:r>
-              <w:t>Saves a rewrite; inherits Vibe-Trading alpha UI</w:t>
+              <w:t>FastAPI monolith, projects, experiments schema, research-governance substrate</w:t>
             </w:r>
           </w:p>
         </w:tc>
@@ -2439,31 +616,31 @@
       <w:tr>
         <w:tc>
           <w:tcPr>
-            <w:tcW w:type="dxa" w:w="3213"/>
+            <w:tcW w:type="dxa" w:w="2880"/>
           </w:tcPr>
           <w:p>
             <w:r>
-              <w:t>D5</w:t>
+              <w:t>2</w:t>
             </w:r>
           </w:p>
         </w:tc>
         <w:tc>
           <w:tcPr>
-            <w:tcW w:type="dxa" w:w="3213"/>
+            <w:tcW w:type="dxa" w:w="2880"/>
           </w:tcPr>
           <w:p>
             <w:r>
-              <w:t>SQL job claiming (FOR UPDATE SKIP LOCKED)</w:t>
+              <w:t>Data Plane</w:t>
             </w:r>
           </w:p>
         </w:tc>
         <w:tc>
           <w:tcPr>
-            <w:tcW w:type="dxa" w:w="3213"/>
+            <w:tcW w:type="dxa" w:w="2880"/>
           </w:tcPr>
           <w:p>
             <w:r>
-              <w:t>Atomic, no Redis, N workers safe</w:t>
+              <w:t>Canonical schema, PIT, R2+Parquet lake, LSE OHLCV, dataset registry</w:t>
             </w:r>
           </w:p>
         </w:tc>
@@ -2471,31 +648,31 @@
       <w:tr>
         <w:tc>
           <w:tcPr>
-            <w:tcW w:type="dxa" w:w="3213"/>
+            <w:tcW w:type="dxa" w:w="2880"/>
           </w:tcPr>
           <w:p>
             <w:r>
-              <w:t>D8</w:t>
+              <w:t>3</w:t>
             </w:r>
           </w:p>
         </w:tc>
         <w:tc>
           <w:tcPr>
-            <w:tcW w:type="dxa" w:w="3213"/>
+            <w:tcW w:type="dxa" w:w="2880"/>
           </w:tcPr>
           <w:p>
             <w:r>
-              <w:t>Paystack NGN first (Stripe planned)</w:t>
+              <w:t>Quant Engine</w:t>
             </w:r>
           </w:p>
         </w:tc>
         <w:tc>
           <w:tcPr>
-            <w:tcW w:type="dxa" w:w="3213"/>
+            <w:tcW w:type="dxa" w:w="2880"/>
           </w:tcPr>
           <w:p>
             <w:r>
-              <w:t>Nigerian entity; provider-agnostic subscription model</w:t>
+              <w:t>Strategy SDK, ExecutionInterface, walk-forward, backtest + emulator</w:t>
             </w:r>
           </w:p>
         </w:tc>
@@ -2503,31 +680,31 @@
       <w:tr>
         <w:tc>
           <w:tcPr>
-            <w:tcW w:type="dxa" w:w="3213"/>
+            <w:tcW w:type="dxa" w:w="2880"/>
           </w:tcPr>
           <w:p>
             <w:r>
-              <w:t>D11</w:t>
+              <w:t>4</w:t>
             </w:r>
           </w:p>
         </w:tc>
         <w:tc>
           <w:tcPr>
-            <w:tcW w:type="dxa" w:w="3213"/>
+            <w:tcW w:type="dxa" w:w="2880"/>
           </w:tcPr>
           <w:p>
             <w:r>
-              <w:t>BYOK pivot</w:t>
+              <w:t>Research AI</w:t>
             </w:r>
           </w:p>
         </w:tc>
         <w:tc>
           <w:tcPr>
-            <w:tcW w:type="dxa" w:w="3213"/>
+            <w:tcW w:type="dxa" w:w="2880"/>
           </w:tcPr>
           <w:p>
             <w:r>
-              <w:t>Users supply keys; unlimited runs per tier; zero LLM margin risk</w:t>
+              <w:t>Experiment workflow, pre-registration UI, hypothesis labeling, promotion ladder</w:t>
             </w:r>
           </w:p>
         </w:tc>
@@ -2535,31 +712,31 @@
       <w:tr>
         <w:tc>
           <w:tcPr>
-            <w:tcW w:type="dxa" w:w="3213"/>
+            <w:tcW w:type="dxa" w:w="2880"/>
           </w:tcPr>
           <w:p>
             <w:r>
-              <w:t>D12</w:t>
+              <w:t>5</w:t>
             </w:r>
           </w:p>
         </w:tc>
         <w:tc>
           <w:tcPr>
-            <w:tcW w:type="dxa" w:w="3213"/>
+            <w:tcW w:type="dxa" w:w="2880"/>
           </w:tcPr>
           <w:p>
             <w:r>
-              <w:t>Supabase Vault for key storage</w:t>
+              <w:t>ML</w:t>
             </w:r>
           </w:p>
         </w:tc>
         <w:tc>
           <w:tcPr>
-            <w:tcW w:type="dxa" w:w="3213"/>
+            <w:tcW w:type="dxa" w:w="2880"/>
           </w:tcPr>
           <w:p>
             <w:r>
-              <w:t>Encryption without app-managed secrets</w:t>
+              <w:t>Baseline models, model registry, MLflow, feature store</w:t>
             </w:r>
           </w:p>
         </w:tc>
@@ -2567,31 +744,31 @@
       <w:tr>
         <w:tc>
           <w:tcPr>
-            <w:tcW w:type="dxa" w:w="3213"/>
+            <w:tcW w:type="dxa" w:w="2880"/>
           </w:tcPr>
           <w:p>
             <w:r>
-              <w:t>D13</w:t>
+              <w:t>6</w:t>
             </w:r>
           </w:p>
         </w:tc>
         <w:tc>
           <w:tcPr>
-            <w:tcW w:type="dxa" w:w="3213"/>
+            <w:tcW w:type="dxa" w:w="2880"/>
           </w:tcPr>
           <w:p>
             <w:r>
-              <w:t>Edge Functions for billing</w:t>
+              <w:t>Paper Trading</w:t>
             </w:r>
           </w:p>
         </w:tc>
         <w:tc>
           <w:tcPr>
-            <w:tcW w:type="dxa" w:w="3213"/>
+            <w:tcW w:type="dxa" w:w="2880"/>
           </w:tcPr>
           <w:p>
             <w:r>
-              <w:t>No FastAPI backend at MVP</w:t>
+              <w:t>Risk engine, OMS, order intents, reconciliation, paper sim</w:t>
             </w:r>
           </w:p>
         </w:tc>
@@ -2599,31 +776,31 @@
       <w:tr>
         <w:tc>
           <w:tcPr>
-            <w:tcW w:type="dxa" w:w="3213"/>
+            <w:tcW w:type="dxa" w:w="2880"/>
           </w:tcPr>
           <w:p>
             <w:r>
-              <w:t>D14</w:t>
+              <w:t>7</w:t>
             </w:r>
           </w:p>
         </w:tc>
         <w:tc>
           <w:tcPr>
-            <w:tcW w:type="dxa" w:w="3213"/>
+            <w:tcW w:type="dxa" w:w="2880"/>
           </w:tcPr>
           <w:p>
             <w:r>
-              <w:t>Python polling loop, no Celery/Redis</w:t>
+              <w:t>RL</w:t>
             </w:r>
           </w:p>
         </w:tc>
         <w:tc>
           <w:tcPr>
-            <w:tcW w:type="dxa" w:w="3213"/>
+            <w:tcW w:type="dxa" w:w="2880"/>
           </w:tcPr>
           <w:p>
             <w:r>
-              <w:t>Simpler; sufficient for MVP scale; queue enters Phase 1</w:t>
+              <w:t>Policy training, research-only envs, rewards, checkpoints</w:t>
             </w:r>
           </w:p>
         </w:tc>
@@ -2631,31 +808,31 @@
       <w:tr>
         <w:tc>
           <w:tcPr>
-            <w:tcW w:type="dxa" w:w="3213"/>
+            <w:tcW w:type="dxa" w:w="2880"/>
           </w:tcPr>
           <w:p>
             <w:r>
-              <w:t>D15</w:t>
+              <w:t>8</w:t>
             </w:r>
           </w:p>
         </w:tc>
         <w:tc>
           <w:tcPr>
-            <w:tcW w:type="dxa" w:w="3213"/>
+            <w:tcW w:type="dxa" w:w="2880"/>
           </w:tcPr>
           <w:p>
             <w:r>
-              <w:t>Railway + Supabase + Cloudflare</w:t>
+              <w:t>Controlled Live</w:t>
             </w:r>
           </w:p>
         </w:tc>
         <w:tc>
           <w:tcPr>
-            <w:tcW w:type="dxa" w:w="3213"/>
+            <w:tcW w:type="dxa" w:w="2880"/>
           </w:tcPr>
           <w:p>
             <w:r>
-              <w:t>Cost-efficient compute/data/edge; CF Workers cannot run the engine</w:t>
+              <w:t>Broker adapters (Alpaca/IBKR), live execution, mandate-gated</w:t>
             </w:r>
           </w:p>
         </w:tc>
@@ -2663,31 +840,31 @@
       <w:tr>
         <w:tc>
           <w:tcPr>
-            <w:tcW w:type="dxa" w:w="3213"/>
+            <w:tcW w:type="dxa" w:w="2880"/>
           </w:tcPr>
           <w:p>
             <w:r>
-              <w:t>D16</w:t>
+              <w:t>9</w:t>
             </w:r>
           </w:p>
         </w:tc>
         <w:tc>
           <w:tcPr>
-            <w:tcW w:type="dxa" w:w="3213"/>
+            <w:tcW w:type="dxa" w:w="2880"/>
           </w:tcPr>
           <w:p>
             <w:r>
-              <w:t>Strangler-fig migration</w:t>
+              <w:t>Scale</w:t>
             </w:r>
           </w:p>
         </w:tc>
         <w:tc>
           <w:tcPr>
-            <w:tcW w:type="dxa" w:w="3213"/>
+            <w:tcW w:type="dxa" w:w="2880"/>
           </w:tcPr>
           <w:p>
             <w:r>
-              <w:t>Live loop never breaks; new code beside old</w:t>
+              <w:t>Prometheus/Grafana, metered billing, cost attribution</w:t>
             </w:r>
           </w:p>
         </w:tc>
@@ -2695,98 +872,49 @@
       <w:tr>
         <w:tc>
           <w:tcPr>
-            <w:tcW w:type="dxa" w:w="3213"/>
+            <w:tcW w:type="dxa" w:w="2880"/>
           </w:tcPr>
           <w:p>
             <w:r>
-              <w:t>D17</w:t>
+              <w:t>10</w:t>
             </w:r>
           </w:p>
         </w:tc>
         <w:tc>
           <w:tcPr>
-            <w:tcW w:type="dxa" w:w="3213"/>
+            <w:tcW w:type="dxa" w:w="2880"/>
           </w:tcPr>
           <w:p>
             <w:r>
-              <w:t>WebSocket-first commitment</w:t>
+              <w:t>Expansion</w:t>
             </w:r>
           </w:p>
         </w:tc>
         <w:tc>
           <w:tcPr>
-            <w:tcW w:type="dxa" w:w="3213"/>
+            <w:tcW w:type="dxa" w:w="2880"/>
           </w:tcPr>
           <w:p>
             <w:r>
-              <w:t>Market data, orders, fills, P&amp;L, job progress over WS (Phase 6)</w:t>
+              <w:t>Asset classes, marketplace, enterprise</w:t>
             </w:r>
           </w:p>
         </w:tc>
       </w:tr>
     </w:tbl>
+    <w:p/>
+    <w:p>
+      <w:r>
+        <w:t>Upgrade Invariant: The live run loop never breaks (D16). Every phase adds beside the existing system (strangler-fig). Each phase has a gate: design → code → test → CEO approval.</w:t>
+      </w:r>
+    </w:p>
+    <w:p/>
     <w:p>
       <w:pPr>
-        <w:pStyle w:val="Heading3"/>
+        <w:pStyle w:val="Heading1"/>
       </w:pPr>
       <w:r>
-        <w:t>11.1 Verification gates</w:t>
-      </w:r>
-    </w:p>
-    <w:p>
-      <w:pPr>
-        <w:pStyle w:val="ListBullet"/>
-      </w:pPr>
-      <w:r>
-        <w:t>Worker: 83 hermetic tests (pytest, black-clean).</w:t>
-      </w:r>
-    </w:p>
-    <w:p>
-      <w:pPr>
-        <w:pStyle w:val="ListBullet"/>
-      </w:pPr>
-      <w:r>
-        <w:t>Frontend: npm run build + 261/265 vitest (4 pre-existing Layout flake).</w:t>
-      </w:r>
-    </w:p>
-    <w:p>
-      <w:pPr>
-        <w:pStyle w:val="ListBullet"/>
-      </w:pPr>
-      <w:r>
-        <w:t>Engine: pytest suite, upstream 0.1.14+ (1907e47) with DeepSeek reasoning absorption.</w:t>
-      </w:r>
-    </w:p>
-    <w:p>
-      <w:pPr>
-        <w:pStyle w:val="ListBullet"/>
-      </w:pPr>
-      <w:r>
-        <w:t>Billing: E2E harness (offline fixtures + live mode, hard sk_live_ guard), 8/9 PASS.</w:t>
-      </w:r>
-    </w:p>
-    <w:p>
-      <w:pPr>
-        <w:pStyle w:val="ListBullet"/>
-      </w:pPr>
-      <w:r>
-        <w:t>Webhook: Paystack HMAC-SHA512 constant-time verification + API re-verification.</w:t>
-      </w:r>
-    </w:p>
-    <w:p>
-      <w:pPr>
-        <w:pStyle w:val="ListBullet"/>
-      </w:pPr>
-      <w:r>
-        <w:t>Auth: signUp → signIn → protected route → signOut happy path.</w:t>
-      </w:r>
-    </w:p>
-    <w:p>
-      <w:pPr>
-        <w:pStyle w:val="ListBullet"/>
-      </w:pPr>
-      <w:r>
-        <w:t>BYOK: save key → Vault → worker decrypts → run completes.</w:t>
+        <w:t>7. PHASE 1 BRIEF — FOUNDATION (Next, After MVP Launch)</w:t>
       </w:r>
     </w:p>
     <w:p>
@@ -2794,368 +922,12 @@
         <w:pStyle w:val="Heading2"/>
       </w:pPr>
       <w:r>
-        <w:t>12. Repository &amp; Testing</w:t>
-      </w:r>
-    </w:p>
-    <w:tbl>
-      <w:tblPr>
-        <w:tblStyle w:val="LightGrid-Accent1"/>
-        <w:tblW w:type="auto" w:w="0"/>
-        <w:tblLook w:firstColumn="1" w:firstRow="1" w:lastColumn="0" w:lastRow="0" w:noHBand="0" w:noVBand="1" w:val="04A0"/>
-      </w:tblPr>
-      <w:tblGrid>
-        <w:gridCol w:w="4819"/>
-        <w:gridCol w:w="4819"/>
-      </w:tblGrid>
-      <w:tr>
-        <w:tc>
-          <w:tcPr>
-            <w:tcW w:type="dxa" w:w="4819"/>
-          </w:tcPr>
-          <w:p>
-            <w:r>
-              <w:rPr>
-                <w:b/>
-              </w:rPr>
-              <w:t>Path</w:t>
-            </w:r>
-          </w:p>
-        </w:tc>
-        <w:tc>
-          <w:tcPr>
-            <w:tcW w:type="dxa" w:w="4819"/>
-          </w:tcPr>
-          <w:p>
-            <w:r>
-              <w:rPr>
-                <w:b/>
-              </w:rPr>
-              <w:t>Role</w:t>
-            </w:r>
-          </w:p>
-        </w:tc>
-      </w:tr>
-      <w:tr>
-        <w:tc>
-          <w:tcPr>
-            <w:tcW w:type="dxa" w:w="4819"/>
-          </w:tcPr>
-          <w:p>
-            <w:r>
-              <w:t>Tradi/frontend/</w:t>
-            </w:r>
-          </w:p>
-        </w:tc>
-        <w:tc>
-          <w:tcPr>
-            <w:tcW w:type="dxa" w:w="4819"/>
-          </w:tcPr>
-          <w:p>
-            <w:r>
-              <w:t>React SPA — production frontend (public + user + admin routes)</w:t>
-            </w:r>
-          </w:p>
-        </w:tc>
-      </w:tr>
-      <w:tr>
-        <w:tc>
-          <w:tcPr>
-            <w:tcW w:type="dxa" w:w="4819"/>
-          </w:tcPr>
-          <w:p>
-            <w:r>
-              <w:t>Tradi/</w:t>
-            </w:r>
-          </w:p>
-        </w:tc>
-        <w:tc>
-          <w:tcPr>
-            <w:tcW w:type="dxa" w:w="4819"/>
-          </w:tcPr>
-          <w:p>
-            <w:r>
-              <w:t>Vendored Vibe-Trading engine (MIT) — agent, backtests, data sources, skills</w:t>
-            </w:r>
-          </w:p>
-        </w:tc>
-      </w:tr>
-      <w:tr>
-        <w:tc>
-          <w:tcPr>
-            <w:tcW w:type="dxa" w:w="4819"/>
-          </w:tcPr>
-          <w:p>
-            <w:r>
-              <w:t>vibe-trading-saas/worker/</w:t>
-            </w:r>
-          </w:p>
-        </w:tc>
-        <w:tc>
-          <w:tcPr>
-            <w:tcW w:type="dxa" w:w="4819"/>
-          </w:tcPr>
-          <w:p>
-            <w:r>
-              <w:t>Python worker — polling loop, runner, artifacts, logging, health</w:t>
-            </w:r>
-          </w:p>
-        </w:tc>
-      </w:tr>
-      <w:tr>
-        <w:tc>
-          <w:tcPr>
-            <w:tcW w:type="dxa" w:w="4819"/>
-          </w:tcPr>
-          <w:p>
-            <w:r>
-              <w:t>vibe-trading-saas/db/migrations/</w:t>
-            </w:r>
-          </w:p>
-        </w:tc>
-        <w:tc>
-          <w:tcPr>
-            <w:tcW w:type="dxa" w:w="4819"/>
-          </w:tcPr>
-          <w:p>
-            <w:r>
-              <w:t>SQL migrations (applied manually to Supabase)</w:t>
-            </w:r>
-          </w:p>
-        </w:tc>
-      </w:tr>
-      <w:tr>
-        <w:tc>
-          <w:tcPr>
-            <w:tcW w:type="dxa" w:w="4819"/>
-          </w:tcPr>
-          <w:p>
-            <w:r>
-              <w:t>supabase/functions/</w:t>
-            </w:r>
-          </w:p>
-        </w:tc>
-        <w:tc>
-          <w:tcPr>
-            <w:tcW w:type="dxa" w:w="4819"/>
-          </w:tcPr>
-          <w:p>
-            <w:r>
-              <w:t>Edge Functions: paystack-init, paystack-webhook</w:t>
-            </w:r>
-          </w:p>
-        </w:tc>
-      </w:tr>
-      <w:tr>
-        <w:tc>
-          <w:tcPr>
-            <w:tcW w:type="dxa" w:w="4819"/>
-          </w:tcPr>
-          <w:p>
-            <w:r>
-              <w:t>supabase/email-templates/</w:t>
-            </w:r>
-          </w:p>
-        </w:tc>
-        <w:tc>
-          <w:tcPr>
-            <w:tcW w:type="dxa" w:w="4819"/>
-          </w:tcPr>
-          <w:p>
-            <w:r>
-              <w:t>Branded auth + transactional email templates</w:t>
-            </w:r>
-          </w:p>
-        </w:tc>
-      </w:tr>
-      <w:tr>
-        <w:tc>
-          <w:tcPr>
-            <w:tcW w:type="dxa" w:w="4819"/>
-          </w:tcPr>
-          <w:p>
-            <w:r>
-              <w:t>scripts/</w:t>
-            </w:r>
-          </w:p>
-        </w:tc>
-        <w:tc>
-          <w:tcPr>
-            <w:tcW w:type="dxa" w:w="4819"/>
-          </w:tcPr>
-          <w:p>
-            <w:r>
-              <w:t>E2E harness + template validator (zero-dependency Node)</w:t>
-            </w:r>
-          </w:p>
-        </w:tc>
-      </w:tr>
-      <w:tr>
-        <w:tc>
-          <w:tcPr>
-            <w:tcW w:type="dxa" w:w="4819"/>
-          </w:tcPr>
-          <w:p>
-            <w:r>
-              <w:t>CLAUDE.md</w:t>
-            </w:r>
-          </w:p>
-        </w:tc>
-        <w:tc>
-          <w:tcPr>
-            <w:tcW w:type="dxa" w:w="4819"/>
-          </w:tcPr>
-          <w:p>
-            <w:r>
-              <w:t>Single source of truth for the live system: schema, RPCs, sprint tracker</w:t>
-            </w:r>
-          </w:p>
-        </w:tc>
-      </w:tr>
-      <w:tr>
-        <w:tc>
-          <w:tcPr>
-            <w:tcW w:type="dxa" w:w="4819"/>
-          </w:tcPr>
-          <w:p>
-            <w:r>
-              <w:t>SOUL/PROJECT/DATA/ARCHITECTURE/WORKFLOW/FOUNDATIONS.md</w:t>
-            </w:r>
-          </w:p>
-        </w:tc>
-        <w:tc>
-          <w:tcPr>
-            <w:tcW w:type="dxa" w:w="4819"/>
-          </w:tcPr>
-          <w:p>
-            <w:r>
-              <w:t>Constitution — mission, identity, data, target architecture, workflows</w:t>
-            </w:r>
-          </w:p>
-        </w:tc>
-      </w:tr>
-      <w:tr>
-        <w:tc>
-          <w:tcPr>
-            <w:tcW w:type="dxa" w:w="4819"/>
-          </w:tcPr>
-          <w:p>
-            <w:r>
-              <w:t>UPGRADE_ROADMAP.md</w:t>
-            </w:r>
-          </w:p>
-        </w:tc>
-        <w:tc>
-          <w:tcPr>
-            <w:tcW w:type="dxa" w:w="4819"/>
-          </w:tcPr>
-          <w:p>
-            <w:r>
-              <w:t>Harmonized 10-phase migration plan + decision ledger</w:t>
-            </w:r>
-          </w:p>
-        </w:tc>
-      </w:tr>
-      <w:tr>
-        <w:tc>
-          <w:tcPr>
-            <w:tcW w:type="dxa" w:w="4819"/>
-          </w:tcPr>
-          <w:p>
-            <w:r>
-              <w:t>docs/</w:t>
-            </w:r>
-          </w:p>
-        </w:tc>
-        <w:tc>
-          <w:tcPr>
-            <w:tcW w:type="dxa" w:w="4819"/>
-          </w:tcPr>
-          <w:p>
-            <w:r>
-              <w:t>UNIFIED_SPEC.md, RECONCILIATION.md, REQUIREMENTS.md, PHASE1_BRIEF.md, LAUNCH_CHECKLIST.md, UI_VISION.md, INFRASTRUCTURE.md</w:t>
-            </w:r>
-          </w:p>
-        </w:tc>
-      </w:tr>
-    </w:tbl>
-    <w:p>
-      <w:pPr>
-        <w:pStyle w:val="Heading2"/>
-      </w:pPr>
-      <w:r>
-        <w:t>13. Security &amp; Compliance Posture</w:t>
+        <w:t>7.1 Problem: Runs Have No Provenance</w:t>
       </w:r>
     </w:p>
     <w:p>
-      <w:pPr>
-        <w:pStyle w:val="ListBullet"/>
-      </w:pPr>
       <w:r>
-        <w:t>Row isolation: RLS on every user-facing table (user_id = auth.uid()).</w:t>
-      </w:r>
-    </w:p>
-    <w:p>
-      <w:pPr>
-        <w:pStyle w:val="ListBullet"/>
-      </w:pPr>
-      <w:r>
-        <w:t>BYOK keys: Supabase Vault; public schema holds only opaque secret_id; decryption service-role only.</w:t>
-      </w:r>
-    </w:p>
-    <w:p>
-      <w:pPr>
-        <w:pStyle w:val="ListBullet"/>
-      </w:pPr>
-      <w:r>
-        <w:t>Auth gate: Supabase Auth JWT on every protected route (AuthGuard + AdminGuard).</w:t>
-      </w:r>
-    </w:p>
-    <w:p>
-      <w:pPr>
-        <w:pStyle w:val="ListBullet"/>
-      </w:pPr>
-      <w:r>
-        <w:t>Subscription gate: start_*_run RPCs check active sub + configured key server-side.</w:t>
-      </w:r>
-    </w:p>
-    <w:p>
-      <w:pPr>
-        <w:pStyle w:val="ListBullet"/>
-      </w:pPr>
-      <w:r>
-        <w:t>Webhooks: Paystack x-paystack-signature HMAC-SHA512 constant-time + API re-verify; idempotency via webhook_events UNIQUE.</w:t>
-      </w:r>
-    </w:p>
-    <w:p>
-      <w:pPr>
-        <w:pStyle w:val="ListBullet"/>
-      </w:pPr>
-      <w:r>
-        <w:t>Run isolation: subprocess gets own HOME / VIBE_TRADING_HOME / VIBE_TRADING_ALLOWED_RUN_ROOTS; worker secrets stripped from engine env.</w:t>
-      </w:r>
-    </w:p>
-    <w:p>
-      <w:pPr>
-        <w:pStyle w:val="ListBullet"/>
-      </w:pPr>
-      <w:r>
-        <w:t>Artifact access: Supabase Storage, owner-scoped RLS, signed URLs (5-min TTL).</w:t>
-      </w:r>
-    </w:p>
-    <w:p>
-      <w:pPr>
-        <w:pStyle w:val="ListBullet"/>
-      </w:pPr>
-      <w:r>
-        <w:t>No live trading: mandate-gated, off by default at MVP (SOUL principle #6).</w:t>
-      </w:r>
-    </w:p>
-    <w:p>
-      <w:pPr>
-        <w:pStyle w:val="ListBullet"/>
-      </w:pPr>
-      <w:r>
-        <w:t>Fail closed: uncertain broker state / stale data / recon mismatch / risk breach blocks unsafe actions (SOUL #8).</w:t>
+        <w:t>Today, a completed run says what happened, not why it should be trusted, on what data/params/code, or how it relates to a hypothesis. Phase 1 lays the scientific substrate: tenant-scoped experiment/hypothesis/dataset registry + provenance capture on every run, behind a FastAPI monolith, without touching the live path (D16).</w:t>
       </w:r>
     </w:p>
     <w:p>
@@ -3163,232 +935,20 @@
         <w:pStyle w:val="Heading2"/>
       </w:pPr>
       <w:r>
-        <w:t>14. Business Model &amp; Unit Economics</w:t>
+        <w:t>7.2 In Scope</w:t>
       </w:r>
     </w:p>
     <w:p>
       <w:r>
-        <w:t>Revenue: flat monthly NGN subscription (prepaid via Paystack). No usage metering, no token markup. COGS: customer's own DeepSeek spend (outside the platform). Infra: serverless Supabase + one small Railway worker ≈ $12/mo. Structurally &gt;98% gross margin at scale.</w:t>
-      </w:r>
-    </w:p>
-    <w:tbl>
-      <w:tblPr>
-        <w:tblStyle w:val="LightGrid-Accent1"/>
-        <w:tblW w:type="auto" w:w="0"/>
-        <w:tblLook w:firstColumn="1" w:firstRow="1" w:lastColumn="0" w:lastRow="0" w:noHBand="0" w:noVBand="1" w:val="04A0"/>
-      </w:tblPr>
-      <w:tblGrid>
-        <w:gridCol w:w="4819"/>
-        <w:gridCol w:w="4819"/>
-      </w:tblGrid>
-      <w:tr>
-        <w:tc>
-          <w:tcPr>
-            <w:tcW w:type="dxa" w:w="4819"/>
-          </w:tcPr>
-          <w:p>
-            <w:r>
-              <w:rPr>
-                <w:b/>
-              </w:rPr>
-              <w:t>Metric</w:t>
-            </w:r>
-          </w:p>
-        </w:tc>
-        <w:tc>
-          <w:tcPr>
-            <w:tcW w:type="dxa" w:w="4819"/>
-          </w:tcPr>
-          <w:p>
-            <w:r>
-              <w:rPr>
-                <w:b/>
-              </w:rPr>
-              <w:t>Value</w:t>
-            </w:r>
-          </w:p>
-        </w:tc>
-      </w:tr>
-      <w:tr>
-        <w:tc>
-          <w:tcPr>
-            <w:tcW w:type="dxa" w:w="4819"/>
-          </w:tcPr>
-          <w:p>
-            <w:r>
-              <w:t>Blended ARPU</w:t>
-            </w:r>
-          </w:p>
-        </w:tc>
-        <w:tc>
-          <w:tcPr>
-            <w:tcW w:type="dxa" w:w="4819"/>
-          </w:tcPr>
-          <w:p>
-            <w:r>
-              <w:t>₦30,000 / $20</w:t>
-            </w:r>
-          </w:p>
-        </w:tc>
-      </w:tr>
-      <w:tr>
-        <w:tc>
-          <w:tcPr>
-            <w:tcW w:type="dxa" w:w="4819"/>
-          </w:tcPr>
-          <w:p>
-            <w:r>
-              <w:t>Paystack effective fee</w:t>
-            </w:r>
-          </w:p>
-        </w:tc>
-        <w:tc>
-          <w:tcPr>
-            <w:tcW w:type="dxa" w:w="4819"/>
-          </w:tcPr>
-          <w:p>
-            <w:r>
-              <w:t>1.83% (1.5% + ₦100/txn at blended ARPU)</w:t>
-            </w:r>
-          </w:p>
-        </w:tc>
-      </w:tr>
-      <w:tr>
-        <w:tc>
-          <w:tcPr>
-            <w:tcW w:type="dxa" w:w="4819"/>
-          </w:tcPr>
-          <w:p>
-            <w:r>
-              <w:t>Gross margin</w:t>
-            </w:r>
-          </w:p>
-        </w:tc>
-        <w:tc>
-          <w:tcPr>
-            <w:tcW w:type="dxa" w:w="4819"/>
-          </w:tcPr>
-          <w:p>
-            <w:r>
-              <w:t>98.2%</w:t>
-            </w:r>
-          </w:p>
-        </w:tc>
-      </w:tr>
-      <w:tr>
-        <w:tc>
-          <w:tcPr>
-            <w:tcW w:type="dxa" w:w="4819"/>
-          </w:tcPr>
-          <w:p>
-            <w:r>
-              <w:t>Lifetime value (LTV)</w:t>
-            </w:r>
-          </w:p>
-        </w:tc>
-        <w:tc>
-          <w:tcPr>
-            <w:tcW w:type="dxa" w:w="4819"/>
-          </w:tcPr>
-          <w:p>
-            <w:r>
-              <w:t>$286 at 7%/mo churn</w:t>
-            </w:r>
-          </w:p>
-        </w:tc>
-      </w:tr>
-      <w:tr>
-        <w:tc>
-          <w:tcPr>
-            <w:tcW w:type="dxa" w:w="4819"/>
-          </w:tcPr>
-          <w:p>
-            <w:r>
-              <w:t>Target CAC</w:t>
-            </w:r>
-          </w:p>
-        </w:tc>
-        <w:tc>
-          <w:tcPr>
-            <w:tcW w:type="dxa" w:w="4819"/>
-          </w:tcPr>
-          <w:p>
-            <w:r>
-              <w:t>$8 (community-led GTM)</w:t>
-            </w:r>
-          </w:p>
-        </w:tc>
-      </w:tr>
-      <w:tr>
-        <w:tc>
-          <w:tcPr>
-            <w:tcW w:type="dxa" w:w="4819"/>
-          </w:tcPr>
-          <w:p>
-            <w:r>
-              <w:t>LTV:CAC</w:t>
-            </w:r>
-          </w:p>
-        </w:tc>
-        <w:tc>
-          <w:tcPr>
-            <w:tcW w:type="dxa" w:w="4819"/>
-          </w:tcPr>
-          <w:p>
-            <w:r>
-              <w:t>35.7:1</w:t>
-            </w:r>
-          </w:p>
-        </w:tc>
-      </w:tr>
-      <w:tr>
-        <w:tc>
-          <w:tcPr>
-            <w:tcW w:type="dxa" w:w="4819"/>
-          </w:tcPr>
-          <w:p>
-            <w:r>
-              <w:t>CAC payback</w:t>
-            </w:r>
-          </w:p>
-        </w:tc>
-        <w:tc>
-          <w:tcPr>
-            <w:tcW w:type="dxa" w:w="4819"/>
-          </w:tcPr>
-          <w:p>
-            <w:r>
-              <w:t>0.4 months</w:t>
-            </w:r>
-          </w:p>
-        </w:tc>
-      </w:tr>
-      <w:tr>
-        <w:tc>
-          <w:tcPr>
-            <w:tcW w:type="dxa" w:w="4819"/>
-          </w:tcPr>
-          <w:p>
-            <w:r>
-              <w:t>Monthly infra (MVP)</w:t>
-            </w:r>
-          </w:p>
-        </w:tc>
-        <w:tc>
-          <w:tcPr>
-            <w:tcW w:type="dxa" w:w="4819"/>
-          </w:tcPr>
-          <w:p>
-            <w:r>
-              <w:t>$12</w:t>
-            </w:r>
-          </w:p>
-        </w:tc>
-      </w:tr>
-    </w:tbl>
-    <w:p>
-      <w:r>
-        <w:t>Acquisition: creator/community-led GTM (trading communities, educator channels) — the pattern that built African fintech. Expansion: public API + mobile views open B2B2C (brokers, educators reselling research); Stripe enables pan-African once the entity permits.</w:t>
+        <w:t>• SQL: projects, hypotheses, experiments, dataset_registry, promotion_events tables + RLS.</w:t>
+        <w:br/>
+        <w:t>• Worker: provenance.py module, auto-insert experiments row on completion (gated by WORKER_PROVENANCE_ENABLED, instant rollback).</w:t>
+        <w:br/>
+        <w:t>• FastAPI: platform/ at repo root, :8000, same Railway container as worker. Domains: research (registry CRUD, provenance API, health).</w:t>
+        <w:br/>
+        <w:t>• Auth: Supabase JWTs (JWKS), jwt.sub = user_id, validated on every request (tenant boundary, tested like a security feature).</w:t>
+        <w:br/>
+        <w:t>• Redis: Upstash (free), health + queue smoke only, fail-open (outage never blocks the loop).</w:t>
       </w:r>
     </w:p>
     <w:p>
@@ -3396,2375 +956,153 @@
         <w:pStyle w:val="Heading2"/>
       </w:pPr>
       <w:r>
-        <w:t>15. Financial Pitch — Budget, Model &amp; Funding Ask</w:t>
-      </w:r>
-    </w:p>
-    <w:p>
-      <w:pPr>
-        <w:pStyle w:val="Heading3"/>
-      </w:pPr>
-      <w:r>
-        <w:t>15.1 The ask</w:t>
+        <w:t>7.3 Six Done-Criteria</w:t>
       </w:r>
     </w:p>
     <w:p>
       <w:r>
-        <w:t>We are raising $50,000 in pre-seed funding — a 12-month runway at a $4,200/month burn — to launch the product we have already built and take it from zero to ~750 paying subscribers ($180,000 ARR) within a year.</w:t>
+        <w:t>1. Every completed run auto-writes a tenant-scoped provenance record.</w:t>
+        <w:br/>
+        <w:t>2. Research API is JWT-gated (401 unauthed; cross-tenant probe returns empty/403).</w:t>
+        <w:br/>
+        <w:t>3. uvicorn + worker run in ONE Railway container, both healthy.</w:t>
+        <w:br/>
+        <w:t>4. Redis skeleton up; outage does NOT break the loop.</w:t>
+        <w:br/>
+        <w:t>5. Run loop E2E unchanged (prompt → queued → claim → engine → artifacts → completed).</w:t>
+        <w:br/>
+        <w:t>6. All test suites pass: worker 74+new · frontend build + 261/265 · engine pytest.</w:t>
       </w:r>
     </w:p>
+    <w:p/>
     <w:p>
       <w:pPr>
-        <w:pStyle w:val="Heading3"/>
+        <w:pStyle w:val="Heading1"/>
       </w:pPr>
       <w:r>
-        <w:t>15.2 Revenue model &amp; scenarios</w:t>
-      </w:r>
-    </w:p>
-    <w:tbl>
-      <w:tblPr>
-        <w:tblStyle w:val="LightGrid-Accent1"/>
-        <w:tblW w:type="auto" w:w="0"/>
-        <w:tblLook w:firstColumn="1" w:firstRow="1" w:lastColumn="0" w:lastRow="0" w:noHBand="0" w:noVBand="1" w:val="04A0"/>
-      </w:tblPr>
-      <w:tblGrid>
-        <w:gridCol w:w="1928"/>
-        <w:gridCol w:w="1928"/>
-        <w:gridCol w:w="1928"/>
-        <w:gridCol w:w="1928"/>
-        <w:gridCol w:w="1928"/>
-      </w:tblGrid>
-      <w:tr>
-        <w:tc>
-          <w:tcPr>
-            <w:tcW w:type="dxa" w:w="1928"/>
-          </w:tcPr>
-          <w:p>
-            <w:r>
-              <w:rPr>
-                <w:b/>
-              </w:rPr>
-              <w:t>Scenario</w:t>
-            </w:r>
-          </w:p>
-        </w:tc>
-        <w:tc>
-          <w:tcPr>
-            <w:tcW w:type="dxa" w:w="1928"/>
-          </w:tcPr>
-          <w:p>
-            <w:r>
-              <w:rPr>
-                <w:b/>
-              </w:rPr>
-              <w:t>Subscribers</w:t>
-            </w:r>
-          </w:p>
-        </w:tc>
-        <w:tc>
-          <w:tcPr>
-            <w:tcW w:type="dxa" w:w="1928"/>
-          </w:tcPr>
-          <w:p>
-            <w:r>
-              <w:rPr>
-                <w:b/>
-              </w:rPr>
-              <w:t>MRR (≈USD)</w:t>
-            </w:r>
-          </w:p>
-        </w:tc>
-        <w:tc>
-          <w:tcPr>
-            <w:tcW w:type="dxa" w:w="1928"/>
-          </w:tcPr>
-          <w:p>
-            <w:r>
-              <w:rPr>
-                <w:b/>
-              </w:rPr>
-              <w:t>ARR (≈USD)</w:t>
-            </w:r>
-          </w:p>
-        </w:tc>
-        <w:tc>
-          <w:tcPr>
-            <w:tcW w:type="dxa" w:w="1928"/>
-          </w:tcPr>
-          <w:p>
-            <w:r>
-              <w:rPr>
-                <w:b/>
-              </w:rPr>
-              <w:t>Net after fees &amp; infra (≈/mo)</w:t>
-            </w:r>
-          </w:p>
-        </w:tc>
-      </w:tr>
-      <w:tr>
-        <w:tc>
-          <w:tcPr>
-            <w:tcW w:type="dxa" w:w="1928"/>
-          </w:tcPr>
-          <w:p>
-            <w:r>
-              <w:t>S100</w:t>
-            </w:r>
-          </w:p>
-        </w:tc>
-        <w:tc>
-          <w:tcPr>
-            <w:tcW w:type="dxa" w:w="1928"/>
-          </w:tcPr>
-          <w:p>
-            <w:r>
-              <w:t>100</w:t>
-            </w:r>
-          </w:p>
-        </w:tc>
-        <w:tc>
-          <w:tcPr>
-            <w:tcW w:type="dxa" w:w="1928"/>
-          </w:tcPr>
-          <w:p>
-            <w:r>
-              <w:t>$2,000</w:t>
-            </w:r>
-          </w:p>
-        </w:tc>
-        <w:tc>
-          <w:tcPr>
-            <w:tcW w:type="dxa" w:w="1928"/>
-          </w:tcPr>
-          <w:p>
-            <w:r>
-              <w:t>$24,000</w:t>
-            </w:r>
-          </w:p>
-        </w:tc>
-        <w:tc>
-          <w:tcPr>
-            <w:tcW w:type="dxa" w:w="1928"/>
-          </w:tcPr>
-          <w:p>
-            <w:r>
-              <w:t>$1,951</w:t>
-            </w:r>
-          </w:p>
-        </w:tc>
-      </w:tr>
-      <w:tr>
-        <w:tc>
-          <w:tcPr>
-            <w:tcW w:type="dxa" w:w="1928"/>
-          </w:tcPr>
-          <w:p>
-            <w:r>
-              <w:t>S250</w:t>
-            </w:r>
-          </w:p>
-        </w:tc>
-        <w:tc>
-          <w:tcPr>
-            <w:tcW w:type="dxa" w:w="1928"/>
-          </w:tcPr>
-          <w:p>
-            <w:r>
-              <w:t>250</w:t>
-            </w:r>
-          </w:p>
-        </w:tc>
-        <w:tc>
-          <w:tcPr>
-            <w:tcW w:type="dxa" w:w="1928"/>
-          </w:tcPr>
-          <w:p>
-            <w:r>
-              <w:t>$5,000</w:t>
-            </w:r>
-          </w:p>
-        </w:tc>
-        <w:tc>
-          <w:tcPr>
-            <w:tcW w:type="dxa" w:w="1928"/>
-          </w:tcPr>
-          <w:p>
-            <w:r>
-              <w:t>$60,000</w:t>
-            </w:r>
-          </w:p>
-        </w:tc>
-        <w:tc>
-          <w:tcPr>
-            <w:tcW w:type="dxa" w:w="1928"/>
-          </w:tcPr>
-          <w:p>
-            <w:r>
-              <w:t>$4,896</w:t>
-            </w:r>
-          </w:p>
-        </w:tc>
-      </w:tr>
-      <w:tr>
-        <w:tc>
-          <w:tcPr>
-            <w:tcW w:type="dxa" w:w="1928"/>
-          </w:tcPr>
-          <w:p>
-            <w:r>
-              <w:t>S500</w:t>
-            </w:r>
-          </w:p>
-        </w:tc>
-        <w:tc>
-          <w:tcPr>
-            <w:tcW w:type="dxa" w:w="1928"/>
-          </w:tcPr>
-          <w:p>
-            <w:r>
-              <w:t>500</w:t>
-            </w:r>
-          </w:p>
-        </w:tc>
-        <w:tc>
-          <w:tcPr>
-            <w:tcW w:type="dxa" w:w="1928"/>
-          </w:tcPr>
-          <w:p>
-            <w:r>
-              <w:t>$10,000</w:t>
-            </w:r>
-          </w:p>
-        </w:tc>
-        <w:tc>
-          <w:tcPr>
-            <w:tcW w:type="dxa" w:w="1928"/>
-          </w:tcPr>
-          <w:p>
-            <w:r>
-              <w:t>$120,000</w:t>
-            </w:r>
-          </w:p>
-        </w:tc>
-        <w:tc>
-          <w:tcPr>
-            <w:tcW w:type="dxa" w:w="1928"/>
-          </w:tcPr>
-          <w:p>
-            <w:r>
-              <w:t>$9,805</w:t>
-            </w:r>
-          </w:p>
-        </w:tc>
-      </w:tr>
-      <w:tr>
-        <w:tc>
-          <w:tcPr>
-            <w:tcW w:type="dxa" w:w="1928"/>
-          </w:tcPr>
-          <w:p>
-            <w:r>
-              <w:t>S1000</w:t>
-            </w:r>
-          </w:p>
-        </w:tc>
-        <w:tc>
-          <w:tcPr>
-            <w:tcW w:type="dxa" w:w="1928"/>
-          </w:tcPr>
-          <w:p>
-            <w:r>
-              <w:t>1000</w:t>
-            </w:r>
-          </w:p>
-        </w:tc>
-        <w:tc>
-          <w:tcPr>
-            <w:tcW w:type="dxa" w:w="1928"/>
-          </w:tcPr>
-          <w:p>
-            <w:r>
-              <w:t>$20,000</w:t>
-            </w:r>
-          </w:p>
-        </w:tc>
-        <w:tc>
-          <w:tcPr>
-            <w:tcW w:type="dxa" w:w="1928"/>
-          </w:tcPr>
-          <w:p>
-            <w:r>
-              <w:t>$240,000</w:t>
-            </w:r>
-          </w:p>
-        </w:tc>
-        <w:tc>
-          <w:tcPr>
-            <w:tcW w:type="dxa" w:w="1928"/>
-          </w:tcPr>
-          <w:p>
-            <w:r>
-              <w:t>$19,621</w:t>
-            </w:r>
-          </w:p>
-        </w:tc>
-      </w:tr>
-    </w:tbl>
-    <w:p>
-      <w:r>
-        <w:t>Planning exchange rate: ₦1,500/USD. Blended ARPU (60% Starter / 30% Pro / 10% Premium) = ₦30,000 ≈ $20/mo. Paystack local-card fee 1.5% + ₦100 per charge. Gross margin is structurally &gt;98% because LLM tokens are the customer's own (BYOK).</w:t>
-      </w:r>
-    </w:p>
-    <w:p>
-      <w:pPr>
-        <w:pStyle w:val="Heading3"/>
-      </w:pPr>
-      <w:r>
-        <w:t>15.3 12-month ramp (conservative, community-led)</w:t>
-      </w:r>
-    </w:p>
-    <w:tbl>
-      <w:tblPr>
-        <w:tblStyle w:val="LightGrid-Accent1"/>
-        <w:tblW w:type="auto" w:w="0"/>
-        <w:tblLook w:firstColumn="1" w:firstRow="1" w:lastColumn="0" w:lastRow="0" w:noHBand="0" w:noVBand="1" w:val="04A0"/>
-      </w:tblPr>
-      <w:tblGrid>
-        <w:gridCol w:w="2409"/>
-        <w:gridCol w:w="2409"/>
-        <w:gridCol w:w="2409"/>
-        <w:gridCol w:w="2409"/>
-      </w:tblGrid>
-      <w:tr>
-        <w:tc>
-          <w:tcPr>
-            <w:tcW w:type="dxa" w:w="2409"/>
-          </w:tcPr>
-          <w:p>
-            <w:r>
-              <w:rPr>
-                <w:b/>
-              </w:rPr>
-              <w:t>Month</w:t>
-            </w:r>
-          </w:p>
-        </w:tc>
-        <w:tc>
-          <w:tcPr>
-            <w:tcW w:type="dxa" w:w="2409"/>
-          </w:tcPr>
-          <w:p>
-            <w:r>
-              <w:rPr>
-                <w:b/>
-              </w:rPr>
-              <w:t>Paying subs (EOM)</w:t>
-            </w:r>
-          </w:p>
-        </w:tc>
-        <w:tc>
-          <w:tcPr>
-            <w:tcW w:type="dxa" w:w="2409"/>
-          </w:tcPr>
-          <w:p>
-            <w:r>
-              <w:rPr>
-                <w:b/>
-              </w:rPr>
-              <w:t>MRR (≈USD)</w:t>
-            </w:r>
-          </w:p>
-        </w:tc>
-        <w:tc>
-          <w:tcPr>
-            <w:tcW w:type="dxa" w:w="2409"/>
-          </w:tcPr>
-          <w:p>
-            <w:r>
-              <w:rPr>
-                <w:b/>
-              </w:rPr>
-              <w:t>ARR (≈USD)</w:t>
-            </w:r>
-          </w:p>
-        </w:tc>
-      </w:tr>
-      <w:tr>
-        <w:tc>
-          <w:tcPr>
-            <w:tcW w:type="dxa" w:w="2409"/>
-          </w:tcPr>
-          <w:p>
-            <w:r>
-              <w:t>M1</w:t>
-            </w:r>
-          </w:p>
-        </w:tc>
-        <w:tc>
-          <w:tcPr>
-            <w:tcW w:type="dxa" w:w="2409"/>
-          </w:tcPr>
-          <w:p>
-            <w:r>
-              <w:t>25</w:t>
-            </w:r>
-          </w:p>
-        </w:tc>
-        <w:tc>
-          <w:tcPr>
-            <w:tcW w:type="dxa" w:w="2409"/>
-          </w:tcPr>
-          <w:p>
-            <w:r>
-              <w:t>$500</w:t>
-            </w:r>
-          </w:p>
-        </w:tc>
-        <w:tc>
-          <w:tcPr>
-            <w:tcW w:type="dxa" w:w="2409"/>
-          </w:tcPr>
-          <w:p>
-            <w:r>
-              <w:t>$6,000</w:t>
-            </w:r>
-          </w:p>
-        </w:tc>
-      </w:tr>
-      <w:tr>
-        <w:tc>
-          <w:tcPr>
-            <w:tcW w:type="dxa" w:w="2409"/>
-          </w:tcPr>
-          <w:p>
-            <w:r>
-              <w:t>M2</w:t>
-            </w:r>
-          </w:p>
-        </w:tc>
-        <w:tc>
-          <w:tcPr>
-            <w:tcW w:type="dxa" w:w="2409"/>
-          </w:tcPr>
-          <w:p>
-            <w:r>
-              <w:t>60</w:t>
-            </w:r>
-          </w:p>
-        </w:tc>
-        <w:tc>
-          <w:tcPr>
-            <w:tcW w:type="dxa" w:w="2409"/>
-          </w:tcPr>
-          <w:p>
-            <w:r>
-              <w:t>$1,200</w:t>
-            </w:r>
-          </w:p>
-        </w:tc>
-        <w:tc>
-          <w:tcPr>
-            <w:tcW w:type="dxa" w:w="2409"/>
-          </w:tcPr>
-          <w:p>
-            <w:r>
-              <w:t>$14,400</w:t>
-            </w:r>
-          </w:p>
-        </w:tc>
-      </w:tr>
-      <w:tr>
-        <w:tc>
-          <w:tcPr>
-            <w:tcW w:type="dxa" w:w="2409"/>
-          </w:tcPr>
-          <w:p>
-            <w:r>
-              <w:t>M3</w:t>
-            </w:r>
-          </w:p>
-        </w:tc>
-        <w:tc>
-          <w:tcPr>
-            <w:tcW w:type="dxa" w:w="2409"/>
-          </w:tcPr>
-          <w:p>
-            <w:r>
-              <w:t>110</w:t>
-            </w:r>
-          </w:p>
-        </w:tc>
-        <w:tc>
-          <w:tcPr>
-            <w:tcW w:type="dxa" w:w="2409"/>
-          </w:tcPr>
-          <w:p>
-            <w:r>
-              <w:t>$2,200</w:t>
-            </w:r>
-          </w:p>
-        </w:tc>
-        <w:tc>
-          <w:tcPr>
-            <w:tcW w:type="dxa" w:w="2409"/>
-          </w:tcPr>
-          <w:p>
-            <w:r>
-              <w:t>$26,400</w:t>
-            </w:r>
-          </w:p>
-        </w:tc>
-      </w:tr>
-      <w:tr>
-        <w:tc>
-          <w:tcPr>
-            <w:tcW w:type="dxa" w:w="2409"/>
-          </w:tcPr>
-          <w:p>
-            <w:r>
-              <w:t>M4</w:t>
-            </w:r>
-          </w:p>
-        </w:tc>
-        <w:tc>
-          <w:tcPr>
-            <w:tcW w:type="dxa" w:w="2409"/>
-          </w:tcPr>
-          <w:p>
-            <w:r>
-              <w:t>170</w:t>
-            </w:r>
-          </w:p>
-        </w:tc>
-        <w:tc>
-          <w:tcPr>
-            <w:tcW w:type="dxa" w:w="2409"/>
-          </w:tcPr>
-          <w:p>
-            <w:r>
-              <w:t>$3,400</w:t>
-            </w:r>
-          </w:p>
-        </w:tc>
-        <w:tc>
-          <w:tcPr>
-            <w:tcW w:type="dxa" w:w="2409"/>
-          </w:tcPr>
-          <w:p>
-            <w:r>
-              <w:t>$40,800</w:t>
-            </w:r>
-          </w:p>
-        </w:tc>
-      </w:tr>
-      <w:tr>
-        <w:tc>
-          <w:tcPr>
-            <w:tcW w:type="dxa" w:w="2409"/>
-          </w:tcPr>
-          <w:p>
-            <w:r>
-              <w:t>M5</w:t>
-            </w:r>
-          </w:p>
-        </w:tc>
-        <w:tc>
-          <w:tcPr>
-            <w:tcW w:type="dxa" w:w="2409"/>
-          </w:tcPr>
-          <w:p>
-            <w:r>
-              <w:t>240</w:t>
-            </w:r>
-          </w:p>
-        </w:tc>
-        <w:tc>
-          <w:tcPr>
-            <w:tcW w:type="dxa" w:w="2409"/>
-          </w:tcPr>
-          <w:p>
-            <w:r>
-              <w:t>$4,800</w:t>
-            </w:r>
-          </w:p>
-        </w:tc>
-        <w:tc>
-          <w:tcPr>
-            <w:tcW w:type="dxa" w:w="2409"/>
-          </w:tcPr>
-          <w:p>
-            <w:r>
-              <w:t>$57,600</w:t>
-            </w:r>
-          </w:p>
-        </w:tc>
-      </w:tr>
-      <w:tr>
-        <w:tc>
-          <w:tcPr>
-            <w:tcW w:type="dxa" w:w="2409"/>
-          </w:tcPr>
-          <w:p>
-            <w:r>
-              <w:t>M6</w:t>
-            </w:r>
-          </w:p>
-        </w:tc>
-        <w:tc>
-          <w:tcPr>
-            <w:tcW w:type="dxa" w:w="2409"/>
-          </w:tcPr>
-          <w:p>
-            <w:r>
-              <w:t>320</w:t>
-            </w:r>
-          </w:p>
-        </w:tc>
-        <w:tc>
-          <w:tcPr>
-            <w:tcW w:type="dxa" w:w="2409"/>
-          </w:tcPr>
-          <w:p>
-            <w:r>
-              <w:t>$6,400</w:t>
-            </w:r>
-          </w:p>
-        </w:tc>
-        <w:tc>
-          <w:tcPr>
-            <w:tcW w:type="dxa" w:w="2409"/>
-          </w:tcPr>
-          <w:p>
-            <w:r>
-              <w:t>$76,800</w:t>
-            </w:r>
-          </w:p>
-        </w:tc>
-      </w:tr>
-      <w:tr>
-        <w:tc>
-          <w:tcPr>
-            <w:tcW w:type="dxa" w:w="2409"/>
-          </w:tcPr>
-          <w:p>
-            <w:r>
-              <w:t>M7</w:t>
-            </w:r>
-          </w:p>
-        </w:tc>
-        <w:tc>
-          <w:tcPr>
-            <w:tcW w:type="dxa" w:w="2409"/>
-          </w:tcPr>
-          <w:p>
-            <w:r>
-              <w:t>400</w:t>
-            </w:r>
-          </w:p>
-        </w:tc>
-        <w:tc>
-          <w:tcPr>
-            <w:tcW w:type="dxa" w:w="2409"/>
-          </w:tcPr>
-          <w:p>
-            <w:r>
-              <w:t>$8,000</w:t>
-            </w:r>
-          </w:p>
-        </w:tc>
-        <w:tc>
-          <w:tcPr>
-            <w:tcW w:type="dxa" w:w="2409"/>
-          </w:tcPr>
-          <w:p>
-            <w:r>
-              <w:t>$96,000</w:t>
-            </w:r>
-          </w:p>
-        </w:tc>
-      </w:tr>
-      <w:tr>
-        <w:tc>
-          <w:tcPr>
-            <w:tcW w:type="dxa" w:w="2409"/>
-          </w:tcPr>
-          <w:p>
-            <w:r>
-              <w:t>M8</w:t>
-            </w:r>
-          </w:p>
-        </w:tc>
-        <w:tc>
-          <w:tcPr>
-            <w:tcW w:type="dxa" w:w="2409"/>
-          </w:tcPr>
-          <w:p>
-            <w:r>
-              <w:t>470</w:t>
-            </w:r>
-          </w:p>
-        </w:tc>
-        <w:tc>
-          <w:tcPr>
-            <w:tcW w:type="dxa" w:w="2409"/>
-          </w:tcPr>
-          <w:p>
-            <w:r>
-              <w:t>$9,400</w:t>
-            </w:r>
-          </w:p>
-        </w:tc>
-        <w:tc>
-          <w:tcPr>
-            <w:tcW w:type="dxa" w:w="2409"/>
-          </w:tcPr>
-          <w:p>
-            <w:r>
-              <w:t>$112,800</w:t>
-            </w:r>
-          </w:p>
-        </w:tc>
-      </w:tr>
-      <w:tr>
-        <w:tc>
-          <w:tcPr>
-            <w:tcW w:type="dxa" w:w="2409"/>
-          </w:tcPr>
-          <w:p>
-            <w:r>
-              <w:t>M9</w:t>
-            </w:r>
-          </w:p>
-        </w:tc>
-        <w:tc>
-          <w:tcPr>
-            <w:tcW w:type="dxa" w:w="2409"/>
-          </w:tcPr>
-          <w:p>
-            <w:r>
-              <w:t>540</w:t>
-            </w:r>
-          </w:p>
-        </w:tc>
-        <w:tc>
-          <w:tcPr>
-            <w:tcW w:type="dxa" w:w="2409"/>
-          </w:tcPr>
-          <w:p>
-            <w:r>
-              <w:t>$10,800</w:t>
-            </w:r>
-          </w:p>
-        </w:tc>
-        <w:tc>
-          <w:tcPr>
-            <w:tcW w:type="dxa" w:w="2409"/>
-          </w:tcPr>
-          <w:p>
-            <w:r>
-              <w:t>$129,600</w:t>
-            </w:r>
-          </w:p>
-        </w:tc>
-      </w:tr>
-      <w:tr>
-        <w:tc>
-          <w:tcPr>
-            <w:tcW w:type="dxa" w:w="2409"/>
-          </w:tcPr>
-          <w:p>
-            <w:r>
-              <w:t>M10</w:t>
-            </w:r>
-          </w:p>
-        </w:tc>
-        <w:tc>
-          <w:tcPr>
-            <w:tcW w:type="dxa" w:w="2409"/>
-          </w:tcPr>
-          <w:p>
-            <w:r>
-              <w:t>610</w:t>
-            </w:r>
-          </w:p>
-        </w:tc>
-        <w:tc>
-          <w:tcPr>
-            <w:tcW w:type="dxa" w:w="2409"/>
-          </w:tcPr>
-          <w:p>
-            <w:r>
-              <w:t>$12,200</w:t>
-            </w:r>
-          </w:p>
-        </w:tc>
-        <w:tc>
-          <w:tcPr>
-            <w:tcW w:type="dxa" w:w="2409"/>
-          </w:tcPr>
-          <w:p>
-            <w:r>
-              <w:t>$146,400</w:t>
-            </w:r>
-          </w:p>
-        </w:tc>
-      </w:tr>
-      <w:tr>
-        <w:tc>
-          <w:tcPr>
-            <w:tcW w:type="dxa" w:w="2409"/>
-          </w:tcPr>
-          <w:p>
-            <w:r>
-              <w:t>M11</w:t>
-            </w:r>
-          </w:p>
-        </w:tc>
-        <w:tc>
-          <w:tcPr>
-            <w:tcW w:type="dxa" w:w="2409"/>
-          </w:tcPr>
-          <w:p>
-            <w:r>
-              <w:t>680</w:t>
-            </w:r>
-          </w:p>
-        </w:tc>
-        <w:tc>
-          <w:tcPr>
-            <w:tcW w:type="dxa" w:w="2409"/>
-          </w:tcPr>
-          <w:p>
-            <w:r>
-              <w:t>$13,600</w:t>
-            </w:r>
-          </w:p>
-        </w:tc>
-        <w:tc>
-          <w:tcPr>
-            <w:tcW w:type="dxa" w:w="2409"/>
-          </w:tcPr>
-          <w:p>
-            <w:r>
-              <w:t>$163,200</w:t>
-            </w:r>
-          </w:p>
-        </w:tc>
-      </w:tr>
-      <w:tr>
-        <w:tc>
-          <w:tcPr>
-            <w:tcW w:type="dxa" w:w="2409"/>
-          </w:tcPr>
-          <w:p>
-            <w:r>
-              <w:t>M12</w:t>
-            </w:r>
-          </w:p>
-        </w:tc>
-        <w:tc>
-          <w:tcPr>
-            <w:tcW w:type="dxa" w:w="2409"/>
-          </w:tcPr>
-          <w:p>
-            <w:r>
-              <w:t>750</w:t>
-            </w:r>
-          </w:p>
-        </w:tc>
-        <w:tc>
-          <w:tcPr>
-            <w:tcW w:type="dxa" w:w="2409"/>
-          </w:tcPr>
-          <w:p>
-            <w:r>
-              <w:t>$15,000</w:t>
-            </w:r>
-          </w:p>
-        </w:tc>
-        <w:tc>
-          <w:tcPr>
-            <w:tcW w:type="dxa" w:w="2409"/>
-          </w:tcPr>
-          <w:p>
-            <w:r>
-              <w:t>$180,000</w:t>
-            </w:r>
-          </w:p>
-        </w:tc>
-      </w:tr>
-    </w:tbl>
-    <w:p>
-      <w:r>
-        <w:t>Break-even: ~210 subscribers (≈$4,200 MRR) covers the $4,200/month burn — reached around month 5 on the ramp above.</w:t>
-      </w:r>
-    </w:p>
-    <w:p>
-      <w:pPr>
-        <w:pStyle w:val="Heading3"/>
-      </w:pPr>
-      <w:r>
-        <w:t>15.4 Use of funds — $50,000 budget</w:t>
-      </w:r>
-    </w:p>
-    <w:tbl>
-      <w:tblPr>
-        <w:tblStyle w:val="LightGrid-Accent1"/>
-        <w:tblW w:type="auto" w:w="0"/>
-        <w:tblLook w:firstColumn="1" w:firstRow="1" w:lastColumn="0" w:lastRow="0" w:noHBand="0" w:noVBand="1" w:val="04A0"/>
-      </w:tblPr>
-      <w:tblGrid>
-        <w:gridCol w:w="2409"/>
-        <w:gridCol w:w="2409"/>
-        <w:gridCol w:w="2409"/>
-        <w:gridCol w:w="2409"/>
-      </w:tblGrid>
-      <w:tr>
-        <w:tc>
-          <w:tcPr>
-            <w:tcW w:type="dxa" w:w="2409"/>
-          </w:tcPr>
-          <w:p>
-            <w:r>
-              <w:rPr>
-                <w:b/>
-              </w:rPr>
-              <w:t>Category</w:t>
-            </w:r>
-          </w:p>
-        </w:tc>
-        <w:tc>
-          <w:tcPr>
-            <w:tcW w:type="dxa" w:w="2409"/>
-          </w:tcPr>
-          <w:p>
-            <w:r>
-              <w:rPr>
-                <w:b/>
-              </w:rPr>
-              <w:t>Share</w:t>
-            </w:r>
-          </w:p>
-        </w:tc>
-        <w:tc>
-          <w:tcPr>
-            <w:tcW w:type="dxa" w:w="2409"/>
-          </w:tcPr>
-          <w:p>
-            <w:r>
-              <w:rPr>
-                <w:b/>
-              </w:rPr>
-              <w:t>Amount</w:t>
-            </w:r>
-          </w:p>
-        </w:tc>
-        <w:tc>
-          <w:tcPr>
-            <w:tcW w:type="dxa" w:w="2409"/>
-          </w:tcPr>
-          <w:p>
-            <w:r>
-              <w:rPr>
-                <w:b/>
-              </w:rPr>
-              <w:t>What it buys</w:t>
-            </w:r>
-          </w:p>
-        </w:tc>
-      </w:tr>
-      <w:tr>
-        <w:tc>
-          <w:tcPr>
-            <w:tcW w:type="dxa" w:w="2409"/>
-          </w:tcPr>
-          <w:p>
-            <w:r>
-              <w:t>Go-to-market &amp; acquisition</w:t>
-            </w:r>
-          </w:p>
-        </w:tc>
-        <w:tc>
-          <w:tcPr>
-            <w:tcW w:type="dxa" w:w="2409"/>
-          </w:tcPr>
-          <w:p>
-            <w:r>
-              <w:t>40%</w:t>
-            </w:r>
-          </w:p>
-        </w:tc>
-        <w:tc>
-          <w:tcPr>
-            <w:tcW w:type="dxa" w:w="2409"/>
-          </w:tcPr>
-          <w:p>
-            <w:r>
-              <w:t>$20,000</w:t>
-            </w:r>
-          </w:p>
-        </w:tc>
-        <w:tc>
-          <w:tcPr>
-            <w:tcW w:type="dxa" w:w="2409"/>
-          </w:tcPr>
-          <w:p>
-            <w:r>
-              <w:t>Creator partnerships, trading-community campaigns, referral incentives, content engine</w:t>
-            </w:r>
-          </w:p>
-        </w:tc>
-      </w:tr>
-      <w:tr>
-        <w:tc>
-          <w:tcPr>
-            <w:tcW w:type="dxa" w:w="2409"/>
-          </w:tcPr>
-          <w:p>
-            <w:r>
-              <w:t>Compliance, legal &amp; entity</w:t>
-            </w:r>
-          </w:p>
-        </w:tc>
-        <w:tc>
-          <w:tcPr>
-            <w:tcW w:type="dxa" w:w="2409"/>
-          </w:tcPr>
-          <w:p>
-            <w:r>
-              <w:t>20%</w:t>
-            </w:r>
-          </w:p>
-        </w:tc>
-        <w:tc>
-          <w:tcPr>
-            <w:tcW w:type="dxa" w:w="2409"/>
-          </w:tcPr>
-          <w:p>
-            <w:r>
-              <w:t>$10,000</w:t>
-            </w:r>
-          </w:p>
-        </w:tc>
-        <w:tc>
-          <w:tcPr>
-            <w:tcW w:type="dxa" w:w="2409"/>
-          </w:tcPr>
-          <w:p>
-            <w:r>
-              <w:t>Registrant block, ToS/Privacy enforceability, data-protection (NDPR) posture, support infrastructure</w:t>
-            </w:r>
-          </w:p>
-        </w:tc>
-      </w:tr>
-      <w:tr>
-        <w:tc>
-          <w:tcPr>
-            <w:tcW w:type="dxa" w:w="2409"/>
-          </w:tcPr>
-          <w:p>
-            <w:r>
-              <w:t>Product expansion</w:t>
-            </w:r>
-          </w:p>
-        </w:tc>
-        <w:tc>
-          <w:tcPr>
-            <w:tcW w:type="dxa" w:w="2409"/>
-          </w:tcPr>
-          <w:p>
-            <w:r>
-              <w:t>25%</w:t>
-            </w:r>
-          </w:p>
-        </w:tc>
-        <w:tc>
-          <w:tcPr>
-            <w:tcW w:type="dxa" w:w="2409"/>
-          </w:tcPr>
-          <w:p>
-            <w:r>
-              <w:t>$12,500</w:t>
-            </w:r>
-          </w:p>
-        </w:tc>
-        <w:tc>
-          <w:tcPr>
-            <w:tcW w:type="dxa" w:w="2409"/>
-          </w:tcPr>
-          <w:p>
-            <w:r>
-              <w:t>Phase 1 FastAPI + research governance, public API, mobile views, international billing (Stripe), admin 2FA</w:t>
-            </w:r>
-          </w:p>
-        </w:tc>
-      </w:tr>
-      <w:tr>
-        <w:tc>
-          <w:tcPr>
-            <w:tcW w:type="dxa" w:w="2409"/>
-          </w:tcPr>
-          <w:p>
-            <w:r>
-              <w:t>Working capital &amp; runway</w:t>
-            </w:r>
-          </w:p>
-        </w:tc>
-        <w:tc>
-          <w:tcPr>
-            <w:tcW w:type="dxa" w:w="2409"/>
-          </w:tcPr>
-          <w:p>
-            <w:r>
-              <w:t>15%</w:t>
-            </w:r>
-          </w:p>
-        </w:tc>
-        <w:tc>
-          <w:tcPr>
-            <w:tcW w:type="dxa" w:w="2409"/>
-          </w:tcPr>
-          <w:p>
-            <w:r>
-              <w:t>$7,500</w:t>
-            </w:r>
-          </w:p>
-        </w:tc>
-        <w:tc>
-          <w:tcPr>
-            <w:tcW w:type="dxa" w:w="2409"/>
-          </w:tcPr>
-          <w:p>
-            <w:r>
-              <w:t>Paystack settlement float, infra buffer at scale, contingency</w:t>
-            </w:r>
-          </w:p>
-        </w:tc>
-      </w:tr>
-    </w:tbl>
-    <w:p>
-      <w:pPr>
-        <w:pStyle w:val="Heading3"/>
-      </w:pPr>
-      <w:r>
-        <w:t>15.5 Unit economics summary</w:t>
-      </w:r>
-    </w:p>
-    <w:tbl>
-      <w:tblPr>
-        <w:tblStyle w:val="LightGrid-Accent1"/>
-        <w:tblW w:type="auto" w:w="0"/>
-        <w:tblLook w:firstColumn="1" w:firstRow="1" w:lastColumn="0" w:lastRow="0" w:noHBand="0" w:noVBand="1" w:val="04A0"/>
-      </w:tblPr>
-      <w:tblGrid>
-        <w:gridCol w:w="3213"/>
-        <w:gridCol w:w="3213"/>
-        <w:gridCol w:w="3213"/>
-      </w:tblGrid>
-      <w:tr>
-        <w:tc>
-          <w:tcPr>
-            <w:tcW w:type="dxa" w:w="3213"/>
-          </w:tcPr>
-          <w:p>
-            <w:r>
-              <w:rPr>
-                <w:b/>
-              </w:rPr>
-              <w:t>Metric</w:t>
-            </w:r>
-          </w:p>
-        </w:tc>
-        <w:tc>
-          <w:tcPr>
-            <w:tcW w:type="dxa" w:w="3213"/>
-          </w:tcPr>
-          <w:p>
-            <w:r>
-              <w:rPr>
-                <w:b/>
-              </w:rPr>
-              <w:t>Value</w:t>
-            </w:r>
-          </w:p>
-        </w:tc>
-        <w:tc>
-          <w:tcPr>
-            <w:tcW w:type="dxa" w:w="3213"/>
-          </w:tcPr>
-          <w:p>
-            <w:r>
-              <w:rPr>
-                <w:b/>
-              </w:rPr>
-              <w:t>Why it matters</w:t>
-            </w:r>
-          </w:p>
-        </w:tc>
-      </w:tr>
-      <w:tr>
-        <w:tc>
-          <w:tcPr>
-            <w:tcW w:type="dxa" w:w="3213"/>
-          </w:tcPr>
-          <w:p>
-            <w:r>
-              <w:t>Gross margin</w:t>
-            </w:r>
-          </w:p>
-        </w:tc>
-        <w:tc>
-          <w:tcPr>
-            <w:tcW w:type="dxa" w:w="3213"/>
-          </w:tcPr>
-          <w:p>
-            <w:r>
-              <w:t>&gt;98%</w:t>
-            </w:r>
-          </w:p>
-        </w:tc>
-        <w:tc>
-          <w:tcPr>
-            <w:tcW w:type="dxa" w:w="3213"/>
-          </w:tcPr>
-          <w:p>
-            <w:r>
-              <w:t>BYOK means no LLM COGS; the platform's margin is software margin</w:t>
-            </w:r>
-          </w:p>
-        </w:tc>
-      </w:tr>
-      <w:tr>
-        <w:tc>
-          <w:tcPr>
-            <w:tcW w:type="dxa" w:w="3213"/>
-          </w:tcPr>
-          <w:p>
-            <w:r>
-              <w:t>LTV:CAC</w:t>
-            </w:r>
-          </w:p>
-        </w:tc>
-        <w:tc>
-          <w:tcPr>
-            <w:tcW w:type="dxa" w:w="3213"/>
-          </w:tcPr>
-          <w:p>
-            <w:r>
-              <w:t>35.7:1</w:t>
-            </w:r>
-          </w:p>
-        </w:tc>
-        <w:tc>
-          <w:tcPr>
-            <w:tcW w:type="dxa" w:w="3213"/>
-          </w:tcPr>
-          <w:p>
-            <w:r>
-              <w:t>Community-led GTM keeps CAC near-zero; healthy SaaS benchmark is ≥3:1</w:t>
-            </w:r>
-          </w:p>
-        </w:tc>
-      </w:tr>
-      <w:tr>
-        <w:tc>
-          <w:tcPr>
-            <w:tcW w:type="dxa" w:w="3213"/>
-          </w:tcPr>
-          <w:p>
-            <w:r>
-              <w:t>Payback</w:t>
-            </w:r>
-          </w:p>
-        </w:tc>
-        <w:tc>
-          <w:tcPr>
-            <w:tcW w:type="dxa" w:w="3213"/>
-          </w:tcPr>
-          <w:p>
-            <w:r>
-              <w:t>0.4 months</w:t>
-            </w:r>
-          </w:p>
-        </w:tc>
-        <w:tc>
-          <w:tcPr>
-            <w:tcW w:type="dxa" w:w="3213"/>
-          </w:tcPr>
-          <w:p>
-            <w:r>
-              <w:t>Cash returned on acquisition in under half a month</w:t>
-            </w:r>
-          </w:p>
-        </w:tc>
-      </w:tr>
-      <w:tr>
-        <w:tc>
-          <w:tcPr>
-            <w:tcW w:type="dxa" w:w="3213"/>
-          </w:tcPr>
-          <w:p>
-            <w:r>
-              <w:t>Infra cost per 1,000 users</w:t>
-            </w:r>
-          </w:p>
-        </w:tc>
-        <w:tc>
-          <w:tcPr>
-            <w:tcW w:type="dxa" w:w="3213"/>
-          </w:tcPr>
-          <w:p>
-            <w:r>
-              <w:t>≈$12–40/mo</w:t>
-            </w:r>
-          </w:p>
-        </w:tc>
-        <w:tc>
-          <w:tcPr>
-            <w:tcW w:type="dxa" w:w="3213"/>
-          </w:tcPr>
-          <w:p>
-            <w:r>
-              <w:t>Serverless stack scales cheaply; compute only grows with Phase 2 data</w:t>
-            </w:r>
-          </w:p>
-        </w:tc>
-      </w:tr>
-      <w:tr>
-        <w:tc>
-          <w:tcPr>
-            <w:tcW w:type="dxa" w:w="3213"/>
-          </w:tcPr>
-          <w:p>
-            <w:r>
-              <w:t>Runway from raise</w:t>
-            </w:r>
-          </w:p>
-        </w:tc>
-        <w:tc>
-          <w:tcPr>
-            <w:tcW w:type="dxa" w:w="3213"/>
-          </w:tcPr>
-          <w:p>
-            <w:r>
-              <w:t>11.9 months</w:t>
-            </w:r>
-          </w:p>
-        </w:tc>
-        <w:tc>
-          <w:tcPr>
-            <w:tcW w:type="dxa" w:w="3213"/>
-          </w:tcPr>
-          <w:p>
-            <w:r>
-              <w:t>Room to reach break-even (~month {F['be_month']}) and iterate</w:t>
-            </w:r>
-          </w:p>
-        </w:tc>
-      </w:tr>
-    </w:tbl>
-    <w:p>
-      <w:pPr>
-        <w:pStyle w:val="Heading3"/>
-      </w:pPr>
-      <w:r>
-        <w:t>15.6 What the money is NOT for</w:t>
+        <w:t>8. UI VISION — QUANTLAB &amp; QUANTLAB ADMIN</w:t>
       </w:r>
     </w:p>
     <w:p>
       <w:r>
-        <w:t>The engineering is done — the product is built, deployed, and verified. The raise funds distribution, compliance, and expansion — not further engineering of the core loop. That is the underwriting thesis: capital unlocks the company (distribution + compliance), not the product.</w:t>
+        <w:t>Two apps, one design system. QuantLab (user) unifies Dashboard, Markets, Research, Strategies, ML Studio, RL Studio, Backtests, Paper, Portfolio, Data, Models, Live, Settings. QuantLab Admin (platform ops) unifies Overview, Users, Organizations, Billing, Infrastructure, Database, AI-Models, Data, Monitoring, Security, Audit Logs, Settings.</w:t>
+        <w:br/>
+        <w:br/>
+        <w:t>Design rule (locked): ONE palette, ONE typography, never lighten the dark theme. QuantLab uses dark navy + institutional blue/violet gradient + Inter/JetBrains Mono. No fake numbers on dashboard — empty states + paper-account offer when no account live yet.</w:t>
+      </w:r>
+    </w:p>
+    <w:p/>
+    <w:p>
+      <w:pPr>
+        <w:pStyle w:val="Heading1"/>
+      </w:pPr>
+      <w:r>
+        <w:t>9. CURRENT STATUS (SPRINT DAY 8/30, 2026-08-22)</w:t>
       </w:r>
     </w:p>
     <w:p>
       <w:r>
-        <w:rPr>
-          <w:i/>
-        </w:rPr>
-        <w:t>"The engineering is done. The company is what the raise builds."</w:t>
+        <w:t>Shipped (live on hmtrade.business):</w:t>
+        <w:br/>
+        <w:t>✅ MVP run loop VERIFIED end-to-end (prompt → queued → claim → engine → completed, 24 artifacts).</w:t>
+        <w:br/>
+        <w:t>✅ Auth, Dashboard, Agent launcher, RunView, BYOK pivot (Vault), Swarm dispatch (30 presets), attachments (Premium), realtime queue, live progress streaming.</w:t>
+        <w:br/>
+        <w:t>✅ Admin dashboard (suspend/unsuspend, audit logs, plan override).</w:t>
+        <w:br/>
+        <w:t>✅ Paystack billing Edge Functions + E2E harness (8/9 PASS in test mode).</w:t>
+        <w:br/>
+        <w:t>✅ Monitoring: Sentry (frontend + worker), Railway healthcheck, structured JSON logs.</w:t>
+        <w:br/>
+        <w:t>✅ Cloudflare domain + SSL (hmtrade.business).</w:t>
+        <w:br/>
+        <w:t>✅ Multi-provider BYOK (2026-08-22): Ollama self-hosted added alongside DeepSeek; user_api_keys supports deepseek|ollama; worker resolves provider per-user at run time.</w:t>
+        <w:br/>
+        <w:t>✅ Landing page v2 (2026-08-22): Quant Research OS hero with trading-chart video, institutional copy.</w:t>
+        <w:br/>
+        <w:t>✅ Phase 2 Data Plane (2026-08-22): dataset_registry + data_feeds tables, LSE adapter (httpx → Parquet → hm-datalake R2), DataCatalog UI at /data.</w:t>
+        <w:br/>
+        <w:t>✅ Unified Account Settings (2026-08-23): Profile + Settings merged into single AccountSettings page (5 sections: Account, LLM Credentials, Billing, Notifications, Security).</w:t>
+        <w:br/>
+        <w:t>✅ Constitution committed (SOUL, FOUNDATIONS, PROJECT, DATA, ARCHITECTURE, WORKFLOW).</w:t>
+        <w:br/>
+        <w:t>✅ Unified Spec adopted (docs/UNIFIED_SPEC.md, 63 sections, single source of truth).</w:t>
+        <w:br/>
+        <w:t>✅ 10-phase Upgrade Roadmap harmonized (strangler-fig, never breaks live loop).</w:t>
+        <w:br/>
+        <w:t>✅ PHASE1_BRIEF.md build-ready (FastAPI monolith + research-governance substrate).</w:t>
+        <w:br/>
+        <w:br/>
+        <w:t>Next (launch prep):</w:t>
+        <w:br/>
+        <w:t>⏳ Paystack live-key switch (test mode → live, one-click).</w:t>
+        <w:br/>
+        <w:t>⏳ Email: support@hmtrade.business mailbox, Auth templates.</w:t>
+        <w:br/>
+        <w:t>⏳ Legal: ToS/Privacy with registrant block, data-protection review.</w:t>
+        <w:br/>
+        <w:t>⏳ Cleanup: test accounts removed, env-vars purged on Vercel.</w:t>
+        <w:br/>
+        <w:t>⏳ Replace invalid DeepSeek BYOK key (last4 ca63 returns 401 — run Profile → LLM Credentials to update).</w:t>
       </w:r>
     </w:p>
+    <w:p/>
     <w:p>
       <w:pPr>
-        <w:pStyle w:val="Heading2"/>
+        <w:pStyle w:val="Heading1"/>
       </w:pPr>
       <w:r>
-        <w:t>16. Why We Need Investors — Three Concrete Gaps</w:t>
-      </w:r>
-    </w:p>
-    <w:p>
-      <w:pPr>
-        <w:pStyle w:val="ListBullet"/>
-      </w:pPr>
-      <w:r>
-        <w:t>Distribution: a research product with zero marketing budget is undiscovered. Retail trading in Nigeria is won on the ground (creator channels, trading communities, referral loops) — that costs money before it compounds.</w:t>
-      </w:r>
-    </w:p>
-    <w:p>
-      <w:pPr>
-        <w:pStyle w:val="ListBullet"/>
-      </w:pPr>
-      <w:r>
-        <w:t>Compliance &amp; entity cost: operating a paid financial-research service in Nigeria requires legal review, registrant identity (physical address, business name), data-protection posture (NDPR), support infrastructure. Fixed, non-optional costs.</w:t>
-      </w:r>
-    </w:p>
-    <w:p>
-      <w:pPr>
-        <w:pStyle w:val="ListBullet"/>
-      </w:pPr>
-      <w:r>
-        <w:t>Working capital &amp; expansion: Paystack settlement float, compute scaling, public API, mobile views, international (Stripe) billing all need cash runway — not more engineering.</w:t>
-      </w:r>
-    </w:p>
-    <w:p>
-      <w:pPr>
-        <w:pStyle w:val="Heading2"/>
-      </w:pPr>
-      <w:r>
-        <w:t>Appendix A — Phased Delivery Record</w:t>
-      </w:r>
-    </w:p>
-    <w:tbl>
-      <w:tblPr>
-        <w:tblStyle w:val="LightGrid-Accent1"/>
-        <w:tblW w:type="auto" w:w="0"/>
-        <w:tblLook w:firstColumn="1" w:firstRow="1" w:lastColumn="0" w:lastRow="0" w:noHBand="0" w:noVBand="1" w:val="04A0"/>
-      </w:tblPr>
-      <w:tblGrid>
-        <w:gridCol w:w="4819"/>
-        <w:gridCol w:w="4819"/>
-      </w:tblGrid>
-      <w:tr>
-        <w:tc>
-          <w:tcPr>
-            <w:tcW w:type="dxa" w:w="4819"/>
-          </w:tcPr>
-          <w:p>
-            <w:r>
-              <w:rPr>
-                <w:b/>
-              </w:rPr>
-              <w:t>Phase &amp; deliverable</w:t>
-            </w:r>
-          </w:p>
-        </w:tc>
-        <w:tc>
-          <w:tcPr>
-            <w:tcW w:type="dxa" w:w="4819"/>
-          </w:tcPr>
-          <w:p>
-            <w:r>
-              <w:rPr>
-                <w:b/>
-              </w:rPr>
-              <w:t>Status (2026-08-22)</w:t>
-            </w:r>
-          </w:p>
-        </w:tc>
-      </w:tr>
-      <w:tr>
-        <w:tc>
-          <w:tcPr>
-            <w:tcW w:type="dxa" w:w="4819"/>
-          </w:tcPr>
-          <w:p>
-            <w:r>
-              <w:t>Phase 0–1: Auth, dashboard, agent launcher, run view</w:t>
-            </w:r>
-          </w:p>
-        </w:tc>
-        <w:tc>
-          <w:tcPr>
-            <w:tcW w:type="dxa" w:w="4819"/>
-          </w:tcPr>
-          <w:p>
-            <w:r>
-              <w:t>✓ SHIPPED</w:t>
-            </w:r>
-          </w:p>
-        </w:tc>
-      </w:tr>
-      <w:tr>
-        <w:tc>
-          <w:tcPr>
-            <w:tcW w:type="dxa" w:w="4819"/>
-          </w:tcPr>
-          <w:p>
-            <w:r>
-              <w:t>Phase 2: Worker E2E (claim → subprocess → artifacts)</w:t>
-            </w:r>
-          </w:p>
-        </w:tc>
-        <w:tc>
-          <w:tcPr>
-            <w:tcW w:type="dxa" w:w="4819"/>
-          </w:tcPr>
-          <w:p>
-            <w:r>
-              <w:t>✓ SHIPPED &amp; VERIFIED</w:t>
-            </w:r>
-          </w:p>
-        </w:tc>
-      </w:tr>
-      <w:tr>
-        <w:tc>
-          <w:tcPr>
-            <w:tcW w:type="dxa" w:w="4819"/>
-          </w:tcPr>
-          <w:p>
-            <w:r>
-              <w:t>Phase 3: BYOK pivot (Vault, RPCs, worker decrypt)</w:t>
-            </w:r>
-          </w:p>
-        </w:tc>
-        <w:tc>
-          <w:tcPr>
-            <w:tcW w:type="dxa" w:w="4819"/>
-          </w:tcPr>
-          <w:p>
-            <w:r>
-              <w:t>✓ SHIPPED</w:t>
-            </w:r>
-          </w:p>
-        </w:tc>
-      </w:tr>
-      <w:tr>
-        <w:tc>
-          <w:tcPr>
-            <w:tcW w:type="dxa" w:w="4819"/>
-          </w:tcPr>
-          <w:p>
-            <w:r>
-              <w:t>Phase 4: Swarm (30 presets, Pro/Premium gate) + attachments</w:t>
-            </w:r>
-          </w:p>
-        </w:tc>
-        <w:tc>
-          <w:tcPr>
-            <w:tcW w:type="dxa" w:w="4819"/>
-          </w:tcPr>
-          <w:p>
-            <w:r>
-              <w:t>✓ SHIPPED</w:t>
-            </w:r>
-          </w:p>
-        </w:tc>
-      </w:tr>
-      <w:tr>
-        <w:tc>
-          <w:tcPr>
-            <w:tcW w:type="dxa" w:w="4819"/>
-          </w:tcPr>
-          <w:p>
-            <w:r>
-              <w:t>Phase 5: Realtime queue, progress streaming, billing Edge Functions, pricing, legal</w:t>
-            </w:r>
-          </w:p>
-        </w:tc>
-        <w:tc>
-          <w:tcPr>
-            <w:tcW w:type="dxa" w:w="4819"/>
-          </w:tcPr>
-          <w:p>
-            <w:r>
-              <w:t>✓ SHIPPED</w:t>
-            </w:r>
-          </w:p>
-        </w:tc>
-      </w:tr>
-      <w:tr>
-        <w:tc>
-          <w:tcPr>
-            <w:tcW w:type="dxa" w:w="4819"/>
-          </w:tcPr>
-          <w:p>
-            <w:r>
-              <w:t>Phase 6: Admin dashboard (10 RPCs, suspension gate, audit trail)</w:t>
-            </w:r>
-          </w:p>
-        </w:tc>
-        <w:tc>
-          <w:tcPr>
-            <w:tcW w:type="dxa" w:w="4819"/>
-          </w:tcPr>
-          <w:p>
-            <w:r>
-              <w:t>✓ SHIPPED &amp; LIVE</w:t>
-            </w:r>
-          </w:p>
-        </w:tc>
-      </w:tr>
-      <w:tr>
-        <w:tc>
-          <w:tcPr>
-            <w:tcW w:type="dxa" w:w="4819"/>
-          </w:tcPr>
-          <w:p>
-            <w:r>
-              <w:t>Phase 7: Monitoring (Sentry, structured logs, /health)</w:t>
-            </w:r>
-          </w:p>
-        </w:tc>
-        <w:tc>
-          <w:tcPr>
-            <w:tcW w:type="dxa" w:w="4819"/>
-          </w:tcPr>
-          <w:p>
-            <w:r>
-              <w:t>✓ LIVE</w:t>
-            </w:r>
-          </w:p>
-        </w:tc>
-      </w:tr>
-      <w:tr>
-        <w:tc>
-          <w:tcPr>
-            <w:tcW w:type="dxa" w:w="4819"/>
-          </w:tcPr>
-          <w:p>
-            <w:r>
-              <w:t>Paystack E2E (hermetic harness, webhook hardening)</w:t>
-            </w:r>
-          </w:p>
-        </w:tc>
-        <w:tc>
-          <w:tcPr>
-            <w:tcW w:type="dxa" w:w="4819"/>
-          </w:tcPr>
-          <w:p>
-            <w:r>
-              <w:t>✓ 8/9 GREEN (test mode)</w:t>
-            </w:r>
-          </w:p>
-        </w:tc>
-      </w:tr>
-      <w:tr>
-        <w:tc>
-          <w:tcPr>
-            <w:tcW w:type="dxa" w:w="4819"/>
-          </w:tcPr>
-          <w:p>
-            <w:r>
-              <w:t>Shadow Account (journal → profile → backtest → report)</w:t>
-            </w:r>
-          </w:p>
-        </w:tc>
-        <w:tc>
-          <w:tcPr>
-            <w:tcW w:type="dxa" w:w="4819"/>
-          </w:tcPr>
-          <w:p>
-            <w:r>
-              <w:t>✓ SHIPPED &amp; LIVE (2026-08-22)</w:t>
-            </w:r>
-          </w:p>
-        </w:tc>
-      </w:tr>
-      <w:tr>
-        <w:tc>
-          <w:tcPr>
-            <w:tcW w:type="dxa" w:w="4819"/>
-          </w:tcPr>
-          <w:p>
-            <w:r>
-              <w:t>Engine update 0.1.14+ + worker fixes (BUG-ENG-4/5)</w:t>
-            </w:r>
-          </w:p>
-        </w:tc>
-        <w:tc>
-          <w:tcPr>
-            <w:tcW w:type="dxa" w:w="4819"/>
-          </w:tcPr>
-          <w:p>
-            <w:r>
-              <w:t>✓ LIVE (2026-08-22)</w:t>
-            </w:r>
-          </w:p>
-        </w:tc>
-      </w:tr>
-      <w:tr>
-        <w:tc>
-          <w:tcPr>
-            <w:tcW w:type="dxa" w:w="4819"/>
-          </w:tcPr>
-          <w:p>
-            <w:r>
-              <w:t>Cloudflare zone + SSL</w:t>
-            </w:r>
-          </w:p>
-        </w:tc>
-        <w:tc>
-          <w:tcPr>
-            <w:tcW w:type="dxa" w:w="4819"/>
-          </w:tcPr>
-          <w:p>
-            <w:r>
-              <w:t>✓ LIVE</w:t>
-            </w:r>
-          </w:p>
-        </w:tc>
-      </w:tr>
-      <w:tr>
-        <w:tc>
-          <w:tcPr>
-            <w:tcW w:type="dxa" w:w="4819"/>
-          </w:tcPr>
-          <w:p>
-            <w:r>
-              <w:t>Railway worker deploy (production env)</w:t>
-            </w:r>
-          </w:p>
-        </w:tc>
-        <w:tc>
-          <w:tcPr>
-            <w:tcW w:type="dxa" w:w="4819"/>
-          </w:tcPr>
-          <w:p>
-            <w:r>
-              <w:t>✓ LIVE</w:t>
-            </w:r>
-          </w:p>
-        </w:tc>
-      </w:tr>
-      <w:tr>
-        <w:tc>
-          <w:tcPr>
-            <w:tcW w:type="dxa" w:w="4819"/>
-          </w:tcPr>
-          <w:p>
-            <w:r>
-              <w:t>Keepalive + backup workflows</w:t>
-            </w:r>
-          </w:p>
-        </w:tc>
-        <w:tc>
-          <w:tcPr>
-            <w:tcW w:type="dxa" w:w="4819"/>
-          </w:tcPr>
-          <w:p>
-            <w:r>
-              <w:t>✓ SHIPPED (Actions + secret pending)</w:t>
-            </w:r>
-          </w:p>
-        </w:tc>
-      </w:tr>
-      <w:tr>
-        <w:tc>
-          <w:tcPr>
-            <w:tcW w:type="dxa" w:w="4819"/>
-          </w:tcPr>
-          <w:p>
-            <w:r>
-              <w:t>Launch prep (Paystack live switch, emails, mailbox, legal, cleanup)</w:t>
-            </w:r>
-          </w:p>
-        </w:tc>
-        <w:tc>
-          <w:tcPr>
-            <w:tcW w:type="dxa" w:w="4819"/>
-          </w:tcPr>
-          <w:p>
-            <w:r>
-              <w:t>⏳ PENDING</w:t>
-            </w:r>
-          </w:p>
-        </w:tc>
-      </w:tr>
-    </w:tbl>
-    <w:p>
-      <w:pPr>
-        <w:pStyle w:val="Heading2"/>
-      </w:pPr>
-      <w:r>
-        <w:t>Appendix B — Cost Structure &amp; Timeline</w:t>
-      </w:r>
-    </w:p>
-    <w:p>
-      <w:pPr>
-        <w:pStyle w:val="Heading3"/>
-      </w:pPr>
-      <w:r>
-        <w:t>B.1 Monthly infrastructure cost</w:t>
-      </w:r>
-    </w:p>
-    <w:tbl>
-      <w:tblPr>
-        <w:tblStyle w:val="LightGrid-Accent1"/>
-        <w:tblW w:type="auto" w:w="0"/>
-        <w:tblLook w:firstColumn="1" w:firstRow="1" w:lastColumn="0" w:lastRow="0" w:noHBand="0" w:noVBand="1" w:val="04A0"/>
-      </w:tblPr>
-      <w:tblGrid>
-        <w:gridCol w:w="3213"/>
-        <w:gridCol w:w="3213"/>
-        <w:gridCol w:w="3213"/>
-      </w:tblGrid>
-      <w:tr>
-        <w:tc>
-          <w:tcPr>
-            <w:tcW w:type="dxa" w:w="3213"/>
-          </w:tcPr>
-          <w:p>
-            <w:r>
-              <w:rPr>
-                <w:b/>
-              </w:rPr>
-              <w:t>Component</w:t>
-            </w:r>
-          </w:p>
-        </w:tc>
-        <w:tc>
-          <w:tcPr>
-            <w:tcW w:type="dxa" w:w="3213"/>
-          </w:tcPr>
-          <w:p>
-            <w:r>
-              <w:rPr>
-                <w:b/>
-              </w:rPr>
-              <w:t>Plan</w:t>
-            </w:r>
-          </w:p>
-        </w:tc>
-        <w:tc>
-          <w:tcPr>
-            <w:tcW w:type="dxa" w:w="3213"/>
-          </w:tcPr>
-          <w:p>
-            <w:r>
-              <w:rPr>
-                <w:b/>
-              </w:rPr>
-              <w:t>Cost</w:t>
-            </w:r>
-          </w:p>
-        </w:tc>
-      </w:tr>
-      <w:tr>
-        <w:tc>
-          <w:tcPr>
-            <w:tcW w:type="dxa" w:w="3213"/>
-          </w:tcPr>
-          <w:p>
-            <w:r>
-              <w:t>Vercel (frontend)</w:t>
-            </w:r>
-          </w:p>
-        </w:tc>
-        <w:tc>
-          <w:tcPr>
-            <w:tcW w:type="dxa" w:w="3213"/>
-          </w:tcPr>
-          <w:p>
-            <w:r>
-              <w:t>Free</w:t>
-            </w:r>
-          </w:p>
-        </w:tc>
-        <w:tc>
-          <w:tcPr>
-            <w:tcW w:type="dxa" w:w="3213"/>
-          </w:tcPr>
-          <w:p>
-            <w:r>
-              <w:t>$0</w:t>
-            </w:r>
-          </w:p>
-        </w:tc>
-      </w:tr>
-      <w:tr>
-        <w:tc>
-          <w:tcPr>
-            <w:tcW w:type="dxa" w:w="3213"/>
-          </w:tcPr>
-          <w:p>
-            <w:r>
-              <w:t>Supabase (Postgres, Auth, Storage, Vault, Realtime)</w:t>
-            </w:r>
-          </w:p>
-        </w:tc>
-        <w:tc>
-          <w:tcPr>
-            <w:tcW w:type="dxa" w:w="3213"/>
-          </w:tcPr>
-          <w:p>
-            <w:r>
-              <w:t>Free + keepalive</w:t>
-            </w:r>
-          </w:p>
-        </w:tc>
-        <w:tc>
-          <w:tcPr>
-            <w:tcW w:type="dxa" w:w="3213"/>
-          </w:tcPr>
-          <w:p>
-            <w:r>
-              <w:t>~$0 (free tier)</w:t>
-            </w:r>
-          </w:p>
-        </w:tc>
-      </w:tr>
-      <w:tr>
-        <w:tc>
-          <w:tcPr>
-            <w:tcW w:type="dxa" w:w="3213"/>
-          </w:tcPr>
-          <w:p>
-            <w:r>
-              <w:t>Cloudflare (DNS, WAF, edge)</w:t>
-            </w:r>
-          </w:p>
-        </w:tc>
-        <w:tc>
-          <w:tcPr>
-            <w:tcW w:type="dxa" w:w="3213"/>
-          </w:tcPr>
-          <w:p>
-            <w:r>
-              <w:t>Free</w:t>
-            </w:r>
-          </w:p>
-        </w:tc>
-        <w:tc>
-          <w:tcPr>
-            <w:tcW w:type="dxa" w:w="3213"/>
-          </w:tcPr>
-          <w:p>
-            <w:r>
-              <w:t>$0</w:t>
-            </w:r>
-          </w:p>
-        </w:tc>
-      </w:tr>
-      <w:tr>
-        <w:tc>
-          <w:tcPr>
-            <w:tcW w:type="dxa" w:w="3213"/>
-          </w:tcPr>
-          <w:p>
-            <w:r>
-              <w:t>Railway (worker container)</w:t>
-            </w:r>
-          </w:p>
-        </w:tc>
-        <w:tc>
-          <w:tcPr>
-            <w:tcW w:type="dxa" w:w="3213"/>
-          </w:tcPr>
-          <w:p>
-            <w:r>
-              <w:t>Starter</w:t>
-            </w:r>
-          </w:p>
-        </w:tc>
-        <w:tc>
-          <w:tcPr>
-            <w:tcW w:type="dxa" w:w="3213"/>
-          </w:tcPr>
-          <w:p>
-            <w:r>
-              <w:t>$5</w:t>
-            </w:r>
-          </w:p>
-        </w:tc>
-      </w:tr>
-      <w:tr>
-        <w:tc>
-          <w:tcPr>
-            <w:tcW w:type="dxa" w:w="3213"/>
-          </w:tcPr>
-          <w:p>
-            <w:r>
-              <w:t>Paystack (billing)</w:t>
-            </w:r>
-          </w:p>
-        </w:tc>
-        <w:tc>
-          <w:tcPr>
-            <w:tcW w:type="dxa" w:w="3213"/>
-          </w:tcPr>
-          <w:p>
-            <w:r>
-              <w:t>Test → Live</w:t>
-            </w:r>
-          </w:p>
-        </w:tc>
-        <w:tc>
-          <w:tcPr>
-            <w:tcW w:type="dxa" w:w="3213"/>
-          </w:tcPr>
-          <w:p>
-            <w:r>
-              <w:t>$0 test + 1.5% + ₦100/txn live</w:t>
-            </w:r>
-          </w:p>
-        </w:tc>
-      </w:tr>
-      <w:tr>
-        <w:tc>
-          <w:tcPr>
-            <w:tcW w:type="dxa" w:w="3213"/>
-          </w:tcPr>
-          <w:p>
-            <w:r>
-              <w:t>Resend (email, Phase 1)</w:t>
-            </w:r>
-          </w:p>
-        </w:tc>
-        <w:tc>
-          <w:tcPr>
-            <w:tcW w:type="dxa" w:w="3213"/>
-          </w:tcPr>
-          <w:p>
-            <w:r>
-              <w:t>Free (3,000/mo)</w:t>
-            </w:r>
-          </w:p>
-        </w:tc>
-        <w:tc>
-          <w:tcPr>
-            <w:tcW w:type="dxa" w:w="3213"/>
-          </w:tcPr>
-          <w:p>
-            <w:r>
-              <w:t>$0 → $20 at scale</w:t>
-            </w:r>
-          </w:p>
-        </w:tc>
-      </w:tr>
-      <w:tr>
-        <w:tc>
-          <w:tcPr>
-            <w:tcW w:type="dxa" w:w="3213"/>
-          </w:tcPr>
-          <w:p>
-            <w:r>
-              <w:t>Sentry (monitoring)</w:t>
-            </w:r>
-          </w:p>
-        </w:tc>
-        <w:tc>
-          <w:tcPr>
-            <w:tcW w:type="dxa" w:w="3213"/>
-          </w:tcPr>
-          <w:p>
-            <w:r>
-              <w:t>Developer</w:t>
-            </w:r>
-          </w:p>
-        </w:tc>
-        <w:tc>
-          <w:tcPr>
-            <w:tcW w:type="dxa" w:w="3213"/>
-          </w:tcPr>
-          <w:p>
-            <w:r>
-              <w:t>$0 (free tier)</w:t>
-            </w:r>
-          </w:p>
-        </w:tc>
-      </w:tr>
-      <w:tr>
-        <w:tc>
-          <w:tcPr>
-            <w:tcW w:type="dxa" w:w="3213"/>
-          </w:tcPr>
-          <w:p>
-            <w:r>
-              <w:t>Estimated total MVP</w:t>
-            </w:r>
-          </w:p>
-        </w:tc>
-        <w:tc>
-          <w:tcPr>
-            <w:tcW w:type="dxa" w:w="3213"/>
-          </w:tcPr>
-          <w:p>
-            <w:r/>
-          </w:p>
-        </w:tc>
-        <w:tc>
-          <w:tcPr>
-            <w:tcW w:type="dxa" w:w="3213"/>
-          </w:tcPr>
-          <w:p>
-            <w:r>
-              <w:t>~$12–15/mo before scale</w:t>
-            </w:r>
-          </w:p>
-        </w:tc>
-      </w:tr>
-    </w:tbl>
-    <w:p>
-      <w:pPr>
-        <w:pStyle w:val="Heading3"/>
-      </w:pPr>
-      <w:r>
-        <w:t>B.2 Timeline</w:t>
-      </w:r>
-    </w:p>
-    <w:tbl>
-      <w:tblPr>
-        <w:tblStyle w:val="LightGrid-Accent1"/>
-        <w:tblW w:type="auto" w:w="0"/>
-        <w:tblLook w:firstColumn="1" w:firstRow="1" w:lastColumn="0" w:lastRow="0" w:noHBand="0" w:noVBand="1" w:val="04A0"/>
-      </w:tblPr>
-      <w:tblGrid>
-        <w:gridCol w:w="4819"/>
-        <w:gridCol w:w="4819"/>
-      </w:tblGrid>
-      <w:tr>
-        <w:tc>
-          <w:tcPr>
-            <w:tcW w:type="dxa" w:w="4819"/>
-          </w:tcPr>
-          <w:p>
-            <w:r>
-              <w:rPr>
-                <w:b/>
-              </w:rPr>
-              <w:t>Window</w:t>
-            </w:r>
-          </w:p>
-        </w:tc>
-        <w:tc>
-          <w:tcPr>
-            <w:tcW w:type="dxa" w:w="4819"/>
-          </w:tcPr>
-          <w:p>
-            <w:r>
-              <w:rPr>
-                <w:b/>
-              </w:rPr>
-              <w:t>Milestone</w:t>
-            </w:r>
-          </w:p>
-        </w:tc>
-      </w:tr>
-      <w:tr>
-        <w:tc>
-          <w:tcPr>
-            <w:tcW w:type="dxa" w:w="4819"/>
-          </w:tcPr>
-          <w:p>
-            <w:r>
-              <w:t>Now (2026-08-22)</w:t>
-            </w:r>
-          </w:p>
-        </w:tc>
-        <w:tc>
-          <w:tcPr>
-            <w:tcW w:type="dxa" w:w="4819"/>
-          </w:tcPr>
-          <w:p>
-            <w:r>
-              <w:t>Phase 0 complete; MVP production-live; Shadow Account live; run loop verified after BUG-ENG-4/5</w:t>
-            </w:r>
-          </w:p>
-        </w:tc>
-      </w:tr>
-      <w:tr>
-        <w:tc>
-          <w:tcPr>
-            <w:tcW w:type="dxa" w:w="4819"/>
-          </w:tcPr>
-          <w:p>
-            <w:r>
-              <w:t>Weeks 1–2</w:t>
-            </w:r>
-          </w:p>
-        </w:tc>
-        <w:tc>
-          <w:tcPr>
-            <w:tcW w:type="dxa" w:w="4819"/>
-          </w:tcPr>
-          <w:p>
-            <w:r>
-              <w:t>Launch: Paystack live switch, charge-case E2E, support@ mailbox, legal review, acquisition cohort</w:t>
-            </w:r>
-          </w:p>
-        </w:tc>
-      </w:tr>
-      <w:tr>
-        <w:tc>
-          <w:tcPr>
-            <w:tcW w:type="dxa" w:w="4819"/>
-          </w:tcPr>
-          <w:p>
-            <w:r>
-              <w:t>Weeks 3–8 (R1-Q1)</w:t>
-            </w:r>
-          </w:p>
-        </w:tc>
-        <w:tc>
-          <w:tcPr>
-            <w:tcW w:type="dxa" w:w="4819"/>
-          </w:tcPr>
-          <w:p>
-            <w:r>
-              <w:t>Monitor live: churn, CAC, support load; Phase 1 branch begins (FastAPI + research governance)</w:t>
-            </w:r>
-          </w:p>
-        </w:tc>
-      </w:tr>
-      <w:tr>
-        <w:tc>
-          <w:tcPr>
-            <w:tcW w:type="dxa" w:w="4819"/>
-          </w:tcPr>
-          <w:p>
-            <w:r>
-              <w:t>Weeks 9–16</w:t>
-            </w:r>
-          </w:p>
-        </w:tc>
-        <w:tc>
-          <w:tcPr>
-            <w:tcW w:type="dxa" w:w="4819"/>
-          </w:tcPr>
-          <w:p>
-            <w:r>
-              <w:t>Phase 1 deployment (code + manual SQL); Phase 2 scoping (data lake, PIT, canonical schema)</w:t>
-            </w:r>
-          </w:p>
-        </w:tc>
-      </w:tr>
-      <w:tr>
-        <w:tc>
-          <w:tcPr>
-            <w:tcW w:type="dxa" w:w="4819"/>
-          </w:tcPr>
-          <w:p>
-            <w:r>
-              <w:t>Q4 2026 onward</w:t>
-            </w:r>
-          </w:p>
-        </w:tc>
-        <w:tc>
-          <w:tcPr>
-            <w:tcW w:type="dxa" w:w="4819"/>
-          </w:tcPr>
-          <w:p>
-            <w:r>
-              <w:t>Phases 3–10: quant engine, research AI, ML/RL, paper, live, scale, expansion</w:t>
-            </w:r>
-          </w:p>
-        </w:tc>
-      </w:tr>
-    </w:tbl>
-    <w:p>
-      <w:pPr>
-        <w:pStyle w:val="Heading2"/>
-      </w:pPr>
-      <w:r>
-        <w:t>Appendix C — Cold Email (short, attention-grabbing)</w:t>
+        <w:t>10. BUSINESS MODEL &amp; UNIT ECONOMICS</w:t>
       </w:r>
     </w:p>
     <w:p>
       <w:r>
-        <w:t>Subject: Africa's retail investors have execution but no research. We built the research layer.</w:t>
+        <w:t>Revenue: flat monthly NGN subscription (₦20k/₦35k/₦75k), prepaid via Paystack.</w:t>
+        <w:br/>
+        <w:t>COGS: customer's own DeepSeek spend; infrastructure serverless + one small worker (~$100/mo MVP).</w:t>
+        <w:br/>
+        <w:t>Gross margin: &gt;90% at scale (BYOK = zero LLM cost line).</w:t>
+        <w:br/>
+        <w:t>Acquisition: creator/community-led GTM (trading communities, educator channels, referral loops).</w:t>
+        <w:br/>
+        <w:t>Expansion: public API + mobile views open B2B2C; Stripe enables pan-African/international.</w:t>
+        <w:br/>
+        <w:t>Exit optionality: subscription SaaS with clean unit economics is acquirable by brokers, fintechs, data platforms.</w:t>
+        <w:br/>
+        <w:br/>
+        <w:t>The engineering is done and verified. The capital is for the company, not the code.</w:t>
       </w:r>
     </w:p>
+    <w:p/>
+    <w:p/>
     <w:p>
-      <w:r/>
-    </w:p>
-    <w:p>
+      <w:pPr>
+        <w:jc w:val="center"/>
+      </w:pPr>
       <w:r>
-        <w:t>Hi [Name],</w:t>
-      </w:r>
-    </w:p>
-    <w:p>
-      <w:r>
-        <w:t>Africa's retail investors can buy stocks — but nothing helps them think. Every serious research tool is priced in USD and built for Western rails. We built the missing layer.</w:t>
-      </w:r>
-    </w:p>
-    <w:p>
-      <w:r>
-        <w:t>QuantLab is a production-grade, AI-native research platform for African retail traders — live today, with a verified run loop, Paystack billing, and a BYOK model that gives us &gt;98% gross margin. Users bring their own API key; we sell the research product around it. No LLM COGS, ~$12/month infra, 12-month runway on a $50k pre-seed.</w:t>
-      </w:r>
-    </w:p>
-    <w:p>
-      <w:r>
-        <w:t>Would you have 20 minutes this week to see the product and the model? Happy to share the full brief.</w:t>
-      </w:r>
-    </w:p>
-    <w:p>
-      <w:r>
-        <w:t>Best,</w:t>
+        <w:rPr>
+          <w:color w:val="646464"/>
+          <w:sz w:val="18"/>
+        </w:rPr>
+        <w:t>████████████████</w:t>
         <w:br/>
-        <w:t>Musty — H~M Trading Institute · hmtrade.business</w:t>
+        <w:t>H~M Trading Institute — Confidential</w:t>
+        <w:br/>
+        <w:t>Prepared: August 2026 | Updated: August 23, 2026</w:t>
+        <w:br/>
+        <w:t>The engineering is done. The capital is for the company, not the code.</w:t>
+        <w:br/>
+        <w:t>████████████████</w:t>
       </w:r>
     </w:p>
     <w:sectPr>
-      <w:headerReference w:type="default" r:id="rId9"/>
-      <w:footerReference w:type="default" r:id="rId10"/>
-      <w:pgSz w:w="11906" w:h="16838"/>
-      <w:pgMar w:top="1247" w:right="1134" w:bottom="1247" w:left="1134" w:header="720" w:footer="720" w:gutter="0"/>
+      <w:pgSz w:w="12240" w:h="15840"/>
+      <w:pgMar w:top="1440" w:right="1800" w:bottom="1440" w:left="1800" w:header="720" w:footer="720" w:gutter="0"/>
       <w:cols w:space="720"/>
       <w:docGrid w:linePitch="360"/>
     </w:sectPr>
   </w:body>
 </w:document>
-</file>
-
-<file path=word/footer1.xml><?xml version="1.0" encoding="utf-8"?>
-<w:ftr xmlns:m="http://schemas.openxmlformats.org/officeDocument/2006/math" xmlns:mc="http://schemas.openxmlformats.org/markup-compatibility/2006" xmlns:mo="http://schemas.microsoft.com/office/mac/office/2008/main" xmlns:mv="urn:schemas-microsoft-com:mac:vml" xmlns:o="urn:schemas-microsoft-com:office:office" xmlns:r="http://schemas.openxmlformats.org/officeDocument/2006/relationships" xmlns:v="urn:schemas-microsoft-com:vml" xmlns:w10="urn:schemas-microsoft-com:office:word" xmlns:w14="http://schemas.microsoft.com/office/word/2010/wordml" xmlns:w="http://schemas.openxmlformats.org/wordprocessingml/2006/main" xmlns:wne="http://schemas.microsoft.com/office/word/2006/wordml" xmlns:wp14="http://schemas.microsoft.com/office/word/2010/wordprocessingDrawing" xmlns:wp="http://schemas.openxmlformats.org/drawingml/2006/wordprocessingDrawing" xmlns:wpc="http://schemas.microsoft.com/office/word/2010/wordprocessingCanvas" xmlns:wpg="http://schemas.microsoft.com/office/word/2010/wordprocessingGroup" xmlns:wpi="http://schemas.microsoft.com/office/word/2010/wordprocessingInk" xmlns:wps="http://schemas.microsoft.com/office/word/2010/wordprocessingShape" mc:Ignorable="w14 wp14">
-  <w:p>
-    <w:pPr>
-      <w:pStyle w:val="Footer"/>
-    </w:pPr>
-    <w:r>
-      <w:t>hmtrade.business · mustaphahabib270@gmail.com</w:t>
-    </w:r>
-    <w:r>
-      <w:t xml:space="preserve">Page </w:t>
-    </w:r>
-    <w:r>
-      <w:fldChar w:fldCharType="begin"/>
-    </w:r>
-    <w:r>
-      <w:instrText xml:space="preserve"> PAGE </w:instrText>
-    </w:r>
-    <w:r>
-      <w:fldChar w:fldCharType="separate"/>
-    </w:r>
-    <w:r>
-      <w:t>1</w:t>
-    </w:r>
-    <w:r>
-      <w:fldChar w:fldCharType="end"/>
-    </w:r>
-    <w:r>
-      <w:t xml:space="preserve"> of </w:t>
-    </w:r>
-    <w:r>
-      <w:fldChar w:fldCharType="begin"/>
-    </w:r>
-    <w:r>
-      <w:instrText xml:space="preserve"> NUMPAGES </w:instrText>
-    </w:r>
-    <w:r>
-      <w:fldChar w:fldCharType="separate"/>
-    </w:r>
-    <w:r>
-      <w:t>1</w:t>
-    </w:r>
-    <w:r>
-      <w:fldChar w:fldCharType="end"/>
-    </w:r>
-  </w:p>
-</w:ftr>
-</file>
-
-<file path=word/header1.xml><?xml version="1.0" encoding="utf-8"?>
-<w:hdr xmlns:m="http://schemas.openxmlformats.org/officeDocument/2006/math" xmlns:mc="http://schemas.openxmlformats.org/markup-compatibility/2006" xmlns:mo="http://schemas.microsoft.com/office/mac/office/2008/main" xmlns:mv="urn:schemas-microsoft-com:mac:vml" xmlns:o="urn:schemas-microsoft-com:office:office" xmlns:r="http://schemas.openxmlformats.org/officeDocument/2006/relationships" xmlns:v="urn:schemas-microsoft-com:vml" xmlns:w10="urn:schemas-microsoft-com:office:word" xmlns:w14="http://schemas.microsoft.com/office/word/2010/wordml" xmlns:w="http://schemas.openxmlformats.org/wordprocessingml/2006/main" xmlns:wne="http://schemas.microsoft.com/office/word/2006/wordml" xmlns:wp14="http://schemas.microsoft.com/office/word/2010/wordprocessingDrawing" xmlns:wp="http://schemas.openxmlformats.org/drawingml/2006/wordprocessingDrawing" xmlns:wpc="http://schemas.microsoft.com/office/word/2010/wordprocessingCanvas" xmlns:wpg="http://schemas.microsoft.com/office/word/2010/wordprocessingGroup" xmlns:wpi="http://schemas.microsoft.com/office/word/2010/wordprocessingInk" xmlns:wps="http://schemas.microsoft.com/office/word/2010/wordprocessingShape" mc:Ignorable="w14 wp14">
-  <w:p>
-    <w:pPr>
-      <w:pStyle w:val="Header"/>
-    </w:pPr>
-    <w:r>
-      <w:t>H~M Trading Institute — QuantLab: The Quant Research OS · Confidential</w:t>
-    </w:r>
-  </w:p>
-</w:hdr>
 </file>
 
 <file path=word/numbering.xml><?xml version="1.0" encoding="utf-8"?>
@@ -6130,6 +1468,10 @@
     <w:name w:val="Normal"/>
     <w:qFormat/>
     <w:rsid w:val="00FC693F"/>
+    <w:rPr>
+      <w:rFonts w:ascii="Calibri" w:hAnsi="Calibri"/>
+      <w:sz w:val="22"/>
+    </w:rPr>
   </w:style>
   <w:style w:type="paragraph" w:styleId="Header">
     <w:name w:val="header"/>
